--- a/stem_lessons/Pedro_Lesson_2.docx
+++ b/stem_lessons/Pedro_Lesson_2.docx
@@ -569,7 +569,30 @@
           <w:lang w:val="fr-FR" w:eastAsia="zh-CN" w:bidi="hi-IN"/>
         </w:rPr>
         <w:br/>
-        <w:t>v1.0.0</w:t>
+        <w:t>v1.0.</w:t>
+      </w:r>
+      <w:r>
+        <w:rPr>
+          <w:rStyle w:val="Strong"/>
+          <w:rFonts w:eastAsia="Noto Serif CJK SC" w:cs="Noto Sans Devanagari"/>
+          <w:color w:val="auto"/>
+          <w:kern w:val="2"/>
+          <w:sz w:val="36"/>
+          <w:szCs w:val="36"/>
+          <w:lang w:val="fr-FR" w:eastAsia="zh-CN" w:bidi="hi-IN"/>
+        </w:rPr>
+        <w:t>1</w:t>
+      </w:r>
+      <w:r>
+        <w:rPr>
+          <w:rStyle w:val="Strong"/>
+          <w:rFonts w:eastAsia="Noto Serif CJK SC" w:cs="Noto Sans Devanagari"/>
+          <w:color w:val="auto"/>
+          <w:kern w:val="2"/>
+          <w:sz w:val="36"/>
+          <w:szCs w:val="36"/>
+          <w:lang w:val="fr-FR" w:eastAsia="zh-CN" w:bidi="hi-IN"/>
+        </w:rPr>
         <w:br/>
       </w:r>
     </w:p>
@@ -740,7 +763,7 @@
           <w:tab w:val="left" w:pos="0" w:leader="none"/>
         </w:tabs>
         <w:suppressAutoHyphens w:val="true"/>
-        <w:overflowPunct w:val="false"/>
+        <w:overflowPunct w:val="true"/>
         <w:bidi w:val="0"/>
         <w:spacing w:before="0" w:after="0"/>
         <w:ind w:hanging="283" w:start="709"/>
@@ -775,7 +798,7 @@
           <w:tab w:val="left" w:pos="0" w:leader="none"/>
         </w:tabs>
         <w:suppressAutoHyphens w:val="true"/>
-        <w:overflowPunct w:val="false"/>
+        <w:overflowPunct w:val="true"/>
         <w:bidi w:val="0"/>
         <w:spacing w:before="0" w:after="0"/>
         <w:ind w:hanging="283" w:start="709"/>
@@ -812,7 +835,7 @@
           <w:tab w:val="left" w:pos="0" w:leader="none"/>
         </w:tabs>
         <w:suppressAutoHyphens w:val="true"/>
-        <w:overflowPunct w:val="false"/>
+        <w:overflowPunct w:val="true"/>
         <w:bidi w:val="0"/>
         <w:spacing w:before="0" w:after="0"/>
         <w:ind w:hanging="283" w:start="709"/>
@@ -849,7 +872,7 @@
           <w:tab w:val="left" w:pos="0" w:leader="none"/>
         </w:tabs>
         <w:suppressAutoHyphens w:val="true"/>
-        <w:overflowPunct w:val="false"/>
+        <w:overflowPunct w:val="true"/>
         <w:bidi w:val="0"/>
         <w:spacing w:before="0" w:after="0"/>
         <w:ind w:hanging="283" w:start="709"/>
@@ -886,7 +909,7 @@
           <w:tab w:val="left" w:pos="0" w:leader="none"/>
         </w:tabs>
         <w:suppressAutoHyphens w:val="true"/>
-        <w:overflowPunct w:val="false"/>
+        <w:overflowPunct w:val="true"/>
         <w:bidi w:val="0"/>
         <w:spacing w:before="0" w:after="0"/>
         <w:ind w:hanging="283" w:start="709"/>
@@ -1585,7 +1608,7 @@
           <w:tab w:val="left" w:pos="0" w:leader="none"/>
         </w:tabs>
         <w:suppressAutoHyphens w:val="true"/>
-        <w:overflowPunct w:val="true"/>
+        <w:overflowPunct w:val="false"/>
         <w:bidi w:val="0"/>
         <w:spacing w:lineRule="auto" w:line="276" w:before="0" w:after="26"/>
         <w:ind w:hanging="0" w:start="0" w:end="0"/>
@@ -2451,7 +2474,7 @@
           <w:tab w:val="left" w:pos="0" w:leader="none"/>
         </w:tabs>
         <w:suppressAutoHyphens w:val="true"/>
-        <w:overflowPunct w:val="true"/>
+        <w:overflowPunct w:val="false"/>
         <w:bidi w:val="0"/>
         <w:spacing w:before="0" w:after="26"/>
         <w:ind w:hanging="0" w:start="0" w:end="0"/>
@@ -2477,7 +2500,7 @@
           <w:tab w:val="left" w:pos="0" w:leader="none"/>
         </w:tabs>
         <w:suppressAutoHyphens w:val="true"/>
-        <w:overflowPunct w:val="true"/>
+        <w:overflowPunct w:val="false"/>
         <w:bidi w:val="0"/>
         <w:spacing w:before="0" w:after="26"/>
         <w:ind w:hanging="0" w:start="0" w:end="0"/>
@@ -2499,7 +2522,7 @@
         <w:pStyle w:val="BodyText"/>
         <w:widowControl/>
         <w:suppressAutoHyphens w:val="true"/>
-        <w:overflowPunct w:val="true"/>
+        <w:overflowPunct w:val="false"/>
         <w:bidi w:val="0"/>
         <w:jc w:val="start"/>
         <w:rPr/>
@@ -2550,7 +2573,7 @@
           <w:tab w:val="left" w:pos="0" w:leader="none"/>
         </w:tabs>
         <w:suppressAutoHyphens w:val="true"/>
-        <w:overflowPunct w:val="true"/>
+        <w:overflowPunct w:val="false"/>
         <w:bidi w:val="0"/>
         <w:spacing w:before="0" w:after="26"/>
         <w:ind w:hanging="0" w:start="0" w:end="0"/>
@@ -3168,7 +3191,7 @@
           <w:tab w:val="left" w:pos="0" w:leader="none"/>
         </w:tabs>
         <w:suppressAutoHyphens w:val="true"/>
-        <w:overflowPunct w:val="true"/>
+        <w:overflowPunct w:val="false"/>
         <w:bidi w:val="0"/>
         <w:spacing w:lineRule="auto" w:line="276" w:before="0" w:after="26"/>
         <w:ind w:hanging="0" w:start="0" w:end="0"/>
@@ -3197,7 +3220,7 @@
           <w:tab w:val="left" w:pos="0" w:leader="none"/>
         </w:tabs>
         <w:suppressAutoHyphens w:val="true"/>
-        <w:overflowPunct w:val="true"/>
+        <w:overflowPunct w:val="false"/>
         <w:bidi w:val="0"/>
         <w:spacing w:lineRule="auto" w:line="276" w:before="0" w:after="26"/>
         <w:ind w:hanging="0" w:start="0" w:end="0"/>
@@ -3217,7 +3240,7 @@
           <w:tab w:val="left" w:pos="0" w:leader="none"/>
         </w:tabs>
         <w:suppressAutoHyphens w:val="true"/>
-        <w:overflowPunct w:val="true"/>
+        <w:overflowPunct w:val="false"/>
         <w:bidi w:val="0"/>
         <w:spacing w:lineRule="auto" w:line="276" w:before="0" w:after="26"/>
         <w:ind w:hanging="0" w:start="0" w:end="0"/>
@@ -3246,7 +3269,7 @@
           <w:tab w:val="left" w:pos="0" w:leader="none"/>
         </w:tabs>
         <w:suppressAutoHyphens w:val="true"/>
-        <w:overflowPunct w:val="true"/>
+        <w:overflowPunct w:val="false"/>
         <w:bidi w:val="0"/>
         <w:spacing w:lineRule="auto" w:line="276" w:before="0" w:after="26"/>
         <w:ind w:hanging="0" w:start="0" w:end="0"/>
@@ -3275,7 +3298,7 @@
           <w:tab w:val="left" w:pos="0" w:leader="none"/>
         </w:tabs>
         <w:suppressAutoHyphens w:val="true"/>
-        <w:overflowPunct w:val="true"/>
+        <w:overflowPunct w:val="false"/>
         <w:bidi w:val="0"/>
         <w:spacing w:lineRule="auto" w:line="276" w:before="0" w:after="26"/>
         <w:ind w:hanging="0" w:start="0" w:end="0"/>
@@ -3288,53 +3311,7 @@
         </w:rPr>
       </w:pPr>
       <w:r>
-        <w:rPr>
-          <w:i/>
-          <w:iCs/>
-          <w:u w:val="single"/>
-        </w:rPr>
-      </w:r>
-    </w:p>
-    <w:p>
-      <w:pPr>
-        <w:pStyle w:val="BodyText"/>
-        <w:widowControl/>
-        <w:tabs>
-          <w:tab w:val="clear" w:pos="720"/>
-          <w:tab w:val="left" w:pos="0" w:leader="none"/>
-        </w:tabs>
-        <w:suppressAutoHyphens w:val="true"/>
-        <w:overflowPunct w:val="true"/>
-        <w:bidi w:val="0"/>
-        <w:spacing w:lineRule="auto" w:line="276" w:before="0" w:after="26"/>
-        <w:ind w:hanging="0" w:start="0" w:end="0"/>
-        <w:jc w:val="start"/>
-        <w:rPr/>
-      </w:pPr>
-      <w:r>
-        <w:rPr>
-          <w:i/>
-          <w:iCs/>
-          <w:u w:val="single"/>
-        </w:rPr>
-        <w:t xml:space="preserve">Programming and embedded systems concepts will be covered in </w:t>
-      </w:r>
-      <w:r>
-        <w:rPr>
-          <w:rStyle w:val="Strong"/>
-          <w:i/>
-          <w:iCs/>
-          <w:u w:val="single"/>
-        </w:rPr>
-        <w:t>Lesson 2</w:t>
-      </w:r>
-      <w:r>
-        <w:rPr>
-          <w:i/>
-          <w:iCs/>
-          <w:u w:val="single"/>
-        </w:rPr>
-        <w:t>, where you’ll learn how the board operates and interacts with coding instructions.</w:t>
+        <w:rPr/>
       </w:r>
     </w:p>
     <w:p>
@@ -3346,7 +3323,7 @@
           <w:tab w:val="left" w:pos="0" w:leader="none"/>
         </w:tabs>
         <w:suppressAutoHyphens w:val="true"/>
-        <w:overflowPunct w:val="true"/>
+        <w:overflowPunct w:val="false"/>
         <w:bidi w:val="0"/>
         <w:spacing w:before="0" w:after="26"/>
         <w:ind w:hanging="0" w:start="0" w:end="0"/>
@@ -3372,7 +3349,7 @@
           <w:tab w:val="left" w:pos="0" w:leader="none"/>
         </w:tabs>
         <w:suppressAutoHyphens w:val="true"/>
-        <w:overflowPunct w:val="true"/>
+        <w:overflowPunct w:val="false"/>
         <w:bidi w:val="0"/>
         <w:spacing w:before="0" w:after="26"/>
         <w:ind w:hanging="0" w:start="0" w:end="0"/>
@@ -3398,7 +3375,7 @@
           <w:tab w:val="left" w:pos="0" w:leader="none"/>
         </w:tabs>
         <w:suppressAutoHyphens w:val="true"/>
-        <w:overflowPunct w:val="true"/>
+        <w:overflowPunct w:val="false"/>
         <w:bidi w:val="0"/>
         <w:spacing w:before="0" w:after="26"/>
         <w:ind w:hanging="0" w:start="0" w:end="0"/>
@@ -3424,7 +3401,7 @@
           <w:tab w:val="left" w:pos="0" w:leader="none"/>
         </w:tabs>
         <w:suppressAutoHyphens w:val="true"/>
-        <w:overflowPunct w:val="true"/>
+        <w:overflowPunct w:val="false"/>
         <w:bidi w:val="0"/>
         <w:spacing w:before="0" w:after="26"/>
         <w:ind w:hanging="0" w:start="0" w:end="0"/>
@@ -3450,7 +3427,7 @@
           <w:tab w:val="left" w:pos="0" w:leader="none"/>
         </w:tabs>
         <w:suppressAutoHyphens w:val="true"/>
-        <w:overflowPunct w:val="true"/>
+        <w:overflowPunct w:val="false"/>
         <w:bidi w:val="0"/>
         <w:spacing w:before="0" w:after="26"/>
         <w:ind w:hanging="0" w:start="0" w:end="0"/>
@@ -3476,7 +3453,7 @@
           <w:tab w:val="left" w:pos="0" w:leader="none"/>
         </w:tabs>
         <w:suppressAutoHyphens w:val="true"/>
-        <w:overflowPunct w:val="true"/>
+        <w:overflowPunct w:val="false"/>
         <w:bidi w:val="0"/>
         <w:spacing w:before="0" w:after="26"/>
         <w:ind w:hanging="0" w:start="0" w:end="0"/>
@@ -3502,7 +3479,7 @@
           <w:tab w:val="left" w:pos="0" w:leader="none"/>
         </w:tabs>
         <w:suppressAutoHyphens w:val="true"/>
-        <w:overflowPunct w:val="true"/>
+        <w:overflowPunct w:val="false"/>
         <w:bidi w:val="0"/>
         <w:spacing w:before="0" w:after="26"/>
         <w:ind w:hanging="0" w:start="0" w:end="0"/>
@@ -3708,7 +3685,7 @@
           <w:tab w:val="left" w:pos="0" w:leader="none"/>
         </w:tabs>
         <w:suppressAutoHyphens w:val="true"/>
-        <w:overflowPunct w:val="true"/>
+        <w:overflowPunct w:val="false"/>
         <w:bidi w:val="0"/>
         <w:spacing w:before="0" w:after="26"/>
         <w:ind w:hanging="0" w:start="0" w:end="0"/>
@@ -3728,7 +3705,7 @@
           <w:tab w:val="left" w:pos="0" w:leader="none"/>
         </w:tabs>
         <w:suppressAutoHyphens w:val="true"/>
-        <w:overflowPunct w:val="true"/>
+        <w:overflowPunct w:val="false"/>
         <w:bidi w:val="0"/>
         <w:spacing w:before="0" w:after="26"/>
         <w:ind w:hanging="0" w:start="0" w:end="0"/>
@@ -3793,7 +3770,7 @@
           <w:tab w:val="left" w:pos="0" w:leader="none"/>
         </w:tabs>
         <w:suppressAutoHyphens w:val="true"/>
-        <w:overflowPunct w:val="true"/>
+        <w:overflowPunct w:val="false"/>
         <w:bidi w:val="0"/>
         <w:spacing w:before="0" w:after="26"/>
         <w:ind w:hanging="0" w:start="0" w:end="0"/>
@@ -3819,7 +3796,7 @@
           <w:tab w:val="left" w:pos="0" w:leader="none"/>
         </w:tabs>
         <w:suppressAutoHyphens w:val="true"/>
-        <w:overflowPunct w:val="true"/>
+        <w:overflowPunct w:val="false"/>
         <w:bidi w:val="0"/>
         <w:spacing w:before="0" w:after="26"/>
         <w:ind w:hanging="0" w:start="0" w:end="0"/>
@@ -3845,7 +3822,7 @@
           <w:tab w:val="left" w:pos="0" w:leader="none"/>
         </w:tabs>
         <w:suppressAutoHyphens w:val="true"/>
-        <w:overflowPunct w:val="true"/>
+        <w:overflowPunct w:val="false"/>
         <w:bidi w:val="0"/>
         <w:spacing w:before="0" w:after="26"/>
         <w:ind w:hanging="0" w:start="0" w:end="0"/>
@@ -3871,7 +3848,7 @@
           <w:tab w:val="left" w:pos="0" w:leader="none"/>
         </w:tabs>
         <w:suppressAutoHyphens w:val="true"/>
-        <w:overflowPunct w:val="true"/>
+        <w:overflowPunct w:val="false"/>
         <w:bidi w:val="0"/>
         <w:spacing w:before="0" w:after="26"/>
         <w:ind w:hanging="0" w:start="0" w:end="0"/>
@@ -3897,7 +3874,7 @@
           <w:tab w:val="left" w:pos="0" w:leader="none"/>
         </w:tabs>
         <w:suppressAutoHyphens w:val="true"/>
-        <w:overflowPunct w:val="true"/>
+        <w:overflowPunct w:val="false"/>
         <w:bidi w:val="0"/>
         <w:spacing w:before="0" w:after="26"/>
         <w:ind w:hanging="0" w:start="0" w:end="0"/>
@@ -3923,7 +3900,7 @@
           <w:tab w:val="left" w:pos="0" w:leader="none"/>
         </w:tabs>
         <w:suppressAutoHyphens w:val="true"/>
-        <w:overflowPunct w:val="true"/>
+        <w:overflowPunct w:val="false"/>
         <w:bidi w:val="0"/>
         <w:spacing w:before="0" w:after="26"/>
         <w:ind w:hanging="0" w:start="0" w:end="0"/>
@@ -3949,7 +3926,7 @@
           <w:tab w:val="left" w:pos="0" w:leader="none"/>
         </w:tabs>
         <w:suppressAutoHyphens w:val="true"/>
-        <w:overflowPunct w:val="true"/>
+        <w:overflowPunct w:val="false"/>
         <w:bidi w:val="0"/>
         <w:spacing w:before="0" w:after="26"/>
         <w:ind w:hanging="0" w:start="0" w:end="0"/>
@@ -3975,7 +3952,7 @@
           <w:tab w:val="left" w:pos="0" w:leader="none"/>
         </w:tabs>
         <w:suppressAutoHyphens w:val="true"/>
-        <w:overflowPunct w:val="true"/>
+        <w:overflowPunct w:val="false"/>
         <w:bidi w:val="0"/>
         <w:spacing w:before="0" w:after="26"/>
         <w:ind w:hanging="0" w:start="0" w:end="0"/>
@@ -4001,7 +3978,7 @@
           <w:tab w:val="left" w:pos="0" w:leader="none"/>
         </w:tabs>
         <w:suppressAutoHyphens w:val="true"/>
-        <w:overflowPunct w:val="true"/>
+        <w:overflowPunct w:val="false"/>
         <w:bidi w:val="0"/>
         <w:spacing w:before="0" w:after="26"/>
         <w:ind w:hanging="0" w:start="0" w:end="0"/>
@@ -4027,7 +4004,7 @@
           <w:tab w:val="left" w:pos="0" w:leader="none"/>
         </w:tabs>
         <w:suppressAutoHyphens w:val="true"/>
-        <w:overflowPunct w:val="true"/>
+        <w:overflowPunct w:val="false"/>
         <w:bidi w:val="0"/>
         <w:spacing w:before="0" w:after="26"/>
         <w:ind w:hanging="0" w:start="0" w:end="0"/>
@@ -4053,7 +4030,7 @@
           <w:tab w:val="left" w:pos="0" w:leader="none"/>
         </w:tabs>
         <w:suppressAutoHyphens w:val="true"/>
-        <w:overflowPunct w:val="true"/>
+        <w:overflowPunct w:val="false"/>
         <w:bidi w:val="0"/>
         <w:spacing w:before="0" w:after="26"/>
         <w:ind w:hanging="0" w:start="0" w:end="0"/>
@@ -4079,7 +4056,7 @@
           <w:tab w:val="left" w:pos="0" w:leader="none"/>
         </w:tabs>
         <w:suppressAutoHyphens w:val="true"/>
-        <w:overflowPunct w:val="true"/>
+        <w:overflowPunct w:val="false"/>
         <w:bidi w:val="0"/>
         <w:spacing w:before="0" w:after="26"/>
         <w:ind w:hanging="0" w:start="0" w:end="0"/>
@@ -4105,7 +4082,7 @@
           <w:tab w:val="left" w:pos="0" w:leader="none"/>
         </w:tabs>
         <w:suppressAutoHyphens w:val="true"/>
-        <w:overflowPunct w:val="true"/>
+        <w:overflowPunct w:val="false"/>
         <w:bidi w:val="0"/>
         <w:spacing w:before="0" w:after="26"/>
         <w:ind w:hanging="0" w:start="0" w:end="0"/>
@@ -4131,7 +4108,7 @@
           <w:tab w:val="left" w:pos="0" w:leader="none"/>
         </w:tabs>
         <w:suppressAutoHyphens w:val="true"/>
-        <w:overflowPunct w:val="true"/>
+        <w:overflowPunct w:val="false"/>
         <w:bidi w:val="0"/>
         <w:spacing w:before="0" w:after="26"/>
         <w:ind w:hanging="0" w:start="0" w:end="0"/>
@@ -4157,7 +4134,7 @@
           <w:tab w:val="left" w:pos="0" w:leader="none"/>
         </w:tabs>
         <w:suppressAutoHyphens w:val="true"/>
-        <w:overflowPunct w:val="true"/>
+        <w:overflowPunct w:val="false"/>
         <w:bidi w:val="0"/>
         <w:spacing w:before="0" w:after="26"/>
         <w:ind w:hanging="0" w:start="0" w:end="0"/>
@@ -4183,7 +4160,7 @@
           <w:tab w:val="left" w:pos="0" w:leader="none"/>
         </w:tabs>
         <w:suppressAutoHyphens w:val="true"/>
-        <w:overflowPunct w:val="true"/>
+        <w:overflowPunct w:val="false"/>
         <w:bidi w:val="0"/>
         <w:spacing w:before="0" w:after="26"/>
         <w:ind w:hanging="0" w:start="0" w:end="0"/>
@@ -4209,7 +4186,7 @@
           <w:tab w:val="left" w:pos="0" w:leader="none"/>
         </w:tabs>
         <w:suppressAutoHyphens w:val="true"/>
-        <w:overflowPunct w:val="true"/>
+        <w:overflowPunct w:val="false"/>
         <w:bidi w:val="0"/>
         <w:spacing w:before="0" w:after="26"/>
         <w:ind w:hanging="0" w:start="0" w:end="0"/>
@@ -4235,7 +4212,7 @@
           <w:tab w:val="left" w:pos="0" w:leader="none"/>
         </w:tabs>
         <w:suppressAutoHyphens w:val="true"/>
-        <w:overflowPunct w:val="true"/>
+        <w:overflowPunct w:val="false"/>
         <w:bidi w:val="0"/>
         <w:spacing w:before="0" w:after="26"/>
         <w:ind w:hanging="0" w:start="0" w:end="0"/>
@@ -4257,7 +4234,7 @@
         <w:pStyle w:val="Heading3"/>
         <w:widowControl/>
         <w:suppressAutoHyphens w:val="true"/>
-        <w:overflowPunct w:val="true"/>
+        <w:overflowPunct w:val="false"/>
         <w:bidi w:val="0"/>
         <w:ind w:hanging="0" w:start="0"/>
         <w:jc w:val="start"/>
@@ -4289,7 +4266,7 @@
           <w:tab w:val="left" w:pos="0" w:leader="none"/>
         </w:tabs>
         <w:suppressAutoHyphens w:val="true"/>
-        <w:overflowPunct w:val="true"/>
+        <w:overflowPunct w:val="false"/>
         <w:bidi w:val="0"/>
         <w:spacing w:before="0" w:after="26"/>
         <w:ind w:hanging="0" w:start="0" w:end="0"/>
@@ -4315,7 +4292,7 @@
           <w:tab w:val="left" w:pos="0" w:leader="none"/>
         </w:tabs>
         <w:suppressAutoHyphens w:val="true"/>
-        <w:overflowPunct w:val="true"/>
+        <w:overflowPunct w:val="false"/>
         <w:bidi w:val="0"/>
         <w:spacing w:before="0" w:after="26"/>
         <w:ind w:hanging="0" w:start="0" w:end="0"/>
@@ -4430,32 +4407,7 @@
         </w:rPr>
         <w:t xml:space="preserve"> to select the servo.</w:t>
         <w:br/>
-        <w:t xml:space="preserve">The LED corresponding to the selected servo light on. That button allows you to control each part of the robot. </w:t>
-      </w:r>
-    </w:p>
-    <w:p>
-      <w:pPr>
-        <w:pStyle w:val="BodyText"/>
-        <w:numPr>
-          <w:ilvl w:val="0"/>
-          <w:numId w:val="0"/>
-        </w:numPr>
-        <w:spacing w:before="0" w:after="0"/>
-        <w:ind w:hanging="0" w:start="0"/>
-        <w:rPr>
-          <w:i w:val="false"/>
-          <w:i w:val="false"/>
-          <w:iCs w:val="false"/>
-          <w:u w:val="none"/>
-        </w:rPr>
-      </w:pPr>
-      <w:r>
-        <w:rPr>
-          <w:i w:val="false"/>
-          <w:iCs w:val="false"/>
-          <w:u w:val="none"/>
-        </w:rPr>
-        <w:t>Here is the mapping between the LED ID and the servo ID :</w:t>
+        <w:t>The LED corresponding to the selected servo light on. That button allows you to control each part of the robot. Here is the mapping between the LED ID and the servo ID :</w:t>
       </w:r>
     </w:p>
     <w:p>
@@ -4485,7 +4437,31 @@
           <w:szCs w:val="20"/>
           <w:u w:val="none"/>
         </w:rPr>
-        <w:t>LED D13 → servo D5 (Base)</w:t>
+        <w:t>LED D13 → servo D5 (</w:t>
+      </w:r>
+      <w:r>
+        <w:rPr>
+          <w:rFonts w:ascii="Liberation Mono" w:hAnsi="Liberation Mono"/>
+          <w:b/>
+          <w:bCs/>
+          <w:i w:val="false"/>
+          <w:iCs w:val="false"/>
+          <w:sz w:val="20"/>
+          <w:szCs w:val="20"/>
+          <w:u w:val="none"/>
+        </w:rPr>
+        <w:t>Base</w:t>
+      </w:r>
+      <w:r>
+        <w:rPr>
+          <w:rFonts w:ascii="Liberation Mono" w:hAnsi="Liberation Mono"/>
+          <w:i w:val="false"/>
+          <w:iCs w:val="false"/>
+          <w:sz w:val="20"/>
+          <w:szCs w:val="20"/>
+          <w:u w:val="none"/>
+        </w:rPr>
+        <w:t>)</w:t>
       </w:r>
     </w:p>
     <w:p>
@@ -4515,7 +4491,31 @@
           <w:szCs w:val="20"/>
           <w:u w:val="none"/>
         </w:rPr>
-        <w:t>LED D11 → servo D6 (Shoulder)</w:t>
+        <w:t>LED D11 → servo D6 (</w:t>
+      </w:r>
+      <w:r>
+        <w:rPr>
+          <w:rFonts w:ascii="Liberation Mono" w:hAnsi="Liberation Mono"/>
+          <w:b/>
+          <w:bCs/>
+          <w:i w:val="false"/>
+          <w:iCs w:val="false"/>
+          <w:sz w:val="20"/>
+          <w:szCs w:val="20"/>
+          <w:u w:val="none"/>
+        </w:rPr>
+        <w:t>Shoulder</w:t>
+      </w:r>
+      <w:r>
+        <w:rPr>
+          <w:rFonts w:ascii="Liberation Mono" w:hAnsi="Liberation Mono"/>
+          <w:i w:val="false"/>
+          <w:iCs w:val="false"/>
+          <w:sz w:val="20"/>
+          <w:szCs w:val="20"/>
+          <w:u w:val="none"/>
+        </w:rPr>
+        <w:t>)</w:t>
       </w:r>
     </w:p>
     <w:p>
@@ -4545,7 +4545,31 @@
           <w:szCs w:val="20"/>
           <w:u w:val="none"/>
         </w:rPr>
-        <w:t>LED D8  → servo D9 (Elbow)</w:t>
+        <w:t>LED D8  → servo D9 (</w:t>
+      </w:r>
+      <w:r>
+        <w:rPr>
+          <w:rFonts w:ascii="Liberation Mono" w:hAnsi="Liberation Mono"/>
+          <w:b/>
+          <w:bCs/>
+          <w:i w:val="false"/>
+          <w:iCs w:val="false"/>
+          <w:sz w:val="20"/>
+          <w:szCs w:val="20"/>
+          <w:u w:val="none"/>
+        </w:rPr>
+        <w:t>Elbow</w:t>
+      </w:r>
+      <w:r>
+        <w:rPr>
+          <w:rFonts w:ascii="Liberation Mono" w:hAnsi="Liberation Mono"/>
+          <w:i w:val="false"/>
+          <w:iCs w:val="false"/>
+          <w:sz w:val="20"/>
+          <w:szCs w:val="20"/>
+          <w:u w:val="none"/>
+        </w:rPr>
+        <w:t>)</w:t>
       </w:r>
     </w:p>
     <w:p>
@@ -4575,7 +4599,31 @@
           <w:szCs w:val="20"/>
           <w:u w:val="none"/>
         </w:rPr>
-        <w:t>LED D7  → servo D10 (Gripper)</w:t>
+        <w:t>LED D7  → servo D10 (</w:t>
+      </w:r>
+      <w:r>
+        <w:rPr>
+          <w:rFonts w:ascii="Liberation Mono" w:hAnsi="Liberation Mono"/>
+          <w:b/>
+          <w:bCs/>
+          <w:i w:val="false"/>
+          <w:iCs w:val="false"/>
+          <w:sz w:val="20"/>
+          <w:szCs w:val="20"/>
+          <w:u w:val="none"/>
+        </w:rPr>
+        <w:t>Gripper</w:t>
+      </w:r>
+      <w:r>
+        <w:rPr>
+          <w:rFonts w:ascii="Liberation Mono" w:hAnsi="Liberation Mono"/>
+          <w:i w:val="false"/>
+          <w:iCs w:val="false"/>
+          <w:sz w:val="20"/>
+          <w:szCs w:val="20"/>
+          <w:u w:val="none"/>
+        </w:rPr>
+        <w:t>)</w:t>
       </w:r>
     </w:p>
     <w:p>
@@ -4673,7 +4721,7 @@
           <w:tab w:val="left" w:pos="0" w:leader="none"/>
         </w:tabs>
         <w:suppressAutoHyphens w:val="true"/>
-        <w:overflowPunct w:val="true"/>
+        <w:overflowPunct w:val="false"/>
         <w:bidi w:val="0"/>
         <w:spacing w:before="0" w:after="26"/>
         <w:ind w:hanging="0" w:start="0" w:end="0"/>
@@ -4744,7 +4792,7 @@
           <w:tab w:val="left" w:pos="0" w:leader="none"/>
         </w:tabs>
         <w:suppressAutoHyphens w:val="true"/>
-        <w:overflowPunct w:val="true"/>
+        <w:overflowPunct w:val="false"/>
         <w:bidi w:val="0"/>
         <w:spacing w:before="0" w:after="26"/>
         <w:ind w:hanging="0" w:start="0" w:end="0"/>
@@ -4770,7 +4818,7 @@
           <w:tab w:val="left" w:pos="0" w:leader="none"/>
         </w:tabs>
         <w:suppressAutoHyphens w:val="true"/>
-        <w:overflowPunct w:val="true"/>
+        <w:overflowPunct w:val="false"/>
         <w:bidi w:val="0"/>
         <w:spacing w:before="0" w:after="26"/>
         <w:ind w:hanging="0" w:start="0" w:end="0"/>
@@ -4796,7 +4844,7 @@
           <w:tab w:val="left" w:pos="0" w:leader="none"/>
         </w:tabs>
         <w:suppressAutoHyphens w:val="true"/>
-        <w:overflowPunct w:val="true"/>
+        <w:overflowPunct w:val="false"/>
         <w:bidi w:val="0"/>
         <w:spacing w:before="0" w:after="26"/>
         <w:ind w:hanging="0" w:start="0" w:end="0"/>
@@ -4822,7 +4870,7 @@
           <w:tab w:val="left" w:pos="0" w:leader="none"/>
         </w:tabs>
         <w:suppressAutoHyphens w:val="true"/>
-        <w:overflowPunct w:val="true"/>
+        <w:overflowPunct w:val="false"/>
         <w:bidi w:val="0"/>
         <w:spacing w:before="0" w:after="26"/>
         <w:ind w:hanging="0" w:start="0" w:end="0"/>
@@ -4848,7 +4896,7 @@
           <w:tab w:val="left" w:pos="0" w:leader="none"/>
         </w:tabs>
         <w:suppressAutoHyphens w:val="true"/>
-        <w:overflowPunct w:val="true"/>
+        <w:overflowPunct w:val="false"/>
         <w:bidi w:val="0"/>
         <w:spacing w:before="0" w:after="26"/>
         <w:ind w:hanging="0" w:start="0" w:end="0"/>
@@ -4890,7 +4938,7 @@
           <w:tab w:val="left" w:pos="0" w:leader="none"/>
         </w:tabs>
         <w:suppressAutoHyphens w:val="true"/>
-        <w:overflowPunct w:val="true"/>
+        <w:overflowPunct w:val="false"/>
         <w:bidi w:val="0"/>
         <w:spacing w:before="0" w:after="26"/>
         <w:ind w:hanging="0" w:start="0" w:end="0"/>
@@ -4916,7 +4964,7 @@
           <w:tab w:val="left" w:pos="0" w:leader="none"/>
         </w:tabs>
         <w:suppressAutoHyphens w:val="true"/>
-        <w:overflowPunct w:val="true"/>
+        <w:overflowPunct w:val="false"/>
         <w:bidi w:val="0"/>
         <w:spacing w:before="0" w:after="26"/>
         <w:ind w:hanging="0" w:start="0" w:end="0"/>
@@ -5209,7 +5257,7 @@
           <w:tab w:val="left" w:pos="0" w:leader="none"/>
         </w:tabs>
         <w:suppressAutoHyphens w:val="true"/>
-        <w:overflowPunct w:val="true"/>
+        <w:overflowPunct w:val="false"/>
         <w:bidi w:val="0"/>
         <w:spacing w:before="0" w:after="26"/>
         <w:ind w:hanging="0" w:start="0" w:end="0"/>
@@ -5235,7 +5283,7 @@
           <w:tab w:val="left" w:pos="0" w:leader="none"/>
         </w:tabs>
         <w:suppressAutoHyphens w:val="true"/>
-        <w:overflowPunct w:val="true"/>
+        <w:overflowPunct w:val="false"/>
         <w:bidi w:val="0"/>
         <w:spacing w:before="0" w:after="26"/>
         <w:ind w:hanging="0" w:start="0" w:end="0"/>
@@ -5261,7 +5309,7 @@
           <w:tab w:val="left" w:pos="0" w:leader="none"/>
         </w:tabs>
         <w:suppressAutoHyphens w:val="true"/>
-        <w:overflowPunct w:val="true"/>
+        <w:overflowPunct w:val="false"/>
         <w:bidi w:val="0"/>
         <w:spacing w:before="0" w:after="26"/>
         <w:ind w:hanging="0" w:start="0" w:end="0"/>
@@ -5287,7 +5335,7 @@
           <w:tab w:val="left" w:pos="0" w:leader="none"/>
         </w:tabs>
         <w:suppressAutoHyphens w:val="true"/>
-        <w:overflowPunct w:val="true"/>
+        <w:overflowPunct w:val="false"/>
         <w:bidi w:val="0"/>
         <w:spacing w:before="0" w:after="26"/>
         <w:ind w:hanging="0" w:start="0" w:end="0"/>
@@ -5313,7 +5361,7 @@
           <w:tab w:val="left" w:pos="0" w:leader="none"/>
         </w:tabs>
         <w:suppressAutoHyphens w:val="true"/>
-        <w:overflowPunct w:val="true"/>
+        <w:overflowPunct w:val="false"/>
         <w:bidi w:val="0"/>
         <w:spacing w:before="0" w:after="26"/>
         <w:ind w:hanging="0" w:start="0" w:end="0"/>
@@ -5384,7 +5432,7 @@
           <w:tab w:val="left" w:pos="0" w:leader="none"/>
         </w:tabs>
         <w:suppressAutoHyphens w:val="true"/>
-        <w:overflowPunct w:val="true"/>
+        <w:overflowPunct w:val="false"/>
         <w:bidi w:val="0"/>
         <w:spacing w:before="0" w:after="26"/>
         <w:ind w:hanging="0" w:start="0" w:end="0"/>
@@ -5410,7 +5458,7 @@
           <w:tab w:val="left" w:pos="0" w:leader="none"/>
         </w:tabs>
         <w:suppressAutoHyphens w:val="true"/>
-        <w:overflowPunct w:val="true"/>
+        <w:overflowPunct w:val="false"/>
         <w:bidi w:val="0"/>
         <w:spacing w:before="0" w:after="26"/>
         <w:ind w:hanging="0" w:start="0" w:end="0"/>
@@ -5436,7 +5484,7 @@
           <w:tab w:val="left" w:pos="0" w:leader="none"/>
         </w:tabs>
         <w:suppressAutoHyphens w:val="true"/>
-        <w:overflowPunct w:val="true"/>
+        <w:overflowPunct w:val="false"/>
         <w:bidi w:val="0"/>
         <w:spacing w:before="0" w:after="26"/>
         <w:ind w:hanging="0" w:start="0" w:end="0"/>
@@ -5462,7 +5510,7 @@
           <w:tab w:val="left" w:pos="0" w:leader="none"/>
         </w:tabs>
         <w:suppressAutoHyphens w:val="true"/>
-        <w:overflowPunct w:val="true"/>
+        <w:overflowPunct w:val="false"/>
         <w:bidi w:val="0"/>
         <w:spacing w:before="0" w:after="26"/>
         <w:ind w:hanging="0" w:start="0" w:end="0"/>
@@ -5488,7 +5536,7 @@
           <w:tab w:val="left" w:pos="0" w:leader="none"/>
         </w:tabs>
         <w:suppressAutoHyphens w:val="true"/>
-        <w:overflowPunct w:val="true"/>
+        <w:overflowPunct w:val="false"/>
         <w:bidi w:val="0"/>
         <w:spacing w:before="0" w:after="26"/>
         <w:ind w:hanging="0" w:start="0" w:end="0"/>
@@ -5530,7 +5578,7 @@
           <w:tab w:val="left" w:pos="0" w:leader="none"/>
         </w:tabs>
         <w:suppressAutoHyphens w:val="true"/>
-        <w:overflowPunct w:val="true"/>
+        <w:overflowPunct w:val="false"/>
         <w:bidi w:val="0"/>
         <w:spacing w:before="0" w:after="26"/>
         <w:ind w:hanging="0" w:start="0" w:end="0"/>
@@ -5556,7 +5604,7 @@
           <w:tab w:val="left" w:pos="0" w:leader="none"/>
         </w:tabs>
         <w:suppressAutoHyphens w:val="true"/>
-        <w:overflowPunct w:val="true"/>
+        <w:overflowPunct w:val="false"/>
         <w:bidi w:val="0"/>
         <w:spacing w:before="0" w:after="26"/>
         <w:ind w:hanging="0" w:start="0" w:end="0"/>
@@ -5648,7 +5696,7 @@
           <w:numId w:val="15"/>
         </w:numPr>
         <w:suppressAutoHyphens w:val="true"/>
-        <w:overflowPunct w:val="true"/>
+        <w:overflowPunct w:val="false"/>
         <w:bidi w:val="0"/>
         <w:spacing w:lineRule="auto" w:line="276" w:before="0" w:after="0"/>
         <w:ind w:hanging="340" w:start="340" w:end="0"/>
@@ -5687,7 +5735,7 @@
           <w:numId w:val="15"/>
         </w:numPr>
         <w:suppressAutoHyphens w:val="true"/>
-        <w:overflowPunct w:val="true"/>
+        <w:overflowPunct w:val="false"/>
         <w:bidi w:val="0"/>
         <w:spacing w:lineRule="auto" w:line="276" w:before="0" w:after="0"/>
         <w:ind w:hanging="340" w:start="340" w:end="0"/>
@@ -5714,7 +5762,7 @@
           <w:sz w:val="24"/>
           <w:szCs w:val="24"/>
         </w:rPr>
-        <w:t xml:space="preserve"> to: </w:t>
+        <w:t xml:space="preserve"> to </w:t>
       </w:r>
       <w:r>
         <w:rPr>
@@ -5741,7 +5789,7 @@
           <w:numId w:val="15"/>
         </w:numPr>
         <w:suppressAutoHyphens w:val="true"/>
-        <w:overflowPunct w:val="true"/>
+        <w:overflowPunct w:val="false"/>
         <w:bidi w:val="0"/>
         <w:spacing w:lineRule="auto" w:line="276" w:before="0" w:after="0"/>
         <w:ind w:hanging="340" w:start="340" w:end="0"/>
@@ -5768,7 +5816,7 @@
           <w:numId w:val="15"/>
         </w:numPr>
         <w:suppressAutoHyphens w:val="true"/>
-        <w:overflowPunct w:val="true"/>
+        <w:overflowPunct w:val="false"/>
         <w:bidi w:val="0"/>
         <w:spacing w:lineRule="auto" w:line="276" w:before="0" w:after="0"/>
         <w:ind w:hanging="340" w:start="340" w:end="0"/>
@@ -5822,7 +5870,7 @@
           <w:numId w:val="15"/>
         </w:numPr>
         <w:suppressAutoHyphens w:val="true"/>
-        <w:overflowPunct w:val="true"/>
+        <w:overflowPunct w:val="false"/>
         <w:bidi w:val="0"/>
         <w:spacing w:lineRule="auto" w:line="276" w:before="0" w:after="0"/>
         <w:ind w:hanging="340" w:start="340" w:end="0"/>
@@ -5861,7 +5909,7 @@
           <w:numId w:val="15"/>
         </w:numPr>
         <w:suppressAutoHyphens w:val="true"/>
-        <w:overflowPunct w:val="true"/>
+        <w:overflowPunct w:val="false"/>
         <w:bidi w:val="0"/>
         <w:spacing w:lineRule="auto" w:line="276" w:before="0" w:after="0"/>
         <w:ind w:hanging="340" w:start="340" w:end="0"/>
@@ -5900,7 +5948,7 @@
           <w:numId w:val="15"/>
         </w:numPr>
         <w:suppressAutoHyphens w:val="true"/>
-        <w:overflowPunct w:val="true"/>
+        <w:overflowPunct w:val="false"/>
         <w:bidi w:val="0"/>
         <w:spacing w:lineRule="auto" w:line="276" w:before="0" w:after="0"/>
         <w:ind w:hanging="340" w:start="340" w:end="0"/>
@@ -5969,7 +6017,7 @@
           <w:numId w:val="15"/>
         </w:numPr>
         <w:suppressAutoHyphens w:val="true"/>
-        <w:overflowPunct w:val="true"/>
+        <w:overflowPunct w:val="false"/>
         <w:bidi w:val="0"/>
         <w:spacing w:lineRule="auto" w:line="276" w:before="0" w:after="0"/>
         <w:ind w:hanging="340" w:start="340" w:end="0"/>
@@ -6008,7 +6056,7 @@
           <w:numId w:val="15"/>
         </w:numPr>
         <w:suppressAutoHyphens w:val="true"/>
-        <w:overflowPunct w:val="true"/>
+        <w:overflowPunct w:val="false"/>
         <w:bidi w:val="0"/>
         <w:spacing w:lineRule="auto" w:line="276" w:before="0" w:after="0"/>
         <w:ind w:hanging="340" w:start="340" w:end="0"/>
@@ -6122,7 +6170,7 @@
           <w:numId w:val="15"/>
         </w:numPr>
         <w:suppressAutoHyphens w:val="true"/>
-        <w:overflowPunct w:val="true"/>
+        <w:overflowPunct w:val="false"/>
         <w:bidi w:val="0"/>
         <w:spacing w:before="0" w:after="0"/>
         <w:ind w:hanging="340" w:start="340" w:end="0"/>
@@ -6173,7 +6221,7 @@
           <w:numId w:val="15"/>
         </w:numPr>
         <w:suppressAutoHyphens w:val="true"/>
-        <w:overflowPunct w:val="true"/>
+        <w:overflowPunct w:val="false"/>
         <w:bidi w:val="0"/>
         <w:spacing w:before="0" w:after="0"/>
         <w:ind w:hanging="340" w:start="340" w:end="0"/>
@@ -6242,7 +6290,7 @@
         <w:pStyle w:val="BlockQuotation"/>
         <w:widowControl/>
         <w:suppressAutoHyphens w:val="true"/>
-        <w:overflowPunct w:val="true"/>
+        <w:overflowPunct w:val="false"/>
         <w:bidi w:val="0"/>
         <w:spacing w:before="0" w:after="283"/>
         <w:ind w:hanging="0" w:start="0" w:end="0"/>
@@ -6290,7 +6338,7 @@
           <w:tab w:val="left" w:pos="0" w:leader="none"/>
         </w:tabs>
         <w:suppressAutoHyphens w:val="true"/>
-        <w:overflowPunct w:val="true"/>
+        <w:overflowPunct w:val="false"/>
         <w:bidi w:val="0"/>
         <w:spacing w:before="0" w:after="26"/>
         <w:ind w:hanging="0" w:start="0" w:end="0"/>
@@ -6371,7 +6419,7 @@
           <w:tab w:val="left" w:pos="0" w:leader="none"/>
         </w:tabs>
         <w:suppressAutoHyphens w:val="true"/>
-        <w:overflowPunct w:val="true"/>
+        <w:overflowPunct w:val="false"/>
         <w:bidi w:val="0"/>
         <w:spacing w:before="0" w:after="26"/>
         <w:ind w:hanging="0" w:start="0" w:end="0"/>
@@ -6397,7 +6445,7 @@
           <w:tab w:val="left" w:pos="0" w:leader="none"/>
         </w:tabs>
         <w:suppressAutoHyphens w:val="true"/>
-        <w:overflowPunct w:val="true"/>
+        <w:overflowPunct w:val="false"/>
         <w:bidi w:val="0"/>
         <w:spacing w:before="0" w:after="26"/>
         <w:ind w:hanging="0" w:start="0" w:end="0"/>
@@ -6523,7 +6571,7 @@
           <w:tab w:val="left" w:pos="0" w:leader="none"/>
         </w:tabs>
         <w:suppressAutoHyphens w:val="true"/>
-        <w:overflowPunct w:val="true"/>
+        <w:overflowPunct w:val="false"/>
         <w:bidi w:val="0"/>
         <w:spacing w:before="0" w:after="26"/>
         <w:ind w:hanging="0" w:start="0" w:end="0"/>
@@ -6549,7 +6597,7 @@
           <w:tab w:val="left" w:pos="0" w:leader="none"/>
         </w:tabs>
         <w:suppressAutoHyphens w:val="true"/>
-        <w:overflowPunct w:val="true"/>
+        <w:overflowPunct w:val="false"/>
         <w:bidi w:val="0"/>
         <w:spacing w:before="0" w:after="26"/>
         <w:ind w:hanging="0" w:start="0" w:end="0"/>
@@ -6874,9 +6922,7 @@
           <w:szCs w:val="20"/>
           <w:u w:val="none"/>
         </w:rPr>
-        <w:t xml:space="preserve"> button to select a servo.</w:t>
-        <w:br/>
-        <w:t>The LED corresponding to the selected servo lights up. That button allows you to control each part of the robot.</w:t>
+        <w:t xml:space="preserve"> button to select a servo. The LED corresponding to the selected servo lights up. That button allows you to control each part of the robot.</w:t>
       </w:r>
     </w:p>
     <w:p>
@@ -7020,13 +7066,6 @@
             </a:graphic>
           </wp:anchor>
         </w:drawing>
-        <w:t xml:space="preserve">  </w:t>
-      </w:r>
-      <w:r>
-        <w:rPr>
-          <w:sz w:val="20"/>
-          <w:szCs w:val="20"/>
-        </w:rPr>
         <w:t>Use the « </w:t>
       </w:r>
       <w:r>
@@ -7110,7 +7149,7 @@
           <w:tab w:val="left" w:pos="0" w:leader="none"/>
         </w:tabs>
         <w:suppressAutoHyphens w:val="true"/>
-        <w:overflowPunct w:val="true"/>
+        <w:overflowPunct w:val="false"/>
         <w:bidi w:val="0"/>
         <w:spacing w:before="0" w:after="26"/>
         <w:ind w:hanging="0" w:start="0" w:end="0"/>
@@ -7130,7 +7169,7 @@
           <w:tab w:val="left" w:pos="0" w:leader="none"/>
         </w:tabs>
         <w:suppressAutoHyphens w:val="true"/>
-        <w:overflowPunct w:val="true"/>
+        <w:overflowPunct w:val="false"/>
         <w:bidi w:val="0"/>
         <w:spacing w:before="0" w:after="26"/>
         <w:ind w:hanging="0" w:start="0" w:end="0"/>
@@ -7156,7 +7195,7 @@
           <w:tab w:val="left" w:pos="0" w:leader="none"/>
         </w:tabs>
         <w:suppressAutoHyphens w:val="true"/>
-        <w:overflowPunct w:val="true"/>
+        <w:overflowPunct w:val="false"/>
         <w:bidi w:val="0"/>
         <w:spacing w:before="0" w:after="26"/>
         <w:ind w:hanging="0" w:start="0" w:end="0"/>
@@ -7182,7 +7221,7 @@
           <w:tab w:val="left" w:pos="0" w:leader="none"/>
         </w:tabs>
         <w:suppressAutoHyphens w:val="true"/>
-        <w:overflowPunct w:val="true"/>
+        <w:overflowPunct w:val="false"/>
         <w:bidi w:val="0"/>
         <w:spacing w:before="0" w:after="26"/>
         <w:ind w:hanging="0" w:start="0" w:end="0"/>
@@ -7208,7 +7247,7 @@
           <w:tab w:val="left" w:pos="0" w:leader="none"/>
         </w:tabs>
         <w:suppressAutoHyphens w:val="true"/>
-        <w:overflowPunct w:val="true"/>
+        <w:overflowPunct w:val="false"/>
         <w:bidi w:val="0"/>
         <w:spacing w:before="0" w:after="26"/>
         <w:ind w:hanging="0" w:start="0" w:end="0"/>
@@ -7234,7 +7273,7 @@
           <w:tab w:val="left" w:pos="0" w:leader="none"/>
         </w:tabs>
         <w:suppressAutoHyphens w:val="true"/>
-        <w:overflowPunct w:val="true"/>
+        <w:overflowPunct w:val="false"/>
         <w:bidi w:val="0"/>
         <w:spacing w:before="0" w:after="26"/>
         <w:ind w:hanging="0" w:start="0" w:end="0"/>
@@ -7260,7 +7299,7 @@
           <w:tab w:val="left" w:pos="0" w:leader="none"/>
         </w:tabs>
         <w:suppressAutoHyphens w:val="true"/>
-        <w:overflowPunct w:val="true"/>
+        <w:overflowPunct w:val="false"/>
         <w:bidi w:val="0"/>
         <w:spacing w:before="0" w:after="26"/>
         <w:ind w:hanging="0" w:start="0" w:end="0"/>
@@ -7286,7 +7325,7 @@
           <w:tab w:val="left" w:pos="0" w:leader="none"/>
         </w:tabs>
         <w:suppressAutoHyphens w:val="true"/>
-        <w:overflowPunct w:val="true"/>
+        <w:overflowPunct w:val="false"/>
         <w:bidi w:val="0"/>
         <w:spacing w:before="0" w:after="26"/>
         <w:ind w:hanging="0" w:start="0" w:end="0"/>
@@ -7312,7 +7351,7 @@
           <w:tab w:val="left" w:pos="0" w:leader="none"/>
         </w:tabs>
         <w:suppressAutoHyphens w:val="true"/>
-        <w:overflowPunct w:val="true"/>
+        <w:overflowPunct w:val="false"/>
         <w:bidi w:val="0"/>
         <w:spacing w:before="0" w:after="26"/>
         <w:ind w:hanging="0" w:start="0" w:end="0"/>
@@ -7338,7 +7377,7 @@
           <w:tab w:val="left" w:pos="0" w:leader="none"/>
         </w:tabs>
         <w:suppressAutoHyphens w:val="true"/>
-        <w:overflowPunct w:val="true"/>
+        <w:overflowPunct w:val="false"/>
         <w:bidi w:val="0"/>
         <w:spacing w:before="0" w:after="26"/>
         <w:ind w:hanging="0" w:start="0" w:end="0"/>
@@ -7380,7 +7419,7 @@
           <w:tab w:val="left" w:pos="0" w:leader="none"/>
         </w:tabs>
         <w:suppressAutoHyphens w:val="true"/>
-        <w:overflowPunct w:val="true"/>
+        <w:overflowPunct w:val="false"/>
         <w:bidi w:val="0"/>
         <w:spacing w:before="0" w:after="26"/>
         <w:ind w:hanging="0" w:start="0" w:end="0"/>
@@ -7406,7 +7445,7 @@
           <w:tab w:val="left" w:pos="0" w:leader="none"/>
         </w:tabs>
         <w:suppressAutoHyphens w:val="true"/>
-        <w:overflowPunct w:val="true"/>
+        <w:overflowPunct w:val="false"/>
         <w:bidi w:val="0"/>
         <w:spacing w:before="0" w:after="26"/>
         <w:ind w:hanging="0" w:start="0" w:end="0"/>
@@ -7936,7 +7975,7 @@
       </w:r>
       <w:r>
         <w:rPr/>
-        <w:t xml:space="preserve"> to: </w:t>
+        <w:t xml:space="preserve"> to </w:t>
       </w:r>
       <w:r>
         <w:rPr>
@@ -8001,7 +8040,19 @@
         <w:rPr>
           <w:rStyle w:val="Strong"/>
         </w:rPr>
-        <w:t>AT Mode Setup (Optional – change Pedro’s Bluetooth name):</w:t>
+        <w:t>Optional – How to</w:t>
+      </w:r>
+      <w:r>
+        <w:rPr>
+          <w:rStyle w:val="Strong"/>
+        </w:rPr>
+        <w:t xml:space="preserve"> change Pedro’s Bluetooth name: </w:t>
+      </w:r>
+      <w:r>
+        <w:rPr>
+          <w:rStyle w:val="Strong"/>
+        </w:rPr>
+        <w:t>AT Mode</w:t>
       </w:r>
     </w:p>
     <w:p>
@@ -8061,7 +8112,7 @@
       </w:r>
       <w:r>
         <w:rPr/>
-        <w:t xml:space="preserve"> to: </w:t>
+        <w:t xml:space="preserve"> to </w:t>
       </w:r>
       <w:r>
         <w:rPr>
@@ -8101,7 +8152,7 @@
       </w:r>
       <w:r>
         <w:rPr/>
-        <w:t xml:space="preserve"> to: </w:t>
+        <w:t xml:space="preserve"> to </w:t>
       </w:r>
       <w:r>
         <w:rPr>
@@ -8191,7 +8242,7 @@
       </w:pPr>
       <w:r>
         <w:rPr/>
-        <w:t xml:space="preserve">Change Pedro’s Bluetooth name (e.g., from </w:t>
+        <w:t xml:space="preserve">Change Pedro’s Bluetooth name (e.g. from </w:t>
       </w:r>
       <w:r>
         <w:rPr>
@@ -8252,7 +8303,29 @@
       </w:pPr>
       <w:r>
         <w:rPr/>
-        <w:t xml:space="preserve">Use the app buttons to control Pedro as before. </w:t>
+        <w:t xml:space="preserve">Use the app buttons </w:t>
+      </w:r>
+      <w:r>
+        <w:rPr>
+          <w:rStyle w:val="Strong"/>
+        </w:rPr>
+        <w:t>(S</w:t>
+      </w:r>
+      <w:r>
+        <w:rPr>
+          <w:rStyle w:val="Strong"/>
+        </w:rPr>
+        <w:t>erial Bluetooth</w:t>
+      </w:r>
+      <w:r>
+        <w:rPr>
+          <w:rStyle w:val="Strong"/>
+        </w:rPr>
+        <w:t>)</w:t>
+      </w:r>
+      <w:r>
+        <w:rPr/>
+        <w:t xml:space="preserve"> to control Pedro as before. </w:t>
       </w:r>
     </w:p>
     <w:p>
@@ -8264,7 +8337,7 @@
           <w:tab w:val="left" w:pos="0" w:leader="none"/>
         </w:tabs>
         <w:suppressAutoHyphens w:val="true"/>
-        <w:overflowPunct w:val="true"/>
+        <w:overflowPunct w:val="false"/>
         <w:bidi w:val="0"/>
         <w:spacing w:before="0" w:after="26"/>
         <w:ind w:hanging="0" w:start="0" w:end="0"/>
@@ -8276,6 +8349,37 @@
       </w:pPr>
       <w:r>
         <w:rPr>
+          <w:sz w:val="24"/>
+          <w:szCs w:val="24"/>
+        </w:rPr>
+      </w:r>
+    </w:p>
+    <w:p>
+      <w:pPr>
+        <w:pStyle w:val="Heading2"/>
+        <w:widowControl/>
+        <w:tabs>
+          <w:tab w:val="clear" w:pos="720"/>
+          <w:tab w:val="left" w:pos="0" w:leader="none"/>
+        </w:tabs>
+        <w:suppressAutoHyphens w:val="true"/>
+        <w:overflowPunct w:val="true"/>
+        <w:bidi w:val="0"/>
+        <w:spacing w:before="0" w:after="26"/>
+        <w:ind w:hanging="0" w:start="0" w:end="0"/>
+        <w:jc w:val="start"/>
+        <w:rPr>
+          <w:rStyle w:val="Strong"/>
+          <w:b/>
+          <w:bCs/>
+          <w:sz w:val="24"/>
+          <w:szCs w:val="24"/>
+        </w:rPr>
+      </w:pPr>
+      <w:r>
+        <w:rPr>
+          <w:b/>
+          <w:bCs/>
           <w:sz w:val="24"/>
           <w:szCs w:val="24"/>
         </w:rPr>
@@ -8283,10 +8387,10 @@
           <wp:anchor behindDoc="0" distT="0" distB="0" distL="0" distR="0" simplePos="0" locked="0" layoutInCell="0" allowOverlap="1" relativeHeight="12">
             <wp:simplePos x="0" y="0"/>
             <wp:positionH relativeFrom="column">
-              <wp:posOffset>1492250</wp:posOffset>
+              <wp:posOffset>1421130</wp:posOffset>
             </wp:positionH>
             <wp:positionV relativeFrom="paragraph">
-              <wp:posOffset>122555</wp:posOffset>
+              <wp:posOffset>79375</wp:posOffset>
             </wp:positionV>
             <wp:extent cx="3314700" cy="2883535"/>
             <wp:effectExtent l="0" t="0" r="0" b="0"/>
@@ -8328,14 +8432,14 @@
     </w:p>
     <w:p>
       <w:pPr>
-        <w:pStyle w:val="Heading2"/>
+        <w:pStyle w:val="BodyText"/>
         <w:widowControl/>
         <w:tabs>
           <w:tab w:val="clear" w:pos="720"/>
           <w:tab w:val="left" w:pos="0" w:leader="none"/>
         </w:tabs>
         <w:suppressAutoHyphens w:val="true"/>
-        <w:overflowPunct w:val="false"/>
+        <w:overflowPunct w:val="true"/>
         <w:bidi w:val="0"/>
         <w:spacing w:before="0" w:after="26"/>
         <w:ind w:hanging="0" w:start="0" w:end="0"/>
@@ -8366,7 +8470,7 @@
           <w:tab w:val="left" w:pos="0" w:leader="none"/>
         </w:tabs>
         <w:suppressAutoHyphens w:val="true"/>
-        <w:overflowPunct w:val="false"/>
+        <w:overflowPunct w:val="true"/>
         <w:bidi w:val="0"/>
         <w:spacing w:before="0" w:after="26"/>
         <w:ind w:hanging="0" w:start="0" w:end="0"/>
@@ -8397,7 +8501,7 @@
           <w:tab w:val="left" w:pos="0" w:leader="none"/>
         </w:tabs>
         <w:suppressAutoHyphens w:val="true"/>
-        <w:overflowPunct w:val="false"/>
+        <w:overflowPunct w:val="true"/>
         <w:bidi w:val="0"/>
         <w:spacing w:before="0" w:after="26"/>
         <w:ind w:hanging="0" w:start="0" w:end="0"/>
@@ -8428,7 +8532,7 @@
           <w:tab w:val="left" w:pos="0" w:leader="none"/>
         </w:tabs>
         <w:suppressAutoHyphens w:val="true"/>
-        <w:overflowPunct w:val="false"/>
+        <w:overflowPunct w:val="true"/>
         <w:bidi w:val="0"/>
         <w:spacing w:before="0" w:after="26"/>
         <w:ind w:hanging="0" w:start="0" w:end="0"/>
@@ -8459,7 +8563,7 @@
           <w:tab w:val="left" w:pos="0" w:leader="none"/>
         </w:tabs>
         <w:suppressAutoHyphens w:val="true"/>
-        <w:overflowPunct w:val="false"/>
+        <w:overflowPunct w:val="true"/>
         <w:bidi w:val="0"/>
         <w:spacing w:before="0" w:after="26"/>
         <w:ind w:hanging="0" w:start="0" w:end="0"/>
@@ -8490,7 +8594,7 @@
           <w:tab w:val="left" w:pos="0" w:leader="none"/>
         </w:tabs>
         <w:suppressAutoHyphens w:val="true"/>
-        <w:overflowPunct w:val="false"/>
+        <w:overflowPunct w:val="true"/>
         <w:bidi w:val="0"/>
         <w:spacing w:before="0" w:after="26"/>
         <w:ind w:hanging="0" w:start="0" w:end="0"/>
@@ -8521,7 +8625,7 @@
           <w:tab w:val="left" w:pos="0" w:leader="none"/>
         </w:tabs>
         <w:suppressAutoHyphens w:val="true"/>
-        <w:overflowPunct w:val="false"/>
+        <w:overflowPunct w:val="true"/>
         <w:bidi w:val="0"/>
         <w:spacing w:before="0" w:after="26"/>
         <w:ind w:hanging="0" w:start="0" w:end="0"/>
@@ -8552,7 +8656,7 @@
           <w:tab w:val="left" w:pos="0" w:leader="none"/>
         </w:tabs>
         <w:suppressAutoHyphens w:val="true"/>
-        <w:overflowPunct w:val="false"/>
+        <w:overflowPunct w:val="true"/>
         <w:bidi w:val="0"/>
         <w:spacing w:before="0" w:after="26"/>
         <w:ind w:hanging="0" w:start="0" w:end="0"/>
@@ -8583,7 +8687,7 @@
           <w:tab w:val="left" w:pos="0" w:leader="none"/>
         </w:tabs>
         <w:suppressAutoHyphens w:val="true"/>
-        <w:overflowPunct w:val="false"/>
+        <w:overflowPunct w:val="true"/>
         <w:bidi w:val="0"/>
         <w:spacing w:before="0" w:after="26"/>
         <w:ind w:hanging="0" w:start="0" w:end="0"/>
@@ -8614,7 +8718,7 @@
           <w:tab w:val="left" w:pos="0" w:leader="none"/>
         </w:tabs>
         <w:suppressAutoHyphens w:val="true"/>
-        <w:overflowPunct w:val="false"/>
+        <w:overflowPunct w:val="true"/>
         <w:bidi w:val="0"/>
         <w:spacing w:before="0" w:after="26"/>
         <w:ind w:hanging="0" w:start="0" w:end="0"/>
@@ -8645,7 +8749,7 @@
           <w:tab w:val="left" w:pos="0" w:leader="none"/>
         </w:tabs>
         <w:suppressAutoHyphens w:val="true"/>
-        <w:overflowPunct w:val="false"/>
+        <w:overflowPunct w:val="true"/>
         <w:bidi w:val="0"/>
         <w:spacing w:before="0" w:after="26"/>
         <w:ind w:hanging="0" w:start="0" w:end="0"/>
@@ -8676,7 +8780,7 @@
           <w:tab w:val="left" w:pos="0" w:leader="none"/>
         </w:tabs>
         <w:suppressAutoHyphens w:val="true"/>
-        <w:overflowPunct w:val="false"/>
+        <w:overflowPunct w:val="true"/>
         <w:bidi w:val="0"/>
         <w:spacing w:before="0" w:after="26"/>
         <w:ind w:hanging="0" w:start="0" w:end="0"/>
@@ -8707,7 +8811,7 @@
           <w:tab w:val="left" w:pos="0" w:leader="none"/>
         </w:tabs>
         <w:suppressAutoHyphens w:val="true"/>
-        <w:overflowPunct w:val="false"/>
+        <w:overflowPunct w:val="true"/>
         <w:bidi w:val="0"/>
         <w:spacing w:before="0" w:after="26"/>
         <w:ind w:hanging="0" w:start="0" w:end="0"/>
@@ -8738,7 +8842,7 @@
           <w:tab w:val="left" w:pos="0" w:leader="none"/>
         </w:tabs>
         <w:suppressAutoHyphens w:val="true"/>
-        <w:overflowPunct w:val="false"/>
+        <w:overflowPunct w:val="true"/>
         <w:bidi w:val="0"/>
         <w:spacing w:before="0" w:after="26"/>
         <w:ind w:hanging="0" w:start="0" w:end="0"/>
@@ -8762,37 +8866,6 @@
     </w:p>
     <w:p>
       <w:pPr>
-        <w:pStyle w:val="BodyText"/>
-        <w:widowControl/>
-        <w:tabs>
-          <w:tab w:val="clear" w:pos="720"/>
-          <w:tab w:val="left" w:pos="0" w:leader="none"/>
-        </w:tabs>
-        <w:suppressAutoHyphens w:val="true"/>
-        <w:overflowPunct w:val="false"/>
-        <w:bidi w:val="0"/>
-        <w:spacing w:before="0" w:after="26"/>
-        <w:ind w:hanging="0" w:start="0" w:end="0"/>
-        <w:jc w:val="start"/>
-        <w:rPr>
-          <w:rStyle w:val="Strong"/>
-          <w:b/>
-          <w:bCs/>
-          <w:sz w:val="24"/>
-          <w:szCs w:val="24"/>
-        </w:rPr>
-      </w:pPr>
-      <w:r>
-        <w:rPr>
-          <w:b/>
-          <w:bCs/>
-          <w:sz w:val="24"/>
-          <w:szCs w:val="24"/>
-        </w:rPr>
-      </w:r>
-    </w:p>
-    <w:p>
-      <w:pPr>
         <w:pStyle w:val="Heading2"/>
         <w:widowControl/>
         <w:tabs>
@@ -8800,7 +8873,7 @@
           <w:tab w:val="left" w:pos="0" w:leader="none"/>
         </w:tabs>
         <w:suppressAutoHyphens w:val="true"/>
-        <w:overflowPunct w:val="false"/>
+        <w:overflowPunct w:val="true"/>
         <w:bidi w:val="0"/>
         <w:spacing w:before="0" w:after="26"/>
         <w:ind w:hanging="0" w:start="0" w:end="0"/>
@@ -8843,7 +8916,7 @@
           <w:tab w:val="left" w:pos="0" w:leader="none"/>
         </w:tabs>
         <w:suppressAutoHyphens w:val="true"/>
-        <w:overflowPunct w:val="false"/>
+        <w:overflowPunct w:val="true"/>
         <w:bidi w:val="0"/>
         <w:spacing w:before="0" w:after="26"/>
         <w:ind w:hanging="0" w:start="0" w:end="0"/>
@@ -9761,7 +9834,7 @@
           <w:tab w:val="left" w:pos="0" w:leader="none"/>
         </w:tabs>
         <w:suppressAutoHyphens w:val="true"/>
-        <w:overflowPunct w:val="true"/>
+        <w:overflowPunct w:val="false"/>
         <w:bidi w:val="0"/>
         <w:spacing w:before="0" w:after="26"/>
         <w:ind w:hanging="0" w:start="0" w:end="0"/>
@@ -12343,7 +12416,7 @@
     <w:pPr>
       <w:widowControl/>
       <w:suppressAutoHyphens w:val="true"/>
-      <w:overflowPunct w:val="true"/>
+      <w:overflowPunct w:val="false"/>
       <w:bidi w:val="0"/>
       <w:spacing w:before="0" w:after="0"/>
       <w:jc w:val="start"/>

--- a/stem_lessons/Pedro_Lesson_2.docx
+++ b/stem_lessons/Pedro_Lesson_2.docx
@@ -28,7 +28,7 @@
           <w:lang w:val="fr-FR" w:eastAsia="zh-CN" w:bidi="hi-IN"/>
         </w:rPr>
         <w:drawing>
-          <wp:anchor behindDoc="0" distT="0" distB="0" distL="0" distR="0" simplePos="0" locked="0" layoutInCell="0" allowOverlap="1" relativeHeight="4">
+          <wp:anchor behindDoc="0" distT="0" distB="0" distL="0" distR="0" simplePos="0" locked="0" layoutInCell="0" allowOverlap="1" relativeHeight="3">
             <wp:simplePos x="0" y="0"/>
             <wp:positionH relativeFrom="column">
               <wp:posOffset>2475230</wp:posOffset>
@@ -267,7 +267,7 @@
       </w:pPr>
       <w:r>
         <w:drawing>
-          <wp:anchor behindDoc="0" distT="0" distB="0" distL="0" distR="0" simplePos="0" locked="0" layoutInCell="0" allowOverlap="1" relativeHeight="64">
+          <wp:anchor behindDoc="0" distT="0" distB="0" distL="0" distR="0" simplePos="0" locked="0" layoutInCell="0" allowOverlap="1" relativeHeight="63">
             <wp:simplePos x="0" y="0"/>
             <wp:positionH relativeFrom="column">
               <wp:align>center</wp:align>
@@ -358,7 +358,7 @@
           <w:szCs w:val="36"/>
           <w:lang w:val="fr-FR" w:eastAsia="zh-CN" w:bidi="hi-IN"/>
         </w:rPr>
-        <w:t>v1.0.2</w:t>
+        <w:t>v1.0.3</w:t>
         <w:br/>
       </w:r>
     </w:p>
@@ -397,31 +397,7 @@
         <w:br/>
         <w:t>add a version query to the URL, like this:</w:t>
         <w:br/>
-        <w:t>https://almtzr.github.io/PedroSTEM/stem_lessons/</w:t>
-      </w:r>
-      <w:r>
-        <w:rPr>
-          <w:rStyle w:val="Strong"/>
-          <w:b w:val="false"/>
-          <w:bCs w:val="false"/>
-          <w:i/>
-          <w:iCs/>
-          <w:sz w:val="20"/>
-          <w:szCs w:val="20"/>
-        </w:rPr>
-        <w:t>Pedro_Lesson_2</w:t>
-      </w:r>
-      <w:r>
-        <w:rPr>
-          <w:rStyle w:val="Strong"/>
-          <w:b w:val="false"/>
-          <w:bCs w:val="false"/>
-          <w:i/>
-          <w:iCs/>
-          <w:sz w:val="20"/>
-          <w:szCs w:val="20"/>
-        </w:rPr>
-        <w:t>.pdf?</w:t>
+        <w:t>https://almtzr.github.io/PedroSTEM/stem_lessons/Pedro_Lesson_2.pdf?</w:t>
       </w:r>
       <w:r>
         <w:rPr>
@@ -674,7 +650,16 @@
         </w:rPr>
       </w:pPr>
       <w:r>
-        <w:rPr/>
+        <w:rPr>
+          <w:rFonts w:eastAsia="Noto Serif CJK SC" w:cs="Noto Sans Devanagari"/>
+          <w:b w:val="false"/>
+          <w:bCs w:val="false"/>
+          <w:color w:val="auto"/>
+          <w:kern w:val="2"/>
+          <w:sz w:val="24"/>
+          <w:szCs w:val="24"/>
+          <w:lang w:val="fr-FR" w:eastAsia="zh-CN" w:bidi="hi-IN"/>
+        </w:rPr>
       </w:r>
     </w:p>
     <w:p>
@@ -733,7 +718,16 @@
         </w:rPr>
       </w:pPr>
       <w:r>
-        <w:rPr/>
+        <w:rPr>
+          <w:rFonts w:eastAsia="Noto Serif CJK SC" w:cs="Noto Sans Devanagari"/>
+          <w:b w:val="false"/>
+          <w:bCs w:val="false"/>
+          <w:color w:val="auto"/>
+          <w:kern w:val="2"/>
+          <w:sz w:val="24"/>
+          <w:szCs w:val="24"/>
+          <w:lang w:val="fr-FR" w:eastAsia="zh-CN" w:bidi="hi-IN"/>
+        </w:rPr>
       </w:r>
     </w:p>
     <w:p>
@@ -742,7 +736,7 @@
         <w:widowControl/>
         <w:numPr>
           <w:ilvl w:val="0"/>
-          <w:numId w:val="6"/>
+          <w:numId w:val="3"/>
         </w:numPr>
         <w:tabs>
           <w:tab w:val="clear" w:pos="720"/>
@@ -776,7 +770,7 @@
         <w:widowControl/>
         <w:numPr>
           <w:ilvl w:val="0"/>
-          <w:numId w:val="6"/>
+          <w:numId w:val="3"/>
         </w:numPr>
         <w:tabs>
           <w:tab w:val="clear" w:pos="720"/>
@@ -810,7 +804,7 @@
         <w:widowControl/>
         <w:numPr>
           <w:ilvl w:val="0"/>
-          <w:numId w:val="6"/>
+          <w:numId w:val="3"/>
         </w:numPr>
         <w:tabs>
           <w:tab w:val="clear" w:pos="720"/>
@@ -844,7 +838,7 @@
         <w:widowControl/>
         <w:numPr>
           <w:ilvl w:val="0"/>
-          <w:numId w:val="6"/>
+          <w:numId w:val="3"/>
         </w:numPr>
         <w:tabs>
           <w:tab w:val="clear" w:pos="720"/>
@@ -878,7 +872,7 @@
         <w:widowControl/>
         <w:numPr>
           <w:ilvl w:val="0"/>
-          <w:numId w:val="6"/>
+          <w:numId w:val="3"/>
         </w:numPr>
         <w:tabs>
           <w:tab w:val="clear" w:pos="720"/>
@@ -912,7 +906,7 @@
         <w:widowControl/>
         <w:numPr>
           <w:ilvl w:val="0"/>
-          <w:numId w:val="6"/>
+          <w:numId w:val="3"/>
         </w:numPr>
         <w:tabs>
           <w:tab w:val="clear" w:pos="720"/>
@@ -937,21 +931,7 @@
           <w:szCs w:val="24"/>
           <w:lang w:val="fr-FR" w:eastAsia="zh-CN" w:bidi="hi-IN"/>
         </w:rPr>
-        <w:t xml:space="preserve">Understand how robots communicate using radio, Bluetooth and </w:t>
-      </w:r>
-      <w:r>
-        <w:rPr>
-          <w:rStyle w:val="Strong"/>
-          <w:rFonts w:eastAsia="Noto Serif CJK SC" w:cs="Noto Sans Devanagari"/>
-          <w:b w:val="false"/>
-          <w:bCs w:val="false"/>
-          <w:color w:val="auto"/>
-          <w:kern w:val="2"/>
-          <w:sz w:val="24"/>
-          <w:szCs w:val="24"/>
-          <w:lang w:val="fr-FR" w:eastAsia="zh-CN" w:bidi="hi-IN"/>
-        </w:rPr>
-        <w:t>Serial communication.</w:t>
+        <w:t>Understand how robots communicate using radio, Bluetooth and Serial communication.</w:t>
       </w:r>
     </w:p>
     <w:p>
@@ -1017,7 +997,7 @@
         <w:widowControl/>
         <w:numPr>
           <w:ilvl w:val="0"/>
-          <w:numId w:val="6"/>
+          <w:numId w:val="3"/>
         </w:numPr>
         <w:tabs>
           <w:tab w:val="clear" w:pos="720"/>
@@ -1051,7 +1031,7 @@
         <w:widowControl/>
         <w:numPr>
           <w:ilvl w:val="0"/>
-          <w:numId w:val="6"/>
+          <w:numId w:val="3"/>
         </w:numPr>
         <w:tabs>
           <w:tab w:val="clear" w:pos="720"/>
@@ -1085,7 +1065,7 @@
         <w:widowControl/>
         <w:numPr>
           <w:ilvl w:val="0"/>
-          <w:numId w:val="6"/>
+          <w:numId w:val="3"/>
         </w:numPr>
         <w:tabs>
           <w:tab w:val="clear" w:pos="720"/>
@@ -1119,7 +1099,7 @@
         <w:widowControl/>
         <w:numPr>
           <w:ilvl w:val="0"/>
-          <w:numId w:val="6"/>
+          <w:numId w:val="3"/>
         </w:numPr>
         <w:tabs>
           <w:tab w:val="clear" w:pos="720"/>
@@ -1212,7 +1192,7 @@
         <w:widowControl/>
         <w:numPr>
           <w:ilvl w:val="0"/>
-          <w:numId w:val="6"/>
+          <w:numId w:val="3"/>
         </w:numPr>
         <w:tabs>
           <w:tab w:val="clear" w:pos="720"/>
@@ -1237,7 +1217,7 @@
           <w:szCs w:val="24"/>
           <w:lang w:val="fr-FR" w:eastAsia="zh-CN" w:bidi="hi-IN"/>
         </w:rPr>
-        <w:t>Pedro Robot Kit</w:t>
+        <w:t>Pedro Board Rev3</w:t>
       </w:r>
     </w:p>
     <w:p>
@@ -1246,7 +1226,7 @@
         <w:widowControl/>
         <w:numPr>
           <w:ilvl w:val="0"/>
-          <w:numId w:val="6"/>
+          <w:numId w:val="3"/>
         </w:numPr>
         <w:tabs>
           <w:tab w:val="clear" w:pos="720"/>
@@ -1269,56 +1249,19 @@
           <w:kern w:val="2"/>
           <w:sz w:val="24"/>
           <w:szCs w:val="24"/>
-          <w:lang w:val="fr-FR" w:eastAsia="zh-CN" w:bidi="hi-IN"/>
-        </w:rPr>
-        <w:t>Computer with Arduino IDE installed</w:t>
-      </w:r>
-      <w:r>
-        <w:rPr/>
-        <w:br/>
-      </w:r>
-    </w:p>
-    <w:p>
-      <w:pPr>
-        <w:pStyle w:val="Heading2"/>
-        <w:ind w:hanging="0" w:start="0"/>
-        <w:rPr/>
-      </w:pPr>
-      <w:bookmarkStart w:id="3" w:name="__RefHeading___Toc908_332147322"/>
-      <w:bookmarkEnd w:id="3"/>
-      <w:r>
-        <w:rPr>
-          <w:rStyle w:val="Strong"/>
-          <w:b/>
-          <w:bCs/>
-          <w:sz w:val="36"/>
-          <w:szCs w:val="36"/>
-        </w:rPr>
-        <w:t xml:space="preserve">🧩 </w:t>
-      </w:r>
-      <w:r>
-        <w:rPr>
-          <w:rStyle w:val="Strong"/>
-          <w:b/>
-          <w:bCs/>
-          <w:sz w:val="36"/>
-          <w:szCs w:val="36"/>
-        </w:rPr>
-        <w:t>Final Activity</w:t>
-      </w:r>
-      <w:r>
-        <w:rPr>
-          <w:rStyle w:val="Strong"/>
-          <w:b/>
-          <w:bCs/>
-        </w:rPr>
-        <w:br/>
+          <w:lang w:val="en-US" w:eastAsia="zh-CN" w:bidi="hi-IN"/>
+        </w:rPr>
+        <w:t>USB cable</w:t>
       </w:r>
     </w:p>
     <w:p>
       <w:pPr>
         <w:pStyle w:val="BodyText"/>
         <w:widowControl/>
+        <w:numPr>
+          <w:ilvl w:val="0"/>
+          <w:numId w:val="3"/>
+        </w:numPr>
         <w:tabs>
           <w:tab w:val="clear" w:pos="720"/>
           <w:tab w:val="left" w:pos="0" w:leader="none"/>
@@ -1326,84 +1269,143 @@
         <w:suppressAutoHyphens w:val="true"/>
         <w:overflowPunct w:val="false"/>
         <w:bidi w:val="0"/>
-        <w:spacing w:lineRule="auto" w:line="276" w:before="0" w:after="26"/>
-        <w:ind w:hanging="0" w:start="0" w:end="0"/>
+        <w:spacing w:before="0" w:after="26"/>
         <w:jc w:val="start"/>
         <w:rPr/>
       </w:pPr>
       <w:r>
-        <w:rPr/>
-        <w:t>At the end of the workshop:</w:t>
-      </w:r>
-    </w:p>
-    <w:p>
-      <w:pPr>
-        <w:pStyle w:val="BodyText"/>
+        <w:rPr>
+          <w:rStyle w:val="Strong"/>
+          <w:rFonts w:eastAsia="Noto Serif CJK SC" w:cs="Noto Sans Devanagari"/>
+          <w:b w:val="false"/>
+          <w:bCs w:val="false"/>
+          <w:color w:val="auto"/>
+          <w:kern w:val="2"/>
+          <w:sz w:val="24"/>
+          <w:szCs w:val="24"/>
+          <w:lang w:val="en-US" w:eastAsia="zh-CN" w:bidi="hi-IN"/>
+        </w:rPr>
+        <w:t>OLED Screen 128x64</w:t>
+      </w:r>
+    </w:p>
+    <w:p>
+      <w:pPr>
+        <w:pStyle w:val="BodyText"/>
+        <w:widowControl/>
         <w:numPr>
           <w:ilvl w:val="0"/>
-          <w:numId w:val="4"/>
+          <w:numId w:val="3"/>
         </w:numPr>
         <w:tabs>
           <w:tab w:val="clear" w:pos="720"/>
           <w:tab w:val="left" w:pos="0" w:leader="none"/>
         </w:tabs>
-        <w:spacing w:before="0" w:after="0"/>
-        <w:ind w:hanging="283" w:start="709"/>
-        <w:rPr/>
-      </w:pPr>
-      <w:r>
-        <w:rPr/>
-        <w:t>Students complete a</w:t>
-      </w:r>
-      <w:r>
-        <w:rPr>
-          <w:rStyle w:val="Strong"/>
-        </w:rPr>
-        <w:t xml:space="preserve"> quiz</w:t>
-      </w:r>
-      <w:r>
-        <w:rPr/>
-        <w:t xml:space="preserve"> to review key concepts.</w:t>
-      </w:r>
-    </w:p>
-    <w:p>
-      <w:pPr>
-        <w:pStyle w:val="BodyText"/>
-        <w:numPr>
-          <w:ilvl w:val="0"/>
-          <w:numId w:val="4"/>
-        </w:numPr>
-        <w:tabs>
-          <w:tab w:val="clear" w:pos="720"/>
-          <w:tab w:val="left" w:pos="0" w:leader="none"/>
-        </w:tabs>
-        <w:spacing w:before="0" w:after="0"/>
-        <w:ind w:hanging="283" w:start="709"/>
-        <w:rPr/>
-      </w:pPr>
-      <w:r>
-        <w:rPr/>
-        <w:t>Teachers can discuss real-world applications of robotics and 3D printing.</w:t>
-      </w:r>
-    </w:p>
-    <w:p>
-      <w:pPr>
-        <w:pStyle w:val="BodyText"/>
-        <w:spacing w:before="0" w:after="0"/>
-        <w:rPr/>
-      </w:pPr>
-      <w:r>
-        <w:rPr/>
-      </w:r>
-    </w:p>
-    <w:p>
-      <w:pPr>
-        <w:pStyle w:val="BodyText"/>
-        <w:spacing w:before="0" w:after="0"/>
-        <w:rPr/>
-      </w:pPr>
-      <w:r>
-        <w:rPr/>
+        <w:suppressAutoHyphens w:val="true"/>
+        <w:overflowPunct w:val="false"/>
+        <w:bidi w:val="0"/>
+        <w:spacing w:before="0" w:after="26"/>
+        <w:jc w:val="start"/>
+        <w:rPr/>
+      </w:pPr>
+      <w:r>
+        <w:rPr>
+          <w:rStyle w:val="Strong"/>
+          <w:rFonts w:eastAsia="Noto Serif CJK SC" w:cs="Noto Sans Devanagari"/>
+          <w:b w:val="false"/>
+          <w:bCs w:val="false"/>
+          <w:color w:val="auto"/>
+          <w:kern w:val="2"/>
+          <w:sz w:val="24"/>
+          <w:szCs w:val="24"/>
+          <w:lang w:val="en-US" w:eastAsia="zh-CN" w:bidi="hi-IN"/>
+        </w:rPr>
+        <w:t>Computer</w:t>
+      </w:r>
+      <w:r>
+        <w:rPr>
+          <w:rStyle w:val="Strong"/>
+          <w:rFonts w:eastAsia="Noto Serif CJK SC" w:cs="Noto Sans Devanagari"/>
+          <w:b w:val="false"/>
+          <w:bCs w:val="false"/>
+          <w:color w:val="auto"/>
+          <w:kern w:val="2"/>
+          <w:sz w:val="24"/>
+          <w:szCs w:val="24"/>
+          <w:lang w:val="fr-FR" w:eastAsia="zh-CN" w:bidi="hi-IN"/>
+        </w:rPr>
+        <w:t xml:space="preserve"> with Arduino IDE installed</w:t>
+      </w:r>
+      <w:r>
+        <w:rPr/>
+        <w:br/>
+      </w:r>
+    </w:p>
+    <w:p>
+      <w:pPr>
+        <w:pStyle w:val="Heading2"/>
+        <w:ind w:hanging="0" w:start="0"/>
+        <w:rPr>
+          <w:rStyle w:val="Strong"/>
+          <w:b/>
+          <w:bCs/>
+        </w:rPr>
+      </w:pPr>
+      <w:r>
+        <w:rPr>
+          <w:b/>
+          <w:bCs/>
+        </w:rPr>
+      </w:r>
+    </w:p>
+    <w:p>
+      <w:pPr>
+        <w:pStyle w:val="BodyText"/>
+        <w:ind w:hanging="0" w:start="0"/>
+        <w:rPr>
+          <w:rStyle w:val="Strong"/>
+          <w:b/>
+          <w:bCs/>
+        </w:rPr>
+      </w:pPr>
+      <w:r>
+        <w:rPr>
+          <w:b/>
+          <w:bCs/>
+        </w:rPr>
+      </w:r>
+    </w:p>
+    <w:p>
+      <w:pPr>
+        <w:pStyle w:val="BodyText"/>
+        <w:ind w:hanging="0" w:start="0"/>
+        <w:rPr>
+          <w:rStyle w:val="Strong"/>
+          <w:b/>
+          <w:bCs/>
+        </w:rPr>
+      </w:pPr>
+      <w:r>
+        <w:rPr>
+          <w:b/>
+          <w:bCs/>
+        </w:rPr>
+      </w:r>
+    </w:p>
+    <w:p>
+      <w:pPr>
+        <w:pStyle w:val="BodyText"/>
+        <w:ind w:hanging="0" w:start="0"/>
+        <w:rPr>
+          <w:rStyle w:val="Strong"/>
+          <w:b/>
+          <w:bCs/>
+        </w:rPr>
+      </w:pPr>
+      <w:r>
+        <w:rPr>
+          <w:b/>
+          <w:bCs/>
+        </w:rPr>
       </w:r>
     </w:p>
     <w:p>
@@ -1558,32 +1560,6 @@
             </w:tabs>
             <w:rPr/>
           </w:pPr>
-          <w:hyperlink w:anchor="__RefHeading___Toc908_332147322">
-            <w:r>
-              <w:rPr>
-                <w:rStyle w:val="IndexLink"/>
-              </w:rPr>
-              <w:t xml:space="preserve">🧩 </w:t>
-            </w:r>
-            <w:r>
-              <w:rPr>
-                <w:rStyle w:val="IndexLink"/>
-              </w:rPr>
-              <w:t>Final Activity</w:t>
-              <w:tab/>
-              <w:t>2</w:t>
-            </w:r>
-          </w:hyperlink>
-        </w:p>
-        <w:p>
-          <w:pPr>
-            <w:pStyle w:val="TOC2"/>
-            <w:tabs>
-              <w:tab w:val="clear" w:pos="9638"/>
-              <w:tab w:val="right" w:pos="9920" w:leader="dot"/>
-            </w:tabs>
-            <w:rPr/>
-          </w:pPr>
           <w:hyperlink w:anchor="__RefHeading___Toc7916_2390671122">
             <w:r>
               <w:rPr>
@@ -1696,8 +1672,15 @@
             <w:r>
               <w:rPr>
                 <w:rStyle w:val="IndexLink"/>
+                <w:i w:val="false"/>
+                <w:iCs w:val="false"/>
               </w:rPr>
               <w:t>PART 1 : Identification of Non-Programmable Elements</w:t>
+            </w:r>
+            <w:r>
+              <w:rPr>
+                <w:rStyle w:val="IndexLink"/>
+              </w:rPr>
               <w:tab/>
               <w:t>6</w:t>
             </w:r>
@@ -1705,9 +1688,9 @@
         </w:p>
         <w:p>
           <w:pPr>
-            <w:pStyle w:val="TOC3"/>
+            <w:pStyle w:val="TOC4"/>
             <w:tabs>
-              <w:tab w:val="clear" w:pos="9354"/>
+              <w:tab w:val="clear" w:pos="9071"/>
               <w:tab w:val="right" w:pos="9920" w:leader="dot"/>
             </w:tabs>
             <w:rPr/>
@@ -1716,8 +1699,15 @@
             <w:r>
               <w:rPr>
                 <w:rStyle w:val="IndexLink"/>
+                <w:i w:val="false"/>
+                <w:iCs w:val="false"/>
               </w:rPr>
-              <w:t>PART 2 : Identification of Programmable1 Elements</w:t>
+              <w:t>PART 2 : Identification of Programmable Elements</w:t>
+            </w:r>
+            <w:r>
+              <w:rPr>
+                <w:rStyle w:val="IndexLink"/>
+              </w:rPr>
               <w:tab/>
               <w:t>7</w:t>
             </w:r>
@@ -1725,9 +1715,9 @@
         </w:p>
         <w:p>
           <w:pPr>
-            <w:pStyle w:val="TOC3"/>
+            <w:pStyle w:val="TOC4"/>
             <w:tabs>
-              <w:tab w:val="clear" w:pos="9354"/>
+              <w:tab w:val="clear" w:pos="9071"/>
               <w:tab w:val="right" w:pos="9920" w:leader="dot"/>
             </w:tabs>
             <w:rPr/>
@@ -1736,8 +1726,15 @@
             <w:r>
               <w:rPr>
                 <w:rStyle w:val="IndexLink"/>
+                <w:i w:val="false"/>
+                <w:iCs w:val="false"/>
               </w:rPr>
               <w:t>PART 3 : Identification of Connectors</w:t>
+            </w:r>
+            <w:r>
+              <w:rPr>
+                <w:rStyle w:val="IndexLink"/>
+              </w:rPr>
               <w:tab/>
               <w:t>8</w:t>
             </w:r>
@@ -1752,14 +1749,314 @@
             </w:tabs>
             <w:rPr/>
           </w:pPr>
+          <w:hyperlink w:anchor="__RefHeading___Toc28727_2390671122">
+            <w:r>
+              <w:rPr>
+                <w:rStyle w:val="IndexLink"/>
+              </w:rPr>
+              <w:t>2. Programming Activities – Discover Embedded Systems</w:t>
+              <w:tab/>
+              <w:t>9</w:t>
+            </w:r>
+          </w:hyperlink>
+        </w:p>
+        <w:p>
+          <w:pPr>
+            <w:pStyle w:val="TOC3"/>
+            <w:tabs>
+              <w:tab w:val="clear" w:pos="9354"/>
+              <w:tab w:val="right" w:pos="9920" w:leader="dot"/>
+            </w:tabs>
+            <w:rPr/>
+          </w:pPr>
           <w:hyperlink w:anchor="__RefHeading___Toc910_332147322">
             <w:r>
               <w:rPr>
                 <w:rStyle w:val="IndexLink"/>
               </w:rPr>
-              <w:t>2. Arduino Programming</w:t>
+              <w:t>2.1 Install the Pedro Library</w:t>
               <w:tab/>
               <w:t>9</w:t>
+            </w:r>
+          </w:hyperlink>
+        </w:p>
+        <w:p>
+          <w:pPr>
+            <w:pStyle w:val="TOC3"/>
+            <w:tabs>
+              <w:tab w:val="clear" w:pos="9354"/>
+              <w:tab w:val="right" w:pos="9920" w:leader="dot"/>
+            </w:tabs>
+            <w:rPr/>
+          </w:pPr>
+          <w:hyperlink w:anchor="__RefHeading___Toc28805_2390671122">
+            <w:r>
+              <w:rPr>
+                <w:rStyle w:val="IndexLink"/>
+              </w:rPr>
+              <w:t>2.2 Important Rule</w:t>
+              <w:tab/>
+              <w:t>9</w:t>
+            </w:r>
+          </w:hyperlink>
+        </w:p>
+        <w:p>
+          <w:pPr>
+            <w:pStyle w:val="TOC3"/>
+            <w:tabs>
+              <w:tab w:val="clear" w:pos="9354"/>
+              <w:tab w:val="right" w:pos="9920" w:leader="dot"/>
+            </w:tabs>
+            <w:rPr/>
+          </w:pPr>
+          <w:hyperlink w:anchor="__RefHeading___Toc28729_2390671122">
+            <w:r>
+              <w:rPr>
+                <w:rStyle w:val="IndexLink"/>
+              </w:rPr>
+              <w:t>ACTIVITIES:</w:t>
+              <w:tab/>
+              <w:t>10</w:t>
+            </w:r>
+          </w:hyperlink>
+        </w:p>
+        <w:p>
+          <w:pPr>
+            <w:pStyle w:val="TOC4"/>
+            <w:tabs>
+              <w:tab w:val="clear" w:pos="9071"/>
+              <w:tab w:val="right" w:pos="9920" w:leader="dot"/>
+            </w:tabs>
+            <w:rPr/>
+          </w:pPr>
+          <w:hyperlink w:anchor="__RefHeading___Toc28821_2390671122">
+            <w:r>
+              <w:rPr>
+                <w:rStyle w:val="IndexLink"/>
+                <w:i w:val="false"/>
+                <w:iCs w:val="false"/>
+              </w:rPr>
+              <w:t>1. First LED (Hello Pedro)</w:t>
+            </w:r>
+            <w:r>
+              <w:rPr>
+                <w:rStyle w:val="IndexLink"/>
+              </w:rPr>
+              <w:tab/>
+              <w:t>10</w:t>
+            </w:r>
+          </w:hyperlink>
+        </w:p>
+        <w:p>
+          <w:pPr>
+            <w:pStyle w:val="TOC4"/>
+            <w:tabs>
+              <w:tab w:val="clear" w:pos="9071"/>
+              <w:tab w:val="right" w:pos="9920" w:leader="dot"/>
+            </w:tabs>
+            <w:rPr/>
+          </w:pPr>
+          <w:hyperlink w:anchor="__RefHeading___Toc28739_2390671122">
+            <w:r>
+              <w:rPr>
+                <w:rStyle w:val="IndexLink"/>
+                <w:i w:val="false"/>
+                <w:iCs w:val="false"/>
+              </w:rPr>
+              <w:t>2. Blink LED</w:t>
+            </w:r>
+            <w:r>
+              <w:rPr>
+                <w:rStyle w:val="IndexLink"/>
+              </w:rPr>
+              <w:tab/>
+              <w:t>10</w:t>
+            </w:r>
+          </w:hyperlink>
+        </w:p>
+        <w:p>
+          <w:pPr>
+            <w:pStyle w:val="TOC4"/>
+            <w:tabs>
+              <w:tab w:val="clear" w:pos="9071"/>
+              <w:tab w:val="right" w:pos="9920" w:leader="dot"/>
+            </w:tabs>
+            <w:rPr/>
+          </w:pPr>
+          <w:hyperlink w:anchor="__RefHeading___Toc28747_2390671122">
+            <w:r>
+              <w:rPr>
+                <w:rStyle w:val="IndexLink"/>
+                <w:i w:val="false"/>
+                <w:iCs w:val="false"/>
+              </w:rPr>
+              <w:t>3. Moving LEDs</w:t>
+            </w:r>
+            <w:r>
+              <w:rPr>
+                <w:rStyle w:val="IndexLink"/>
+              </w:rPr>
+              <w:tab/>
+              <w:t>11</w:t>
+            </w:r>
+          </w:hyperlink>
+        </w:p>
+        <w:p>
+          <w:pPr>
+            <w:pStyle w:val="TOC4"/>
+            <w:tabs>
+              <w:tab w:val="clear" w:pos="9071"/>
+              <w:tab w:val="right" w:pos="9920" w:leader="dot"/>
+            </w:tabs>
+            <w:rPr/>
+          </w:pPr>
+          <w:hyperlink w:anchor="__RefHeading___Toc28755_2390671122">
+            <w:r>
+              <w:rPr>
+                <w:rStyle w:val="IndexLink"/>
+                <w:i w:val="false"/>
+                <w:iCs w:val="false"/>
+              </w:rPr>
+              <w:t>4.</w:t>
+            </w:r>
+            <w:r>
+              <w:rPr>
+                <w:rStyle w:val="IndexLink"/>
+                <w:i w:val="false"/>
+                <w:iCs w:val="false"/>
+              </w:rPr>
+              <w:t xml:space="preserve"> Button Controls LED</w:t>
+            </w:r>
+            <w:r>
+              <w:rPr>
+                <w:rStyle w:val="IndexLink"/>
+              </w:rPr>
+              <w:tab/>
+              <w:t>12</w:t>
+            </w:r>
+          </w:hyperlink>
+        </w:p>
+        <w:p>
+          <w:pPr>
+            <w:pStyle w:val="TOC4"/>
+            <w:tabs>
+              <w:tab w:val="clear" w:pos="9071"/>
+              <w:tab w:val="right" w:pos="9920" w:leader="dot"/>
+            </w:tabs>
+            <w:rPr/>
+          </w:pPr>
+          <w:hyperlink w:anchor="__RefHeading___Toc28765_2390671122">
+            <w:r>
+              <w:rPr>
+                <w:rStyle w:val="IndexLink"/>
+                <w:i w:val="false"/>
+                <w:iCs w:val="false"/>
+              </w:rPr>
+              <w:t>5. Multiple Buttons</w:t>
+            </w:r>
+            <w:r>
+              <w:rPr>
+                <w:rStyle w:val="IndexLink"/>
+              </w:rPr>
+              <w:tab/>
+              <w:t>12</w:t>
+            </w:r>
+          </w:hyperlink>
+        </w:p>
+        <w:p>
+          <w:pPr>
+            <w:pStyle w:val="TOC4"/>
+            <w:tabs>
+              <w:tab w:val="clear" w:pos="9071"/>
+              <w:tab w:val="right" w:pos="9920" w:leader="dot"/>
+            </w:tabs>
+            <w:rPr/>
+          </w:pPr>
+          <w:hyperlink w:anchor="__RefHeading___Toc28775_2390671122">
+            <w:r>
+              <w:rPr>
+                <w:rStyle w:val="IndexLink"/>
+                <w:i w:val="false"/>
+                <w:iCs w:val="false"/>
+              </w:rPr>
+              <w:t>6</w:t>
+            </w:r>
+            <w:r>
+              <w:rPr>
+                <w:rStyle w:val="IndexLink"/>
+                <w:i w:val="false"/>
+                <w:iCs w:val="false"/>
+              </w:rPr>
+              <w:t xml:space="preserve">. </w:t>
+            </w:r>
+            <w:r>
+              <w:rPr>
+                <w:rStyle w:val="IndexLink"/>
+                <w:i w:val="false"/>
+                <w:iCs w:val="false"/>
+              </w:rPr>
+              <w:t>Toggle LED</w:t>
+            </w:r>
+            <w:r>
+              <w:rPr>
+                <w:rStyle w:val="IndexLink"/>
+              </w:rPr>
+              <w:tab/>
+              <w:t>13</w:t>
+            </w:r>
+          </w:hyperlink>
+        </w:p>
+        <w:p>
+          <w:pPr>
+            <w:pStyle w:val="TOC4"/>
+            <w:tabs>
+              <w:tab w:val="clear" w:pos="9071"/>
+              <w:tab w:val="right" w:pos="9920" w:leader="dot"/>
+            </w:tabs>
+            <w:rPr/>
+          </w:pPr>
+          <w:hyperlink w:anchor="__RefHeading___Toc28785_2390671122">
+            <w:r>
+              <w:rPr>
+                <w:rStyle w:val="IndexLink"/>
+                <w:i w:val="false"/>
+                <w:iCs w:val="false"/>
+              </w:rPr>
+              <w:t>7. Reaction Game</w:t>
+            </w:r>
+            <w:r>
+              <w:rPr>
+                <w:rStyle w:val="IndexLink"/>
+              </w:rPr>
+              <w:tab/>
+              <w:t>14</w:t>
+            </w:r>
+          </w:hyperlink>
+        </w:p>
+        <w:p>
+          <w:pPr>
+            <w:pStyle w:val="TOC4"/>
+            <w:tabs>
+              <w:tab w:val="clear" w:pos="9071"/>
+              <w:tab w:val="right" w:pos="9920" w:leader="dot"/>
+            </w:tabs>
+            <w:rPr/>
+          </w:pPr>
+          <w:hyperlink w:anchor="__RefHeading___Toc28795_2390671122">
+            <w:r>
+              <w:rPr>
+                <w:rStyle w:val="IndexLink"/>
+                <w:i w:val="false"/>
+                <w:iCs w:val="false"/>
+              </w:rPr>
+              <w:t>8. Secret Code</w:t>
+            </w:r>
+            <w:r>
+              <w:rPr>
+                <w:rStyle w:val="IndexLink"/>
+              </w:rPr>
+              <w:tab/>
+              <w:t>14</w:t>
             </w:r>
           </w:hyperlink>
         </w:p>
@@ -1785,7 +2082,7 @@
               </w:rPr>
               <w:t>Quiz — Check Your Understanding</w:t>
               <w:tab/>
-              <w:t>10</w:t>
+              <w:t>15</w:t>
             </w:r>
           </w:hyperlink>
           <w:r>
@@ -2673,316 +2970,12 @@
     </w:p>
     <w:p>
       <w:pPr>
-        <w:pStyle w:val="BodyText"/>
-        <w:widowControl/>
-        <w:tabs>
-          <w:tab w:val="clear" w:pos="720"/>
-          <w:tab w:val="left" w:pos="0" w:leader="none"/>
-        </w:tabs>
-        <w:suppressAutoHyphens w:val="true"/>
-        <w:overflowPunct w:val="false"/>
-        <w:bidi w:val="0"/>
-        <w:spacing w:before="0" w:after="26"/>
-        <w:jc w:val="start"/>
-        <w:rPr>
-          <w:rStyle w:val="Strong"/>
-          <w:rFonts w:ascii="Liberation Serif" w:hAnsi="Liberation Serif" w:eastAsia="Noto Serif CJK SC" w:cs="Noto Sans Devanagari"/>
-          <w:b w:val="false"/>
-          <w:bCs w:val="false"/>
-          <w:color w:val="auto"/>
-          <w:kern w:val="2"/>
-          <w:sz w:val="24"/>
-          <w:szCs w:val="24"/>
-          <w:lang w:val="fr-FR" w:eastAsia="zh-CN" w:bidi="hi-IN"/>
-        </w:rPr>
-      </w:pPr>
-      <w:r>
-        <w:rPr>
-          <w:rFonts w:eastAsia="Noto Serif CJK SC" w:cs="Noto Sans Devanagari"/>
-          <w:b w:val="false"/>
-          <w:bCs w:val="false"/>
-          <w:color w:val="auto"/>
-          <w:kern w:val="2"/>
-          <w:sz w:val="24"/>
-          <w:szCs w:val="24"/>
-          <w:lang w:val="fr-FR" w:eastAsia="zh-CN" w:bidi="hi-IN"/>
-        </w:rPr>
-      </w:r>
-    </w:p>
-    <w:p>
-      <w:pPr>
-        <w:pStyle w:val="BodyText"/>
-        <w:widowControl/>
-        <w:tabs>
-          <w:tab w:val="clear" w:pos="720"/>
-          <w:tab w:val="left" w:pos="0" w:leader="none"/>
-        </w:tabs>
-        <w:suppressAutoHyphens w:val="true"/>
-        <w:overflowPunct w:val="false"/>
-        <w:bidi w:val="0"/>
-        <w:spacing w:before="0" w:after="26"/>
-        <w:jc w:val="start"/>
-        <w:rPr>
-          <w:rStyle w:val="Strong"/>
-          <w:rFonts w:ascii="Liberation Serif" w:hAnsi="Liberation Serif" w:eastAsia="Noto Serif CJK SC" w:cs="Noto Sans Devanagari"/>
-          <w:b w:val="false"/>
-          <w:bCs w:val="false"/>
-          <w:color w:val="auto"/>
-          <w:kern w:val="2"/>
-          <w:sz w:val="24"/>
-          <w:szCs w:val="24"/>
-          <w:lang w:val="fr-FR" w:eastAsia="zh-CN" w:bidi="hi-IN"/>
-        </w:rPr>
-      </w:pPr>
-      <w:r>
-        <w:rPr>
-          <w:rFonts w:eastAsia="Noto Serif CJK SC" w:cs="Noto Sans Devanagari"/>
-          <w:b w:val="false"/>
-          <w:bCs w:val="false"/>
-          <w:color w:val="auto"/>
-          <w:kern w:val="2"/>
-          <w:sz w:val="24"/>
-          <w:szCs w:val="24"/>
-          <w:lang w:val="fr-FR" w:eastAsia="zh-CN" w:bidi="hi-IN"/>
-        </w:rPr>
-      </w:r>
-    </w:p>
-    <w:p>
-      <w:pPr>
-        <w:pStyle w:val="BodyText"/>
-        <w:widowControl/>
-        <w:tabs>
-          <w:tab w:val="clear" w:pos="720"/>
-          <w:tab w:val="left" w:pos="0" w:leader="none"/>
-        </w:tabs>
-        <w:suppressAutoHyphens w:val="true"/>
-        <w:overflowPunct w:val="false"/>
-        <w:bidi w:val="0"/>
-        <w:spacing w:before="0" w:after="26"/>
-        <w:jc w:val="start"/>
-        <w:rPr>
-          <w:rStyle w:val="Strong"/>
-          <w:rFonts w:ascii="Liberation Serif" w:hAnsi="Liberation Serif" w:eastAsia="Noto Serif CJK SC" w:cs="Noto Sans Devanagari"/>
-          <w:b w:val="false"/>
-          <w:bCs w:val="false"/>
-          <w:color w:val="auto"/>
-          <w:kern w:val="2"/>
-          <w:sz w:val="24"/>
-          <w:szCs w:val="24"/>
-          <w:lang w:val="fr-FR" w:eastAsia="zh-CN" w:bidi="hi-IN"/>
-        </w:rPr>
-      </w:pPr>
-      <w:r>
-        <w:rPr>
-          <w:rFonts w:eastAsia="Noto Serif CJK SC" w:cs="Noto Sans Devanagari"/>
-          <w:b w:val="false"/>
-          <w:bCs w:val="false"/>
-          <w:color w:val="auto"/>
-          <w:kern w:val="2"/>
-          <w:sz w:val="24"/>
-          <w:szCs w:val="24"/>
-          <w:lang w:val="fr-FR" w:eastAsia="zh-CN" w:bidi="hi-IN"/>
-        </w:rPr>
-      </w:r>
-    </w:p>
-    <w:p>
-      <w:pPr>
-        <w:pStyle w:val="BodyText"/>
-        <w:widowControl/>
-        <w:tabs>
-          <w:tab w:val="clear" w:pos="720"/>
-          <w:tab w:val="left" w:pos="0" w:leader="none"/>
-        </w:tabs>
-        <w:suppressAutoHyphens w:val="true"/>
-        <w:overflowPunct w:val="false"/>
-        <w:bidi w:val="0"/>
-        <w:spacing w:before="0" w:after="26"/>
-        <w:jc w:val="start"/>
-        <w:rPr>
-          <w:rStyle w:val="Strong"/>
-          <w:rFonts w:ascii="Liberation Serif" w:hAnsi="Liberation Serif" w:eastAsia="Noto Serif CJK SC" w:cs="Noto Sans Devanagari"/>
-          <w:b w:val="false"/>
-          <w:bCs w:val="false"/>
-          <w:color w:val="auto"/>
-          <w:kern w:val="2"/>
-          <w:sz w:val="24"/>
-          <w:szCs w:val="24"/>
-          <w:lang w:val="fr-FR" w:eastAsia="zh-CN" w:bidi="hi-IN"/>
-        </w:rPr>
-      </w:pPr>
-      <w:r>
-        <w:rPr>
-          <w:rFonts w:eastAsia="Noto Serif CJK SC" w:cs="Noto Sans Devanagari"/>
-          <w:b w:val="false"/>
-          <w:bCs w:val="false"/>
-          <w:color w:val="auto"/>
-          <w:kern w:val="2"/>
-          <w:sz w:val="24"/>
-          <w:szCs w:val="24"/>
-          <w:lang w:val="fr-FR" w:eastAsia="zh-CN" w:bidi="hi-IN"/>
-        </w:rPr>
-      </w:r>
-    </w:p>
-    <w:p>
-      <w:pPr>
-        <w:pStyle w:val="BodyText"/>
-        <w:widowControl/>
-        <w:tabs>
-          <w:tab w:val="clear" w:pos="720"/>
-          <w:tab w:val="left" w:pos="0" w:leader="none"/>
-        </w:tabs>
-        <w:suppressAutoHyphens w:val="true"/>
-        <w:overflowPunct w:val="false"/>
-        <w:bidi w:val="0"/>
-        <w:spacing w:before="0" w:after="26"/>
-        <w:jc w:val="start"/>
-        <w:rPr>
-          <w:rStyle w:val="Strong"/>
-          <w:rFonts w:ascii="Liberation Serif" w:hAnsi="Liberation Serif" w:eastAsia="Noto Serif CJK SC" w:cs="Noto Sans Devanagari"/>
-          <w:b w:val="false"/>
-          <w:bCs w:val="false"/>
-          <w:color w:val="auto"/>
-          <w:kern w:val="2"/>
-          <w:sz w:val="24"/>
-          <w:szCs w:val="24"/>
-          <w:lang w:val="fr-FR" w:eastAsia="zh-CN" w:bidi="hi-IN"/>
-        </w:rPr>
-      </w:pPr>
-      <w:r>
-        <w:rPr>
-          <w:rFonts w:eastAsia="Noto Serif CJK SC" w:cs="Noto Sans Devanagari"/>
-          <w:b w:val="false"/>
-          <w:bCs w:val="false"/>
-          <w:color w:val="auto"/>
-          <w:kern w:val="2"/>
-          <w:sz w:val="24"/>
-          <w:szCs w:val="24"/>
-          <w:lang w:val="fr-FR" w:eastAsia="zh-CN" w:bidi="hi-IN"/>
-        </w:rPr>
-      </w:r>
-    </w:p>
-    <w:p>
-      <w:pPr>
-        <w:pStyle w:val="BodyText"/>
-        <w:widowControl/>
-        <w:tabs>
-          <w:tab w:val="clear" w:pos="720"/>
-          <w:tab w:val="left" w:pos="0" w:leader="none"/>
-        </w:tabs>
-        <w:suppressAutoHyphens w:val="true"/>
-        <w:overflowPunct w:val="false"/>
-        <w:bidi w:val="0"/>
-        <w:spacing w:before="0" w:after="26"/>
-        <w:jc w:val="start"/>
-        <w:rPr>
-          <w:rStyle w:val="Strong"/>
-          <w:rFonts w:ascii="Liberation Serif" w:hAnsi="Liberation Serif" w:eastAsia="Noto Serif CJK SC" w:cs="Noto Sans Devanagari"/>
-          <w:b w:val="false"/>
-          <w:bCs w:val="false"/>
-          <w:color w:val="auto"/>
-          <w:kern w:val="2"/>
-          <w:sz w:val="24"/>
-          <w:szCs w:val="24"/>
-          <w:lang w:val="fr-FR" w:eastAsia="zh-CN" w:bidi="hi-IN"/>
-        </w:rPr>
-      </w:pPr>
-      <w:r>
-        <w:rPr>
-          <w:rFonts w:eastAsia="Noto Serif CJK SC" w:cs="Noto Sans Devanagari"/>
-          <w:b w:val="false"/>
-          <w:bCs w:val="false"/>
-          <w:color w:val="auto"/>
-          <w:kern w:val="2"/>
-          <w:sz w:val="24"/>
-          <w:szCs w:val="24"/>
-          <w:lang w:val="fr-FR" w:eastAsia="zh-CN" w:bidi="hi-IN"/>
-        </w:rPr>
-      </w:r>
-    </w:p>
-    <w:p>
-      <w:pPr>
-        <w:pStyle w:val="BodyText"/>
-        <w:widowControl/>
-        <w:tabs>
-          <w:tab w:val="clear" w:pos="720"/>
-          <w:tab w:val="left" w:pos="0" w:leader="none"/>
-        </w:tabs>
-        <w:suppressAutoHyphens w:val="true"/>
-        <w:overflowPunct w:val="false"/>
-        <w:bidi w:val="0"/>
-        <w:spacing w:before="0" w:after="26"/>
-        <w:jc w:val="start"/>
-        <w:rPr>
-          <w:rStyle w:val="Strong"/>
-          <w:rFonts w:ascii="Liberation Serif" w:hAnsi="Liberation Serif" w:eastAsia="Noto Serif CJK SC" w:cs="Noto Sans Devanagari"/>
-          <w:b w:val="false"/>
-          <w:bCs w:val="false"/>
-          <w:color w:val="auto"/>
-          <w:kern w:val="2"/>
-          <w:sz w:val="24"/>
-          <w:szCs w:val="24"/>
-          <w:lang w:val="fr-FR" w:eastAsia="zh-CN" w:bidi="hi-IN"/>
-        </w:rPr>
-      </w:pPr>
-      <w:r>
-        <w:rPr>
-          <w:rFonts w:eastAsia="Noto Serif CJK SC" w:cs="Noto Sans Devanagari"/>
-          <w:b w:val="false"/>
-          <w:bCs w:val="false"/>
-          <w:color w:val="auto"/>
-          <w:kern w:val="2"/>
-          <w:sz w:val="24"/>
-          <w:szCs w:val="24"/>
-          <w:lang w:val="fr-FR" w:eastAsia="zh-CN" w:bidi="hi-IN"/>
-        </w:rPr>
-      </w:r>
-    </w:p>
-    <w:p>
-      <w:pPr>
-        <w:pStyle w:val="BodyText"/>
-        <w:widowControl/>
-        <w:tabs>
-          <w:tab w:val="clear" w:pos="720"/>
-          <w:tab w:val="left" w:pos="0" w:leader="none"/>
-        </w:tabs>
-        <w:suppressAutoHyphens w:val="true"/>
-        <w:overflowPunct w:val="false"/>
-        <w:bidi w:val="0"/>
-        <w:spacing w:before="0" w:after="26"/>
-        <w:jc w:val="start"/>
-        <w:rPr>
-          <w:rStyle w:val="Strong"/>
-          <w:rFonts w:ascii="Liberation Serif" w:hAnsi="Liberation Serif" w:eastAsia="Noto Serif CJK SC" w:cs="Noto Sans Devanagari"/>
-          <w:b w:val="false"/>
-          <w:bCs w:val="false"/>
-          <w:color w:val="auto"/>
-          <w:kern w:val="2"/>
-          <w:sz w:val="24"/>
-          <w:szCs w:val="24"/>
-          <w:lang w:val="fr-FR" w:eastAsia="zh-CN" w:bidi="hi-IN"/>
-        </w:rPr>
-      </w:pPr>
-      <w:r>
-        <w:rPr>
-          <w:rFonts w:eastAsia="Noto Serif CJK SC" w:cs="Noto Sans Devanagari"/>
-          <w:b w:val="false"/>
-          <w:bCs w:val="false"/>
-          <w:color w:val="auto"/>
-          <w:kern w:val="2"/>
-          <w:sz w:val="24"/>
-          <w:szCs w:val="24"/>
-          <w:lang w:val="fr-FR" w:eastAsia="zh-CN" w:bidi="hi-IN"/>
-        </w:rPr>
-      </w:r>
-    </w:p>
-    <w:p>
-      <w:pPr>
         <w:pStyle w:val="Heading2"/>
         <w:ind w:hanging="0" w:start="0"/>
         <w:rPr/>
       </w:pPr>
-      <w:bookmarkStart w:id="4" w:name="__RefHeading___Toc7916_2390671122"/>
-      <w:bookmarkEnd w:id="4"/>
+      <w:bookmarkStart w:id="3" w:name="__RefHeading___Toc7916_2390671122"/>
+      <w:bookmarkEnd w:id="3"/>
       <w:r>
         <w:rPr>
           <w:rStyle w:val="Strong"/>
@@ -3226,8 +3219,8 @@
         <w:ind w:hanging="0" w:start="0"/>
         <w:rPr/>
       </w:pPr>
-      <w:bookmarkStart w:id="5" w:name="__RefHeading___Toc1431_667713321"/>
-      <w:bookmarkEnd w:id="5"/>
+      <w:bookmarkStart w:id="4" w:name="__RefHeading___Toc1431_667713321"/>
+      <w:bookmarkEnd w:id="4"/>
       <w:r>
         <w:rPr>
           <w:rStyle w:val="Strong"/>
@@ -3290,7 +3283,7 @@
         <w:widowControl/>
         <w:numPr>
           <w:ilvl w:val="0"/>
-          <w:numId w:val="6"/>
+          <w:numId w:val="3"/>
         </w:numPr>
         <w:tabs>
           <w:tab w:val="clear" w:pos="720"/>
@@ -3324,7 +3317,7 @@
         <w:widowControl/>
         <w:numPr>
           <w:ilvl w:val="0"/>
-          <w:numId w:val="6"/>
+          <w:numId w:val="3"/>
         </w:numPr>
         <w:tabs>
           <w:tab w:val="clear" w:pos="720"/>
@@ -3358,7 +3351,7 @@
         <w:widowControl/>
         <w:numPr>
           <w:ilvl w:val="0"/>
-          <w:numId w:val="6"/>
+          <w:numId w:val="3"/>
         </w:numPr>
         <w:tabs>
           <w:tab w:val="clear" w:pos="720"/>
@@ -3392,7 +3385,7 @@
         <w:widowControl/>
         <w:numPr>
           <w:ilvl w:val="0"/>
-          <w:numId w:val="6"/>
+          <w:numId w:val="3"/>
         </w:numPr>
         <w:tabs>
           <w:tab w:val="clear" w:pos="720"/>
@@ -3426,7 +3419,7 @@
         <w:widowControl/>
         <w:numPr>
           <w:ilvl w:val="1"/>
-          <w:numId w:val="6"/>
+          <w:numId w:val="3"/>
         </w:numPr>
         <w:tabs>
           <w:tab w:val="clear" w:pos="720"/>
@@ -3460,7 +3453,7 @@
         <w:widowControl/>
         <w:numPr>
           <w:ilvl w:val="1"/>
-          <w:numId w:val="6"/>
+          <w:numId w:val="3"/>
         </w:numPr>
         <w:tabs>
           <w:tab w:val="clear" w:pos="720"/>
@@ -3494,7 +3487,7 @@
         <w:widowControl/>
         <w:numPr>
           <w:ilvl w:val="1"/>
-          <w:numId w:val="6"/>
+          <w:numId w:val="3"/>
         </w:numPr>
         <w:tabs>
           <w:tab w:val="clear" w:pos="720"/>
@@ -3528,7 +3521,7 @@
         <w:widowControl/>
         <w:numPr>
           <w:ilvl w:val="0"/>
-          <w:numId w:val="6"/>
+          <w:numId w:val="3"/>
         </w:numPr>
         <w:tabs>
           <w:tab w:val="clear" w:pos="720"/>
@@ -3562,7 +3555,7 @@
         <w:widowControl/>
         <w:numPr>
           <w:ilvl w:val="0"/>
-          <w:numId w:val="6"/>
+          <w:numId w:val="3"/>
         </w:numPr>
         <w:tabs>
           <w:tab w:val="clear" w:pos="720"/>
@@ -3596,7 +3589,7 @@
         <w:widowControl/>
         <w:numPr>
           <w:ilvl w:val="0"/>
-          <w:numId w:val="6"/>
+          <w:numId w:val="3"/>
         </w:numPr>
         <w:tabs>
           <w:tab w:val="clear" w:pos="720"/>
@@ -3653,8 +3646,8 @@
         <w:ind w:hanging="0" w:start="0"/>
         <w:rPr/>
       </w:pPr>
-      <w:bookmarkStart w:id="6" w:name="__RefHeading___Toc1433_667713321"/>
-      <w:bookmarkEnd w:id="6"/>
+      <w:bookmarkStart w:id="5" w:name="__RefHeading___Toc1433_667713321"/>
+      <w:bookmarkEnd w:id="5"/>
       <w:r>
         <w:rPr>
           <w:rStyle w:val="Strong"/>
@@ -3759,10 +3752,10 @@
       </w:pPr>
       <w:r>
         <w:drawing>
-          <wp:anchor behindDoc="0" distT="0" distB="0" distL="0" distR="0" simplePos="0" locked="0" layoutInCell="0" allowOverlap="1" relativeHeight="3">
+          <wp:anchor behindDoc="0" distT="0" distB="0" distL="0" distR="0" simplePos="0" locked="0" layoutInCell="0" allowOverlap="1" relativeHeight="2">
             <wp:simplePos x="0" y="0"/>
             <wp:positionH relativeFrom="column">
-              <wp:posOffset>129540</wp:posOffset>
+              <wp:posOffset>9525</wp:posOffset>
             </wp:positionH>
             <wp:positionV relativeFrom="paragraph">
               <wp:posOffset>-6350</wp:posOffset>
@@ -3823,11 +3816,10 @@
         <w:rPr>
           <w:rStyle w:val="Strong"/>
         </w:rPr>
-        <w:t xml:space="preserve">Examples of embedded systems: </w:t>
-      </w:r>
-      <w:r>
-        <w:rPr/>
-        <w:t>cars, washing machines, drones, robots, smart home devices.</w:t>
+        <w:br/>
+        <w:br/>
+        <w:br/>
+        <w:br/>
       </w:r>
     </w:p>
     <w:p>
@@ -3838,30 +3830,12 @@
         <w:overflowPunct w:val="false"/>
         <w:bidi w:val="0"/>
         <w:jc w:val="start"/>
-        <w:rPr/>
-      </w:pPr>
-      <w:r>
-        <w:rPr/>
-      </w:r>
-    </w:p>
-    <w:p>
-      <w:pPr>
-        <w:pStyle w:val="BodyText"/>
-        <w:rPr/>
-      </w:pPr>
-      <w:r>
-        <w:rPr/>
-        <w:t xml:space="preserve">The Pedro robot is a </w:t>
-      </w:r>
-      <w:r>
-        <w:rPr>
-          <w:rStyle w:val="Strong"/>
-        </w:rPr>
-        <w:t>perfect example of an embedded system</w:t>
-      </w:r>
-      <w:r>
-        <w:rPr/>
-        <w:t xml:space="preserve"> because its electronics and software work together to control mechanical parts.</w:t>
+        <w:rPr>
+          <w:rStyle w:val="Strong"/>
+        </w:rPr>
+      </w:pPr>
+      <w:r>
+        <w:rPr/>
       </w:r>
     </w:p>
     <w:p>
@@ -3872,21 +3846,12 @@
         <w:overflowPunct w:val="false"/>
         <w:bidi w:val="0"/>
         <w:jc w:val="start"/>
-        <w:rPr/>
-      </w:pPr>
-      <w:r>
-        <w:rPr>
-          <w:rStyle w:val="Strong"/>
-          <w:rFonts w:eastAsia="Noto Serif CJK SC" w:cs="Noto Sans Devanagari"/>
-          <w:b w:val="false"/>
-          <w:bCs w:val="false"/>
-          <w:color w:val="auto"/>
-          <w:kern w:val="2"/>
-          <w:sz w:val="24"/>
-          <w:szCs w:val="24"/>
-          <w:lang w:val="fr-FR" w:eastAsia="zh-CN" w:bidi="hi-IN"/>
-        </w:rPr>
-        <w:t>The Pedro Board includes many useful features.</w:t>
+        <w:rPr>
+          <w:rStyle w:val="Strong"/>
+        </w:rPr>
+      </w:pPr>
+      <w:r>
+        <w:rPr/>
       </w:r>
     </w:p>
     <w:p>
@@ -3899,6 +3864,150 @@
         <w:jc w:val="start"/>
         <w:rPr>
           <w:rStyle w:val="Strong"/>
+        </w:rPr>
+      </w:pPr>
+      <w:r>
+        <w:rPr/>
+      </w:r>
+    </w:p>
+    <w:p>
+      <w:pPr>
+        <w:pStyle w:val="BodyText"/>
+        <w:widowControl/>
+        <w:suppressAutoHyphens w:val="true"/>
+        <w:overflowPunct w:val="false"/>
+        <w:bidi w:val="0"/>
+        <w:jc w:val="start"/>
+        <w:rPr>
+          <w:rStyle w:val="Strong"/>
+        </w:rPr>
+      </w:pPr>
+      <w:r>
+        <w:rPr/>
+      </w:r>
+    </w:p>
+    <w:p>
+      <w:pPr>
+        <w:pStyle w:val="BodyText"/>
+        <w:widowControl/>
+        <w:suppressAutoHyphens w:val="true"/>
+        <w:overflowPunct w:val="false"/>
+        <w:bidi w:val="0"/>
+        <w:jc w:val="start"/>
+        <w:rPr>
+          <w:rStyle w:val="Strong"/>
+        </w:rPr>
+      </w:pPr>
+      <w:r>
+        <w:rPr/>
+      </w:r>
+    </w:p>
+    <w:p>
+      <w:pPr>
+        <w:pStyle w:val="BodyText"/>
+        <w:widowControl/>
+        <w:suppressAutoHyphens w:val="true"/>
+        <w:overflowPunct w:val="false"/>
+        <w:bidi w:val="0"/>
+        <w:jc w:val="start"/>
+        <w:rPr>
+          <w:rStyle w:val="Strong"/>
+        </w:rPr>
+      </w:pPr>
+      <w:r>
+        <w:rPr/>
+      </w:r>
+    </w:p>
+    <w:p>
+      <w:pPr>
+        <w:pStyle w:val="BodyText"/>
+        <w:widowControl/>
+        <w:suppressAutoHyphens w:val="true"/>
+        <w:overflowPunct w:val="false"/>
+        <w:bidi w:val="0"/>
+        <w:jc w:val="start"/>
+        <w:rPr/>
+      </w:pPr>
+      <w:r>
+        <w:rPr>
+          <w:rStyle w:val="Strong"/>
+        </w:rPr>
+        <w:t xml:space="preserve">Examples of embedded systems: </w:t>
+      </w:r>
+      <w:r>
+        <w:rPr/>
+        <w:t>cars, washing machines, drones, robots, smart home devices.</w:t>
+      </w:r>
+    </w:p>
+    <w:p>
+      <w:pPr>
+        <w:pStyle w:val="BodyText"/>
+        <w:widowControl/>
+        <w:suppressAutoHyphens w:val="true"/>
+        <w:overflowPunct w:val="false"/>
+        <w:bidi w:val="0"/>
+        <w:jc w:val="start"/>
+        <w:rPr/>
+      </w:pPr>
+      <w:r>
+        <w:rPr/>
+      </w:r>
+    </w:p>
+    <w:p>
+      <w:pPr>
+        <w:pStyle w:val="BodyText"/>
+        <w:rPr/>
+      </w:pPr>
+      <w:r>
+        <w:rPr/>
+        <w:t xml:space="preserve">The Pedro robot is a </w:t>
+      </w:r>
+      <w:r>
+        <w:rPr>
+          <w:rStyle w:val="Strong"/>
+        </w:rPr>
+        <w:t>perfect example of an embedded system</w:t>
+      </w:r>
+      <w:r>
+        <w:rPr/>
+        <w:t xml:space="preserve"> because its electronics and software work together to control mechanical parts.</w:t>
+      </w:r>
+    </w:p>
+    <w:p>
+      <w:pPr>
+        <w:pStyle w:val="BodyText"/>
+        <w:widowControl/>
+        <w:suppressAutoHyphens w:val="true"/>
+        <w:overflowPunct w:val="false"/>
+        <w:bidi w:val="0"/>
+        <w:jc w:val="start"/>
+        <w:rPr/>
+      </w:pPr>
+      <w:r>
+        <w:rPr>
+          <w:rStyle w:val="Strong"/>
+          <w:rFonts w:eastAsia="Noto Serif CJK SC" w:cs="Noto Sans Devanagari"/>
+          <w:b w:val="false"/>
+          <w:bCs w:val="false"/>
+          <w:color w:val="auto"/>
+          <w:kern w:val="2"/>
+          <w:sz w:val="24"/>
+          <w:szCs w:val="24"/>
+          <w:lang w:val="fr-FR" w:eastAsia="zh-CN" w:bidi="hi-IN"/>
+        </w:rPr>
+        <w:t>The Pedro Board includes many useful features.</w:t>
+      </w:r>
+    </w:p>
+    <w:p>
+      <w:pPr>
+        <w:pStyle w:val="BodyText"/>
+        <w:widowControl/>
+        <w:suppressAutoHyphens w:val="true"/>
+        <w:overflowPunct w:val="false"/>
+        <w:bidi w:val="0"/>
+        <w:jc w:val="start"/>
+        <w:rPr>
+          <w:rStyle w:val="Strong"/>
           <w:rFonts w:ascii="Liberation Serif" w:hAnsi="Liberation Serif" w:eastAsia="Noto Serif CJK SC" w:cs="Noto Sans Devanagari"/>
           <w:b w:val="false"/>
           <w:bCs w:val="false"/>
@@ -3910,7 +4019,16 @@
         </w:rPr>
       </w:pPr>
       <w:r>
-        <w:rPr/>
+        <w:rPr>
+          <w:rFonts w:eastAsia="Noto Serif CJK SC" w:cs="Noto Sans Devanagari"/>
+          <w:b w:val="false"/>
+          <w:bCs w:val="false"/>
+          <w:color w:val="auto"/>
+          <w:kern w:val="2"/>
+          <w:sz w:val="24"/>
+          <w:szCs w:val="24"/>
+          <w:lang w:val="fr-FR" w:eastAsia="zh-CN" w:bidi="hi-IN"/>
+        </w:rPr>
       </w:r>
     </w:p>
     <w:p>
@@ -3919,7 +4037,7 @@
         <w:widowControl/>
         <w:numPr>
           <w:ilvl w:val="0"/>
-          <w:numId w:val="6"/>
+          <w:numId w:val="3"/>
         </w:numPr>
         <w:tabs>
           <w:tab w:val="clear" w:pos="720"/>
@@ -3944,7 +4062,35 @@
           <w:szCs w:val="24"/>
           <w:lang w:val="fr-FR" w:eastAsia="zh-CN" w:bidi="hi-IN"/>
         </w:rPr>
-        <w:t>Microcontroller (ATmega32U4): Acts as the brain of the robot</w:t>
+        <w:t>Microcontroller (</w:t>
+      </w:r>
+      <w:r>
+        <w:rPr>
+          <w:rStyle w:val="Strong"/>
+          <w:rFonts w:eastAsia="Noto Serif CJK SC" w:cs="Noto Sans Devanagari"/>
+          <w:b/>
+          <w:bCs/>
+          <w:color w:val="auto"/>
+          <w:kern w:val="2"/>
+          <w:sz w:val="24"/>
+          <w:szCs w:val="24"/>
+          <w:lang w:val="fr-FR" w:eastAsia="zh-CN" w:bidi="hi-IN"/>
+        </w:rPr>
+        <w:t>ATmega32U4</w:t>
+      </w:r>
+      <w:r>
+        <w:rPr>
+          <w:rStyle w:val="Strong"/>
+          <w:rFonts w:eastAsia="Noto Serif CJK SC" w:cs="Noto Sans Devanagari"/>
+          <w:b w:val="false"/>
+          <w:bCs w:val="false"/>
+          <w:color w:val="auto"/>
+          <w:kern w:val="2"/>
+          <w:sz w:val="24"/>
+          <w:szCs w:val="24"/>
+          <w:lang w:val="fr-FR" w:eastAsia="zh-CN" w:bidi="hi-IN"/>
+        </w:rPr>
+        <w:t>): Acts as the brain of the robot</w:t>
       </w:r>
     </w:p>
     <w:p>
@@ -3953,7 +4099,7 @@
         <w:widowControl/>
         <w:numPr>
           <w:ilvl w:val="0"/>
-          <w:numId w:val="6"/>
+          <w:numId w:val="3"/>
         </w:numPr>
         <w:tabs>
           <w:tab w:val="clear" w:pos="720"/>
@@ -3987,7 +4133,7 @@
         <w:widowControl/>
         <w:numPr>
           <w:ilvl w:val="0"/>
-          <w:numId w:val="6"/>
+          <w:numId w:val="3"/>
         </w:numPr>
         <w:tabs>
           <w:tab w:val="clear" w:pos="720"/>
@@ -4034,7 +4180,7 @@
         <w:widowControl/>
         <w:numPr>
           <w:ilvl w:val="0"/>
-          <w:numId w:val="6"/>
+          <w:numId w:val="3"/>
         </w:numPr>
         <w:tabs>
           <w:tab w:val="clear" w:pos="720"/>
@@ -4068,7 +4214,7 @@
         <w:widowControl/>
         <w:numPr>
           <w:ilvl w:val="1"/>
-          <w:numId w:val="6"/>
+          <w:numId w:val="3"/>
         </w:numPr>
         <w:tabs>
           <w:tab w:val="clear" w:pos="720"/>
@@ -4102,7 +4248,7 @@
         <w:widowControl/>
         <w:numPr>
           <w:ilvl w:val="1"/>
-          <w:numId w:val="6"/>
+          <w:numId w:val="3"/>
         </w:numPr>
         <w:tabs>
           <w:tab w:val="clear" w:pos="720"/>
@@ -4136,7 +4282,7 @@
         <w:widowControl/>
         <w:numPr>
           <w:ilvl w:val="1"/>
-          <w:numId w:val="6"/>
+          <w:numId w:val="3"/>
         </w:numPr>
         <w:tabs>
           <w:tab w:val="clear" w:pos="720"/>
@@ -4170,7 +4316,7 @@
         <w:widowControl/>
         <w:numPr>
           <w:ilvl w:val="0"/>
-          <w:numId w:val="6"/>
+          <w:numId w:val="3"/>
         </w:numPr>
         <w:tabs>
           <w:tab w:val="clear" w:pos="720"/>
@@ -4224,7 +4370,16 @@
         </w:rPr>
       </w:pPr>
       <w:r>
-        <w:rPr/>
+        <w:rPr>
+          <w:rFonts w:eastAsia="Noto Serif CJK SC" w:cs="Noto Sans Devanagari"/>
+          <w:b w:val="false"/>
+          <w:bCs w:val="false"/>
+          <w:color w:val="auto"/>
+          <w:kern w:val="2"/>
+          <w:sz w:val="24"/>
+          <w:szCs w:val="24"/>
+          <w:lang w:val="fr-FR" w:eastAsia="zh-CN" w:bidi="hi-IN"/>
+        </w:rPr>
       </w:r>
     </w:p>
     <w:p>
@@ -4233,8 +4388,8 @@
         <w:ind w:hanging="0" w:start="0"/>
         <w:rPr/>
       </w:pPr>
-      <w:bookmarkStart w:id="7" w:name="__RefHeading___Toc10993_2390671122"/>
-      <w:bookmarkEnd w:id="7"/>
+      <w:bookmarkStart w:id="6" w:name="__RefHeading___Toc10993_2390671122"/>
+      <w:bookmarkEnd w:id="6"/>
       <w:r>
         <w:rPr>
           <w:rStyle w:val="Strong"/>
@@ -4419,13 +4574,13 @@
         <w:pStyle w:val="Heading4"/>
         <w:numPr>
           <w:ilvl w:val="3"/>
-          <w:numId w:val="2"/>
+          <w:numId w:val="1"/>
         </w:numPr>
         <w:ind w:hanging="0" w:start="0"/>
         <w:rPr/>
       </w:pPr>
-      <w:bookmarkStart w:id="8" w:name="__RefHeading___Toc10987_2390671122"/>
-      <w:bookmarkEnd w:id="8"/>
+      <w:bookmarkStart w:id="7" w:name="__RefHeading___Toc10987_2390671122"/>
+      <w:bookmarkEnd w:id="7"/>
       <w:r>
         <w:rPr>
           <w:i w:val="false"/>
@@ -4521,9 +4676,9 @@
       </w:tblPr>
       <w:tblGrid>
         <w:gridCol w:w="1925"/>
-        <w:gridCol w:w="1692"/>
-        <w:gridCol w:w="3128"/>
-        <w:gridCol w:w="3229"/>
+        <w:gridCol w:w="1688"/>
+        <w:gridCol w:w="3136"/>
+        <w:gridCol w:w="3225"/>
       </w:tblGrid>
       <w:tr>
         <w:trPr>
@@ -4553,7 +4708,7 @@
               <mc:AlternateContent>
                 <mc:Choice Requires="wps">
                   <w:drawing>
-                    <wp:anchor behindDoc="0" distT="9525" distB="9525" distL="8890" distR="9525" simplePos="0" locked="0" layoutInCell="1" allowOverlap="1" relativeHeight="8">
+                    <wp:anchor behindDoc="0" distT="9525" distB="9525" distL="8890" distR="9525" simplePos="0" locked="0" layoutInCell="1" allowOverlap="1" relativeHeight="7">
                       <wp:simplePos x="0" y="0"/>
                       <wp:positionH relativeFrom="column">
                         <wp:posOffset>43815</wp:posOffset>
@@ -4677,7 +4832,7 @@
         </w:tc>
         <w:tc>
           <w:tcPr>
-            <w:tcW w:w="1692" w:type="dxa"/>
+            <w:tcW w:w="1688" w:type="dxa"/>
             <w:tcBorders>
               <w:top w:val="single" w:sz="4" w:space="0" w:color="000000"/>
               <w:start w:val="single" w:sz="4" w:space="0" w:color="000000"/>
@@ -4699,7 +4854,7 @@
               <mc:AlternateContent>
                 <mc:Choice Requires="wps">
                   <w:drawing>
-                    <wp:anchor behindDoc="0" distT="9525" distB="9525" distL="8890" distR="9525" simplePos="0" locked="0" layoutInCell="1" allowOverlap="1" relativeHeight="10">
+                    <wp:anchor behindDoc="0" distT="9525" distB="9525" distL="8890" distR="9525" simplePos="0" locked="0" layoutInCell="1" allowOverlap="1" relativeHeight="9">
                       <wp:simplePos x="0" y="0"/>
                       <wp:positionH relativeFrom="column">
                         <wp:posOffset>43815</wp:posOffset>
@@ -4823,7 +4978,7 @@
         </w:tc>
         <w:tc>
           <w:tcPr>
-            <w:tcW w:w="3128" w:type="dxa"/>
+            <w:tcW w:w="3136" w:type="dxa"/>
             <w:tcBorders>
               <w:top w:val="single" w:sz="4" w:space="0" w:color="000000"/>
               <w:start w:val="single" w:sz="4" w:space="0" w:color="000000"/>
@@ -4845,7 +5000,7 @@
               <mc:AlternateContent>
                 <mc:Choice Requires="wps">
                   <w:drawing>
-                    <wp:anchor behindDoc="0" distT="9525" distB="9525" distL="9525" distR="9525" simplePos="0" locked="0" layoutInCell="1" allowOverlap="1" relativeHeight="12">
+                    <wp:anchor behindDoc="0" distT="9525" distB="9525" distL="9525" distR="9525" simplePos="0" locked="0" layoutInCell="1" allowOverlap="1" relativeHeight="11">
                       <wp:simplePos x="0" y="0"/>
                       <wp:positionH relativeFrom="column">
                         <wp:posOffset>43815</wp:posOffset>
@@ -4979,7 +5134,7 @@
         </w:tc>
         <w:tc>
           <w:tcPr>
-            <w:tcW w:w="3229" w:type="dxa"/>
+            <w:tcW w:w="3225" w:type="dxa"/>
             <w:tcBorders>
               <w:top w:val="single" w:sz="4" w:space="0" w:color="000000"/>
               <w:start w:val="single" w:sz="4" w:space="0" w:color="000000"/>
@@ -5002,7 +5157,7 @@
               <mc:AlternateContent>
                 <mc:Choice Requires="wps">
                   <w:drawing>
-                    <wp:anchor behindDoc="0" distT="9525" distB="9525" distL="8890" distR="9525" simplePos="0" locked="0" layoutInCell="1" allowOverlap="1" relativeHeight="14">
+                    <wp:anchor behindDoc="0" distT="9525" distB="9525" distL="8890" distR="9525" simplePos="0" locked="0" layoutInCell="1" allowOverlap="1" relativeHeight="13">
                       <wp:simplePos x="0" y="0"/>
                       <wp:positionH relativeFrom="column">
                         <wp:posOffset>43815</wp:posOffset>
@@ -5164,7 +5319,7 @@
               <mc:AlternateContent>
                 <mc:Choice Requires="wps">
                   <w:drawing>
-                    <wp:anchor behindDoc="0" distT="8890" distB="9525" distL="8890" distR="9525" simplePos="0" locked="0" layoutInCell="1" allowOverlap="1" relativeHeight="16">
+                    <wp:anchor behindDoc="0" distT="8890" distB="9525" distL="8890" distR="9525" simplePos="0" locked="0" layoutInCell="1" allowOverlap="1" relativeHeight="15">
                       <wp:simplePos x="0" y="0"/>
                       <wp:positionH relativeFrom="column">
                         <wp:posOffset>43815</wp:posOffset>
@@ -5305,7 +5460,7 @@
         </w:tc>
         <w:tc>
           <w:tcPr>
-            <w:tcW w:w="1692" w:type="dxa"/>
+            <w:tcW w:w="1688" w:type="dxa"/>
             <w:tcBorders>
               <w:start w:val="single" w:sz="4" w:space="0" w:color="000000"/>
               <w:bottom w:val="single" w:sz="4" w:space="0" w:color="000000"/>
@@ -5333,7 +5488,7 @@
               <mc:AlternateContent>
                 <mc:Choice Requires="wps">
                   <w:drawing>
-                    <wp:anchor behindDoc="0" distT="8890" distB="9525" distL="8890" distR="9525" simplePos="0" locked="0" layoutInCell="1" allowOverlap="1" relativeHeight="18">
+                    <wp:anchor behindDoc="0" distT="8890" distB="9525" distL="8890" distR="9525" simplePos="0" locked="0" layoutInCell="1" allowOverlap="1" relativeHeight="17">
                       <wp:simplePos x="0" y="0"/>
                       <wp:positionH relativeFrom="column">
                         <wp:posOffset>43815</wp:posOffset>
@@ -5465,7 +5620,7 @@
         </w:tc>
         <w:tc>
           <w:tcPr>
-            <w:tcW w:w="3128" w:type="dxa"/>
+            <w:tcW w:w="3136" w:type="dxa"/>
             <w:tcBorders>
               <w:start w:val="single" w:sz="4" w:space="0" w:color="000000"/>
               <w:bottom w:val="single" w:sz="4" w:space="0" w:color="000000"/>
@@ -5486,7 +5641,7 @@
               <mc:AlternateContent>
                 <mc:Choice Requires="wps">
                   <w:drawing>
-                    <wp:anchor behindDoc="0" distT="8890" distB="9525" distL="9525" distR="9525" simplePos="0" locked="0" layoutInCell="1" allowOverlap="1" relativeHeight="20">
+                    <wp:anchor behindDoc="0" distT="8890" distB="9525" distL="9525" distR="9525" simplePos="0" locked="0" layoutInCell="1" allowOverlap="1" relativeHeight="19">
                       <wp:simplePos x="0" y="0"/>
                       <wp:positionH relativeFrom="column">
                         <wp:posOffset>43815</wp:posOffset>
@@ -5610,7 +5765,7 @@
         </w:tc>
         <w:tc>
           <w:tcPr>
-            <w:tcW w:w="3229" w:type="dxa"/>
+            <w:tcW w:w="3225" w:type="dxa"/>
             <w:tcBorders>
               <w:start w:val="single" w:sz="4" w:space="0" w:color="000000"/>
               <w:bottom w:val="single" w:sz="4" w:space="0" w:color="000000"/>
@@ -5630,7 +5785,7 @@
               <mc:AlternateContent>
                 <mc:Choice Requires="wps">
                   <w:drawing>
-                    <wp:anchor behindDoc="0" distT="8890" distB="9525" distL="8890" distR="9525" simplePos="0" locked="0" layoutInCell="1" allowOverlap="1" relativeHeight="22">
+                    <wp:anchor behindDoc="0" distT="8890" distB="9525" distL="8890" distR="9525" simplePos="0" locked="0" layoutInCell="1" allowOverlap="1" relativeHeight="21">
                       <wp:simplePos x="0" y="0"/>
                       <wp:positionH relativeFrom="column">
                         <wp:posOffset>43815</wp:posOffset>
@@ -5853,7 +6008,7 @@
       </w:pPr>
       <w:r>
         <w:drawing>
-          <wp:anchor behindDoc="0" distT="0" distB="0" distL="0" distR="0" simplePos="0" locked="0" layoutInCell="0" allowOverlap="1" relativeHeight="5">
+          <wp:anchor behindDoc="0" distT="0" distB="0" distL="0" distR="0" simplePos="0" locked="0" layoutInCell="0" allowOverlap="1" relativeHeight="4">
             <wp:simplePos x="0" y="0"/>
             <wp:positionH relativeFrom="column">
               <wp:posOffset>-108585</wp:posOffset>
@@ -6164,7 +6319,7 @@
         <w:widowControl/>
         <w:numPr>
           <w:ilvl w:val="0"/>
-          <w:numId w:val="2"/>
+          <w:numId w:val="1"/>
         </w:numPr>
         <w:suppressAutoHyphens w:val="true"/>
         <w:overflowPunct w:val="false"/>
@@ -6181,8 +6336,8 @@
           <w:lang w:val="fr-FR" w:eastAsia="zh-CN" w:bidi="hi-IN"/>
         </w:rPr>
       </w:pPr>
-      <w:bookmarkStart w:id="9" w:name="__RefHeading___Toc10989_2390671122"/>
-      <w:bookmarkEnd w:id="9"/>
+      <w:bookmarkStart w:id="8" w:name="__RefHeading___Toc10989_2390671122"/>
+      <w:bookmarkEnd w:id="8"/>
       <w:r>
         <w:rPr>
           <w:rFonts w:eastAsia="Noto Sans CJK SC" w:cs="Noto Sans Devanagari"/>
@@ -6192,7 +6347,7 @@
           <w:kern w:val="2"/>
           <w:lang w:val="fr-FR" w:eastAsia="zh-CN" w:bidi="hi-IN"/>
         </w:rPr>
-        <w:t>PART 2 : Identification of Programmable1 Elements</w:t>
+        <w:t>PART 2 : Identification of Programmable Elements</w:t>
       </w:r>
     </w:p>
     <w:p>
@@ -6306,7 +6461,7 @@
               <mc:AlternateContent>
                 <mc:Choice Requires="wps">
                   <w:drawing>
-                    <wp:anchor behindDoc="0" distT="9525" distB="9525" distL="8890" distR="9525" simplePos="0" locked="0" layoutInCell="1" allowOverlap="1" relativeHeight="24">
+                    <wp:anchor behindDoc="0" distT="9525" distB="9525" distL="8890" distR="9525" simplePos="0" locked="0" layoutInCell="1" allowOverlap="1" relativeHeight="23">
                       <wp:simplePos x="0" y="0"/>
                       <wp:positionH relativeFrom="column">
                         <wp:posOffset>43815</wp:posOffset>
@@ -6452,7 +6607,7 @@
               <mc:AlternateContent>
                 <mc:Choice Requires="wps">
                   <w:drawing>
-                    <wp:anchor behindDoc="0" distT="9525" distB="9525" distL="8890" distR="9525" simplePos="0" locked="0" layoutInCell="1" allowOverlap="1" relativeHeight="26">
+                    <wp:anchor behindDoc="0" distT="9525" distB="9525" distL="8890" distR="9525" simplePos="0" locked="0" layoutInCell="1" allowOverlap="1" relativeHeight="25">
                       <wp:simplePos x="0" y="0"/>
                       <wp:positionH relativeFrom="column">
                         <wp:posOffset>43815</wp:posOffset>
@@ -6598,7 +6753,7 @@
               <mc:AlternateContent>
                 <mc:Choice Requires="wps">
                   <w:drawing>
-                    <wp:anchor behindDoc="0" distT="9525" distB="9525" distL="8890" distR="9525" simplePos="0" locked="0" layoutInCell="1" allowOverlap="1" relativeHeight="28">
+                    <wp:anchor behindDoc="0" distT="9525" distB="9525" distL="8890" distR="9525" simplePos="0" locked="0" layoutInCell="1" allowOverlap="1" relativeHeight="27">
                       <wp:simplePos x="0" y="0"/>
                       <wp:positionH relativeFrom="column">
                         <wp:posOffset>43815</wp:posOffset>
@@ -6745,7 +6900,7 @@
               <mc:AlternateContent>
                 <mc:Choice Requires="wps">
                   <w:drawing>
-                    <wp:anchor behindDoc="0" distT="9525" distB="9525" distL="8890" distR="9525" simplePos="0" locked="0" layoutInCell="1" allowOverlap="1" relativeHeight="30">
+                    <wp:anchor behindDoc="0" distT="9525" distB="9525" distL="8890" distR="9525" simplePos="0" locked="0" layoutInCell="1" allowOverlap="1" relativeHeight="29">
                       <wp:simplePos x="0" y="0"/>
                       <wp:positionH relativeFrom="column">
                         <wp:posOffset>43815</wp:posOffset>
@@ -6895,7 +7050,7 @@
               <mc:AlternateContent>
                 <mc:Choice Requires="wps">
                   <w:drawing>
-                    <wp:anchor behindDoc="0" distT="8890" distB="9525" distL="8890" distR="9525" simplePos="0" locked="0" layoutInCell="1" allowOverlap="1" relativeHeight="38">
+                    <wp:anchor behindDoc="0" distT="8890" distB="9525" distL="8890" distR="9525" simplePos="0" locked="0" layoutInCell="1" allowOverlap="1" relativeHeight="37">
                       <wp:simplePos x="0" y="0"/>
                       <wp:positionH relativeFrom="column">
                         <wp:posOffset>43815</wp:posOffset>
@@ -7040,7 +7195,7 @@
               <mc:AlternateContent>
                 <mc:Choice Requires="wps">
                   <w:drawing>
-                    <wp:anchor behindDoc="0" distT="8890" distB="9525" distL="8890" distR="9525" simplePos="0" locked="0" layoutInCell="1" allowOverlap="1" relativeHeight="36">
+                    <wp:anchor behindDoc="0" distT="8890" distB="9525" distL="8890" distR="9525" simplePos="0" locked="0" layoutInCell="1" allowOverlap="1" relativeHeight="35">
                       <wp:simplePos x="0" y="0"/>
                       <wp:positionH relativeFrom="column">
                         <wp:posOffset>43815</wp:posOffset>
@@ -7185,7 +7340,7 @@
               <mc:AlternateContent>
                 <mc:Choice Requires="wps">
                   <w:drawing>
-                    <wp:anchor behindDoc="0" distT="8890" distB="9525" distL="8890" distR="9525" simplePos="0" locked="0" layoutInCell="1" allowOverlap="1" relativeHeight="34">
+                    <wp:anchor behindDoc="0" distT="8890" distB="9525" distL="8890" distR="9525" simplePos="0" locked="0" layoutInCell="1" allowOverlap="1" relativeHeight="33">
                       <wp:simplePos x="0" y="0"/>
                       <wp:positionH relativeFrom="column">
                         <wp:posOffset>43815</wp:posOffset>
@@ -7329,7 +7484,7 @@
               <mc:AlternateContent>
                 <mc:Choice Requires="wps">
                   <w:drawing>
-                    <wp:anchor behindDoc="0" distT="8890" distB="9525" distL="8890" distR="9525" simplePos="0" locked="0" layoutInCell="1" allowOverlap="1" relativeHeight="32">
+                    <wp:anchor behindDoc="0" distT="8890" distB="9525" distL="8890" distR="9525" simplePos="0" locked="0" layoutInCell="1" allowOverlap="1" relativeHeight="31">
                       <wp:simplePos x="0" y="0"/>
                       <wp:positionH relativeFrom="column">
                         <wp:posOffset>43815</wp:posOffset>
@@ -7479,7 +7634,7 @@
               <mc:AlternateContent>
                 <mc:Choice Requires="wps">
                   <w:drawing>
-                    <wp:anchor behindDoc="0" distT="8890" distB="9525" distL="8890" distR="9525" simplePos="0" locked="0" layoutInCell="1" allowOverlap="1" relativeHeight="40">
+                    <wp:anchor behindDoc="0" distT="8890" distB="9525" distL="8890" distR="9525" simplePos="0" locked="0" layoutInCell="1" allowOverlap="1" relativeHeight="39">
                       <wp:simplePos x="0" y="0"/>
                       <wp:positionH relativeFrom="column">
                         <wp:posOffset>43815</wp:posOffset>
@@ -7631,7 +7786,7 @@
               <mc:AlternateContent>
                 <mc:Choice Requires="wps">
                   <w:drawing>
-                    <wp:anchor behindDoc="0" distT="9525" distB="8890" distL="10160" distR="8890" simplePos="0" locked="0" layoutInCell="1" allowOverlap="1" relativeHeight="62">
+                    <wp:anchor behindDoc="0" distT="9525" distB="8890" distL="10160" distR="8890" simplePos="0" locked="0" layoutInCell="1" allowOverlap="1" relativeHeight="61">
                       <wp:simplePos x="0" y="0"/>
                       <wp:positionH relativeFrom="column">
                         <wp:posOffset>43180</wp:posOffset>
@@ -7776,7 +7931,7 @@
               <mc:AlternateContent>
                 <mc:Choice Requires="wps">
                   <w:drawing>
-                    <wp:anchor behindDoc="0" distT="10160" distB="8890" distL="9525" distR="8890" simplePos="0" locked="0" layoutInCell="1" allowOverlap="1" relativeHeight="42">
+                    <wp:anchor behindDoc="0" distT="10160" distB="8890" distL="9525" distR="8890" simplePos="0" locked="0" layoutInCell="1" allowOverlap="1" relativeHeight="41">
                       <wp:simplePos x="0" y="0"/>
                       <wp:positionH relativeFrom="column">
                         <wp:posOffset>43180</wp:posOffset>
@@ -7920,7 +8075,7 @@
               <mc:AlternateContent>
                 <mc:Choice Requires="wps">
                   <w:drawing>
-                    <wp:anchor behindDoc="0" distT="10160" distB="8890" distL="9525" distR="8890" simplePos="0" locked="0" layoutInCell="1" allowOverlap="1" relativeHeight="44">
+                    <wp:anchor behindDoc="0" distT="10160" distB="8890" distL="9525" distR="8890" simplePos="0" locked="0" layoutInCell="1" allowOverlap="1" relativeHeight="43">
                       <wp:simplePos x="0" y="0"/>
                       <wp:positionH relativeFrom="column">
                         <wp:posOffset>43180</wp:posOffset>
@@ -8101,7 +8256,7 @@
           <w:szCs w:val="28"/>
         </w:rPr>
         <w:drawing>
-          <wp:anchor behindDoc="0" distT="0" distB="0" distL="0" distR="0" simplePos="0" locked="0" layoutInCell="0" allowOverlap="1" relativeHeight="6">
+          <wp:anchor behindDoc="0" distT="0" distB="0" distL="0" distR="0" simplePos="0" locked="0" layoutInCell="0" allowOverlap="1" relativeHeight="5">
             <wp:simplePos x="0" y="0"/>
             <wp:positionH relativeFrom="column">
               <wp:posOffset>-118110</wp:posOffset>
@@ -8410,7 +8565,7 @@
         <w:widowControl/>
         <w:numPr>
           <w:ilvl w:val="0"/>
-          <w:numId w:val="2"/>
+          <w:numId w:val="1"/>
         </w:numPr>
         <w:suppressAutoHyphens w:val="true"/>
         <w:overflowPunct w:val="false"/>
@@ -8427,8 +8582,8 @@
           <w:lang w:val="fr-FR" w:eastAsia="zh-CN" w:bidi="hi-IN"/>
         </w:rPr>
       </w:pPr>
-      <w:bookmarkStart w:id="10" w:name="__RefHeading___Toc10991_2390671122"/>
-      <w:bookmarkEnd w:id="10"/>
+      <w:bookmarkStart w:id="9" w:name="__RefHeading___Toc10991_2390671122"/>
+      <w:bookmarkEnd w:id="9"/>
       <w:r>
         <w:rPr>
           <w:rFonts w:eastAsia="Noto Sans CJK SC" w:cs="Noto Sans Devanagari"/>
@@ -8496,9 +8651,9 @@
     </w:p>
     <w:tbl>
       <w:tblPr>
-        <w:tblW w:w="9638" w:type="dxa"/>
+        <w:tblW w:w="10255" w:type="dxa"/>
         <w:jc w:val="start"/>
-        <w:tblInd w:w="14" w:type="dxa"/>
+        <w:tblInd w:w="-368" w:type="dxa"/>
         <w:tblLayout w:type="fixed"/>
         <w:tblCellMar>
           <w:top w:w="55" w:type="dxa"/>
@@ -8508,10 +8663,10 @@
         </w:tblCellMar>
       </w:tblPr>
       <w:tblGrid>
-        <w:gridCol w:w="2650"/>
-        <w:gridCol w:w="2499"/>
-        <w:gridCol w:w="2050"/>
-        <w:gridCol w:w="2438"/>
+        <w:gridCol w:w="2714"/>
+        <w:gridCol w:w="2385"/>
+        <w:gridCol w:w="2659"/>
+        <w:gridCol w:w="2496"/>
       </w:tblGrid>
       <w:tr>
         <w:trPr>
@@ -8519,7 +8674,7 @@
         </w:trPr>
         <w:tc>
           <w:tcPr>
-            <w:tcW w:w="2650" w:type="dxa"/>
+            <w:tcW w:w="2714" w:type="dxa"/>
             <w:tcBorders>
               <w:top w:val="single" w:sz="4" w:space="0" w:color="000000"/>
               <w:start w:val="single" w:sz="4" w:space="0" w:color="000000"/>
@@ -8541,7 +8696,7 @@
               <mc:AlternateContent>
                 <mc:Choice Requires="wps">
                   <w:drawing>
-                    <wp:anchor behindDoc="0" distT="8890" distB="9525" distL="8890" distR="9525" simplePos="0" locked="0" layoutInCell="1" allowOverlap="1" relativeHeight="46">
+                    <wp:anchor behindDoc="0" distT="8890" distB="9525" distL="8890" distR="9525" simplePos="0" locked="0" layoutInCell="1" allowOverlap="1" relativeHeight="45">
                       <wp:simplePos x="0" y="0"/>
                       <wp:positionH relativeFrom="column">
                         <wp:posOffset>43815</wp:posOffset>
@@ -8659,13 +8814,13 @@
                 <w:sz w:val="20"/>
                 <w:szCs w:val="20"/>
               </w:rPr>
-              <w:t>Module Radio</w:t>
+              <w:t>Radio module NRF24L01</w:t>
             </w:r>
           </w:p>
         </w:tc>
         <w:tc>
           <w:tcPr>
-            <w:tcW w:w="2499" w:type="dxa"/>
+            <w:tcW w:w="2385" w:type="dxa"/>
             <w:tcBorders>
               <w:top w:val="single" w:sz="4" w:space="0" w:color="000000"/>
               <w:start w:val="single" w:sz="4" w:space="0" w:color="000000"/>
@@ -8687,7 +8842,7 @@
               <mc:AlternateContent>
                 <mc:Choice Requires="wps">
                   <w:drawing>
-                    <wp:anchor behindDoc="0" distT="8890" distB="9525" distL="8890" distR="9525" simplePos="0" locked="0" layoutInCell="1" allowOverlap="1" relativeHeight="48">
+                    <wp:anchor behindDoc="0" distT="8890" distB="9525" distL="8890" distR="9525" simplePos="0" locked="0" layoutInCell="1" allowOverlap="1" relativeHeight="47">
                       <wp:simplePos x="0" y="0"/>
                       <wp:positionH relativeFrom="column">
                         <wp:posOffset>43815</wp:posOffset>
@@ -8805,13 +8960,13 @@
                 <w:sz w:val="20"/>
                 <w:szCs w:val="20"/>
               </w:rPr>
-              <w:t>Module WiFi</w:t>
+              <w:t>WiFi module ESP01</w:t>
             </w:r>
           </w:p>
         </w:tc>
         <w:tc>
           <w:tcPr>
-            <w:tcW w:w="2050" w:type="dxa"/>
+            <w:tcW w:w="2659" w:type="dxa"/>
             <w:tcBorders>
               <w:top w:val="single" w:sz="4" w:space="0" w:color="000000"/>
               <w:start w:val="single" w:sz="4" w:space="0" w:color="000000"/>
@@ -8833,7 +8988,7 @@
               <mc:AlternateContent>
                 <mc:Choice Requires="wps">
                   <w:drawing>
-                    <wp:anchor behindDoc="0" distT="8890" distB="9525" distL="8890" distR="9525" simplePos="0" locked="0" layoutInCell="1" allowOverlap="1" relativeHeight="50">
+                    <wp:anchor behindDoc="0" distT="8890" distB="9525" distL="8890" distR="9525" simplePos="0" locked="0" layoutInCell="1" allowOverlap="1" relativeHeight="49">
                       <wp:simplePos x="0" y="0"/>
                       <wp:positionH relativeFrom="column">
                         <wp:posOffset>43815</wp:posOffset>
@@ -8951,13 +9106,13 @@
                 <w:sz w:val="20"/>
                 <w:szCs w:val="20"/>
               </w:rPr>
-              <w:t>Module Bluetooth</w:t>
+              <w:t>Bluetooth module HC-05</w:t>
             </w:r>
           </w:p>
         </w:tc>
         <w:tc>
           <w:tcPr>
-            <w:tcW w:w="2438" w:type="dxa"/>
+            <w:tcW w:w="2496" w:type="dxa"/>
             <w:tcBorders>
               <w:top w:val="single" w:sz="4" w:space="0" w:color="000000"/>
               <w:start w:val="single" w:sz="4" w:space="0" w:color="000000"/>
@@ -8980,7 +9135,7 @@
               <mc:AlternateContent>
                 <mc:Choice Requires="wps">
                   <w:drawing>
-                    <wp:anchor behindDoc="0" distT="8890" distB="9525" distL="9525" distR="9525" simplePos="0" locked="0" layoutInCell="1" allowOverlap="1" relativeHeight="52">
+                    <wp:anchor behindDoc="0" distT="8890" distB="9525" distL="9525" distR="9525" simplePos="0" locked="0" layoutInCell="1" allowOverlap="1" relativeHeight="51">
                       <wp:simplePos x="0" y="0"/>
                       <wp:positionH relativeFrom="column">
                         <wp:posOffset>43815</wp:posOffset>
@@ -9109,7 +9264,7 @@
         </w:trPr>
         <w:tc>
           <w:tcPr>
-            <w:tcW w:w="2650" w:type="dxa"/>
+            <w:tcW w:w="2714" w:type="dxa"/>
             <w:tcBorders>
               <w:start w:val="single" w:sz="4" w:space="0" w:color="000000"/>
               <w:bottom w:val="single" w:sz="4" w:space="0" w:color="000000"/>
@@ -9130,7 +9285,7 @@
               <mc:AlternateContent>
                 <mc:Choice Requires="wps">
                   <w:drawing>
-                    <wp:anchor behindDoc="0" distT="8890" distB="9525" distL="8890" distR="9525" simplePos="0" locked="0" layoutInCell="1" allowOverlap="1" relativeHeight="54">
+                    <wp:anchor behindDoc="0" distT="8890" distB="9525" distL="8890" distR="9525" simplePos="0" locked="0" layoutInCell="1" allowOverlap="1" relativeHeight="53">
                       <wp:simplePos x="0" y="0"/>
                       <wp:positionH relativeFrom="column">
                         <wp:posOffset>43815</wp:posOffset>
@@ -9254,7 +9409,7 @@
         </w:tc>
         <w:tc>
           <w:tcPr>
-            <w:tcW w:w="2499" w:type="dxa"/>
+            <w:tcW w:w="2385" w:type="dxa"/>
             <w:tcBorders>
               <w:start w:val="single" w:sz="4" w:space="0" w:color="000000"/>
               <w:bottom w:val="single" w:sz="4" w:space="0" w:color="000000"/>
@@ -9275,7 +9430,7 @@
               <mc:AlternateContent>
                 <mc:Choice Requires="wps">
                   <w:drawing>
-                    <wp:anchor behindDoc="0" distT="8890" distB="9525" distL="8890" distR="9525" simplePos="0" locked="0" layoutInCell="1" allowOverlap="1" relativeHeight="56">
+                    <wp:anchor behindDoc="0" distT="8890" distB="9525" distL="8890" distR="9525" simplePos="0" locked="0" layoutInCell="1" allowOverlap="1" relativeHeight="55">
                       <wp:simplePos x="0" y="0"/>
                       <wp:positionH relativeFrom="column">
                         <wp:posOffset>43815</wp:posOffset>
@@ -9407,7 +9562,7 @@
         </w:tc>
         <w:tc>
           <w:tcPr>
-            <w:tcW w:w="2050" w:type="dxa"/>
+            <w:tcW w:w="2659" w:type="dxa"/>
             <w:tcBorders>
               <w:start w:val="single" w:sz="4" w:space="0" w:color="000000"/>
               <w:bottom w:val="single" w:sz="4" w:space="0" w:color="000000"/>
@@ -9428,7 +9583,7 @@
               <mc:AlternateContent>
                 <mc:Choice Requires="wps">
                   <w:drawing>
-                    <wp:anchor behindDoc="0" distT="8890" distB="9525" distL="8890" distR="9525" simplePos="0" locked="0" layoutInCell="1" allowOverlap="1" relativeHeight="58">
+                    <wp:anchor behindDoc="0" distT="8890" distB="9525" distL="8890" distR="9525" simplePos="0" locked="0" layoutInCell="1" allowOverlap="1" relativeHeight="57">
                       <wp:simplePos x="0" y="0"/>
                       <wp:positionH relativeFrom="column">
                         <wp:posOffset>43815</wp:posOffset>
@@ -9560,7 +9715,7 @@
         </w:tc>
         <w:tc>
           <w:tcPr>
-            <w:tcW w:w="2438" w:type="dxa"/>
+            <w:tcW w:w="2496" w:type="dxa"/>
             <w:tcBorders>
               <w:start w:val="single" w:sz="4" w:space="0" w:color="000000"/>
               <w:bottom w:val="single" w:sz="4" w:space="0" w:color="000000"/>
@@ -9580,7 +9735,7 @@
               <mc:AlternateContent>
                 <mc:Choice Requires="wps">
                   <w:drawing>
-                    <wp:anchor behindDoc="0" distT="8890" distB="9525" distL="9525" distR="9525" simplePos="0" locked="0" layoutInCell="1" allowOverlap="1" relativeHeight="60">
+                    <wp:anchor behindDoc="0" distT="8890" distB="9525" distL="9525" distR="9525" simplePos="0" locked="0" layoutInCell="1" allowOverlap="1" relativeHeight="59">
                       <wp:simplePos x="0" y="0"/>
                       <wp:positionH relativeFrom="column">
                         <wp:posOffset>43815</wp:posOffset>
@@ -9728,7 +9883,7 @@
           <w:szCs w:val="36"/>
         </w:rPr>
         <w:drawing>
-          <wp:anchor behindDoc="0" distT="0" distB="0" distL="0" distR="0" simplePos="0" locked="0" layoutInCell="0" allowOverlap="1" relativeHeight="7">
+          <wp:anchor behindDoc="0" distT="0" distB="0" distL="0" distR="0" simplePos="0" locked="0" layoutInCell="0" allowOverlap="1" relativeHeight="6">
             <wp:simplePos x="0" y="0"/>
             <wp:positionH relativeFrom="column">
               <wp:posOffset>-185420</wp:posOffset>
@@ -9928,7 +10083,7 @@
         <w:pStyle w:val="BodyText"/>
         <w:numPr>
           <w:ilvl w:val="0"/>
-          <w:numId w:val="5"/>
+          <w:numId w:val="2"/>
         </w:numPr>
         <w:tabs>
           <w:tab w:val="clear" w:pos="720"/>
@@ -9956,6 +10111,517 @@
           <w:szCs w:val="24"/>
         </w:rPr>
         <w:t xml:space="preserve"> the board</w:t>
+      </w:r>
+    </w:p>
+    <w:p>
+      <w:pPr>
+        <w:pStyle w:val="BodyText"/>
+        <w:numPr>
+          <w:ilvl w:val="0"/>
+          <w:numId w:val="2"/>
+        </w:numPr>
+        <w:tabs>
+          <w:tab w:val="clear" w:pos="720"/>
+          <w:tab w:val="left" w:pos="0" w:leader="none"/>
+        </w:tabs>
+        <w:spacing w:before="0" w:after="0"/>
+        <w:ind w:hanging="283" w:start="709"/>
+        <w:rPr/>
+      </w:pPr>
+      <w:r>
+        <w:rPr>
+          <w:rStyle w:val="Strong"/>
+          <w:i w:val="false"/>
+          <w:iCs w:val="false"/>
+          <w:sz w:val="24"/>
+          <w:szCs w:val="24"/>
+        </w:rPr>
+        <w:t>Charging</w:t>
+      </w:r>
+      <w:r>
+        <w:rPr>
+          <w:i w:val="false"/>
+          <w:iCs w:val="false"/>
+          <w:sz w:val="24"/>
+          <w:szCs w:val="24"/>
+        </w:rPr>
+        <w:t xml:space="preserve"> the battery</w:t>
+      </w:r>
+    </w:p>
+    <w:p>
+      <w:pPr>
+        <w:pStyle w:val="BodyText"/>
+        <w:numPr>
+          <w:ilvl w:val="0"/>
+          <w:numId w:val="2"/>
+        </w:numPr>
+        <w:tabs>
+          <w:tab w:val="clear" w:pos="720"/>
+          <w:tab w:val="left" w:pos="0" w:leader="none"/>
+        </w:tabs>
+        <w:spacing w:before="0" w:after="0"/>
+        <w:ind w:hanging="283" w:start="709"/>
+        <w:rPr/>
+      </w:pPr>
+      <w:r>
+        <w:rPr>
+          <w:rStyle w:val="Strong"/>
+          <w:i w:val="false"/>
+          <w:iCs w:val="false"/>
+          <w:sz w:val="24"/>
+          <w:szCs w:val="24"/>
+        </w:rPr>
+        <w:t>Controlling</w:t>
+      </w:r>
+      <w:r>
+        <w:rPr>
+          <w:i w:val="false"/>
+          <w:iCs w:val="false"/>
+          <w:sz w:val="24"/>
+          <w:szCs w:val="24"/>
+        </w:rPr>
+        <w:t xml:space="preserve"> the Pedro robot via a </w:t>
+      </w:r>
+      <w:r>
+        <w:rPr>
+          <w:rStyle w:val="Strong"/>
+          <w:i w:val="false"/>
+          <w:iCs w:val="false"/>
+          <w:sz w:val="24"/>
+          <w:szCs w:val="24"/>
+        </w:rPr>
+        <w:t>graphical interface</w:t>
+      </w:r>
+    </w:p>
+    <w:p>
+      <w:pPr>
+        <w:pStyle w:val="BodyText"/>
+        <w:tabs>
+          <w:tab w:val="clear" w:pos="720"/>
+          <w:tab w:val="left" w:pos="0" w:leader="none"/>
+        </w:tabs>
+        <w:spacing w:before="0" w:after="0"/>
+        <w:ind w:hanging="0" w:start="709"/>
+        <w:rPr/>
+      </w:pPr>
+      <w:r>
+        <w:rPr/>
+      </w:r>
+    </w:p>
+    <w:p>
+      <w:pPr>
+        <w:pStyle w:val="BodyText"/>
+        <w:numPr>
+          <w:ilvl w:val="0"/>
+          <w:numId w:val="0"/>
+        </w:numPr>
+        <w:spacing w:before="0" w:after="0"/>
+        <w:ind w:hanging="0" w:start="0"/>
+        <w:rPr>
+          <w:rStyle w:val="Strong"/>
+          <w:rFonts w:ascii="Liberation Serif" w:hAnsi="Liberation Serif"/>
+          <w:i w:val="false"/>
+          <w:i w:val="false"/>
+          <w:iCs w:val="false"/>
+          <w:sz w:val="24"/>
+          <w:szCs w:val="24"/>
+        </w:rPr>
+      </w:pPr>
+      <w:r>
+        <w:rPr>
+          <w:i w:val="false"/>
+          <w:iCs w:val="false"/>
+          <w:sz w:val="24"/>
+          <w:szCs w:val="24"/>
+        </w:rPr>
+      </w:r>
+    </w:p>
+    <w:p>
+      <w:pPr>
+        <w:pStyle w:val="BodyText"/>
+        <w:numPr>
+          <w:ilvl w:val="0"/>
+          <w:numId w:val="0"/>
+        </w:numPr>
+        <w:spacing w:before="0" w:after="0"/>
+        <w:ind w:hanging="0" w:start="0"/>
+        <w:rPr>
+          <w:rStyle w:val="Strong"/>
+          <w:rFonts w:ascii="Liberation Serif" w:hAnsi="Liberation Serif"/>
+          <w:i w:val="false"/>
+          <w:i w:val="false"/>
+          <w:iCs w:val="false"/>
+          <w:sz w:val="24"/>
+          <w:szCs w:val="24"/>
+        </w:rPr>
+      </w:pPr>
+      <w:r>
+        <w:rPr>
+          <w:i w:val="false"/>
+          <w:iCs w:val="false"/>
+          <w:sz w:val="24"/>
+          <w:szCs w:val="24"/>
+        </w:rPr>
+      </w:r>
+    </w:p>
+    <w:p>
+      <w:pPr>
+        <w:pStyle w:val="Heading2"/>
+        <w:keepNext w:val="true"/>
+        <w:widowControl/>
+        <w:tabs>
+          <w:tab w:val="clear" w:pos="720"/>
+          <w:tab w:val="left" w:pos="0" w:leader="none"/>
+        </w:tabs>
+        <w:suppressAutoHyphens w:val="true"/>
+        <w:overflowPunct w:val="true"/>
+        <w:bidi w:val="0"/>
+        <w:spacing w:before="0" w:after="26"/>
+        <w:ind w:hanging="0" w:start="0" w:end="0"/>
+        <w:jc w:val="start"/>
+        <w:rPr/>
+      </w:pPr>
+      <w:bookmarkStart w:id="10" w:name="__RefHeading___Toc28727_2390671122"/>
+      <w:bookmarkEnd w:id="10"/>
+      <w:r>
+        <w:rPr>
+          <w:rStyle w:val="Strong"/>
+          <w:b/>
+          <w:bCs/>
+          <w:color w:val="auto"/>
+          <w:kern w:val="2"/>
+          <w:lang w:val="fr-FR" w:eastAsia="zh-CN" w:bidi="hi-IN"/>
+        </w:rPr>
+        <w:t>2. Programming Activities – Discover Embedded Systems</w:t>
+      </w:r>
+    </w:p>
+    <w:p>
+      <w:pPr>
+        <w:pStyle w:val="BodyText"/>
+        <w:numPr>
+          <w:ilvl w:val="0"/>
+          <w:numId w:val="0"/>
+        </w:numPr>
+        <w:spacing w:before="0" w:after="0"/>
+        <w:ind w:hanging="0" w:start="0"/>
+        <w:rPr>
+          <w:rStyle w:val="Strong"/>
+          <w:rFonts w:ascii="Liberation Serif" w:hAnsi="Liberation Serif"/>
+          <w:i w:val="false"/>
+          <w:i w:val="false"/>
+          <w:iCs w:val="false"/>
+          <w:sz w:val="24"/>
+          <w:szCs w:val="24"/>
+        </w:rPr>
+      </w:pPr>
+      <w:r>
+        <w:rPr>
+          <w:i w:val="false"/>
+          <w:iCs w:val="false"/>
+          <w:sz w:val="24"/>
+          <w:szCs w:val="24"/>
+        </w:rPr>
+      </w:r>
+    </w:p>
+    <w:p>
+      <w:pPr>
+        <w:pStyle w:val="BodyText"/>
+        <w:rPr/>
+      </w:pPr>
+      <w:r>
+        <w:rPr/>
+        <w:t>In this section, students will upload and test Arduino sketches using the Pedro Board.</w:t>
+      </w:r>
+    </w:p>
+    <w:p>
+      <w:pPr>
+        <w:pStyle w:val="BodyText"/>
+        <w:rPr/>
+      </w:pPr>
+      <w:r>
+        <w:rPr/>
+        <w:t>They will interact with:</w:t>
+      </w:r>
+    </w:p>
+    <w:p>
+      <w:pPr>
+        <w:pStyle w:val="BodyText"/>
+        <w:rPr/>
+      </w:pPr>
+      <w:r>
+        <w:rPr/>
+        <w:t xml:space="preserve">• </w:t>
+      </w:r>
+      <w:r>
+        <w:rPr/>
+        <w:t>LEDs (D13, D11, D8, D7)</w:t>
+        <w:br/>
+        <w:t>• Buttons (A0, A1, A2)</w:t>
+      </w:r>
+    </w:p>
+    <w:p>
+      <w:pPr>
+        <w:pStyle w:val="BodyText"/>
+        <w:rPr/>
+      </w:pPr>
+      <w:r>
+        <w:rPr/>
+        <w:t>These activities introduce the fundamentals of programming:</w:t>
+      </w:r>
+    </w:p>
+    <w:p>
+      <w:pPr>
+        <w:pStyle w:val="BodyText"/>
+        <w:rPr/>
+      </w:pPr>
+      <w:r>
+        <w:rPr/>
+        <w:t xml:space="preserve">• </w:t>
+      </w:r>
+      <w:r>
+        <w:rPr/>
+        <w:t>digital outputs</w:t>
+        <w:br/>
+        <w:t>• digital inputs</w:t>
+        <w:br/>
+        <w:t>• conditions</w:t>
+        <w:br/>
+        <w:t>• timing</w:t>
+        <w:br/>
+        <w:t>• logic</w:t>
+      </w:r>
+    </w:p>
+    <w:p>
+      <w:pPr>
+        <w:pStyle w:val="Heading3"/>
+        <w:ind w:hanging="0" w:start="0"/>
+        <w:rPr/>
+      </w:pPr>
+      <w:bookmarkStart w:id="11" w:name="__RefHeading___Toc910_332147322"/>
+      <w:bookmarkEnd w:id="11"/>
+      <w:r>
+        <w:rPr>
+          <w:sz w:val="32"/>
+          <w:szCs w:val="32"/>
+        </w:rPr>
+        <w:t>2.1 Install the Pedro Library</w:t>
+      </w:r>
+    </w:p>
+    <w:p>
+      <w:pPr>
+        <w:pStyle w:val="BodyText"/>
+        <w:numPr>
+          <w:ilvl w:val="0"/>
+          <w:numId w:val="4"/>
+        </w:numPr>
+        <w:tabs>
+          <w:tab w:val="clear" w:pos="720"/>
+          <w:tab w:val="left" w:pos="0" w:leader="none"/>
+        </w:tabs>
+        <w:spacing w:before="0" w:after="0"/>
+        <w:rPr/>
+      </w:pPr>
+      <w:r>
+        <w:rPr>
+          <w:rStyle w:val="Strong"/>
+        </w:rPr>
+        <w:t>Download and install</w:t>
+      </w:r>
+      <w:r>
+        <w:rPr/>
+        <w:t xml:space="preserve"> the latest version of the </w:t>
+      </w:r>
+      <w:hyperlink r:id="rId8">
+        <w:r>
+          <w:rPr>
+            <w:rStyle w:val="Hyperlink"/>
+          </w:rPr>
+          <w:t>Arduino IDE</w:t>
+        </w:r>
+      </w:hyperlink>
+      <w:r>
+        <w:rPr/>
+        <w:t xml:space="preserve">. </w:t>
+      </w:r>
+    </w:p>
+    <w:p>
+      <w:pPr>
+        <w:pStyle w:val="BodyText"/>
+        <w:numPr>
+          <w:ilvl w:val="0"/>
+          <w:numId w:val="4"/>
+        </w:numPr>
+        <w:tabs>
+          <w:tab w:val="clear" w:pos="720"/>
+          <w:tab w:val="left" w:pos="0" w:leader="none"/>
+        </w:tabs>
+        <w:spacing w:before="0" w:after="0"/>
+        <w:rPr/>
+      </w:pPr>
+      <w:r>
+        <w:rPr>
+          <w:rStyle w:val="Strong"/>
+        </w:rPr>
+        <w:t>Install the required libraries</w:t>
+      </w:r>
+      <w:r>
+        <w:rPr/>
+        <w:t xml:space="preserve"> from the Library Manager: </w:t>
+      </w:r>
+    </w:p>
+    <w:p>
+      <w:pPr>
+        <w:pStyle w:val="BodyText"/>
+        <w:numPr>
+          <w:ilvl w:val="1"/>
+          <w:numId w:val="4"/>
+        </w:numPr>
+        <w:tabs>
+          <w:tab w:val="clear" w:pos="720"/>
+          <w:tab w:val="left" w:pos="0" w:leader="none"/>
+        </w:tabs>
+        <w:spacing w:before="0" w:after="0"/>
+        <w:rPr/>
+      </w:pPr>
+      <w:r>
+        <w:rPr>
+          <w:rStyle w:val="Strong"/>
+          <w:rFonts w:eastAsia="Noto Serif CJK SC" w:cs="Noto Sans Devanagari"/>
+          <w:b w:val="false"/>
+          <w:bCs w:val="false"/>
+          <w:color w:val="auto"/>
+          <w:kern w:val="2"/>
+          <w:sz w:val="24"/>
+          <w:szCs w:val="24"/>
+          <w:lang w:val="fr-FR" w:eastAsia="zh-CN" w:bidi="hi-IN"/>
+        </w:rPr>
+        <w:t xml:space="preserve">PedroRobot: Tools → Manage Libraries → search PedroRobot → Install </w:t>
+      </w:r>
+    </w:p>
+    <w:p>
+      <w:pPr>
+        <w:pStyle w:val="BodyText"/>
+        <w:numPr>
+          <w:ilvl w:val="1"/>
+          <w:numId w:val="4"/>
+        </w:numPr>
+        <w:tabs>
+          <w:tab w:val="clear" w:pos="720"/>
+          <w:tab w:val="left" w:pos="0" w:leader="none"/>
+        </w:tabs>
+        <w:spacing w:before="0" w:after="0"/>
+        <w:rPr/>
+      </w:pPr>
+      <w:r>
+        <w:rPr>
+          <w:rStyle w:val="Strong"/>
+          <w:rFonts w:eastAsia="Noto Serif CJK SC" w:cs="Noto Sans Devanagari"/>
+          <w:b w:val="false"/>
+          <w:bCs w:val="false"/>
+          <w:color w:val="auto"/>
+          <w:kern w:val="2"/>
+          <w:sz w:val="24"/>
+          <w:szCs w:val="24"/>
+          <w:lang w:val="fr-FR" w:eastAsia="zh-CN" w:bidi="hi-IN"/>
+        </w:rPr>
+        <w:t xml:space="preserve">U8glib: Tools → Manage Libraries → search U8glib → Install </w:t>
+      </w:r>
+    </w:p>
+    <w:p>
+      <w:pPr>
+        <w:pStyle w:val="BodyText"/>
+        <w:numPr>
+          <w:ilvl w:val="1"/>
+          <w:numId w:val="4"/>
+        </w:numPr>
+        <w:tabs>
+          <w:tab w:val="clear" w:pos="720"/>
+          <w:tab w:val="left" w:pos="0" w:leader="none"/>
+        </w:tabs>
+        <w:spacing w:before="0" w:after="0"/>
+        <w:rPr/>
+      </w:pPr>
+      <w:r>
+        <w:rPr>
+          <w:rStyle w:val="Strong"/>
+          <w:rFonts w:eastAsia="Noto Serif CJK SC" w:cs="Noto Sans Devanagari"/>
+          <w:b w:val="false"/>
+          <w:bCs w:val="false"/>
+          <w:color w:val="auto"/>
+          <w:kern w:val="2"/>
+          <w:sz w:val="24"/>
+          <w:szCs w:val="24"/>
+          <w:lang w:val="fr-FR" w:eastAsia="zh-CN" w:bidi="hi-IN"/>
+        </w:rPr>
+        <w:t>RF24</w:t>
+      </w:r>
+      <w:r>
+        <w:rPr>
+          <w:rFonts w:ascii="Liberation Mono" w:hAnsi="Liberation Mono"/>
+          <w:sz w:val="21"/>
+          <w:szCs w:val="21"/>
+        </w:rPr>
+        <w:t xml:space="preserve">: Tools → Manage Libraries → search </w:t>
+      </w:r>
+      <w:r>
+        <w:rPr>
+          <w:rStyle w:val="Strong"/>
+          <w:rFonts w:ascii="Liberation Mono" w:hAnsi="Liberation Mono"/>
+          <w:sz w:val="21"/>
+          <w:szCs w:val="21"/>
+        </w:rPr>
+        <w:t>RF24</w:t>
+      </w:r>
+      <w:r>
+        <w:rPr>
+          <w:rFonts w:ascii="Liberation Mono" w:hAnsi="Liberation Mono"/>
+          <w:sz w:val="21"/>
+          <w:szCs w:val="21"/>
+        </w:rPr>
+        <w:t xml:space="preserve"> → Install</w:t>
+      </w:r>
+      <w:r>
+        <w:rPr/>
+        <w:t xml:space="preserve"> </w:t>
+      </w:r>
+    </w:p>
+    <w:p>
+      <w:pPr>
+        <w:pStyle w:val="Heading3"/>
+        <w:rPr/>
+      </w:pPr>
+      <w:bookmarkStart w:id="12" w:name="__RefHeading___Toc28805_2390671122"/>
+      <w:bookmarkEnd w:id="12"/>
+      <w:r>
+        <w:rPr>
+          <w:rFonts w:eastAsia="Noto Serif CJK SC" w:cs="Noto Sans Devanagari"/>
+          <w:color w:val="auto"/>
+          <w:kern w:val="2"/>
+          <w:lang w:val="fr-FR" w:eastAsia="zh-CN" w:bidi="hi-IN"/>
+        </w:rPr>
+        <w:t xml:space="preserve">2.2 </w:t>
+      </w:r>
+      <w:r>
+        <w:rPr>
+          <w:rStyle w:val="Strong"/>
+          <w:rFonts w:eastAsia="Noto Serif CJK SC" w:cs="Noto Sans Devanagari"/>
+          <w:b/>
+          <w:bCs/>
+          <w:color w:val="auto"/>
+          <w:kern w:val="2"/>
+          <w:lang w:val="fr-FR" w:eastAsia="zh-CN" w:bidi="hi-IN"/>
+        </w:rPr>
+        <w:t>Important Rule</w:t>
+      </w:r>
+    </w:p>
+    <w:p>
+      <w:pPr>
+        <w:pStyle w:val="BodyText"/>
+        <w:rPr/>
+      </w:pPr>
+      <w:r>
+        <w:rPr/>
+        <w:t>After each modification, students must:</w:t>
       </w:r>
     </w:p>
     <w:p>
@@ -9974,23 +10640,18 @@
         <w:rPr/>
       </w:pPr>
       <w:r>
-        <w:rPr>
-          <w:rStyle w:val="Strong"/>
-          <w:i w:val="false"/>
-          <w:iCs w:val="false"/>
-          <w:sz w:val="24"/>
-          <w:szCs w:val="24"/>
-        </w:rPr>
-        <w:t>Charging</w:t>
-      </w:r>
-      <w:r>
-        <w:rPr>
-          <w:i w:val="false"/>
-          <w:iCs w:val="false"/>
-          <w:sz w:val="24"/>
-          <w:szCs w:val="24"/>
-        </w:rPr>
-        <w:t xml:space="preserve"> the battery</w:t>
+        <w:rPr/>
+        <w:t xml:space="preserve">Click </w:t>
+      </w:r>
+      <w:r>
+        <w:rPr>
+          <w:rStyle w:val="Strong"/>
+        </w:rPr>
+        <w:t>Upload</w:t>
+      </w:r>
+      <w:r>
+        <w:rPr/>
+        <w:t xml:space="preserve"> in the Arduino IDE </w:t>
       </w:r>
     </w:p>
     <w:p>
@@ -10009,48 +10670,4605 @@
         <w:rPr/>
       </w:pPr>
       <w:r>
-        <w:rPr>
-          <w:rStyle w:val="Strong"/>
-          <w:i w:val="false"/>
-          <w:iCs w:val="false"/>
-          <w:sz w:val="24"/>
-          <w:szCs w:val="24"/>
-        </w:rPr>
-        <w:t>Controlling</w:t>
-      </w:r>
-      <w:r>
-        <w:rPr>
-          <w:i w:val="false"/>
-          <w:iCs w:val="false"/>
-          <w:sz w:val="24"/>
-          <w:szCs w:val="24"/>
-        </w:rPr>
-        <w:t xml:space="preserve"> the Pedro robot via a </w:t>
-      </w:r>
-      <w:r>
-        <w:rPr>
-          <w:rStyle w:val="Strong"/>
-          <w:i w:val="false"/>
-          <w:iCs w:val="false"/>
-          <w:sz w:val="24"/>
-          <w:szCs w:val="24"/>
-        </w:rPr>
-        <w:t>graphical interface</w:t>
-      </w:r>
-    </w:p>
-    <w:p>
-      <w:pPr>
-        <w:pStyle w:val="BodyText"/>
+        <w:rPr/>
+        <w:t xml:space="preserve">Wait for the program to upload to the Pedro Board </w:t>
+      </w:r>
+    </w:p>
+    <w:p>
+      <w:pPr>
+        <w:pStyle w:val="BodyText"/>
+        <w:numPr>
+          <w:ilvl w:val="0"/>
+          <w:numId w:val="5"/>
+        </w:numPr>
         <w:tabs>
           <w:tab w:val="clear" w:pos="720"/>
           <w:tab w:val="left" w:pos="0" w:leader="none"/>
         </w:tabs>
+        <w:ind w:hanging="283" w:start="709"/>
+        <w:rPr/>
+      </w:pPr>
+      <w:r>
+        <w:rPr/>
+        <w:t xml:space="preserve">Observe the result on the robot </w:t>
+      </w:r>
+    </w:p>
+    <w:p>
+      <w:pPr>
+        <w:pStyle w:val="BodyText"/>
+        <w:rPr/>
+      </w:pPr>
+      <w:r>
+        <w:rPr>
+          <w:rStyle w:val="Strong"/>
+          <w:b w:val="false"/>
+          <w:bCs w:val="false"/>
+        </w:rPr>
+        <w:t>This step is essential to understand how programming affects hardware behavior.</w:t>
+      </w:r>
+    </w:p>
+    <w:p>
+      <w:pPr>
+        <w:pStyle w:val="BodyText"/>
+        <w:rPr>
+          <w:rStyle w:val="Strong"/>
+        </w:rPr>
+      </w:pPr>
+      <w:r>
+        <w:rPr/>
+      </w:r>
+    </w:p>
+    <w:p>
+      <w:pPr>
+        <w:pStyle w:val="BodyText"/>
+        <w:rPr>
+          <w:rStyle w:val="Strong"/>
+        </w:rPr>
+      </w:pPr>
+      <w:r>
+        <w:rPr/>
+      </w:r>
+    </w:p>
+    <w:p>
+      <w:pPr>
+        <w:pStyle w:val="BodyText"/>
+        <w:rPr>
+          <w:rStyle w:val="Strong"/>
+        </w:rPr>
+      </w:pPr>
+      <w:r>
+        <w:rPr/>
+      </w:r>
+    </w:p>
+    <w:p>
+      <w:pPr>
+        <w:pStyle w:val="BodyText"/>
+        <w:rPr>
+          <w:rStyle w:val="Strong"/>
+        </w:rPr>
+      </w:pPr>
+      <w:r>
+        <w:rPr/>
+      </w:r>
+    </w:p>
+    <w:p>
+      <w:pPr>
+        <w:pStyle w:val="BodyText"/>
+        <w:rPr>
+          <w:rStyle w:val="Strong"/>
+        </w:rPr>
+      </w:pPr>
+      <w:r>
+        <w:rPr/>
+      </w:r>
+    </w:p>
+    <w:p>
+      <w:pPr>
+        <w:pStyle w:val="BodyText"/>
+        <w:rPr>
+          <w:rStyle w:val="Strong"/>
+        </w:rPr>
+      </w:pPr>
+      <w:r>
+        <w:rPr/>
+      </w:r>
+    </w:p>
+    <w:p>
+      <w:pPr>
+        <w:pStyle w:val="BodyText"/>
+        <w:rPr>
+          <w:rStyle w:val="Strong"/>
+        </w:rPr>
+      </w:pPr>
+      <w:r>
+        <w:rPr/>
+      </w:r>
+    </w:p>
+    <w:p>
+      <w:pPr>
+        <w:pStyle w:val="BodyText"/>
+        <w:rPr>
+          <w:rStyle w:val="Strong"/>
+        </w:rPr>
+      </w:pPr>
+      <w:r>
+        <w:rPr/>
+      </w:r>
+    </w:p>
+    <w:p>
+      <w:pPr>
+        <w:pStyle w:val="BodyText"/>
+        <w:rPr>
+          <w:rStyle w:val="Strong"/>
+        </w:rPr>
+      </w:pPr>
+      <w:r>
+        <w:rPr/>
+      </w:r>
+    </w:p>
+    <w:p>
+      <w:pPr>
+        <w:pStyle w:val="BodyText"/>
+        <w:rPr>
+          <w:rStyle w:val="Strong"/>
+        </w:rPr>
+      </w:pPr>
+      <w:r>
+        <w:rPr/>
+      </w:r>
+    </w:p>
+    <w:p>
+      <w:pPr>
+        <w:pStyle w:val="BodyText"/>
+        <w:rPr>
+          <w:rStyle w:val="Strong"/>
+        </w:rPr>
+      </w:pPr>
+      <w:r>
+        <w:rPr/>
+      </w:r>
+    </w:p>
+    <w:p>
+      <w:pPr>
+        <w:pStyle w:val="BodyText"/>
+        <w:rPr>
+          <w:rStyle w:val="Strong"/>
+        </w:rPr>
+      </w:pPr>
+      <w:r>
+        <w:rPr/>
+      </w:r>
+    </w:p>
+    <w:p>
+      <w:pPr>
+        <w:pStyle w:val="Heading3"/>
+        <w:ind w:hanging="0" w:start="0"/>
+        <w:rPr/>
+      </w:pPr>
+      <w:bookmarkStart w:id="13" w:name="__RefHeading___Toc28729_2390671122"/>
+      <w:bookmarkEnd w:id="13"/>
+      <w:r>
+        <w:rPr>
+          <w:rStyle w:val="Strong"/>
+          <w:b/>
+          <w:bCs/>
+        </w:rPr>
+        <w:t>ACTIVIT</w:t>
+      </w:r>
+      <w:r>
+        <w:rPr>
+          <w:rStyle w:val="Strong"/>
+          <w:b/>
+          <w:bCs/>
+        </w:rPr>
+        <w:t>IES:</w:t>
+      </w:r>
+      <w:r>
+        <w:rPr>
+          <w:rStyle w:val="Strong"/>
+          <w:b/>
+          <w:bCs/>
+        </w:rPr>
+        <w:t xml:space="preserve"> </w:t>
+        <w:br/>
+      </w:r>
+    </w:p>
+    <w:p>
+      <w:pPr>
+        <w:pStyle w:val="Heading4"/>
+        <w:numPr>
+          <w:ilvl w:val="3"/>
+          <w:numId w:val="1"/>
+        </w:numPr>
+        <w:ind w:hanging="0" w:start="0"/>
+        <w:rPr/>
+      </w:pPr>
+      <w:bookmarkStart w:id="14" w:name="__RefHeading___Toc28821_2390671122"/>
+      <w:bookmarkEnd w:id="14"/>
+      <w:r>
+        <w:rPr>
+          <w:rStyle w:val="Strong"/>
+          <w:b/>
+          <w:bCs/>
+          <w:i w:val="false"/>
+          <w:iCs w:val="false"/>
+        </w:rPr>
+        <w:t>1. First LED (Hello Pedro)</w:t>
+      </w:r>
+    </w:p>
+    <w:p>
+      <w:pPr>
+        <w:pStyle w:val="BodyText"/>
+        <w:rPr>
+          <w:rStyle w:val="Strong"/>
+          <w:i w:val="false"/>
+          <w:i w:val="false"/>
+          <w:iCs w:val="false"/>
+        </w:rPr>
+      </w:pPr>
+      <w:r>
+        <w:rPr/>
+      </w:r>
+    </w:p>
+    <w:p>
+      <w:pPr>
+        <w:pStyle w:val="BodyText"/>
+        <w:widowControl/>
+        <w:numPr>
+          <w:ilvl w:val="0"/>
+          <w:numId w:val="6"/>
+        </w:numPr>
+        <w:suppressAutoHyphens w:val="true"/>
+        <w:overflowPunct w:val="false"/>
+        <w:bidi w:val="0"/>
+        <w:spacing w:lineRule="auto" w:line="276" w:before="0" w:after="0"/>
+        <w:ind w:hanging="340" w:start="340" w:end="0"/>
+        <w:jc w:val="start"/>
+        <w:rPr/>
+      </w:pPr>
+      <w:r>
+        <w:rPr>
+          <w:rStyle w:val="SourceText"/>
+          <w:rFonts w:eastAsia="Noto Serif CJK SC" w:cs="Noto Sans Devanagari"/>
+          <w:color w:val="auto"/>
+          <w:kern w:val="2"/>
+          <w:sz w:val="24"/>
+          <w:szCs w:val="24"/>
+          <w:lang w:val="fr-FR" w:eastAsia="zh-CN" w:bidi="hi-IN"/>
+        </w:rPr>
+        <w:t>From Arduino IDE Open:</w:t>
+      </w:r>
+      <w:r>
+        <w:rPr>
+          <w:rStyle w:val="SourceText"/>
+          <w:color w:val="auto"/>
+          <w:kern w:val="2"/>
+          <w:sz w:val="24"/>
+          <w:szCs w:val="24"/>
+          <w:lang w:val="fr-FR" w:eastAsia="zh-CN" w:bidi="hi-IN"/>
+        </w:rPr>
+        <w:t xml:space="preserve"> </w:t>
+      </w:r>
+      <w:r>
+        <w:rPr>
+          <w:rStyle w:val="SourceText"/>
+          <w:color w:val="auto"/>
+          <w:kern w:val="2"/>
+          <w:sz w:val="22"/>
+          <w:szCs w:val="22"/>
+          <w:lang w:val="fr-FR" w:eastAsia="zh-CN" w:bidi="hi-IN"/>
+        </w:rPr>
+        <w:t>File → Examples → PedroRobot → STEM → A</w:t>
+      </w:r>
+      <w:r>
+        <w:rPr>
+          <w:rStyle w:val="SourceText"/>
+          <w:rFonts w:eastAsia="Noto Serif CJK SC" w:cs="Noto Sans Devanagari"/>
+          <w:color w:val="auto"/>
+          <w:kern w:val="2"/>
+          <w:sz w:val="22"/>
+          <w:szCs w:val="22"/>
+          <w:lang w:val="fr-FR" w:eastAsia="zh-CN" w:bidi="hi-IN"/>
+        </w:rPr>
+        <w:t>ctivitie_1</w:t>
+      </w:r>
+    </w:p>
+    <w:p>
+      <w:pPr>
+        <w:pStyle w:val="BodyText"/>
+        <w:widowControl/>
+        <w:numPr>
+          <w:ilvl w:val="0"/>
+          <w:numId w:val="6"/>
+        </w:numPr>
+        <w:suppressAutoHyphens w:val="true"/>
+        <w:overflowPunct w:val="false"/>
+        <w:bidi w:val="0"/>
+        <w:spacing w:lineRule="auto" w:line="276" w:before="0" w:after="0"/>
+        <w:ind w:hanging="340" w:start="340" w:end="0"/>
+        <w:jc w:val="start"/>
+        <w:rPr/>
+      </w:pPr>
+      <w:r>
+        <w:rPr>
+          <w:rStyle w:val="SourceText"/>
+          <w:rFonts w:eastAsia="Noto Serif CJK SC" w:cs="Noto Sans Devanagari"/>
+          <w:color w:val="auto"/>
+          <w:kern w:val="2"/>
+          <w:sz w:val="24"/>
+          <w:szCs w:val="24"/>
+          <w:lang w:val="fr-FR" w:eastAsia="zh-CN" w:bidi="hi-IN"/>
+        </w:rPr>
+        <w:t>Upload Sketch</w:t>
+      </w:r>
+      <w:r>
+        <w:rPr>
+          <w:rStyle w:val="SourceText"/>
+          <w:rFonts w:eastAsia="Noto Serif CJK SC" w:cs="Noto Sans Devanagari"/>
+          <w:color w:val="auto"/>
+          <w:kern w:val="2"/>
+          <w:sz w:val="24"/>
+          <w:szCs w:val="24"/>
+          <w:lang w:val="fr-FR" w:eastAsia="zh-CN" w:bidi="hi-IN"/>
+        </w:rPr>
+        <w:br/>
+      </w:r>
+    </w:p>
+    <w:p>
+      <w:pPr>
+        <w:sectPr>
+          <w:footerReference w:type="even" r:id="rId9"/>
+          <w:footerReference w:type="default" r:id="rId10"/>
+          <w:footerReference w:type="first" r:id="rId11"/>
+          <w:type w:val="nextPage"/>
+          <w:pgSz w:w="11906" w:h="16838"/>
+          <w:pgMar w:left="954" w:right="1031" w:gutter="0" w:header="0" w:top="1134" w:footer="287" w:bottom="1019"/>
+          <w:pgNumType w:fmt="decimal"/>
+          <w:formProt w:val="false"/>
+          <w:textDirection w:val="lrTb"/>
+          <w:docGrid w:type="default" w:linePitch="600" w:charSpace="32768"/>
+        </w:sectPr>
+      </w:pPr>
+    </w:p>
+    <w:p>
+      <w:pPr>
+        <w:pStyle w:val="PreformattedText"/>
+        <w:ind w:hanging="0" w:start="0" w:end="0"/>
+        <w:rPr/>
+      </w:pPr>
+      <w:r>
+        <w:rPr/>
+        <w:t>void setup() {</w:t>
+      </w:r>
+    </w:p>
+    <w:p>
+      <w:pPr>
+        <w:pStyle w:val="PreformattedText"/>
+        <w:rPr/>
+      </w:pPr>
+      <w:r>
+        <w:rPr/>
+        <w:t xml:space="preserve">  </w:t>
+      </w:r>
+      <w:r>
+        <w:rPr/>
+        <w:t>pinMode(13, OUTPUT);</w:t>
+      </w:r>
+    </w:p>
+    <w:p>
+      <w:pPr>
+        <w:pStyle w:val="PreformattedText"/>
+        <w:rPr/>
+      </w:pPr>
+      <w:r>
+        <w:rPr/>
+        <w:t>}</w:t>
+      </w:r>
+    </w:p>
+    <w:p>
+      <w:pPr>
+        <w:pStyle w:val="PreformattedText"/>
+        <w:rPr/>
+      </w:pPr>
+      <w:r>
+        <w:rPr/>
+        <w:t>void loop() {</w:t>
+      </w:r>
+    </w:p>
+    <w:p>
+      <w:pPr>
+        <w:pStyle w:val="PreformattedText"/>
+        <w:rPr/>
+      </w:pPr>
+      <w:r>
+        <w:rPr/>
+        <w:t xml:space="preserve">  </w:t>
+      </w:r>
+      <w:r>
+        <w:rPr/>
+        <w:t>digitalWrite(13, HIGH);</w:t>
+      </w:r>
+    </w:p>
+    <w:p>
+      <w:pPr>
+        <w:pStyle w:val="PreformattedText"/>
+        <w:rPr/>
+      </w:pPr>
+      <w:r>
+        <w:rPr/>
+        <w:t>}</w:t>
+      </w:r>
+    </w:p>
+    <w:p>
+      <w:pPr>
+        <w:sectPr>
+          <w:type w:val="continuous"/>
+          <w:pgSz w:w="11906" w:h="16838"/>
+          <w:pgMar w:left="954" w:right="1031" w:gutter="0" w:header="0" w:top="1134" w:footer="287" w:bottom="1019"/>
+          <w:formProt w:val="false"/>
+          <w:textDirection w:val="lrTb"/>
+          <w:docGrid w:type="default" w:linePitch="600" w:charSpace="32768"/>
+        </w:sectPr>
+      </w:pPr>
+    </w:p>
+    <w:p>
+      <w:pPr>
+        <w:pStyle w:val="BodyText"/>
+        <w:rPr>
+          <w:b/>
+          <w:bCs/>
+          <w:sz w:val="26"/>
+          <w:szCs w:val="26"/>
+        </w:rPr>
+      </w:pPr>
+      <w:bookmarkStart w:id="17" w:name="__RefHeading___Toc28731_2390671122"/>
+      <w:bookmarkEnd w:id="17"/>
+      <w:r>
+        <w:rPr>
+          <w:b/>
+          <w:bCs/>
+          <w:sz w:val="26"/>
+          <w:szCs w:val="26"/>
+        </w:rPr>
+        <w:br/>
+        <w:t>Mission</w:t>
+      </w:r>
+    </w:p>
+    <w:p>
+      <w:pPr>
+        <w:pStyle w:val="BodyText"/>
+        <w:rPr/>
+      </w:pPr>
+      <w:r>
+        <w:rPr/>
+        <w:t>Turn ON your first LED.</w:t>
+      </w:r>
+    </w:p>
+    <w:p>
+      <w:pPr>
+        <w:pStyle w:val="BodyText"/>
+        <w:widowControl/>
+        <w:suppressAutoHyphens w:val="true"/>
+        <w:overflowPunct w:val="false"/>
+        <w:bidi w:val="0"/>
+        <w:jc w:val="start"/>
+        <w:rPr>
+          <w:rFonts w:ascii="Liberation Serif" w:hAnsi="Liberation Serif" w:eastAsia="Noto Serif CJK SC" w:cs="Noto Sans Devanagari"/>
+          <w:b/>
+          <w:bCs/>
+          <w:color w:val="auto"/>
+          <w:kern w:val="2"/>
+          <w:sz w:val="26"/>
+          <w:szCs w:val="26"/>
+          <w:lang w:val="fr-FR" w:eastAsia="zh-CN" w:bidi="hi-IN"/>
+        </w:rPr>
+      </w:pPr>
+      <w:bookmarkStart w:id="18" w:name="__RefHeading___Toc28733_2390671122"/>
+      <w:bookmarkEnd w:id="18"/>
+      <w:r>
+        <w:rPr>
+          <w:rFonts w:eastAsia="Noto Serif CJK SC" w:cs="Noto Sans Devanagari"/>
+          <w:b/>
+          <w:bCs/>
+          <w:color w:val="auto"/>
+          <w:kern w:val="2"/>
+          <w:sz w:val="26"/>
+          <w:szCs w:val="26"/>
+          <w:lang w:val="fr-FR" w:eastAsia="zh-CN" w:bidi="hi-IN"/>
+        </w:rPr>
+        <w:t>Student Actions</w:t>
+      </w:r>
+    </w:p>
+    <w:p>
+      <w:pPr>
+        <w:pStyle w:val="BodyText"/>
+        <w:rPr/>
+      </w:pPr>
+      <w:r>
+        <w:rPr/>
+        <w:t xml:space="preserve">• </w:t>
+      </w:r>
+      <w:r>
+        <w:rPr/>
+        <w:t>Upload the sketch to the Pedro Board</w:t>
+        <w:br/>
+        <w:t>• Observe what happens</w:t>
+      </w:r>
+    </w:p>
+    <w:p>
+      <w:pPr>
+        <w:pStyle w:val="BodyText"/>
+        <w:widowControl/>
+        <w:suppressAutoHyphens w:val="true"/>
+        <w:overflowPunct w:val="false"/>
+        <w:bidi w:val="0"/>
+        <w:jc w:val="start"/>
+        <w:rPr>
+          <w:rFonts w:ascii="Liberation Serif" w:hAnsi="Liberation Serif" w:eastAsia="Noto Serif CJK SC" w:cs="Noto Sans Devanagari"/>
+          <w:b/>
+          <w:bCs/>
+          <w:color w:val="auto"/>
+          <w:kern w:val="2"/>
+          <w:sz w:val="26"/>
+          <w:szCs w:val="26"/>
+          <w:lang w:val="fr-FR" w:eastAsia="zh-CN" w:bidi="hi-IN"/>
+        </w:rPr>
+      </w:pPr>
+      <w:bookmarkStart w:id="19" w:name="__RefHeading___Toc28735_2390671122"/>
+      <w:bookmarkEnd w:id="19"/>
+      <w:r>
+        <w:rPr>
+          <w:rFonts w:eastAsia="Noto Serif CJK SC" w:cs="Noto Sans Devanagari"/>
+          <w:b/>
+          <w:bCs/>
+          <w:color w:val="auto"/>
+          <w:kern w:val="2"/>
+          <w:sz w:val="26"/>
+          <w:szCs w:val="26"/>
+          <w:lang w:val="fr-FR" w:eastAsia="zh-CN" w:bidi="hi-IN"/>
+        </w:rPr>
+        <w:t>Observation</w:t>
+      </w:r>
+    </w:p>
+    <w:p>
+      <w:pPr>
+        <w:pStyle w:val="BodyText"/>
+        <w:rPr/>
+      </w:pPr>
+      <w:r>
+        <w:rPr/>
+        <w:t xml:space="preserve">• </w:t>
+      </w:r>
+      <w:r>
+        <w:rPr/>
+        <w:t>Which LED turns ON?</w:t>
+        <w:br/>
+        <w:t>• Does it stay ON or blink?</w:t>
+      </w:r>
+    </w:p>
+    <w:p>
+      <w:pPr>
+        <w:pStyle w:val="BodyText"/>
+        <w:widowControl/>
+        <w:suppressAutoHyphens w:val="true"/>
+        <w:overflowPunct w:val="false"/>
+        <w:bidi w:val="0"/>
+        <w:jc w:val="start"/>
+        <w:rPr>
+          <w:rFonts w:ascii="Liberation Serif" w:hAnsi="Liberation Serif" w:eastAsia="Noto Serif CJK SC" w:cs="Noto Sans Devanagari"/>
+          <w:b/>
+          <w:bCs/>
+          <w:color w:val="auto"/>
+          <w:kern w:val="2"/>
+          <w:sz w:val="26"/>
+          <w:szCs w:val="26"/>
+          <w:lang w:val="fr-FR" w:eastAsia="zh-CN" w:bidi="hi-IN"/>
+        </w:rPr>
+      </w:pPr>
+      <w:bookmarkStart w:id="20" w:name="__RefHeading___Toc28737_2390671122"/>
+      <w:bookmarkEnd w:id="20"/>
+      <w:r>
+        <w:rPr>
+          <w:rFonts w:eastAsia="Noto Serif CJK SC" w:cs="Noto Sans Devanagari"/>
+          <w:b/>
+          <w:bCs/>
+          <w:color w:val="auto"/>
+          <w:kern w:val="2"/>
+          <w:sz w:val="26"/>
+          <w:szCs w:val="26"/>
+          <w:lang w:val="fr-FR" w:eastAsia="zh-CN" w:bidi="hi-IN"/>
+        </w:rPr>
+        <w:t>Experiment</w:t>
+      </w:r>
+    </w:p>
+    <w:p>
+      <w:pPr>
+        <w:pStyle w:val="BodyText"/>
+        <w:rPr/>
+      </w:pPr>
+      <w:r>
+        <w:rPr/>
+        <w:t xml:space="preserve">• </w:t>
+      </w:r>
+      <w:r>
+        <w:rPr/>
+        <w:t xml:space="preserve">Change </w:t>
+      </w:r>
+      <w:r>
+        <w:rPr>
+          <w:rStyle w:val="SourceText"/>
+        </w:rPr>
+        <w:t>HIGH</w:t>
+      </w:r>
+      <w:r>
+        <w:rPr/>
+        <w:t xml:space="preserve"> to </w:t>
+      </w:r>
+      <w:r>
+        <w:rPr>
+          <w:rStyle w:val="SourceText"/>
+        </w:rPr>
+        <w:t>LOW</w:t>
+      </w:r>
+      <w:r>
+        <w:rPr/>
+        <w:br/>
+        <w:t>• Upload again</w:t>
+      </w:r>
+    </w:p>
+    <w:p>
+      <w:pPr>
+        <w:pStyle w:val="BodyText"/>
+        <w:rPr/>
+      </w:pPr>
+      <w:r>
+        <w:rPr/>
+        <w:t xml:space="preserve">👉 </w:t>
+      </w:r>
+      <w:r>
+        <w:rPr/>
+        <w:t>What happens now?</w:t>
+      </w:r>
+    </w:p>
+    <w:p>
+      <w:pPr>
+        <w:pStyle w:val="BodyText"/>
+        <w:numPr>
+          <w:ilvl w:val="0"/>
+          <w:numId w:val="0"/>
+        </w:numPr>
         <w:spacing w:before="0" w:after="0"/>
-        <w:ind w:hanging="0" w:start="709"/>
-        <w:rPr/>
-      </w:pPr>
-      <w:r>
-        <w:rPr/>
+        <w:ind w:hanging="0" w:start="0"/>
+        <w:rPr>
+          <w:rStyle w:val="Strong"/>
+          <w:rFonts w:ascii="Liberation Serif" w:hAnsi="Liberation Serif"/>
+          <w:i w:val="false"/>
+          <w:i w:val="false"/>
+          <w:iCs w:val="false"/>
+          <w:sz w:val="24"/>
+          <w:szCs w:val="24"/>
+        </w:rPr>
+      </w:pPr>
+      <w:r>
+        <w:rPr>
+          <w:i w:val="false"/>
+          <w:iCs w:val="false"/>
+          <w:sz w:val="24"/>
+          <w:szCs w:val="24"/>
+        </w:rPr>
+      </w:r>
+    </w:p>
+    <w:p>
+      <w:pPr>
+        <w:pStyle w:val="Heading4"/>
+        <w:numPr>
+          <w:ilvl w:val="3"/>
+          <w:numId w:val="1"/>
+        </w:numPr>
+        <w:ind w:hanging="0" w:start="0"/>
+        <w:rPr/>
+      </w:pPr>
+      <w:bookmarkStart w:id="21" w:name="__RefHeading___Toc28739_2390671122"/>
+      <w:bookmarkEnd w:id="21"/>
+      <w:r>
+        <w:rPr>
+          <w:rStyle w:val="Strong"/>
+          <w:b/>
+          <w:bCs/>
+          <w:i w:val="false"/>
+          <w:iCs w:val="false"/>
+          <w:sz w:val="28"/>
+          <w:szCs w:val="28"/>
+        </w:rPr>
+        <w:t>2. Blink LED</w:t>
+      </w:r>
+    </w:p>
+    <w:p>
+      <w:pPr>
+        <w:pStyle w:val="BodyText"/>
+        <w:widowControl/>
+        <w:numPr>
+          <w:ilvl w:val="0"/>
+          <w:numId w:val="6"/>
+        </w:numPr>
+        <w:suppressAutoHyphens w:val="true"/>
+        <w:overflowPunct w:val="false"/>
+        <w:bidi w:val="0"/>
+        <w:spacing w:lineRule="auto" w:line="276" w:before="0" w:after="0"/>
+        <w:ind w:hanging="340" w:start="340" w:end="0"/>
+        <w:jc w:val="start"/>
+        <w:rPr/>
+      </w:pPr>
+      <w:r>
+        <w:rPr>
+          <w:rStyle w:val="SourceText"/>
+          <w:rFonts w:eastAsia="Noto Serif CJK SC" w:cs="Noto Sans Devanagari"/>
+          <w:color w:val="auto"/>
+          <w:kern w:val="2"/>
+          <w:sz w:val="24"/>
+          <w:szCs w:val="24"/>
+          <w:lang w:val="fr-FR" w:eastAsia="zh-CN" w:bidi="hi-IN"/>
+        </w:rPr>
+        <w:t>From Arduino IDE Open:</w:t>
+      </w:r>
+      <w:r>
+        <w:rPr>
+          <w:rStyle w:val="SourceText"/>
+          <w:color w:val="auto"/>
+          <w:kern w:val="2"/>
+          <w:sz w:val="24"/>
+          <w:szCs w:val="24"/>
+          <w:lang w:val="fr-FR" w:eastAsia="zh-CN" w:bidi="hi-IN"/>
+        </w:rPr>
+        <w:t xml:space="preserve"> </w:t>
+      </w:r>
+      <w:r>
+        <w:rPr>
+          <w:rStyle w:val="SourceText"/>
+          <w:color w:val="auto"/>
+          <w:kern w:val="2"/>
+          <w:sz w:val="22"/>
+          <w:szCs w:val="22"/>
+          <w:lang w:val="fr-FR" w:eastAsia="zh-CN" w:bidi="hi-IN"/>
+        </w:rPr>
+        <w:t>File → Examples → PedroRobot → STEM → A</w:t>
+      </w:r>
+      <w:r>
+        <w:rPr>
+          <w:rStyle w:val="SourceText"/>
+          <w:rFonts w:eastAsia="Noto Serif CJK SC" w:cs="Noto Sans Devanagari"/>
+          <w:color w:val="auto"/>
+          <w:kern w:val="2"/>
+          <w:sz w:val="22"/>
+          <w:szCs w:val="22"/>
+          <w:lang w:val="fr-FR" w:eastAsia="zh-CN" w:bidi="hi-IN"/>
+        </w:rPr>
+        <w:t>ctivitie_2</w:t>
+      </w:r>
+    </w:p>
+    <w:p>
+      <w:pPr>
+        <w:pStyle w:val="BodyText"/>
+        <w:widowControl/>
+        <w:numPr>
+          <w:ilvl w:val="0"/>
+          <w:numId w:val="6"/>
+        </w:numPr>
+        <w:suppressAutoHyphens w:val="true"/>
+        <w:overflowPunct w:val="false"/>
+        <w:bidi w:val="0"/>
+        <w:spacing w:lineRule="auto" w:line="276" w:before="0" w:after="0"/>
+        <w:ind w:hanging="340" w:start="340" w:end="0"/>
+        <w:jc w:val="start"/>
+        <w:rPr/>
+      </w:pPr>
+      <w:r>
+        <w:rPr>
+          <w:rStyle w:val="SourceText"/>
+          <w:rFonts w:eastAsia="Noto Serif CJK SC" w:cs="Noto Sans Devanagari"/>
+          <w:color w:val="auto"/>
+          <w:kern w:val="2"/>
+          <w:sz w:val="24"/>
+          <w:szCs w:val="24"/>
+          <w:lang w:val="fr-FR" w:eastAsia="zh-CN" w:bidi="hi-IN"/>
+        </w:rPr>
+        <w:t>Upload Sketch</w:t>
+      </w:r>
+      <w:r>
+        <w:rPr>
+          <w:rStyle w:val="SourceText"/>
+          <w:rFonts w:eastAsia="Noto Serif CJK SC" w:cs="Noto Sans Devanagari"/>
+          <w:color w:val="auto"/>
+          <w:kern w:val="2"/>
+          <w:sz w:val="24"/>
+          <w:szCs w:val="24"/>
+          <w:lang w:val="fr-FR" w:eastAsia="zh-CN" w:bidi="hi-IN"/>
+        </w:rPr>
+        <w:br/>
+      </w:r>
+    </w:p>
+    <w:p>
+      <w:pPr>
+        <w:sectPr>
+          <w:type w:val="continuous"/>
+          <w:pgSz w:w="11906" w:h="16838"/>
+          <w:pgMar w:left="954" w:right="1031" w:gutter="0" w:header="0" w:top="1134" w:footer="287" w:bottom="1019"/>
+          <w:formProt w:val="false"/>
+          <w:textDirection w:val="lrTb"/>
+          <w:docGrid w:type="default" w:linePitch="600" w:charSpace="32768"/>
+        </w:sectPr>
+      </w:pPr>
+    </w:p>
+    <w:p>
+      <w:pPr>
+        <w:pStyle w:val="PreformattedText"/>
+        <w:ind w:hanging="0" w:start="0" w:end="0"/>
+        <w:rPr/>
+      </w:pPr>
+      <w:bookmarkStart w:id="22" w:name="code-block-viewer"/>
+      <w:bookmarkEnd w:id="22"/>
+      <w:r>
+        <w:rPr/>
+        <w:t>void setup() {</w:t>
+      </w:r>
+    </w:p>
+    <w:p>
+      <w:pPr>
+        <w:pStyle w:val="PreformattedText"/>
+        <w:rPr/>
+      </w:pPr>
+      <w:r>
+        <w:rPr/>
+        <w:t xml:space="preserve">  </w:t>
+      </w:r>
+      <w:r>
+        <w:rPr/>
+        <w:t>pinMode(13, OUTPUT);</w:t>
+      </w:r>
+    </w:p>
+    <w:p>
+      <w:pPr>
+        <w:pStyle w:val="PreformattedText"/>
+        <w:rPr/>
+      </w:pPr>
+      <w:r>
+        <w:rPr/>
+        <w:t>}</w:t>
+      </w:r>
+    </w:p>
+    <w:p>
+      <w:pPr>
+        <w:pStyle w:val="PreformattedText"/>
+        <w:rPr/>
+      </w:pPr>
+      <w:r>
+        <w:rPr/>
+        <w:t>void loop() {</w:t>
+      </w:r>
+    </w:p>
+    <w:p>
+      <w:pPr>
+        <w:pStyle w:val="PreformattedText"/>
+        <w:rPr/>
+      </w:pPr>
+      <w:r>
+        <w:rPr/>
+        <w:t xml:space="preserve">  </w:t>
+      </w:r>
+      <w:r>
+        <w:rPr/>
+        <w:t>digitalWrite(13, HIGH);</w:t>
+      </w:r>
+    </w:p>
+    <w:p>
+      <w:pPr>
+        <w:pStyle w:val="PreformattedText"/>
+        <w:rPr/>
+      </w:pPr>
+      <w:r>
+        <w:rPr/>
+        <w:t xml:space="preserve">  </w:t>
+      </w:r>
+      <w:r>
+        <w:rPr/>
+        <w:t>delay(500);</w:t>
+      </w:r>
+    </w:p>
+    <w:p>
+      <w:pPr>
+        <w:pStyle w:val="PreformattedText"/>
+        <w:rPr/>
+      </w:pPr>
+      <w:r>
+        <w:rPr/>
+        <w:t xml:space="preserve">  </w:t>
+      </w:r>
+      <w:r>
+        <w:rPr/>
+        <w:t>digitalWrite(13, LOW);</w:t>
+      </w:r>
+    </w:p>
+    <w:p>
+      <w:pPr>
+        <w:pStyle w:val="PreformattedText"/>
+        <w:rPr/>
+      </w:pPr>
+      <w:r>
+        <w:rPr/>
+        <w:t xml:space="preserve">  </w:t>
+      </w:r>
+      <w:r>
+        <w:rPr/>
+        <w:t>delay(500);</w:t>
+      </w:r>
+    </w:p>
+    <w:p>
+      <w:pPr>
+        <w:pStyle w:val="PreformattedText"/>
+        <w:rPr/>
+      </w:pPr>
+      <w:r>
+        <w:rPr/>
+        <w:t>}</w:t>
+      </w:r>
+    </w:p>
+    <w:p>
+      <w:pPr>
+        <w:sectPr>
+          <w:type w:val="continuous"/>
+          <w:pgSz w:w="11906" w:h="16838"/>
+          <w:pgMar w:left="954" w:right="1031" w:gutter="0" w:header="0" w:top="1134" w:footer="287" w:bottom="1019"/>
+          <w:formProt w:val="false"/>
+          <w:textDirection w:val="lrTb"/>
+          <w:docGrid w:type="default" w:linePitch="600" w:charSpace="32768"/>
+        </w:sectPr>
+      </w:pPr>
+    </w:p>
+    <w:p>
+      <w:pPr>
+        <w:pStyle w:val="BodyText"/>
+        <w:widowControl/>
+        <w:suppressAutoHyphens w:val="true"/>
+        <w:overflowPunct w:val="false"/>
+        <w:bidi w:val="0"/>
+        <w:jc w:val="start"/>
+        <w:rPr>
+          <w:rFonts w:ascii="Liberation Serif" w:hAnsi="Liberation Serif" w:eastAsia="Noto Serif CJK SC" w:cs="Noto Sans Devanagari"/>
+          <w:b/>
+          <w:bCs/>
+          <w:color w:val="auto"/>
+          <w:kern w:val="2"/>
+          <w:sz w:val="26"/>
+          <w:szCs w:val="26"/>
+          <w:lang w:val="fr-FR" w:eastAsia="zh-CN" w:bidi="hi-IN"/>
+        </w:rPr>
+      </w:pPr>
+      <w:bookmarkStart w:id="23" w:name="__RefHeading___Toc28741_2390671122"/>
+      <w:bookmarkEnd w:id="23"/>
+      <w:r>
+        <w:rPr>
+          <w:rFonts w:eastAsia="Noto Serif CJK SC" w:cs="Noto Sans Devanagari"/>
+          <w:b/>
+          <w:bCs/>
+          <w:color w:val="auto"/>
+          <w:kern w:val="2"/>
+          <w:sz w:val="26"/>
+          <w:szCs w:val="26"/>
+          <w:lang w:val="fr-FR" w:eastAsia="zh-CN" w:bidi="hi-IN"/>
+        </w:rPr>
+        <w:br/>
+        <w:t>Mission</w:t>
+      </w:r>
+    </w:p>
+    <w:p>
+      <w:pPr>
+        <w:pStyle w:val="BodyText"/>
+        <w:rPr/>
+      </w:pPr>
+      <w:r>
+        <w:rPr/>
+        <w:t>Make the LED blink.</w:t>
+      </w:r>
+    </w:p>
+    <w:p>
+      <w:pPr>
+        <w:pStyle w:val="BodyText"/>
+        <w:widowControl/>
+        <w:suppressAutoHyphens w:val="true"/>
+        <w:overflowPunct w:val="false"/>
+        <w:bidi w:val="0"/>
+        <w:jc w:val="start"/>
+        <w:rPr>
+          <w:rFonts w:ascii="Liberation Serif" w:hAnsi="Liberation Serif" w:eastAsia="Noto Serif CJK SC" w:cs="Noto Sans Devanagari"/>
+          <w:b/>
+          <w:bCs/>
+          <w:color w:val="auto"/>
+          <w:kern w:val="2"/>
+          <w:sz w:val="26"/>
+          <w:szCs w:val="26"/>
+          <w:lang w:val="fr-FR" w:eastAsia="zh-CN" w:bidi="hi-IN"/>
+        </w:rPr>
+      </w:pPr>
+      <w:bookmarkStart w:id="24" w:name="__RefHeading___Toc28743_2390671122"/>
+      <w:bookmarkEnd w:id="24"/>
+      <w:r>
+        <w:rPr>
+          <w:rFonts w:eastAsia="Noto Serif CJK SC" w:cs="Noto Sans Devanagari"/>
+          <w:b/>
+          <w:bCs/>
+          <w:color w:val="auto"/>
+          <w:kern w:val="2"/>
+          <w:sz w:val="26"/>
+          <w:szCs w:val="26"/>
+          <w:lang w:val="fr-FR" w:eastAsia="zh-CN" w:bidi="hi-IN"/>
+        </w:rPr>
+        <w:t>Student Actions</w:t>
+      </w:r>
+    </w:p>
+    <w:p>
+      <w:pPr>
+        <w:pStyle w:val="BodyText"/>
+        <w:rPr/>
+      </w:pPr>
+      <w:r>
+        <w:rPr/>
+        <w:t xml:space="preserve">• </w:t>
+      </w:r>
+      <w:r>
+        <w:rPr/>
+        <w:t>Upload the sketch</w:t>
+        <w:br/>
+        <w:t>• Observe the blinking speed</w:t>
+      </w:r>
+    </w:p>
+    <w:p>
+      <w:pPr>
+        <w:pStyle w:val="BodyText"/>
+        <w:widowControl/>
+        <w:suppressAutoHyphens w:val="true"/>
+        <w:overflowPunct w:val="false"/>
+        <w:bidi w:val="0"/>
+        <w:jc w:val="start"/>
+        <w:rPr>
+          <w:rFonts w:ascii="Liberation Serif" w:hAnsi="Liberation Serif" w:eastAsia="Noto Serif CJK SC" w:cs="Noto Sans Devanagari"/>
+          <w:b/>
+          <w:bCs/>
+          <w:color w:val="auto"/>
+          <w:kern w:val="2"/>
+          <w:sz w:val="26"/>
+          <w:szCs w:val="26"/>
+          <w:lang w:val="fr-FR" w:eastAsia="zh-CN" w:bidi="hi-IN"/>
+        </w:rPr>
+      </w:pPr>
+      <w:bookmarkStart w:id="25" w:name="__RefHeading___Toc28745_2390671122"/>
+      <w:bookmarkEnd w:id="25"/>
+      <w:r>
+        <w:rPr>
+          <w:rFonts w:eastAsia="Noto Serif CJK SC" w:cs="Noto Sans Devanagari"/>
+          <w:b/>
+          <w:bCs/>
+          <w:color w:val="auto"/>
+          <w:kern w:val="2"/>
+          <w:sz w:val="26"/>
+          <w:szCs w:val="26"/>
+          <w:lang w:val="fr-FR" w:eastAsia="zh-CN" w:bidi="hi-IN"/>
+        </w:rPr>
+        <w:t>Experiment</w:t>
+      </w:r>
+    </w:p>
+    <w:p>
+      <w:pPr>
+        <w:pStyle w:val="BodyText"/>
+        <w:rPr/>
+      </w:pPr>
+      <w:r>
+        <w:rPr/>
+        <w:t xml:space="preserve">• </w:t>
+      </w:r>
+      <w:r>
+        <w:rPr/>
+        <w:t xml:space="preserve">Change </w:t>
+      </w:r>
+      <w:r>
+        <w:rPr>
+          <w:rStyle w:val="SourceText"/>
+        </w:rPr>
+        <w:t>delay(500)</w:t>
+      </w:r>
+      <w:r>
+        <w:rPr/>
+        <w:t xml:space="preserve"> to </w:t>
+      </w:r>
+      <w:r>
+        <w:rPr>
+          <w:rStyle w:val="SourceText"/>
+        </w:rPr>
+        <w:t>delay(1000)</w:t>
+      </w:r>
+      <w:r>
+        <w:rPr/>
+        <w:br/>
+        <w:t>• Upload again</w:t>
+      </w:r>
+    </w:p>
+    <w:p>
+      <w:pPr>
+        <w:pStyle w:val="BodyText"/>
+        <w:rPr/>
+      </w:pPr>
+      <w:r>
+        <w:rPr/>
+        <w:t xml:space="preserve">👉 </w:t>
+      </w:r>
+      <w:r>
+        <w:rPr/>
+        <w:t>What changed?</w:t>
+      </w:r>
+    </w:p>
+    <w:p>
+      <w:pPr>
+        <w:pStyle w:val="BodyText"/>
+        <w:rPr/>
+      </w:pPr>
+      <w:r>
+        <w:rPr/>
+        <w:t xml:space="preserve">• </w:t>
+      </w:r>
+      <w:r>
+        <w:rPr/>
+        <w:t xml:space="preserve">Try </w:t>
+      </w:r>
+      <w:r>
+        <w:rPr>
+          <w:rStyle w:val="SourceText"/>
+        </w:rPr>
+        <w:t>delay(100)</w:t>
+      </w:r>
+    </w:p>
+    <w:p>
+      <w:pPr>
+        <w:pStyle w:val="BodyText"/>
+        <w:rPr/>
+      </w:pPr>
+      <w:r>
+        <w:rPr/>
+        <w:t xml:space="preserve">👉 </w:t>
+      </w:r>
+      <w:r>
+        <w:rPr/>
+        <w:t>Is it faster or slower?</w:t>
+      </w:r>
+    </w:p>
+    <w:p>
+      <w:pPr>
+        <w:pStyle w:val="BodyText"/>
+        <w:numPr>
+          <w:ilvl w:val="0"/>
+          <w:numId w:val="0"/>
+        </w:numPr>
+        <w:spacing w:before="0" w:after="0"/>
+        <w:ind w:hanging="0" w:start="0"/>
+        <w:rPr>
+          <w:rStyle w:val="Strong"/>
+          <w:rFonts w:ascii="Liberation Serif" w:hAnsi="Liberation Serif"/>
+          <w:i w:val="false"/>
+          <w:i w:val="false"/>
+          <w:iCs w:val="false"/>
+          <w:sz w:val="24"/>
+          <w:szCs w:val="24"/>
+        </w:rPr>
+      </w:pPr>
+      <w:r>
+        <w:rPr>
+          <w:i w:val="false"/>
+          <w:iCs w:val="false"/>
+          <w:sz w:val="24"/>
+          <w:szCs w:val="24"/>
+        </w:rPr>
+      </w:r>
+    </w:p>
+    <w:p>
+      <w:pPr>
+        <w:pStyle w:val="Heading4"/>
+        <w:numPr>
+          <w:ilvl w:val="3"/>
+          <w:numId w:val="1"/>
+        </w:numPr>
+        <w:ind w:hanging="0" w:start="0"/>
+        <w:rPr/>
+      </w:pPr>
+      <w:bookmarkStart w:id="26" w:name="__RefHeading___Toc28747_2390671122"/>
+      <w:bookmarkEnd w:id="26"/>
+      <w:r>
+        <w:rPr>
+          <w:rStyle w:val="Strong"/>
+          <w:b/>
+          <w:bCs/>
+          <w:i w:val="false"/>
+          <w:iCs w:val="false"/>
+          <w:sz w:val="28"/>
+          <w:szCs w:val="28"/>
+        </w:rPr>
+        <w:t>3. Moving LEDs</w:t>
+      </w:r>
+    </w:p>
+    <w:p>
+      <w:pPr>
+        <w:pStyle w:val="BodyText"/>
+        <w:widowControl/>
+        <w:numPr>
+          <w:ilvl w:val="0"/>
+          <w:numId w:val="6"/>
+        </w:numPr>
+        <w:suppressAutoHyphens w:val="true"/>
+        <w:overflowPunct w:val="false"/>
+        <w:bidi w:val="0"/>
+        <w:spacing w:lineRule="auto" w:line="276" w:before="0" w:after="0"/>
+        <w:ind w:hanging="340" w:start="340" w:end="0"/>
+        <w:jc w:val="start"/>
+        <w:rPr/>
+      </w:pPr>
+      <w:r>
+        <w:rPr>
+          <w:rStyle w:val="SourceText"/>
+          <w:rFonts w:eastAsia="Noto Serif CJK SC" w:cs="Noto Sans Devanagari"/>
+          <w:color w:val="auto"/>
+          <w:kern w:val="2"/>
+          <w:sz w:val="24"/>
+          <w:szCs w:val="24"/>
+          <w:lang w:val="fr-FR" w:eastAsia="zh-CN" w:bidi="hi-IN"/>
+        </w:rPr>
+        <w:t>From Arduino IDE Open:</w:t>
+      </w:r>
+      <w:r>
+        <w:rPr>
+          <w:rStyle w:val="SourceText"/>
+          <w:color w:val="auto"/>
+          <w:kern w:val="2"/>
+          <w:sz w:val="24"/>
+          <w:szCs w:val="24"/>
+          <w:lang w:val="fr-FR" w:eastAsia="zh-CN" w:bidi="hi-IN"/>
+        </w:rPr>
+        <w:t xml:space="preserve"> </w:t>
+      </w:r>
+      <w:r>
+        <w:rPr>
+          <w:rStyle w:val="SourceText"/>
+          <w:color w:val="auto"/>
+          <w:kern w:val="2"/>
+          <w:sz w:val="22"/>
+          <w:szCs w:val="22"/>
+          <w:lang w:val="fr-FR" w:eastAsia="zh-CN" w:bidi="hi-IN"/>
+        </w:rPr>
+        <w:t>File → Examples → PedroRobot → STEM → A</w:t>
+      </w:r>
+      <w:r>
+        <w:rPr>
+          <w:rStyle w:val="SourceText"/>
+          <w:rFonts w:eastAsia="Noto Serif CJK SC" w:cs="Noto Sans Devanagari"/>
+          <w:color w:val="auto"/>
+          <w:kern w:val="2"/>
+          <w:sz w:val="22"/>
+          <w:szCs w:val="22"/>
+          <w:lang w:val="fr-FR" w:eastAsia="zh-CN" w:bidi="hi-IN"/>
+        </w:rPr>
+        <w:t>ctivitie_3</w:t>
+      </w:r>
+    </w:p>
+    <w:p>
+      <w:pPr>
+        <w:pStyle w:val="BodyText"/>
+        <w:widowControl/>
+        <w:numPr>
+          <w:ilvl w:val="0"/>
+          <w:numId w:val="6"/>
+        </w:numPr>
+        <w:suppressAutoHyphens w:val="true"/>
+        <w:overflowPunct w:val="false"/>
+        <w:bidi w:val="0"/>
+        <w:spacing w:lineRule="auto" w:line="276" w:before="0" w:after="0"/>
+        <w:ind w:hanging="340" w:start="340" w:end="0"/>
+        <w:jc w:val="start"/>
+        <w:rPr/>
+      </w:pPr>
+      <w:r>
+        <w:rPr>
+          <w:rStyle w:val="SourceText"/>
+          <w:rFonts w:eastAsia="Noto Serif CJK SC" w:cs="Noto Sans Devanagari"/>
+          <w:color w:val="auto"/>
+          <w:kern w:val="2"/>
+          <w:sz w:val="24"/>
+          <w:szCs w:val="24"/>
+          <w:lang w:val="fr-FR" w:eastAsia="zh-CN" w:bidi="hi-IN"/>
+        </w:rPr>
+        <w:t>Upload Sketch</w:t>
+      </w:r>
+      <w:r>
+        <w:rPr>
+          <w:rStyle w:val="SourceText"/>
+          <w:rFonts w:eastAsia="Noto Serif CJK SC" w:cs="Noto Sans Devanagari"/>
+          <w:color w:val="auto"/>
+          <w:kern w:val="2"/>
+          <w:sz w:val="24"/>
+          <w:szCs w:val="24"/>
+          <w:lang w:val="fr-FR" w:eastAsia="zh-CN" w:bidi="hi-IN"/>
+        </w:rPr>
+        <w:br/>
+      </w:r>
+    </w:p>
+    <w:p>
+      <w:pPr>
+        <w:sectPr>
+          <w:type w:val="continuous"/>
+          <w:pgSz w:w="11906" w:h="16838"/>
+          <w:pgMar w:left="954" w:right="1031" w:gutter="0" w:header="0" w:top="1134" w:footer="287" w:bottom="1019"/>
+          <w:formProt w:val="false"/>
+          <w:textDirection w:val="lrTb"/>
+          <w:docGrid w:type="default" w:linePitch="600" w:charSpace="32768"/>
+        </w:sectPr>
+      </w:pPr>
+    </w:p>
+    <w:p>
+      <w:pPr>
+        <w:pStyle w:val="PreformattedText"/>
+        <w:ind w:hanging="0" w:start="0" w:end="0"/>
+        <w:rPr/>
+      </w:pPr>
+      <w:bookmarkStart w:id="27" w:name="code-block-viewer_Copy_1"/>
+      <w:bookmarkEnd w:id="27"/>
+      <w:r>
+        <w:rPr/>
+        <w:t>int leds[] = {13, 11, 8, 7};</w:t>
+      </w:r>
+    </w:p>
+    <w:p>
+      <w:pPr>
+        <w:pStyle w:val="PreformattedText"/>
+        <w:rPr/>
+      </w:pPr>
+      <w:r>
+        <w:rPr/>
+        <w:t>void setup() {</w:t>
+      </w:r>
+    </w:p>
+    <w:p>
+      <w:pPr>
+        <w:pStyle w:val="PreformattedText"/>
+        <w:rPr/>
+      </w:pPr>
+      <w:r>
+        <w:rPr/>
+        <w:t xml:space="preserve">  </w:t>
+      </w:r>
+      <w:r>
+        <w:rPr/>
+        <w:t>for(int i=0; i&lt;4; i++){</w:t>
+      </w:r>
+    </w:p>
+    <w:p>
+      <w:pPr>
+        <w:pStyle w:val="PreformattedText"/>
+        <w:rPr/>
+      </w:pPr>
+      <w:r>
+        <w:rPr/>
+        <w:t xml:space="preserve">    </w:t>
+      </w:r>
+      <w:r>
+        <w:rPr/>
+        <w:t>pinMode(leds[i], OUTPUT);</w:t>
+      </w:r>
+    </w:p>
+    <w:p>
+      <w:pPr>
+        <w:pStyle w:val="PreformattedText"/>
+        <w:rPr/>
+      </w:pPr>
+      <w:r>
+        <w:rPr/>
+        <w:t xml:space="preserve">  </w:t>
+      </w:r>
+      <w:r>
+        <w:rPr/>
+        <w:t>}</w:t>
+      </w:r>
+    </w:p>
+    <w:p>
+      <w:pPr>
+        <w:pStyle w:val="PreformattedText"/>
+        <w:rPr/>
+      </w:pPr>
+      <w:r>
+        <w:rPr/>
+        <w:t>}</w:t>
+      </w:r>
+    </w:p>
+    <w:p>
+      <w:pPr>
+        <w:pStyle w:val="PreformattedText"/>
+        <w:rPr/>
+      </w:pPr>
+      <w:r>
+        <w:rPr/>
+        <w:t>void loop() {</w:t>
+      </w:r>
+    </w:p>
+    <w:p>
+      <w:pPr>
+        <w:pStyle w:val="PreformattedText"/>
+        <w:rPr/>
+      </w:pPr>
+      <w:r>
+        <w:rPr/>
+        <w:t xml:space="preserve">  </w:t>
+      </w:r>
+      <w:r>
+        <w:rPr/>
+        <w:t>for(int i=0; i&lt;4; i++){</w:t>
+      </w:r>
+    </w:p>
+    <w:p>
+      <w:pPr>
+        <w:pStyle w:val="PreformattedText"/>
+        <w:rPr/>
+      </w:pPr>
+      <w:r>
+        <w:rPr/>
+        <w:t xml:space="preserve">    </w:t>
+      </w:r>
+      <w:r>
+        <w:rPr/>
+        <w:t>digitalWrite(leds[i], HIGH);</w:t>
+      </w:r>
+    </w:p>
+    <w:p>
+      <w:pPr>
+        <w:pStyle w:val="PreformattedText"/>
+        <w:rPr/>
+      </w:pPr>
+      <w:r>
+        <w:rPr/>
+        <w:t xml:space="preserve">    </w:t>
+      </w:r>
+      <w:r>
+        <w:rPr/>
+        <w:t>delay(200);</w:t>
+      </w:r>
+    </w:p>
+    <w:p>
+      <w:pPr>
+        <w:pStyle w:val="PreformattedText"/>
+        <w:rPr/>
+      </w:pPr>
+      <w:r>
+        <w:rPr/>
+        <w:t xml:space="preserve">    </w:t>
+      </w:r>
+      <w:r>
+        <w:rPr/>
+        <w:t>digitalWrite(leds[i], LOW);</w:t>
+      </w:r>
+    </w:p>
+    <w:p>
+      <w:pPr>
+        <w:pStyle w:val="PreformattedText"/>
+        <w:rPr/>
+      </w:pPr>
+      <w:r>
+        <w:rPr/>
+        <w:t xml:space="preserve">  </w:t>
+      </w:r>
+      <w:r>
+        <w:rPr/>
+        <w:t>}</w:t>
+      </w:r>
+    </w:p>
+    <w:p>
+      <w:pPr>
+        <w:pStyle w:val="PreformattedText"/>
+        <w:rPr/>
+      </w:pPr>
+      <w:r>
+        <w:rPr/>
+        <w:t>}</w:t>
+      </w:r>
+    </w:p>
+    <w:p>
+      <w:pPr>
+        <w:sectPr>
+          <w:type w:val="continuous"/>
+          <w:pgSz w:w="11906" w:h="16838"/>
+          <w:pgMar w:left="954" w:right="1031" w:gutter="0" w:header="0" w:top="1134" w:footer="287" w:bottom="1019"/>
+          <w:formProt w:val="false"/>
+          <w:textDirection w:val="lrTb"/>
+          <w:docGrid w:type="default" w:linePitch="600" w:charSpace="32768"/>
+        </w:sectPr>
+      </w:pPr>
+    </w:p>
+    <w:p>
+      <w:pPr>
+        <w:pStyle w:val="BodyText"/>
+        <w:widowControl/>
+        <w:suppressAutoHyphens w:val="true"/>
+        <w:overflowPunct w:val="false"/>
+        <w:bidi w:val="0"/>
+        <w:jc w:val="start"/>
+        <w:rPr>
+          <w:rFonts w:ascii="Liberation Serif" w:hAnsi="Liberation Serif" w:eastAsia="Noto Serif CJK SC" w:cs="Noto Sans Devanagari"/>
+          <w:b/>
+          <w:bCs/>
+          <w:color w:val="auto"/>
+          <w:kern w:val="2"/>
+          <w:sz w:val="26"/>
+          <w:szCs w:val="26"/>
+          <w:lang w:val="fr-FR" w:eastAsia="zh-CN" w:bidi="hi-IN"/>
+        </w:rPr>
+      </w:pPr>
+      <w:bookmarkStart w:id="28" w:name="__RefHeading___Toc28749_2390671122"/>
+      <w:bookmarkEnd w:id="28"/>
+      <w:r>
+        <w:rPr>
+          <w:rFonts w:eastAsia="Noto Serif CJK SC" w:cs="Noto Sans Devanagari"/>
+          <w:b/>
+          <w:bCs/>
+          <w:color w:val="auto"/>
+          <w:kern w:val="2"/>
+          <w:sz w:val="26"/>
+          <w:szCs w:val="26"/>
+          <w:lang w:val="fr-FR" w:eastAsia="zh-CN" w:bidi="hi-IN"/>
+        </w:rPr>
+        <w:br/>
+        <w:t>Mission</w:t>
+      </w:r>
+    </w:p>
+    <w:p>
+      <w:pPr>
+        <w:pStyle w:val="BodyText"/>
+        <w:rPr/>
+      </w:pPr>
+      <w:r>
+        <w:rPr/>
+        <w:t>Create a moving light effect.</w:t>
+      </w:r>
+    </w:p>
+    <w:p>
+      <w:pPr>
+        <w:pStyle w:val="BodyText"/>
+        <w:widowControl/>
+        <w:suppressAutoHyphens w:val="true"/>
+        <w:overflowPunct w:val="false"/>
+        <w:bidi w:val="0"/>
+        <w:jc w:val="start"/>
+        <w:rPr>
+          <w:rFonts w:ascii="Liberation Serif" w:hAnsi="Liberation Serif" w:eastAsia="Noto Serif CJK SC" w:cs="Noto Sans Devanagari"/>
+          <w:b/>
+          <w:bCs/>
+          <w:color w:val="auto"/>
+          <w:kern w:val="2"/>
+          <w:sz w:val="26"/>
+          <w:szCs w:val="26"/>
+          <w:lang w:val="fr-FR" w:eastAsia="zh-CN" w:bidi="hi-IN"/>
+        </w:rPr>
+      </w:pPr>
+      <w:bookmarkStart w:id="29" w:name="__RefHeading___Toc28751_2390671122"/>
+      <w:bookmarkEnd w:id="29"/>
+      <w:r>
+        <w:rPr>
+          <w:rFonts w:eastAsia="Noto Serif CJK SC" w:cs="Noto Sans Devanagari"/>
+          <w:b/>
+          <w:bCs/>
+          <w:color w:val="auto"/>
+          <w:kern w:val="2"/>
+          <w:sz w:val="26"/>
+          <w:szCs w:val="26"/>
+          <w:lang w:val="fr-FR" w:eastAsia="zh-CN" w:bidi="hi-IN"/>
+        </w:rPr>
+        <w:t>Student Actions</w:t>
+      </w:r>
+    </w:p>
+    <w:p>
+      <w:pPr>
+        <w:pStyle w:val="BodyText"/>
+        <w:rPr/>
+      </w:pPr>
+      <w:r>
+        <w:rPr/>
+        <w:t xml:space="preserve">• </w:t>
+      </w:r>
+      <w:r>
+        <w:rPr/>
+        <w:t>Upload the sketch</w:t>
+        <w:br/>
+        <w:t>• Observe the LED sequence</w:t>
+      </w:r>
+    </w:p>
+    <w:p>
+      <w:pPr>
+        <w:pStyle w:val="BodyText"/>
+        <w:widowControl/>
+        <w:suppressAutoHyphens w:val="true"/>
+        <w:overflowPunct w:val="false"/>
+        <w:bidi w:val="0"/>
+        <w:jc w:val="start"/>
+        <w:rPr>
+          <w:rFonts w:ascii="Liberation Serif" w:hAnsi="Liberation Serif" w:eastAsia="Noto Serif CJK SC" w:cs="Noto Sans Devanagari"/>
+          <w:b/>
+          <w:bCs/>
+          <w:color w:val="auto"/>
+          <w:kern w:val="2"/>
+          <w:sz w:val="26"/>
+          <w:szCs w:val="26"/>
+          <w:lang w:val="fr-FR" w:eastAsia="zh-CN" w:bidi="hi-IN"/>
+        </w:rPr>
+      </w:pPr>
+      <w:bookmarkStart w:id="30" w:name="__RefHeading___Toc28753_2390671122"/>
+      <w:bookmarkEnd w:id="30"/>
+      <w:r>
+        <w:rPr>
+          <w:rFonts w:eastAsia="Noto Serif CJK SC" w:cs="Noto Sans Devanagari"/>
+          <w:b/>
+          <w:bCs/>
+          <w:color w:val="auto"/>
+          <w:kern w:val="2"/>
+          <w:sz w:val="26"/>
+          <w:szCs w:val="26"/>
+          <w:lang w:val="fr-FR" w:eastAsia="zh-CN" w:bidi="hi-IN"/>
+        </w:rPr>
+        <w:t>Experiment</w:t>
+      </w:r>
+    </w:p>
+    <w:p>
+      <w:pPr>
+        <w:pStyle w:val="BodyText"/>
+        <w:rPr/>
+      </w:pPr>
+      <w:r>
+        <w:rPr/>
+        <w:t xml:space="preserve">• </w:t>
+      </w:r>
+      <w:r>
+        <w:rPr/>
+        <w:t xml:space="preserve">Change </w:t>
+      </w:r>
+      <w:r>
+        <w:rPr>
+          <w:rStyle w:val="SourceText"/>
+        </w:rPr>
+        <w:t>delay(200)</w:t>
+      </w:r>
+      <w:r>
+        <w:rPr/>
+        <w:t xml:space="preserve"> to </w:t>
+      </w:r>
+      <w:r>
+        <w:rPr>
+          <w:rStyle w:val="SourceText"/>
+        </w:rPr>
+        <w:t>delay(50)</w:t>
+      </w:r>
+      <w:r>
+        <w:rPr/>
+        <w:br/>
+        <w:t>• Upload again</w:t>
+      </w:r>
+    </w:p>
+    <w:p>
+      <w:pPr>
+        <w:pStyle w:val="BodyText"/>
+        <w:rPr/>
+      </w:pPr>
+      <w:r>
+        <w:rPr/>
+        <w:t xml:space="preserve">👉 </w:t>
+      </w:r>
+      <w:r>
+        <w:rPr/>
+        <w:t>What happens?</w:t>
+      </w:r>
+    </w:p>
+    <w:p>
+      <w:pPr>
+        <w:pStyle w:val="BodyText"/>
+        <w:rPr/>
+      </w:pPr>
+      <w:r>
+        <w:rPr/>
+        <w:t xml:space="preserve">• </w:t>
+      </w:r>
+      <w:r>
+        <w:rPr/>
+        <w:t>Change the order of LEDs</w:t>
+      </w:r>
+    </w:p>
+    <w:p>
+      <w:pPr>
+        <w:pStyle w:val="BodyText"/>
+        <w:rPr/>
+      </w:pPr>
+      <w:r>
+        <w:rPr/>
+        <w:t xml:space="preserve">👉 </w:t>
+      </w:r>
+      <w:r>
+        <w:rPr/>
+        <w:t>What changes?</w:t>
+      </w:r>
+    </w:p>
+    <w:p>
+      <w:pPr>
+        <w:pStyle w:val="BodyText"/>
+        <w:numPr>
+          <w:ilvl w:val="0"/>
+          <w:numId w:val="0"/>
+        </w:numPr>
+        <w:spacing w:before="0" w:after="0"/>
+        <w:ind w:hanging="0" w:start="0"/>
+        <w:rPr>
+          <w:rStyle w:val="Strong"/>
+          <w:rFonts w:ascii="Liberation Serif" w:hAnsi="Liberation Serif"/>
+          <w:i w:val="false"/>
+          <w:i w:val="false"/>
+          <w:iCs w:val="false"/>
+          <w:sz w:val="24"/>
+          <w:szCs w:val="24"/>
+        </w:rPr>
+      </w:pPr>
+      <w:r>
+        <w:rPr>
+          <w:i w:val="false"/>
+          <w:iCs w:val="false"/>
+          <w:sz w:val="24"/>
+          <w:szCs w:val="24"/>
+        </w:rPr>
+      </w:r>
+    </w:p>
+    <w:p>
+      <w:pPr>
+        <w:pStyle w:val="BodyText"/>
+        <w:numPr>
+          <w:ilvl w:val="0"/>
+          <w:numId w:val="0"/>
+        </w:numPr>
+        <w:spacing w:before="0" w:after="0"/>
+        <w:ind w:hanging="0" w:start="0"/>
+        <w:rPr>
+          <w:rStyle w:val="Strong"/>
+          <w:rFonts w:ascii="Liberation Serif" w:hAnsi="Liberation Serif"/>
+          <w:i w:val="false"/>
+          <w:i w:val="false"/>
+          <w:iCs w:val="false"/>
+          <w:sz w:val="24"/>
+          <w:szCs w:val="24"/>
+        </w:rPr>
+      </w:pPr>
+      <w:r>
+        <w:rPr>
+          <w:i w:val="false"/>
+          <w:iCs w:val="false"/>
+          <w:sz w:val="24"/>
+          <w:szCs w:val="24"/>
+        </w:rPr>
+      </w:r>
+    </w:p>
+    <w:p>
+      <w:pPr>
+        <w:pStyle w:val="Heading4"/>
+        <w:numPr>
+          <w:ilvl w:val="3"/>
+          <w:numId w:val="1"/>
+        </w:numPr>
+        <w:ind w:hanging="0" w:start="0"/>
+        <w:rPr/>
+      </w:pPr>
+      <w:bookmarkStart w:id="31" w:name="__RefHeading___Toc28755_2390671122"/>
+      <w:bookmarkEnd w:id="31"/>
+      <w:r>
+        <w:rPr>
+          <w:rStyle w:val="Strong"/>
+          <w:rFonts w:eastAsia="Noto Serif CJK SC" w:cs="Noto Sans Devanagari" w:ascii="Liberation Serif" w:hAnsi="Liberation Serif"/>
+          <w:b/>
+          <w:bCs/>
+          <w:i w:val="false"/>
+          <w:iCs w:val="false"/>
+          <w:color w:val="auto"/>
+          <w:kern w:val="2"/>
+          <w:sz w:val="28"/>
+          <w:szCs w:val="28"/>
+          <w:lang w:val="fr-FR" w:eastAsia="zh-CN" w:bidi="hi-IN"/>
+        </w:rPr>
+        <w:t>4.</w:t>
+      </w:r>
+      <w:r>
+        <w:rPr>
+          <w:rStyle w:val="Strong"/>
+          <w:rFonts w:eastAsia="Noto Serif CJK SC" w:cs="Noto Sans Devanagari" w:ascii="Liberation Serif" w:hAnsi="Liberation Serif"/>
+          <w:b/>
+          <w:bCs/>
+          <w:i w:val="false"/>
+          <w:iCs w:val="false"/>
+          <w:color w:val="auto"/>
+          <w:kern w:val="2"/>
+          <w:sz w:val="28"/>
+          <w:szCs w:val="28"/>
+          <w:lang w:val="fr-FR" w:eastAsia="zh-CN" w:bidi="hi-IN"/>
+        </w:rPr>
+        <w:t xml:space="preserve"> Button Controls LED</w:t>
+      </w:r>
+    </w:p>
+    <w:p>
+      <w:pPr>
+        <w:pStyle w:val="BodyText"/>
+        <w:widowControl/>
+        <w:numPr>
+          <w:ilvl w:val="0"/>
+          <w:numId w:val="6"/>
+        </w:numPr>
+        <w:suppressAutoHyphens w:val="true"/>
+        <w:overflowPunct w:val="false"/>
+        <w:bidi w:val="0"/>
+        <w:spacing w:lineRule="auto" w:line="276" w:before="0" w:after="0"/>
+        <w:ind w:hanging="340" w:start="340" w:end="0"/>
+        <w:jc w:val="start"/>
+        <w:rPr/>
+      </w:pPr>
+      <w:r>
+        <w:rPr>
+          <w:rStyle w:val="SourceText"/>
+          <w:rFonts w:eastAsia="Noto Serif CJK SC" w:cs="Noto Sans Devanagari"/>
+          <w:color w:val="auto"/>
+          <w:kern w:val="2"/>
+          <w:sz w:val="24"/>
+          <w:szCs w:val="24"/>
+          <w:lang w:val="fr-FR" w:eastAsia="zh-CN" w:bidi="hi-IN"/>
+        </w:rPr>
+        <w:t>From Arduino IDE Open:</w:t>
+      </w:r>
+      <w:r>
+        <w:rPr>
+          <w:rStyle w:val="SourceText"/>
+          <w:color w:val="auto"/>
+          <w:kern w:val="2"/>
+          <w:sz w:val="24"/>
+          <w:szCs w:val="24"/>
+          <w:lang w:val="fr-FR" w:eastAsia="zh-CN" w:bidi="hi-IN"/>
+        </w:rPr>
+        <w:t xml:space="preserve"> </w:t>
+      </w:r>
+      <w:r>
+        <w:rPr>
+          <w:rStyle w:val="SourceText"/>
+          <w:color w:val="auto"/>
+          <w:kern w:val="2"/>
+          <w:sz w:val="22"/>
+          <w:szCs w:val="22"/>
+          <w:lang w:val="fr-FR" w:eastAsia="zh-CN" w:bidi="hi-IN"/>
+        </w:rPr>
+        <w:t>File → Examples → PedroRobot → STEM → A</w:t>
+      </w:r>
+      <w:r>
+        <w:rPr>
+          <w:rStyle w:val="SourceText"/>
+          <w:rFonts w:eastAsia="Noto Serif CJK SC" w:cs="Noto Sans Devanagari"/>
+          <w:color w:val="auto"/>
+          <w:kern w:val="2"/>
+          <w:sz w:val="22"/>
+          <w:szCs w:val="22"/>
+          <w:lang w:val="fr-FR" w:eastAsia="zh-CN" w:bidi="hi-IN"/>
+        </w:rPr>
+        <w:t>ctivitie_4</w:t>
+      </w:r>
+    </w:p>
+    <w:p>
+      <w:pPr>
+        <w:pStyle w:val="BodyText"/>
+        <w:widowControl/>
+        <w:numPr>
+          <w:ilvl w:val="0"/>
+          <w:numId w:val="6"/>
+        </w:numPr>
+        <w:suppressAutoHyphens w:val="true"/>
+        <w:overflowPunct w:val="false"/>
+        <w:bidi w:val="0"/>
+        <w:spacing w:lineRule="auto" w:line="276" w:before="0" w:after="0"/>
+        <w:ind w:hanging="340" w:start="340" w:end="0"/>
+        <w:jc w:val="start"/>
+        <w:rPr/>
+      </w:pPr>
+      <w:r>
+        <w:rPr>
+          <w:rStyle w:val="SourceText"/>
+          <w:rFonts w:eastAsia="Noto Serif CJK SC" w:cs="Noto Sans Devanagari"/>
+          <w:color w:val="auto"/>
+          <w:kern w:val="2"/>
+          <w:sz w:val="24"/>
+          <w:szCs w:val="24"/>
+          <w:lang w:val="fr-FR" w:eastAsia="zh-CN" w:bidi="hi-IN"/>
+        </w:rPr>
+        <w:t>Upload Sketch</w:t>
+      </w:r>
+      <w:r>
+        <w:rPr>
+          <w:rStyle w:val="SourceText"/>
+          <w:rFonts w:eastAsia="Noto Serif CJK SC" w:cs="Noto Sans Devanagari"/>
+          <w:color w:val="auto"/>
+          <w:kern w:val="2"/>
+          <w:sz w:val="24"/>
+          <w:szCs w:val="24"/>
+          <w:lang w:val="fr-FR" w:eastAsia="zh-CN" w:bidi="hi-IN"/>
+        </w:rPr>
+        <w:br/>
+      </w:r>
+    </w:p>
+    <w:p>
+      <w:pPr>
+        <w:sectPr>
+          <w:type w:val="continuous"/>
+          <w:pgSz w:w="11906" w:h="16838"/>
+          <w:pgMar w:left="954" w:right="1031" w:gutter="0" w:header="0" w:top="1134" w:footer="287" w:bottom="1019"/>
+          <w:formProt w:val="false"/>
+          <w:textDirection w:val="lrTb"/>
+          <w:docGrid w:type="default" w:linePitch="600" w:charSpace="32768"/>
+        </w:sectPr>
+      </w:pPr>
+    </w:p>
+    <w:p>
+      <w:pPr>
+        <w:pStyle w:val="PreformattedText"/>
+        <w:ind w:hanging="0" w:start="0" w:end="0"/>
+        <w:rPr/>
+      </w:pPr>
+      <w:bookmarkStart w:id="32" w:name="code-block-viewer_Copy_2"/>
+      <w:bookmarkEnd w:id="32"/>
+      <w:r>
+        <w:rPr/>
+        <w:t>void setup() {</w:t>
+      </w:r>
+    </w:p>
+    <w:p>
+      <w:pPr>
+        <w:pStyle w:val="PreformattedText"/>
+        <w:rPr/>
+      </w:pPr>
+      <w:r>
+        <w:rPr/>
+        <w:t xml:space="preserve">  </w:t>
+      </w:r>
+      <w:r>
+        <w:rPr/>
+        <w:t>pinMode(A0, INPUT);</w:t>
+      </w:r>
+    </w:p>
+    <w:p>
+      <w:pPr>
+        <w:pStyle w:val="PreformattedText"/>
+        <w:rPr/>
+      </w:pPr>
+      <w:r>
+        <w:rPr/>
+        <w:t xml:space="preserve">  </w:t>
+      </w:r>
+      <w:r>
+        <w:rPr/>
+        <w:t>pinMode(13, OUTPUT);</w:t>
+      </w:r>
+    </w:p>
+    <w:p>
+      <w:pPr>
+        <w:pStyle w:val="PreformattedText"/>
+        <w:rPr/>
+      </w:pPr>
+      <w:r>
+        <w:rPr/>
+        <w:t>}</w:t>
+      </w:r>
+    </w:p>
+    <w:p>
+      <w:pPr>
+        <w:pStyle w:val="PreformattedText"/>
+        <w:rPr/>
+      </w:pPr>
+      <w:r>
+        <w:rPr/>
+        <w:t>void loop() {</w:t>
+      </w:r>
+    </w:p>
+    <w:p>
+      <w:pPr>
+        <w:pStyle w:val="PreformattedText"/>
+        <w:rPr/>
+      </w:pPr>
+      <w:r>
+        <w:rPr/>
+        <w:t xml:space="preserve">  </w:t>
+      </w:r>
+      <w:r>
+        <w:rPr/>
+        <w:t>if (digitalRead(A0) == HIGH) {</w:t>
+      </w:r>
+    </w:p>
+    <w:p>
+      <w:pPr>
+        <w:pStyle w:val="PreformattedText"/>
+        <w:rPr/>
+      </w:pPr>
+      <w:r>
+        <w:rPr/>
+        <w:t xml:space="preserve">    </w:t>
+      </w:r>
+      <w:r>
+        <w:rPr/>
+        <w:t>digitalWrite(13, HIGH);</w:t>
+      </w:r>
+    </w:p>
+    <w:p>
+      <w:pPr>
+        <w:pStyle w:val="PreformattedText"/>
+        <w:rPr/>
+      </w:pPr>
+      <w:r>
+        <w:rPr/>
+        <w:t xml:space="preserve">  </w:t>
+      </w:r>
+      <w:r>
+        <w:rPr/>
+        <w:t>} else {</w:t>
+      </w:r>
+    </w:p>
+    <w:p>
+      <w:pPr>
+        <w:pStyle w:val="PreformattedText"/>
+        <w:rPr/>
+      </w:pPr>
+      <w:r>
+        <w:rPr/>
+        <w:t xml:space="preserve">    </w:t>
+      </w:r>
+      <w:r>
+        <w:rPr/>
+        <w:t>digitalWrite(13, LOW);</w:t>
+      </w:r>
+    </w:p>
+    <w:p>
+      <w:pPr>
+        <w:pStyle w:val="PreformattedText"/>
+        <w:rPr/>
+      </w:pPr>
+      <w:r>
+        <w:rPr/>
+        <w:t xml:space="preserve">  </w:t>
+      </w:r>
+      <w:r>
+        <w:rPr/>
+        <w:t>}</w:t>
+      </w:r>
+    </w:p>
+    <w:p>
+      <w:pPr>
+        <w:pStyle w:val="PreformattedText"/>
+        <w:rPr/>
+      </w:pPr>
+      <w:r>
+        <w:rPr/>
+        <w:t>}</w:t>
+      </w:r>
+    </w:p>
+    <w:p>
+      <w:pPr>
+        <w:sectPr>
+          <w:type w:val="continuous"/>
+          <w:pgSz w:w="11906" w:h="16838"/>
+          <w:pgMar w:left="954" w:right="1031" w:gutter="0" w:header="0" w:top="1134" w:footer="287" w:bottom="1019"/>
+          <w:formProt w:val="false"/>
+          <w:textDirection w:val="lrTb"/>
+          <w:docGrid w:type="default" w:linePitch="600" w:charSpace="32768"/>
+        </w:sectPr>
+      </w:pPr>
+    </w:p>
+    <w:p>
+      <w:pPr>
+        <w:pStyle w:val="BodyText"/>
+        <w:widowControl/>
+        <w:suppressAutoHyphens w:val="true"/>
+        <w:overflowPunct w:val="false"/>
+        <w:bidi w:val="0"/>
+        <w:jc w:val="start"/>
+        <w:rPr>
+          <w:rFonts w:ascii="Liberation Serif" w:hAnsi="Liberation Serif" w:eastAsia="Noto Serif CJK SC" w:cs="Noto Sans Devanagari"/>
+          <w:b/>
+          <w:bCs/>
+          <w:color w:val="auto"/>
+          <w:kern w:val="2"/>
+          <w:sz w:val="26"/>
+          <w:szCs w:val="26"/>
+          <w:lang w:val="fr-FR" w:eastAsia="zh-CN" w:bidi="hi-IN"/>
+        </w:rPr>
+      </w:pPr>
+      <w:r>
+        <w:rPr>
+          <w:rFonts w:eastAsia="Noto Serif CJK SC" w:cs="Noto Sans Devanagari"/>
+          <w:b/>
+          <w:bCs/>
+          <w:color w:val="auto"/>
+          <w:kern w:val="2"/>
+          <w:sz w:val="26"/>
+          <w:szCs w:val="26"/>
+          <w:lang w:val="fr-FR" w:eastAsia="zh-CN" w:bidi="hi-IN"/>
+        </w:rPr>
+      </w:r>
+    </w:p>
+    <w:p>
+      <w:pPr>
+        <w:pStyle w:val="BodyText"/>
+        <w:widowControl/>
+        <w:suppressAutoHyphens w:val="true"/>
+        <w:overflowPunct w:val="false"/>
+        <w:bidi w:val="0"/>
+        <w:jc w:val="start"/>
+        <w:rPr>
+          <w:rFonts w:ascii="Liberation Serif" w:hAnsi="Liberation Serif" w:eastAsia="Noto Serif CJK SC" w:cs="Noto Sans Devanagari"/>
+          <w:b/>
+          <w:bCs/>
+          <w:color w:val="auto"/>
+          <w:kern w:val="2"/>
+          <w:sz w:val="26"/>
+          <w:szCs w:val="26"/>
+          <w:lang w:val="fr-FR" w:eastAsia="zh-CN" w:bidi="hi-IN"/>
+        </w:rPr>
+      </w:pPr>
+      <w:bookmarkStart w:id="33" w:name="__RefHeading___Toc28757_2390671122"/>
+      <w:bookmarkEnd w:id="33"/>
+      <w:r>
+        <w:rPr>
+          <w:rFonts w:eastAsia="Noto Serif CJK SC" w:cs="Noto Sans Devanagari"/>
+          <w:b/>
+          <w:bCs/>
+          <w:color w:val="auto"/>
+          <w:kern w:val="2"/>
+          <w:sz w:val="26"/>
+          <w:szCs w:val="26"/>
+          <w:lang w:val="fr-FR" w:eastAsia="zh-CN" w:bidi="hi-IN"/>
+        </w:rPr>
+        <w:t>Mission</w:t>
+      </w:r>
+    </w:p>
+    <w:p>
+      <w:pPr>
+        <w:pStyle w:val="BodyText"/>
+        <w:rPr/>
+      </w:pPr>
+      <w:r>
+        <w:rPr/>
+        <w:t>Control the LED using a button.</w:t>
+      </w:r>
+    </w:p>
+    <w:p>
+      <w:pPr>
+        <w:pStyle w:val="BodyText"/>
+        <w:widowControl/>
+        <w:suppressAutoHyphens w:val="true"/>
+        <w:overflowPunct w:val="false"/>
+        <w:bidi w:val="0"/>
+        <w:jc w:val="start"/>
+        <w:rPr>
+          <w:rFonts w:ascii="Liberation Serif" w:hAnsi="Liberation Serif" w:eastAsia="Noto Serif CJK SC" w:cs="Noto Sans Devanagari"/>
+          <w:b/>
+          <w:bCs/>
+          <w:color w:val="auto"/>
+          <w:kern w:val="2"/>
+          <w:sz w:val="26"/>
+          <w:szCs w:val="26"/>
+          <w:lang w:val="fr-FR" w:eastAsia="zh-CN" w:bidi="hi-IN"/>
+        </w:rPr>
+      </w:pPr>
+      <w:bookmarkStart w:id="34" w:name="__RefHeading___Toc28759_2390671122"/>
+      <w:bookmarkEnd w:id="34"/>
+      <w:r>
+        <w:rPr>
+          <w:rFonts w:eastAsia="Noto Serif CJK SC" w:cs="Noto Sans Devanagari"/>
+          <w:b/>
+          <w:bCs/>
+          <w:color w:val="auto"/>
+          <w:kern w:val="2"/>
+          <w:sz w:val="26"/>
+          <w:szCs w:val="26"/>
+          <w:lang w:val="fr-FR" w:eastAsia="zh-CN" w:bidi="hi-IN"/>
+        </w:rPr>
+        <w:t>Student Actions</w:t>
+      </w:r>
+    </w:p>
+    <w:p>
+      <w:pPr>
+        <w:pStyle w:val="BodyText"/>
+        <w:rPr/>
+      </w:pPr>
+      <w:r>
+        <w:rPr/>
+        <w:t xml:space="preserve">• </w:t>
+      </w:r>
+      <w:r>
+        <w:rPr/>
+        <w:t>Upload the sketch</w:t>
+        <w:br/>
+        <w:t>• Press button A0</w:t>
+      </w:r>
+    </w:p>
+    <w:p>
+      <w:pPr>
+        <w:pStyle w:val="BodyText"/>
+        <w:widowControl/>
+        <w:suppressAutoHyphens w:val="true"/>
+        <w:overflowPunct w:val="false"/>
+        <w:bidi w:val="0"/>
+        <w:jc w:val="start"/>
+        <w:rPr>
+          <w:rFonts w:ascii="Liberation Serif" w:hAnsi="Liberation Serif" w:eastAsia="Noto Serif CJK SC" w:cs="Noto Sans Devanagari"/>
+          <w:b/>
+          <w:bCs/>
+          <w:color w:val="auto"/>
+          <w:kern w:val="2"/>
+          <w:sz w:val="26"/>
+          <w:szCs w:val="26"/>
+          <w:lang w:val="fr-FR" w:eastAsia="zh-CN" w:bidi="hi-IN"/>
+        </w:rPr>
+      </w:pPr>
+      <w:bookmarkStart w:id="35" w:name="__RefHeading___Toc28761_2390671122"/>
+      <w:bookmarkEnd w:id="35"/>
+      <w:r>
+        <w:rPr>
+          <w:rFonts w:eastAsia="Noto Serif CJK SC" w:cs="Noto Sans Devanagari"/>
+          <w:b/>
+          <w:bCs/>
+          <w:color w:val="auto"/>
+          <w:kern w:val="2"/>
+          <w:sz w:val="26"/>
+          <w:szCs w:val="26"/>
+          <w:lang w:val="fr-FR" w:eastAsia="zh-CN" w:bidi="hi-IN"/>
+        </w:rPr>
+        <w:t>Observation</w:t>
+      </w:r>
+    </w:p>
+    <w:p>
+      <w:pPr>
+        <w:pStyle w:val="BodyText"/>
+        <w:rPr/>
+      </w:pPr>
+      <w:r>
+        <w:rPr/>
+        <w:t xml:space="preserve">• </w:t>
+      </w:r>
+      <w:r>
+        <w:rPr/>
+        <w:t>What happens when you press the button?</w:t>
+        <w:br/>
+        <w:t>• What happens when you release it?</w:t>
+      </w:r>
+    </w:p>
+    <w:p>
+      <w:pPr>
+        <w:pStyle w:val="BodyText"/>
+        <w:widowControl/>
+        <w:suppressAutoHyphens w:val="true"/>
+        <w:overflowPunct w:val="false"/>
+        <w:bidi w:val="0"/>
+        <w:jc w:val="start"/>
+        <w:rPr>
+          <w:rFonts w:ascii="Liberation Serif" w:hAnsi="Liberation Serif" w:eastAsia="Noto Serif CJK SC" w:cs="Noto Sans Devanagari"/>
+          <w:b/>
+          <w:bCs/>
+          <w:color w:val="auto"/>
+          <w:kern w:val="2"/>
+          <w:sz w:val="26"/>
+          <w:szCs w:val="26"/>
+          <w:lang w:val="fr-FR" w:eastAsia="zh-CN" w:bidi="hi-IN"/>
+        </w:rPr>
+      </w:pPr>
+      <w:bookmarkStart w:id="36" w:name="__RefHeading___Toc28763_2390671122"/>
+      <w:bookmarkEnd w:id="36"/>
+      <w:r>
+        <w:rPr>
+          <w:rFonts w:eastAsia="Noto Serif CJK SC" w:cs="Noto Sans Devanagari"/>
+          <w:b/>
+          <w:bCs/>
+          <w:color w:val="auto"/>
+          <w:kern w:val="2"/>
+          <w:sz w:val="26"/>
+          <w:szCs w:val="26"/>
+          <w:lang w:val="fr-FR" w:eastAsia="zh-CN" w:bidi="hi-IN"/>
+        </w:rPr>
+        <w:t>Experiment</w:t>
+      </w:r>
+    </w:p>
+    <w:p>
+      <w:pPr>
+        <w:pStyle w:val="BodyText"/>
+        <w:rPr/>
+      </w:pPr>
+      <w:r>
+        <w:rPr/>
+        <w:t xml:space="preserve">• </w:t>
+      </w:r>
+      <w:r>
+        <w:rPr/>
+        <w:t>Change LED pin (13 → 11)</w:t>
+        <w:br/>
+        <w:t>• Upload again</w:t>
+      </w:r>
+    </w:p>
+    <w:p>
+      <w:pPr>
+        <w:pStyle w:val="BodyText"/>
+        <w:rPr/>
+      </w:pPr>
+      <w:r>
+        <w:rPr/>
+        <w:t xml:space="preserve">👉 </w:t>
+      </w:r>
+      <w:r>
+        <w:rPr/>
+        <w:t>Which LED is controlled now?</w:t>
+      </w:r>
+    </w:p>
+    <w:p>
+      <w:pPr>
+        <w:pStyle w:val="BodyText"/>
+        <w:numPr>
+          <w:ilvl w:val="0"/>
+          <w:numId w:val="0"/>
+        </w:numPr>
+        <w:spacing w:before="0" w:after="0"/>
+        <w:ind w:hanging="0" w:start="0"/>
+        <w:rPr>
+          <w:rStyle w:val="Strong"/>
+          <w:rFonts w:ascii="Liberation Serif" w:hAnsi="Liberation Serif"/>
+          <w:i w:val="false"/>
+          <w:i w:val="false"/>
+          <w:iCs w:val="false"/>
+          <w:sz w:val="24"/>
+          <w:szCs w:val="24"/>
+        </w:rPr>
+      </w:pPr>
+      <w:r>
+        <w:rPr>
+          <w:i w:val="false"/>
+          <w:iCs w:val="false"/>
+          <w:sz w:val="24"/>
+          <w:szCs w:val="24"/>
+        </w:rPr>
+      </w:r>
+    </w:p>
+    <w:p>
+      <w:pPr>
+        <w:pStyle w:val="Heading4"/>
+        <w:numPr>
+          <w:ilvl w:val="3"/>
+          <w:numId w:val="1"/>
+        </w:numPr>
+        <w:ind w:hanging="0" w:start="0"/>
+        <w:rPr/>
+      </w:pPr>
+      <w:bookmarkStart w:id="37" w:name="__RefHeading___Toc28765_2390671122"/>
+      <w:bookmarkEnd w:id="37"/>
+      <w:r>
+        <w:rPr>
+          <w:rStyle w:val="Strong"/>
+          <w:b/>
+          <w:bCs/>
+          <w:i w:val="false"/>
+          <w:iCs w:val="false"/>
+          <w:sz w:val="28"/>
+          <w:szCs w:val="28"/>
+        </w:rPr>
+        <w:t>5. Multiple Buttons</w:t>
+      </w:r>
+    </w:p>
+    <w:p>
+      <w:pPr>
+        <w:pStyle w:val="BodyText"/>
+        <w:widowControl/>
+        <w:numPr>
+          <w:ilvl w:val="0"/>
+          <w:numId w:val="6"/>
+        </w:numPr>
+        <w:suppressAutoHyphens w:val="true"/>
+        <w:overflowPunct w:val="false"/>
+        <w:bidi w:val="0"/>
+        <w:spacing w:lineRule="auto" w:line="276" w:before="0" w:after="0"/>
+        <w:ind w:hanging="340" w:start="340" w:end="0"/>
+        <w:jc w:val="start"/>
+        <w:rPr/>
+      </w:pPr>
+      <w:r>
+        <w:rPr>
+          <w:rStyle w:val="SourceText"/>
+          <w:rFonts w:eastAsia="Noto Serif CJK SC" w:cs="Noto Sans Devanagari"/>
+          <w:color w:val="auto"/>
+          <w:kern w:val="2"/>
+          <w:sz w:val="24"/>
+          <w:szCs w:val="24"/>
+          <w:lang w:val="fr-FR" w:eastAsia="zh-CN" w:bidi="hi-IN"/>
+        </w:rPr>
+        <w:t>From Arduino IDE Open:</w:t>
+      </w:r>
+      <w:r>
+        <w:rPr>
+          <w:rStyle w:val="SourceText"/>
+          <w:color w:val="auto"/>
+          <w:kern w:val="2"/>
+          <w:sz w:val="24"/>
+          <w:szCs w:val="24"/>
+          <w:lang w:val="fr-FR" w:eastAsia="zh-CN" w:bidi="hi-IN"/>
+        </w:rPr>
+        <w:t xml:space="preserve"> </w:t>
+      </w:r>
+      <w:r>
+        <w:rPr>
+          <w:rStyle w:val="SourceText"/>
+          <w:color w:val="auto"/>
+          <w:kern w:val="2"/>
+          <w:sz w:val="22"/>
+          <w:szCs w:val="22"/>
+          <w:lang w:val="fr-FR" w:eastAsia="zh-CN" w:bidi="hi-IN"/>
+        </w:rPr>
+        <w:t>File → Examples → PedroRobot → STEM → A</w:t>
+      </w:r>
+      <w:r>
+        <w:rPr>
+          <w:rStyle w:val="SourceText"/>
+          <w:rFonts w:eastAsia="Noto Serif CJK SC" w:cs="Noto Sans Devanagari"/>
+          <w:color w:val="auto"/>
+          <w:kern w:val="2"/>
+          <w:sz w:val="22"/>
+          <w:szCs w:val="22"/>
+          <w:lang w:val="fr-FR" w:eastAsia="zh-CN" w:bidi="hi-IN"/>
+        </w:rPr>
+        <w:t>ctivitie</w:t>
+      </w:r>
+      <w:r>
+        <w:rPr>
+          <w:rStyle w:val="SourceText"/>
+          <w:rFonts w:eastAsia="Noto Serif CJK SC" w:cs="Noto Sans Devanagari"/>
+          <w:color w:val="auto"/>
+          <w:kern w:val="2"/>
+          <w:sz w:val="22"/>
+          <w:szCs w:val="22"/>
+          <w:lang w:val="fr-FR" w:eastAsia="zh-CN" w:bidi="hi-IN"/>
+        </w:rPr>
+        <w:t>_5</w:t>
+      </w:r>
+    </w:p>
+    <w:p>
+      <w:pPr>
+        <w:pStyle w:val="BodyText"/>
+        <w:widowControl/>
+        <w:numPr>
+          <w:ilvl w:val="0"/>
+          <w:numId w:val="6"/>
+        </w:numPr>
+        <w:suppressAutoHyphens w:val="true"/>
+        <w:overflowPunct w:val="false"/>
+        <w:bidi w:val="0"/>
+        <w:spacing w:lineRule="auto" w:line="276" w:before="0" w:after="0"/>
+        <w:ind w:hanging="340" w:start="340" w:end="0"/>
+        <w:jc w:val="start"/>
+        <w:rPr/>
+      </w:pPr>
+      <w:r>
+        <w:rPr>
+          <w:rStyle w:val="SourceText"/>
+          <w:rFonts w:eastAsia="Noto Serif CJK SC" w:cs="Noto Sans Devanagari"/>
+          <w:color w:val="auto"/>
+          <w:kern w:val="2"/>
+          <w:sz w:val="24"/>
+          <w:szCs w:val="24"/>
+          <w:lang w:val="fr-FR" w:eastAsia="zh-CN" w:bidi="hi-IN"/>
+        </w:rPr>
+        <w:t>Upload Sketch</w:t>
+      </w:r>
+      <w:r>
+        <w:rPr>
+          <w:rStyle w:val="SourceText"/>
+          <w:rFonts w:eastAsia="Noto Serif CJK SC" w:cs="Noto Sans Devanagari"/>
+          <w:color w:val="auto"/>
+          <w:kern w:val="2"/>
+          <w:sz w:val="24"/>
+          <w:szCs w:val="24"/>
+          <w:lang w:val="fr-FR" w:eastAsia="zh-CN" w:bidi="hi-IN"/>
+        </w:rPr>
+        <w:br/>
+      </w:r>
+    </w:p>
+    <w:p>
+      <w:pPr>
+        <w:sectPr>
+          <w:type w:val="continuous"/>
+          <w:pgSz w:w="11906" w:h="16838"/>
+          <w:pgMar w:left="954" w:right="1031" w:gutter="0" w:header="0" w:top="1134" w:footer="287" w:bottom="1019"/>
+          <w:formProt w:val="false"/>
+          <w:textDirection w:val="lrTb"/>
+          <w:docGrid w:type="default" w:linePitch="600" w:charSpace="32768"/>
+        </w:sectPr>
+      </w:pPr>
+    </w:p>
+    <w:p>
+      <w:pPr>
+        <w:pStyle w:val="PreformattedText"/>
+        <w:ind w:hanging="0" w:start="0" w:end="0"/>
+        <w:rPr/>
+      </w:pPr>
+      <w:bookmarkStart w:id="38" w:name="code-block-viewer_Copy_3"/>
+      <w:bookmarkEnd w:id="38"/>
+      <w:r>
+        <w:rPr/>
+        <w:t>void setup() {</w:t>
+      </w:r>
+    </w:p>
+    <w:p>
+      <w:pPr>
+        <w:pStyle w:val="PreformattedText"/>
+        <w:rPr/>
+      </w:pPr>
+      <w:r>
+        <w:rPr/>
+        <w:t xml:space="preserve">  </w:t>
+      </w:r>
+      <w:r>
+        <w:rPr/>
+        <w:t>pinMode(A0, INPUT);</w:t>
+      </w:r>
+    </w:p>
+    <w:p>
+      <w:pPr>
+        <w:pStyle w:val="PreformattedText"/>
+        <w:rPr/>
+      </w:pPr>
+      <w:r>
+        <w:rPr/>
+        <w:t xml:space="preserve">  </w:t>
+      </w:r>
+      <w:r>
+        <w:rPr/>
+        <w:t>pinMode(A1, INPUT);</w:t>
+      </w:r>
+    </w:p>
+    <w:p>
+      <w:pPr>
+        <w:pStyle w:val="PreformattedText"/>
+        <w:rPr/>
+      </w:pPr>
+      <w:r>
+        <w:rPr/>
+        <w:t xml:space="preserve">  </w:t>
+      </w:r>
+      <w:r>
+        <w:rPr/>
+        <w:t>pinMode(A2, INPUT);</w:t>
+      </w:r>
+    </w:p>
+    <w:p>
+      <w:pPr>
+        <w:pStyle w:val="PreformattedText"/>
+        <w:rPr/>
+      </w:pPr>
+      <w:r>
+        <w:rPr/>
+        <w:t xml:space="preserve">  </w:t>
+      </w:r>
+      <w:r>
+        <w:rPr/>
+        <w:t>pinMode(13, OUTPUT);</w:t>
+      </w:r>
+    </w:p>
+    <w:p>
+      <w:pPr>
+        <w:pStyle w:val="PreformattedText"/>
+        <w:rPr/>
+      </w:pPr>
+      <w:r>
+        <w:rPr/>
+        <w:t xml:space="preserve">  </w:t>
+      </w:r>
+      <w:r>
+        <w:rPr/>
+        <w:t>pinMode(11, OUTPUT);</w:t>
+      </w:r>
+    </w:p>
+    <w:p>
+      <w:pPr>
+        <w:pStyle w:val="PreformattedText"/>
+        <w:rPr/>
+      </w:pPr>
+      <w:r>
+        <w:rPr/>
+        <w:t xml:space="preserve">  </w:t>
+      </w:r>
+      <w:r>
+        <w:rPr/>
+        <w:t>pinMode(8, OUTPUT);</w:t>
+      </w:r>
+    </w:p>
+    <w:p>
+      <w:pPr>
+        <w:pStyle w:val="PreformattedText"/>
+        <w:rPr/>
+      </w:pPr>
+      <w:r>
+        <w:rPr/>
+        <w:t>}</w:t>
+      </w:r>
+    </w:p>
+    <w:p>
+      <w:pPr>
+        <w:pStyle w:val="PreformattedText"/>
+        <w:rPr/>
+      </w:pPr>
+      <w:r>
+        <w:rPr/>
+        <w:t>void loop() {</w:t>
+      </w:r>
+    </w:p>
+    <w:p>
+      <w:pPr>
+        <w:pStyle w:val="PreformattedText"/>
+        <w:rPr/>
+      </w:pPr>
+      <w:r>
+        <w:rPr/>
+        <w:t xml:space="preserve">  </w:t>
+      </w:r>
+      <w:r>
+        <w:rPr/>
+        <w:t>digitalWrite(13, digitalRead(A0));</w:t>
+      </w:r>
+    </w:p>
+    <w:p>
+      <w:pPr>
+        <w:pStyle w:val="PreformattedText"/>
+        <w:rPr/>
+      </w:pPr>
+      <w:r>
+        <w:rPr/>
+        <w:t xml:space="preserve">  </w:t>
+      </w:r>
+      <w:r>
+        <w:rPr/>
+        <w:t>digitalWrite(11, digitalRead(A1));</w:t>
+      </w:r>
+    </w:p>
+    <w:p>
+      <w:pPr>
+        <w:pStyle w:val="PreformattedText"/>
+        <w:rPr/>
+      </w:pPr>
+      <w:r>
+        <w:rPr/>
+        <w:t xml:space="preserve">  </w:t>
+      </w:r>
+      <w:r>
+        <w:rPr/>
+        <w:t>digitalWrite(8, digitalRead(A2));</w:t>
+      </w:r>
+    </w:p>
+    <w:p>
+      <w:pPr>
+        <w:pStyle w:val="PreformattedText"/>
+        <w:rPr/>
+      </w:pPr>
+      <w:r>
+        <w:rPr/>
+        <w:t>}</w:t>
+      </w:r>
+    </w:p>
+    <w:p>
+      <w:pPr>
+        <w:sectPr>
+          <w:type w:val="continuous"/>
+          <w:pgSz w:w="11906" w:h="16838"/>
+          <w:pgMar w:left="954" w:right="1031" w:gutter="0" w:header="0" w:top="1134" w:footer="287" w:bottom="1019"/>
+          <w:formProt w:val="false"/>
+          <w:textDirection w:val="lrTb"/>
+          <w:docGrid w:type="default" w:linePitch="600" w:charSpace="32768"/>
+        </w:sectPr>
+      </w:pPr>
+    </w:p>
+    <w:p>
+      <w:pPr>
+        <w:pStyle w:val="BodyText"/>
+        <w:widowControl/>
+        <w:suppressAutoHyphens w:val="true"/>
+        <w:overflowPunct w:val="false"/>
+        <w:bidi w:val="0"/>
+        <w:jc w:val="start"/>
+        <w:rPr>
+          <w:rFonts w:ascii="Liberation Serif" w:hAnsi="Liberation Serif" w:eastAsia="Noto Serif CJK SC" w:cs="Noto Sans Devanagari"/>
+          <w:b/>
+          <w:bCs/>
+          <w:color w:val="auto"/>
+          <w:kern w:val="2"/>
+          <w:sz w:val="26"/>
+          <w:szCs w:val="26"/>
+          <w:lang w:val="fr-FR" w:eastAsia="zh-CN" w:bidi="hi-IN"/>
+        </w:rPr>
+      </w:pPr>
+      <w:r>
+        <w:rPr>
+          <w:rFonts w:eastAsia="Noto Serif CJK SC" w:cs="Noto Sans Devanagari"/>
+          <w:b/>
+          <w:bCs/>
+          <w:color w:val="auto"/>
+          <w:kern w:val="2"/>
+          <w:sz w:val="26"/>
+          <w:szCs w:val="26"/>
+          <w:lang w:val="fr-FR" w:eastAsia="zh-CN" w:bidi="hi-IN"/>
+        </w:rPr>
+      </w:r>
+    </w:p>
+    <w:p>
+      <w:pPr>
+        <w:pStyle w:val="BodyText"/>
+        <w:widowControl/>
+        <w:suppressAutoHyphens w:val="true"/>
+        <w:overflowPunct w:val="false"/>
+        <w:bidi w:val="0"/>
+        <w:jc w:val="start"/>
+        <w:rPr>
+          <w:rFonts w:ascii="Liberation Serif" w:hAnsi="Liberation Serif" w:eastAsia="Noto Serif CJK SC" w:cs="Noto Sans Devanagari"/>
+          <w:b/>
+          <w:bCs/>
+          <w:color w:val="auto"/>
+          <w:kern w:val="2"/>
+          <w:sz w:val="26"/>
+          <w:szCs w:val="26"/>
+          <w:lang w:val="fr-FR" w:eastAsia="zh-CN" w:bidi="hi-IN"/>
+        </w:rPr>
+      </w:pPr>
+      <w:bookmarkStart w:id="39" w:name="__RefHeading___Toc28767_2390671122"/>
+      <w:bookmarkEnd w:id="39"/>
+      <w:r>
+        <w:rPr>
+          <w:rFonts w:eastAsia="Noto Serif CJK SC" w:cs="Noto Sans Devanagari"/>
+          <w:b/>
+          <w:bCs/>
+          <w:color w:val="auto"/>
+          <w:kern w:val="2"/>
+          <w:sz w:val="26"/>
+          <w:szCs w:val="26"/>
+          <w:lang w:val="fr-FR" w:eastAsia="zh-CN" w:bidi="hi-IN"/>
+        </w:rPr>
+        <w:t>Mission</w:t>
+      </w:r>
+    </w:p>
+    <w:p>
+      <w:pPr>
+        <w:pStyle w:val="BodyText"/>
+        <w:rPr/>
+      </w:pPr>
+      <w:r>
+        <w:rPr/>
+        <w:t>Each button controls one LED.</w:t>
+      </w:r>
+    </w:p>
+    <w:p>
+      <w:pPr>
+        <w:pStyle w:val="BodyText"/>
+        <w:widowControl/>
+        <w:suppressAutoHyphens w:val="true"/>
+        <w:overflowPunct w:val="false"/>
+        <w:bidi w:val="0"/>
+        <w:jc w:val="start"/>
+        <w:rPr>
+          <w:rFonts w:ascii="Liberation Serif" w:hAnsi="Liberation Serif" w:eastAsia="Noto Serif CJK SC" w:cs="Noto Sans Devanagari"/>
+          <w:b/>
+          <w:bCs/>
+          <w:color w:val="auto"/>
+          <w:kern w:val="2"/>
+          <w:sz w:val="26"/>
+          <w:szCs w:val="26"/>
+          <w:lang w:val="fr-FR" w:eastAsia="zh-CN" w:bidi="hi-IN"/>
+        </w:rPr>
+      </w:pPr>
+      <w:bookmarkStart w:id="40" w:name="__RefHeading___Toc28769_2390671122"/>
+      <w:bookmarkEnd w:id="40"/>
+      <w:r>
+        <w:rPr>
+          <w:rFonts w:eastAsia="Noto Serif CJK SC" w:cs="Noto Sans Devanagari"/>
+          <w:b/>
+          <w:bCs/>
+          <w:color w:val="auto"/>
+          <w:kern w:val="2"/>
+          <w:sz w:val="26"/>
+          <w:szCs w:val="26"/>
+          <w:lang w:val="fr-FR" w:eastAsia="zh-CN" w:bidi="hi-IN"/>
+        </w:rPr>
+        <w:t>Student Actions</w:t>
+      </w:r>
+    </w:p>
+    <w:p>
+      <w:pPr>
+        <w:pStyle w:val="BodyText"/>
+        <w:rPr/>
+      </w:pPr>
+      <w:r>
+        <w:rPr/>
+        <w:t xml:space="preserve">• </w:t>
+      </w:r>
+      <w:r>
+        <w:rPr/>
+        <w:t>Upload the sketch</w:t>
+        <w:br/>
+        <w:t>• Press each button</w:t>
+      </w:r>
+    </w:p>
+    <w:p>
+      <w:pPr>
+        <w:pStyle w:val="BodyText"/>
+        <w:widowControl/>
+        <w:suppressAutoHyphens w:val="true"/>
+        <w:overflowPunct w:val="false"/>
+        <w:bidi w:val="0"/>
+        <w:jc w:val="start"/>
+        <w:rPr>
+          <w:rFonts w:ascii="Liberation Serif" w:hAnsi="Liberation Serif" w:eastAsia="Noto Serif CJK SC" w:cs="Noto Sans Devanagari"/>
+          <w:b/>
+          <w:bCs/>
+          <w:color w:val="auto"/>
+          <w:kern w:val="2"/>
+          <w:sz w:val="26"/>
+          <w:szCs w:val="26"/>
+          <w:lang w:val="fr-FR" w:eastAsia="zh-CN" w:bidi="hi-IN"/>
+        </w:rPr>
+      </w:pPr>
+      <w:bookmarkStart w:id="41" w:name="__RefHeading___Toc28771_2390671122"/>
+      <w:bookmarkEnd w:id="41"/>
+      <w:r>
+        <w:rPr>
+          <w:rFonts w:eastAsia="Noto Serif CJK SC" w:cs="Noto Sans Devanagari"/>
+          <w:b/>
+          <w:bCs/>
+          <w:color w:val="auto"/>
+          <w:kern w:val="2"/>
+          <w:sz w:val="26"/>
+          <w:szCs w:val="26"/>
+          <w:lang w:val="fr-FR" w:eastAsia="zh-CN" w:bidi="hi-IN"/>
+        </w:rPr>
+        <w:t>Observation</w:t>
+      </w:r>
+    </w:p>
+    <w:p>
+      <w:pPr>
+        <w:pStyle w:val="BodyText"/>
+        <w:rPr/>
+      </w:pPr>
+      <w:r>
+        <w:rPr/>
+        <w:t xml:space="preserve">• </w:t>
+      </w:r>
+      <w:r>
+        <w:rPr/>
+        <w:t>Which LED corresponds to each button?</w:t>
+      </w:r>
+    </w:p>
+    <w:p>
+      <w:pPr>
+        <w:pStyle w:val="BodyText"/>
+        <w:widowControl/>
+        <w:suppressAutoHyphens w:val="true"/>
+        <w:overflowPunct w:val="false"/>
+        <w:bidi w:val="0"/>
+        <w:jc w:val="start"/>
+        <w:rPr>
+          <w:rFonts w:ascii="Liberation Serif" w:hAnsi="Liberation Serif" w:eastAsia="Noto Serif CJK SC" w:cs="Noto Sans Devanagari"/>
+          <w:b/>
+          <w:bCs/>
+          <w:color w:val="auto"/>
+          <w:kern w:val="2"/>
+          <w:sz w:val="26"/>
+          <w:szCs w:val="26"/>
+          <w:lang w:val="fr-FR" w:eastAsia="zh-CN" w:bidi="hi-IN"/>
+        </w:rPr>
+      </w:pPr>
+      <w:bookmarkStart w:id="42" w:name="__RefHeading___Toc28773_2390671122"/>
+      <w:bookmarkEnd w:id="42"/>
+      <w:r>
+        <w:rPr>
+          <w:rFonts w:eastAsia="Noto Serif CJK SC" w:cs="Noto Sans Devanagari"/>
+          <w:b/>
+          <w:bCs/>
+          <w:color w:val="auto"/>
+          <w:kern w:val="2"/>
+          <w:sz w:val="26"/>
+          <w:szCs w:val="26"/>
+          <w:lang w:val="fr-FR" w:eastAsia="zh-CN" w:bidi="hi-IN"/>
+        </w:rPr>
+        <w:t>Experiment</w:t>
+      </w:r>
+    </w:p>
+    <w:p>
+      <w:pPr>
+        <w:pStyle w:val="BodyText"/>
+        <w:rPr/>
+      </w:pPr>
+      <w:r>
+        <w:rPr/>
+        <w:t xml:space="preserve">• </w:t>
+      </w:r>
+      <w:r>
+        <w:rPr/>
+        <w:t>Swap LED pins in the code</w:t>
+        <w:br/>
+        <w:t>• Upload again</w:t>
+      </w:r>
+    </w:p>
+    <w:p>
+      <w:pPr>
+        <w:pStyle w:val="BodyText"/>
+        <w:rPr/>
+      </w:pPr>
+      <w:r>
+        <w:rPr/>
+        <w:t xml:space="preserve">👉 </w:t>
+      </w:r>
+      <w:r>
+        <w:rPr/>
+        <w:t>What changes?</w:t>
+      </w:r>
+    </w:p>
+    <w:p>
+      <w:pPr>
+        <w:pStyle w:val="Heading4"/>
+        <w:numPr>
+          <w:ilvl w:val="3"/>
+          <w:numId w:val="1"/>
+        </w:numPr>
+        <w:rPr/>
+      </w:pPr>
+      <w:bookmarkStart w:id="43" w:name="__RefHeading___Toc28775_2390671122"/>
+      <w:bookmarkEnd w:id="43"/>
+      <w:r>
+        <w:rPr>
+          <w:rStyle w:val="Strong"/>
+          <w:b/>
+          <w:bCs/>
+          <w:i w:val="false"/>
+          <w:iCs w:val="false"/>
+          <w:sz w:val="28"/>
+          <w:szCs w:val="28"/>
+        </w:rPr>
+        <w:t>6</w:t>
+      </w:r>
+      <w:r>
+        <w:rPr>
+          <w:rStyle w:val="Strong"/>
+          <w:b/>
+          <w:bCs/>
+          <w:i w:val="false"/>
+          <w:iCs w:val="false"/>
+          <w:sz w:val="28"/>
+          <w:szCs w:val="28"/>
+        </w:rPr>
+        <w:t xml:space="preserve">. </w:t>
+      </w:r>
+      <w:r>
+        <w:rPr>
+          <w:rStyle w:val="Strong"/>
+          <w:rFonts w:eastAsia="Noto Sans CJK SC" w:cs="Noto Sans Devanagari"/>
+          <w:b/>
+          <w:bCs/>
+          <w:i w:val="false"/>
+          <w:iCs w:val="false"/>
+          <w:color w:val="auto"/>
+          <w:kern w:val="2"/>
+          <w:sz w:val="28"/>
+          <w:szCs w:val="28"/>
+          <w:lang w:val="fr-FR" w:eastAsia="zh-CN" w:bidi="hi-IN"/>
+        </w:rPr>
+        <w:t>Toggle LED</w:t>
+      </w:r>
+      <w:r>
+        <w:rPr/>
+        <w:br/>
+      </w:r>
+    </w:p>
+    <w:p>
+      <w:pPr>
+        <w:pStyle w:val="BodyText"/>
+        <w:widowControl/>
+        <w:numPr>
+          <w:ilvl w:val="0"/>
+          <w:numId w:val="7"/>
+        </w:numPr>
+        <w:suppressAutoHyphens w:val="true"/>
+        <w:overflowPunct w:val="false"/>
+        <w:bidi w:val="0"/>
+        <w:spacing w:lineRule="auto" w:line="276" w:before="0" w:after="0"/>
+        <w:ind w:hanging="340" w:start="397" w:end="0"/>
+        <w:jc w:val="start"/>
+        <w:rPr/>
+      </w:pPr>
+      <w:r>
+        <w:rPr>
+          <w:rStyle w:val="SourceText"/>
+          <w:rFonts w:eastAsia="Noto Serif CJK SC" w:cs="Noto Sans Devanagari"/>
+          <w:color w:val="auto"/>
+          <w:kern w:val="2"/>
+          <w:sz w:val="24"/>
+          <w:szCs w:val="24"/>
+          <w:lang w:val="fr-FR" w:eastAsia="zh-CN" w:bidi="hi-IN"/>
+        </w:rPr>
+        <w:t>From Arduino IDE Open:</w:t>
+      </w:r>
+      <w:r>
+        <w:rPr>
+          <w:rStyle w:val="SourceText"/>
+          <w:color w:val="auto"/>
+          <w:kern w:val="2"/>
+          <w:sz w:val="24"/>
+          <w:szCs w:val="24"/>
+          <w:lang w:val="fr-FR" w:eastAsia="zh-CN" w:bidi="hi-IN"/>
+        </w:rPr>
+        <w:t xml:space="preserve"> </w:t>
+      </w:r>
+      <w:r>
+        <w:rPr>
+          <w:rStyle w:val="SourceText"/>
+          <w:color w:val="auto"/>
+          <w:kern w:val="2"/>
+          <w:sz w:val="22"/>
+          <w:szCs w:val="22"/>
+          <w:lang w:val="fr-FR" w:eastAsia="zh-CN" w:bidi="hi-IN"/>
+        </w:rPr>
+        <w:t>File → Examples → PedroRobot → STEM → A</w:t>
+      </w:r>
+      <w:r>
+        <w:rPr>
+          <w:rStyle w:val="SourceText"/>
+          <w:rFonts w:eastAsia="Noto Serif CJK SC" w:cs="Noto Sans Devanagari"/>
+          <w:color w:val="auto"/>
+          <w:kern w:val="2"/>
+          <w:sz w:val="22"/>
+          <w:szCs w:val="22"/>
+          <w:lang w:val="fr-FR" w:eastAsia="zh-CN" w:bidi="hi-IN"/>
+        </w:rPr>
+        <w:t>ctivitie_6</w:t>
+      </w:r>
+    </w:p>
+    <w:p>
+      <w:pPr>
+        <w:pStyle w:val="BodyText"/>
+        <w:widowControl/>
+        <w:numPr>
+          <w:ilvl w:val="0"/>
+          <w:numId w:val="7"/>
+        </w:numPr>
+        <w:suppressAutoHyphens w:val="true"/>
+        <w:overflowPunct w:val="false"/>
+        <w:bidi w:val="0"/>
+        <w:spacing w:before="0" w:after="0"/>
+        <w:ind w:hanging="340" w:start="397" w:end="0"/>
+        <w:jc w:val="start"/>
+        <w:rPr/>
+      </w:pPr>
+      <w:r>
+        <w:rPr>
+          <w:rStyle w:val="SourceText"/>
+          <w:rFonts w:eastAsia="Noto Serif CJK SC" w:cs="Noto Sans Devanagari"/>
+          <w:color w:val="auto"/>
+          <w:kern w:val="2"/>
+          <w:sz w:val="24"/>
+          <w:szCs w:val="24"/>
+          <w:lang w:val="fr-FR" w:eastAsia="zh-CN" w:bidi="hi-IN"/>
+        </w:rPr>
+        <w:t>Upload Sketch</w:t>
+      </w:r>
+    </w:p>
+    <w:p>
+      <w:pPr>
+        <w:pStyle w:val="BodyText"/>
+        <w:rPr>
+          <w:rStyle w:val="SourceText"/>
+          <w:rFonts w:ascii="Liberation Serif" w:hAnsi="Liberation Serif" w:eastAsia="Noto Serif CJK SC" w:cs="Noto Sans Devanagari"/>
+          <w:color w:val="auto"/>
+          <w:kern w:val="2"/>
+          <w:sz w:val="24"/>
+          <w:szCs w:val="24"/>
+          <w:lang w:val="fr-FR" w:eastAsia="zh-CN" w:bidi="hi-IN"/>
+        </w:rPr>
+      </w:pPr>
+      <w:r>
+        <w:rPr>
+          <w:rFonts w:eastAsia="Noto Serif CJK SC" w:cs="Noto Sans Devanagari"/>
+          <w:color w:val="auto"/>
+          <w:kern w:val="2"/>
+          <w:sz w:val="24"/>
+          <w:szCs w:val="24"/>
+          <w:lang w:val="fr-FR" w:eastAsia="zh-CN" w:bidi="hi-IN"/>
+        </w:rPr>
+      </w:r>
+    </w:p>
+    <w:p>
+      <w:pPr>
+        <w:sectPr>
+          <w:type w:val="continuous"/>
+          <w:pgSz w:w="11906" w:h="16838"/>
+          <w:pgMar w:left="954" w:right="1031" w:gutter="0" w:header="0" w:top="1134" w:footer="287" w:bottom="1019"/>
+          <w:formProt w:val="false"/>
+          <w:textDirection w:val="lrTb"/>
+          <w:docGrid w:type="default" w:linePitch="600" w:charSpace="32768"/>
+        </w:sectPr>
+      </w:pPr>
+    </w:p>
+    <w:p>
+      <w:pPr>
+        <w:pStyle w:val="PreformattedText"/>
+        <w:ind w:hanging="0" w:start="0" w:end="0"/>
+        <w:rPr/>
+      </w:pPr>
+      <w:bookmarkStart w:id="44" w:name="code-block-viewer_Copy_4"/>
+      <w:bookmarkEnd w:id="44"/>
+      <w:r>
+        <w:rPr/>
+        <w:t>bool state = false;</w:t>
+      </w:r>
+    </w:p>
+    <w:p>
+      <w:pPr>
+        <w:pStyle w:val="PreformattedText"/>
+        <w:rPr/>
+      </w:pPr>
+      <w:r>
+        <w:rPr/>
+        <w:t>void setup() {</w:t>
+      </w:r>
+    </w:p>
+    <w:p>
+      <w:pPr>
+        <w:pStyle w:val="PreformattedText"/>
+        <w:rPr/>
+      </w:pPr>
+      <w:r>
+        <w:rPr/>
+        <w:t xml:space="preserve">  </w:t>
+      </w:r>
+      <w:r>
+        <w:rPr/>
+        <w:t>pinMode(A0, INPUT);</w:t>
+      </w:r>
+    </w:p>
+    <w:p>
+      <w:pPr>
+        <w:pStyle w:val="PreformattedText"/>
+        <w:rPr/>
+      </w:pPr>
+      <w:r>
+        <w:rPr/>
+        <w:t xml:space="preserve">  </w:t>
+      </w:r>
+      <w:r>
+        <w:rPr/>
+        <w:t>pinMode(13, OUTPUT);</w:t>
+      </w:r>
+    </w:p>
+    <w:p>
+      <w:pPr>
+        <w:pStyle w:val="PreformattedText"/>
+        <w:rPr/>
+      </w:pPr>
+      <w:r>
+        <w:rPr/>
+        <w:t>}</w:t>
+      </w:r>
+    </w:p>
+    <w:p>
+      <w:pPr>
+        <w:pStyle w:val="PreformattedText"/>
+        <w:rPr/>
+      </w:pPr>
+      <w:r>
+        <w:rPr/>
+        <w:t>void loop() {</w:t>
+      </w:r>
+    </w:p>
+    <w:p>
+      <w:pPr>
+        <w:pStyle w:val="PreformattedText"/>
+        <w:rPr/>
+      </w:pPr>
+      <w:r>
+        <w:rPr/>
+        <w:t xml:space="preserve">  </w:t>
+      </w:r>
+      <w:r>
+        <w:rPr/>
+        <w:t>if (digitalRead(A0) == HIGH) {</w:t>
+      </w:r>
+    </w:p>
+    <w:p>
+      <w:pPr>
+        <w:pStyle w:val="PreformattedText"/>
+        <w:rPr/>
+      </w:pPr>
+      <w:r>
+        <w:rPr/>
+        <w:t xml:space="preserve">    </w:t>
+      </w:r>
+      <w:r>
+        <w:rPr/>
+        <w:t>state = !state;</w:t>
+      </w:r>
+    </w:p>
+    <w:p>
+      <w:pPr>
+        <w:pStyle w:val="PreformattedText"/>
+        <w:rPr/>
+      </w:pPr>
+      <w:r>
+        <w:rPr/>
+        <w:t xml:space="preserve">    </w:t>
+      </w:r>
+      <w:r>
+        <w:rPr/>
+        <w:t>digitalWrite(13, state);</w:t>
+      </w:r>
+    </w:p>
+    <w:p>
+      <w:pPr>
+        <w:pStyle w:val="PreformattedText"/>
+        <w:rPr/>
+      </w:pPr>
+      <w:r>
+        <w:rPr/>
+        <w:t xml:space="preserve">    </w:t>
+      </w:r>
+      <w:r>
+        <w:rPr/>
+        <w:t>delay(300);</w:t>
+      </w:r>
+    </w:p>
+    <w:p>
+      <w:pPr>
+        <w:pStyle w:val="PreformattedText"/>
+        <w:rPr/>
+      </w:pPr>
+      <w:r>
+        <w:rPr/>
+        <w:t xml:space="preserve">  </w:t>
+      </w:r>
+      <w:r>
+        <w:rPr/>
+        <w:t>}</w:t>
+      </w:r>
+    </w:p>
+    <w:p>
+      <w:pPr>
+        <w:pStyle w:val="PreformattedText"/>
+        <w:rPr/>
+      </w:pPr>
+      <w:r>
+        <w:rPr/>
+        <w:t>}</w:t>
+      </w:r>
+    </w:p>
+    <w:p>
+      <w:pPr>
+        <w:sectPr>
+          <w:type w:val="continuous"/>
+          <w:pgSz w:w="11906" w:h="16838"/>
+          <w:pgMar w:left="954" w:right="1031" w:gutter="0" w:header="0" w:top="1134" w:footer="287" w:bottom="1019"/>
+          <w:formProt w:val="false"/>
+          <w:textDirection w:val="lrTb"/>
+          <w:docGrid w:type="default" w:linePitch="600" w:charSpace="32768"/>
+        </w:sectPr>
+      </w:pPr>
+    </w:p>
+    <w:p>
+      <w:pPr>
+        <w:pStyle w:val="BodyText"/>
+        <w:widowControl/>
+        <w:suppressAutoHyphens w:val="true"/>
+        <w:overflowPunct w:val="false"/>
+        <w:bidi w:val="0"/>
+        <w:jc w:val="start"/>
+        <w:rPr>
+          <w:rFonts w:ascii="Liberation Serif" w:hAnsi="Liberation Serif" w:eastAsia="Noto Serif CJK SC" w:cs="Noto Sans Devanagari"/>
+          <w:b/>
+          <w:bCs/>
+          <w:color w:val="auto"/>
+          <w:kern w:val="2"/>
+          <w:sz w:val="26"/>
+          <w:szCs w:val="26"/>
+          <w:lang w:val="fr-FR" w:eastAsia="zh-CN" w:bidi="hi-IN"/>
+        </w:rPr>
+      </w:pPr>
+      <w:bookmarkStart w:id="45" w:name="__RefHeading___Toc28777_2390671122"/>
+      <w:bookmarkEnd w:id="45"/>
+      <w:r>
+        <w:rPr>
+          <w:rFonts w:eastAsia="Noto Serif CJK SC" w:cs="Noto Sans Devanagari"/>
+          <w:b/>
+          <w:bCs/>
+          <w:color w:val="auto"/>
+          <w:kern w:val="2"/>
+          <w:sz w:val="26"/>
+          <w:szCs w:val="26"/>
+          <w:lang w:val="fr-FR" w:eastAsia="zh-CN" w:bidi="hi-IN"/>
+        </w:rPr>
+        <w:br/>
+        <w:t>Mission</w:t>
+      </w:r>
+    </w:p>
+    <w:p>
+      <w:pPr>
+        <w:pStyle w:val="BodyText"/>
+        <w:rPr/>
+      </w:pPr>
+      <w:r>
+        <w:rPr/>
+        <w:t>Press once → LED ON</w:t>
+        <w:br/>
+        <w:t>Press again → LED OFF</w:t>
+      </w:r>
+    </w:p>
+    <w:p>
+      <w:pPr>
+        <w:pStyle w:val="BodyText"/>
+        <w:widowControl/>
+        <w:suppressAutoHyphens w:val="true"/>
+        <w:overflowPunct w:val="false"/>
+        <w:bidi w:val="0"/>
+        <w:jc w:val="start"/>
+        <w:rPr>
+          <w:rFonts w:ascii="Liberation Serif" w:hAnsi="Liberation Serif" w:eastAsia="Noto Serif CJK SC" w:cs="Noto Sans Devanagari"/>
+          <w:b/>
+          <w:bCs/>
+          <w:color w:val="auto"/>
+          <w:kern w:val="2"/>
+          <w:sz w:val="26"/>
+          <w:szCs w:val="26"/>
+          <w:lang w:val="fr-FR" w:eastAsia="zh-CN" w:bidi="hi-IN"/>
+        </w:rPr>
+      </w:pPr>
+      <w:bookmarkStart w:id="46" w:name="__RefHeading___Toc28779_2390671122"/>
+      <w:bookmarkEnd w:id="46"/>
+      <w:r>
+        <w:rPr>
+          <w:rFonts w:eastAsia="Noto Serif CJK SC" w:cs="Noto Sans Devanagari"/>
+          <w:b/>
+          <w:bCs/>
+          <w:color w:val="auto"/>
+          <w:kern w:val="2"/>
+          <w:sz w:val="26"/>
+          <w:szCs w:val="26"/>
+          <w:lang w:val="fr-FR" w:eastAsia="zh-CN" w:bidi="hi-IN"/>
+        </w:rPr>
+        <w:t>Student Actions</w:t>
+      </w:r>
+    </w:p>
+    <w:p>
+      <w:pPr>
+        <w:pStyle w:val="BodyText"/>
+        <w:rPr/>
+      </w:pPr>
+      <w:r>
+        <w:rPr/>
+        <w:t xml:space="preserve">• </w:t>
+      </w:r>
+      <w:r>
+        <w:rPr/>
+        <w:t>Upload the sketch</w:t>
+        <w:br/>
+        <w:t>• Press button multiple times</w:t>
+      </w:r>
+    </w:p>
+    <w:p>
+      <w:pPr>
+        <w:pStyle w:val="BodyText"/>
+        <w:widowControl/>
+        <w:suppressAutoHyphens w:val="true"/>
+        <w:overflowPunct w:val="false"/>
+        <w:bidi w:val="0"/>
+        <w:jc w:val="start"/>
+        <w:rPr>
+          <w:rFonts w:ascii="Liberation Serif" w:hAnsi="Liberation Serif" w:eastAsia="Noto Serif CJK SC" w:cs="Noto Sans Devanagari"/>
+          <w:b/>
+          <w:bCs/>
+          <w:color w:val="auto"/>
+          <w:kern w:val="2"/>
+          <w:sz w:val="26"/>
+          <w:szCs w:val="26"/>
+          <w:lang w:val="fr-FR" w:eastAsia="zh-CN" w:bidi="hi-IN"/>
+        </w:rPr>
+      </w:pPr>
+      <w:bookmarkStart w:id="47" w:name="__RefHeading___Toc28781_2390671122"/>
+      <w:bookmarkEnd w:id="47"/>
+      <w:r>
+        <w:rPr>
+          <w:rFonts w:eastAsia="Noto Serif CJK SC" w:cs="Noto Sans Devanagari"/>
+          <w:b/>
+          <w:bCs/>
+          <w:color w:val="auto"/>
+          <w:kern w:val="2"/>
+          <w:sz w:val="26"/>
+          <w:szCs w:val="26"/>
+          <w:lang w:val="fr-FR" w:eastAsia="zh-CN" w:bidi="hi-IN"/>
+        </w:rPr>
+        <w:t>Observation</w:t>
+      </w:r>
+    </w:p>
+    <w:p>
+      <w:pPr>
+        <w:pStyle w:val="BodyText"/>
+        <w:rPr/>
+      </w:pPr>
+      <w:r>
+        <w:rPr/>
+        <w:t xml:space="preserve">• </w:t>
+      </w:r>
+      <w:r>
+        <w:rPr/>
+        <w:t>Does the LED stay ON or OFF?</w:t>
+      </w:r>
+    </w:p>
+    <w:p>
+      <w:pPr>
+        <w:pStyle w:val="BodyText"/>
+        <w:widowControl/>
+        <w:suppressAutoHyphens w:val="true"/>
+        <w:overflowPunct w:val="false"/>
+        <w:bidi w:val="0"/>
+        <w:jc w:val="start"/>
+        <w:rPr>
+          <w:rFonts w:ascii="Liberation Serif" w:hAnsi="Liberation Serif" w:eastAsia="Noto Serif CJK SC" w:cs="Noto Sans Devanagari"/>
+          <w:b/>
+          <w:bCs/>
+          <w:color w:val="auto"/>
+          <w:kern w:val="2"/>
+          <w:sz w:val="26"/>
+          <w:szCs w:val="26"/>
+          <w:lang w:val="fr-FR" w:eastAsia="zh-CN" w:bidi="hi-IN"/>
+        </w:rPr>
+      </w:pPr>
+      <w:bookmarkStart w:id="48" w:name="__RefHeading___Toc28783_2390671122"/>
+      <w:bookmarkEnd w:id="48"/>
+      <w:r>
+        <w:rPr>
+          <w:rFonts w:eastAsia="Noto Serif CJK SC" w:cs="Noto Sans Devanagari"/>
+          <w:b/>
+          <w:bCs/>
+          <w:color w:val="auto"/>
+          <w:kern w:val="2"/>
+          <w:sz w:val="26"/>
+          <w:szCs w:val="26"/>
+          <w:lang w:val="fr-FR" w:eastAsia="zh-CN" w:bidi="hi-IN"/>
+        </w:rPr>
+        <w:t>Experiment</w:t>
+      </w:r>
+    </w:p>
+    <w:p>
+      <w:pPr>
+        <w:pStyle w:val="BodyText"/>
+        <w:rPr/>
+      </w:pPr>
+      <w:r>
+        <w:rPr/>
+        <w:t xml:space="preserve">• </w:t>
+      </w:r>
+      <w:r>
+        <w:rPr/>
+        <w:t xml:space="preserve">Change </w:t>
+      </w:r>
+      <w:r>
+        <w:rPr>
+          <w:rStyle w:val="SourceText"/>
+        </w:rPr>
+        <w:t>delay(300)</w:t>
+      </w:r>
+    </w:p>
+    <w:p>
+      <w:pPr>
+        <w:pStyle w:val="BodyText"/>
+        <w:rPr/>
+      </w:pPr>
+      <w:r>
+        <w:rPr/>
+        <w:t>👉</w:t>
+      </w:r>
+      <w:r>
+        <w:rPr/>
+        <w:t>What happens if it’s too small?</w:t>
+      </w:r>
+    </w:p>
+    <w:p>
+      <w:pPr>
+        <w:pStyle w:val="Heading4"/>
+        <w:numPr>
+          <w:ilvl w:val="3"/>
+          <w:numId w:val="1"/>
+        </w:numPr>
+        <w:rPr/>
+      </w:pPr>
+      <w:bookmarkStart w:id="49" w:name="__RefHeading___Toc28785_2390671122"/>
+      <w:bookmarkEnd w:id="49"/>
+      <w:r>
+        <w:rPr>
+          <w:rStyle w:val="Strong"/>
+          <w:b/>
+          <w:bCs/>
+          <w:i w:val="false"/>
+          <w:iCs w:val="false"/>
+          <w:sz w:val="28"/>
+          <w:szCs w:val="28"/>
+        </w:rPr>
+        <w:t>7. Reaction Game</w:t>
+      </w:r>
+    </w:p>
+    <w:p>
+      <w:pPr>
+        <w:pStyle w:val="BodyText"/>
+        <w:widowControl/>
+        <w:numPr>
+          <w:ilvl w:val="0"/>
+          <w:numId w:val="7"/>
+        </w:numPr>
+        <w:suppressAutoHyphens w:val="true"/>
+        <w:overflowPunct w:val="false"/>
+        <w:bidi w:val="0"/>
+        <w:spacing w:lineRule="auto" w:line="276" w:before="0" w:after="0"/>
+        <w:ind w:hanging="340" w:start="397" w:end="0"/>
+        <w:jc w:val="start"/>
+        <w:rPr/>
+      </w:pPr>
+      <w:r>
+        <w:rPr>
+          <w:rStyle w:val="SourceText"/>
+          <w:rFonts w:eastAsia="Noto Serif CJK SC" w:cs="Noto Sans Devanagari"/>
+          <w:color w:val="auto"/>
+          <w:kern w:val="2"/>
+          <w:sz w:val="24"/>
+          <w:szCs w:val="24"/>
+          <w:lang w:val="fr-FR" w:eastAsia="zh-CN" w:bidi="hi-IN"/>
+        </w:rPr>
+        <w:t>From Arduino IDE Open:</w:t>
+      </w:r>
+      <w:r>
+        <w:rPr>
+          <w:rStyle w:val="SourceText"/>
+          <w:color w:val="auto"/>
+          <w:kern w:val="2"/>
+          <w:sz w:val="24"/>
+          <w:szCs w:val="24"/>
+          <w:lang w:val="fr-FR" w:eastAsia="zh-CN" w:bidi="hi-IN"/>
+        </w:rPr>
+        <w:t xml:space="preserve"> </w:t>
+      </w:r>
+      <w:r>
+        <w:rPr>
+          <w:rStyle w:val="SourceText"/>
+          <w:color w:val="auto"/>
+          <w:kern w:val="2"/>
+          <w:sz w:val="22"/>
+          <w:szCs w:val="22"/>
+          <w:lang w:val="fr-FR" w:eastAsia="zh-CN" w:bidi="hi-IN"/>
+        </w:rPr>
+        <w:t>File → Examples → PedroRobot → STEM → A</w:t>
+      </w:r>
+      <w:r>
+        <w:rPr>
+          <w:rStyle w:val="SourceText"/>
+          <w:rFonts w:eastAsia="Noto Serif CJK SC" w:cs="Noto Sans Devanagari"/>
+          <w:color w:val="auto"/>
+          <w:kern w:val="2"/>
+          <w:sz w:val="22"/>
+          <w:szCs w:val="22"/>
+          <w:lang w:val="fr-FR" w:eastAsia="zh-CN" w:bidi="hi-IN"/>
+        </w:rPr>
+        <w:t>ctivitie_7</w:t>
+      </w:r>
+    </w:p>
+    <w:p>
+      <w:pPr>
+        <w:pStyle w:val="BodyText"/>
+        <w:widowControl/>
+        <w:numPr>
+          <w:ilvl w:val="0"/>
+          <w:numId w:val="7"/>
+        </w:numPr>
+        <w:suppressAutoHyphens w:val="true"/>
+        <w:overflowPunct w:val="false"/>
+        <w:bidi w:val="0"/>
+        <w:spacing w:lineRule="auto" w:line="276" w:before="0" w:after="0"/>
+        <w:ind w:hanging="340" w:start="397" w:end="0"/>
+        <w:jc w:val="start"/>
+        <w:rPr/>
+      </w:pPr>
+      <w:r>
+        <w:rPr>
+          <w:rStyle w:val="SourceText"/>
+          <w:rFonts w:eastAsia="Noto Serif CJK SC" w:cs="Noto Sans Devanagari"/>
+          <w:color w:val="auto"/>
+          <w:kern w:val="2"/>
+          <w:sz w:val="24"/>
+          <w:szCs w:val="24"/>
+          <w:lang w:val="fr-FR" w:eastAsia="zh-CN" w:bidi="hi-IN"/>
+        </w:rPr>
+        <w:t>Upload Sketch</w:t>
+      </w:r>
+      <w:r>
+        <w:rPr>
+          <w:rStyle w:val="SourceText"/>
+          <w:rFonts w:eastAsia="Noto Serif CJK SC" w:cs="Noto Sans Devanagari"/>
+          <w:color w:val="auto"/>
+          <w:kern w:val="2"/>
+          <w:sz w:val="24"/>
+          <w:szCs w:val="24"/>
+          <w:lang w:val="fr-FR" w:eastAsia="zh-CN" w:bidi="hi-IN"/>
+        </w:rPr>
+        <w:br/>
+      </w:r>
+    </w:p>
+    <w:p>
+      <w:pPr>
+        <w:sectPr>
+          <w:type w:val="continuous"/>
+          <w:pgSz w:w="11906" w:h="16838"/>
+          <w:pgMar w:left="954" w:right="1031" w:gutter="0" w:header="0" w:top="1134" w:footer="287" w:bottom="1019"/>
+          <w:formProt w:val="false"/>
+          <w:textDirection w:val="lrTb"/>
+          <w:docGrid w:type="default" w:linePitch="600" w:charSpace="32768"/>
+        </w:sectPr>
+      </w:pPr>
+    </w:p>
+    <w:p>
+      <w:pPr>
+        <w:pStyle w:val="PreformattedText"/>
+        <w:ind w:hanging="0" w:start="0" w:end="0"/>
+        <w:rPr/>
+      </w:pPr>
+      <w:bookmarkStart w:id="50" w:name="code-block-viewer_Copy_5"/>
+      <w:bookmarkEnd w:id="50"/>
+      <w:r>
+        <w:rPr/>
+        <w:t>void setup() {</w:t>
+      </w:r>
+    </w:p>
+    <w:p>
+      <w:pPr>
+        <w:pStyle w:val="PreformattedText"/>
+        <w:rPr/>
+      </w:pPr>
+      <w:r>
+        <w:rPr/>
+        <w:t xml:space="preserve">  </w:t>
+      </w:r>
+      <w:r>
+        <w:rPr/>
+        <w:t>pinMode(13, OUTPUT);</w:t>
+      </w:r>
+    </w:p>
+    <w:p>
+      <w:pPr>
+        <w:pStyle w:val="PreformattedText"/>
+        <w:rPr/>
+      </w:pPr>
+      <w:r>
+        <w:rPr/>
+        <w:t xml:space="preserve">  </w:t>
+      </w:r>
+      <w:r>
+        <w:rPr/>
+        <w:t>pinMode(A0, INPUT);</w:t>
+      </w:r>
+    </w:p>
+    <w:p>
+      <w:pPr>
+        <w:pStyle w:val="PreformattedText"/>
+        <w:rPr/>
+      </w:pPr>
+      <w:r>
+        <w:rPr/>
+        <w:t>}</w:t>
+      </w:r>
+    </w:p>
+    <w:p>
+      <w:pPr>
+        <w:pStyle w:val="PreformattedText"/>
+        <w:rPr/>
+      </w:pPr>
+      <w:r>
+        <w:rPr/>
+        <w:t>void loop() {</w:t>
+      </w:r>
+    </w:p>
+    <w:p>
+      <w:pPr>
+        <w:pStyle w:val="PreformattedText"/>
+        <w:rPr/>
+      </w:pPr>
+      <w:r>
+        <w:rPr/>
+        <w:t xml:space="preserve">  </w:t>
+      </w:r>
+      <w:r>
+        <w:rPr/>
+        <w:t>delay(random(1000,3000));</w:t>
+      </w:r>
+    </w:p>
+    <w:p>
+      <w:pPr>
+        <w:pStyle w:val="PreformattedText"/>
+        <w:rPr/>
+      </w:pPr>
+      <w:r>
+        <w:rPr/>
+        <w:t xml:space="preserve">  </w:t>
+      </w:r>
+      <w:r>
+        <w:rPr/>
+        <w:t>digitalWrite(13, HIGH);</w:t>
+      </w:r>
+    </w:p>
+    <w:p>
+      <w:pPr>
+        <w:pStyle w:val="PreformattedText"/>
+        <w:rPr/>
+      </w:pPr>
+      <w:r>
+        <w:rPr/>
+        <w:t xml:space="preserve">  </w:t>
+      </w:r>
+      <w:r>
+        <w:rPr/>
+        <w:t>while(digitalRead(A0) == LOW);</w:t>
+      </w:r>
+    </w:p>
+    <w:p>
+      <w:pPr>
+        <w:pStyle w:val="PreformattedText"/>
+        <w:rPr/>
+      </w:pPr>
+      <w:r>
+        <w:rPr/>
+        <w:t xml:space="preserve">  </w:t>
+      </w:r>
+      <w:r>
+        <w:rPr/>
+        <w:t>digitalWrite(13, LOW);</w:t>
+      </w:r>
+    </w:p>
+    <w:p>
+      <w:pPr>
+        <w:pStyle w:val="PreformattedText"/>
+        <w:rPr/>
+      </w:pPr>
+      <w:r>
+        <w:rPr/>
+        <w:t>}</w:t>
+      </w:r>
+    </w:p>
+    <w:p>
+      <w:pPr>
+        <w:sectPr>
+          <w:type w:val="continuous"/>
+          <w:pgSz w:w="11906" w:h="16838"/>
+          <w:pgMar w:left="954" w:right="1031" w:gutter="0" w:header="0" w:top="1134" w:footer="287" w:bottom="1019"/>
+          <w:formProt w:val="false"/>
+          <w:textDirection w:val="lrTb"/>
+          <w:docGrid w:type="default" w:linePitch="600" w:charSpace="32768"/>
+        </w:sectPr>
+      </w:pPr>
+    </w:p>
+    <w:p>
+      <w:pPr>
+        <w:pStyle w:val="BodyText"/>
+        <w:widowControl/>
+        <w:suppressAutoHyphens w:val="true"/>
+        <w:overflowPunct w:val="false"/>
+        <w:bidi w:val="0"/>
+        <w:jc w:val="start"/>
+        <w:rPr>
+          <w:rFonts w:ascii="Liberation Serif" w:hAnsi="Liberation Serif" w:eastAsia="Noto Serif CJK SC" w:cs="Noto Sans Devanagari"/>
+          <w:b/>
+          <w:bCs/>
+          <w:color w:val="auto"/>
+          <w:kern w:val="2"/>
+          <w:sz w:val="26"/>
+          <w:szCs w:val="26"/>
+          <w:lang w:val="fr-FR" w:eastAsia="zh-CN" w:bidi="hi-IN"/>
+        </w:rPr>
+      </w:pPr>
+      <w:bookmarkStart w:id="51" w:name="__RefHeading___Toc28787_2390671122"/>
+      <w:bookmarkEnd w:id="51"/>
+      <w:r>
+        <w:rPr>
+          <w:rFonts w:eastAsia="Noto Serif CJK SC" w:cs="Noto Sans Devanagari"/>
+          <w:b/>
+          <w:bCs/>
+          <w:color w:val="auto"/>
+          <w:kern w:val="2"/>
+          <w:sz w:val="26"/>
+          <w:szCs w:val="26"/>
+          <w:lang w:val="fr-FR" w:eastAsia="zh-CN" w:bidi="hi-IN"/>
+        </w:rPr>
+        <w:t>Mission</w:t>
+      </w:r>
+    </w:p>
+    <w:p>
+      <w:pPr>
+        <w:pStyle w:val="BodyText"/>
+        <w:rPr/>
+      </w:pPr>
+      <w:r>
+        <w:rPr/>
+        <w:t>Press the button as fast as possible when the LED turns ON.</w:t>
+      </w:r>
+    </w:p>
+    <w:p>
+      <w:pPr>
+        <w:pStyle w:val="BodyText"/>
+        <w:widowControl/>
+        <w:suppressAutoHyphens w:val="true"/>
+        <w:overflowPunct w:val="false"/>
+        <w:bidi w:val="0"/>
+        <w:jc w:val="start"/>
+        <w:rPr>
+          <w:rFonts w:ascii="Liberation Serif" w:hAnsi="Liberation Serif" w:eastAsia="Noto Serif CJK SC" w:cs="Noto Sans Devanagari"/>
+          <w:b/>
+          <w:bCs/>
+          <w:color w:val="auto"/>
+          <w:kern w:val="2"/>
+          <w:sz w:val="26"/>
+          <w:szCs w:val="26"/>
+          <w:lang w:val="fr-FR" w:eastAsia="zh-CN" w:bidi="hi-IN"/>
+        </w:rPr>
+      </w:pPr>
+      <w:bookmarkStart w:id="52" w:name="__RefHeading___Toc28789_2390671122"/>
+      <w:bookmarkEnd w:id="52"/>
+      <w:r>
+        <w:rPr>
+          <w:rFonts w:eastAsia="Noto Serif CJK SC" w:cs="Noto Sans Devanagari"/>
+          <w:b/>
+          <w:bCs/>
+          <w:color w:val="auto"/>
+          <w:kern w:val="2"/>
+          <w:sz w:val="26"/>
+          <w:szCs w:val="26"/>
+          <w:lang w:val="fr-FR" w:eastAsia="zh-CN" w:bidi="hi-IN"/>
+        </w:rPr>
+        <w:t>Student Actions</w:t>
+      </w:r>
+    </w:p>
+    <w:p>
+      <w:pPr>
+        <w:pStyle w:val="BodyText"/>
+        <w:rPr/>
+      </w:pPr>
+      <w:r>
+        <w:rPr/>
+        <w:t xml:space="preserve">• </w:t>
+      </w:r>
+      <w:r>
+        <w:rPr/>
+        <w:t>Upload the sketch</w:t>
+        <w:br/>
+        <w:t>• Play the game</w:t>
+      </w:r>
+    </w:p>
+    <w:p>
+      <w:pPr>
+        <w:pStyle w:val="BodyText"/>
+        <w:widowControl/>
+        <w:suppressAutoHyphens w:val="true"/>
+        <w:overflowPunct w:val="false"/>
+        <w:bidi w:val="0"/>
+        <w:jc w:val="start"/>
+        <w:rPr>
+          <w:rFonts w:ascii="Liberation Serif" w:hAnsi="Liberation Serif" w:eastAsia="Noto Serif CJK SC" w:cs="Noto Sans Devanagari"/>
+          <w:b/>
+          <w:bCs/>
+          <w:color w:val="auto"/>
+          <w:kern w:val="2"/>
+          <w:sz w:val="26"/>
+          <w:szCs w:val="26"/>
+          <w:lang w:val="fr-FR" w:eastAsia="zh-CN" w:bidi="hi-IN"/>
+        </w:rPr>
+      </w:pPr>
+      <w:bookmarkStart w:id="53" w:name="__RefHeading___Toc28791_2390671122"/>
+      <w:bookmarkEnd w:id="53"/>
+      <w:r>
+        <w:rPr>
+          <w:rFonts w:eastAsia="Noto Serif CJK SC" w:cs="Noto Sans Devanagari"/>
+          <w:b/>
+          <w:bCs/>
+          <w:color w:val="auto"/>
+          <w:kern w:val="2"/>
+          <w:sz w:val="26"/>
+          <w:szCs w:val="26"/>
+          <w:lang w:val="fr-FR" w:eastAsia="zh-CN" w:bidi="hi-IN"/>
+        </w:rPr>
+        <w:t>Observation</w:t>
+      </w:r>
+    </w:p>
+    <w:p>
+      <w:pPr>
+        <w:pStyle w:val="BodyText"/>
+        <w:rPr/>
+      </w:pPr>
+      <w:r>
+        <w:rPr/>
+        <w:t xml:space="preserve">• </w:t>
+      </w:r>
+      <w:r>
+        <w:rPr/>
+        <w:t>Is the delay predictable?</w:t>
+      </w:r>
+    </w:p>
+    <w:p>
+      <w:pPr>
+        <w:pStyle w:val="BodyText"/>
+        <w:widowControl/>
+        <w:suppressAutoHyphens w:val="true"/>
+        <w:overflowPunct w:val="false"/>
+        <w:bidi w:val="0"/>
+        <w:jc w:val="start"/>
+        <w:rPr>
+          <w:rFonts w:ascii="Liberation Serif" w:hAnsi="Liberation Serif" w:eastAsia="Noto Serif CJK SC" w:cs="Noto Sans Devanagari"/>
+          <w:b/>
+          <w:bCs/>
+          <w:color w:val="auto"/>
+          <w:kern w:val="2"/>
+          <w:sz w:val="26"/>
+          <w:szCs w:val="26"/>
+          <w:lang w:val="fr-FR" w:eastAsia="zh-CN" w:bidi="hi-IN"/>
+        </w:rPr>
+      </w:pPr>
+      <w:bookmarkStart w:id="54" w:name="__RefHeading___Toc28793_2390671122"/>
+      <w:bookmarkEnd w:id="54"/>
+      <w:r>
+        <w:rPr>
+          <w:rFonts w:eastAsia="Noto Serif CJK SC" w:cs="Noto Sans Devanagari"/>
+          <w:b/>
+          <w:bCs/>
+          <w:color w:val="auto"/>
+          <w:kern w:val="2"/>
+          <w:sz w:val="26"/>
+          <w:szCs w:val="26"/>
+          <w:lang w:val="fr-FR" w:eastAsia="zh-CN" w:bidi="hi-IN"/>
+        </w:rPr>
+        <w:t>Experiment</w:t>
+      </w:r>
+    </w:p>
+    <w:p>
+      <w:pPr>
+        <w:pStyle w:val="BodyText"/>
+        <w:rPr/>
+      </w:pPr>
+      <w:r>
+        <w:rPr/>
+        <w:t xml:space="preserve">• </w:t>
+      </w:r>
+      <w:r>
+        <w:rPr/>
+        <w:t xml:space="preserve">Change </w:t>
+      </w:r>
+      <w:r>
+        <w:rPr>
+          <w:rStyle w:val="SourceText"/>
+        </w:rPr>
+        <w:t>random(1000,3000)</w:t>
+      </w:r>
+      <w:r>
+        <w:rPr/>
+        <w:br/>
+        <w:t>• Upload again</w:t>
+      </w:r>
+    </w:p>
+    <w:p>
+      <w:pPr>
+        <w:pStyle w:val="BodyText"/>
+        <w:rPr/>
+      </w:pPr>
+      <w:r>
+        <w:rPr/>
+        <w:t xml:space="preserve">👉 </w:t>
+      </w:r>
+      <w:r>
+        <w:rPr/>
+        <w:t>Is it harder or easier?</w:t>
+      </w:r>
+    </w:p>
+    <w:p>
+      <w:pPr>
+        <w:pStyle w:val="Heading4"/>
+        <w:numPr>
+          <w:ilvl w:val="3"/>
+          <w:numId w:val="1"/>
+        </w:numPr>
+        <w:rPr/>
+      </w:pPr>
+      <w:bookmarkStart w:id="55" w:name="__RefHeading___Toc28795_2390671122"/>
+      <w:bookmarkEnd w:id="55"/>
+      <w:r>
+        <w:rPr>
+          <w:rStyle w:val="Strong"/>
+          <w:b/>
+          <w:bCs/>
+          <w:i w:val="false"/>
+          <w:iCs w:val="false"/>
+          <w:sz w:val="28"/>
+          <w:szCs w:val="28"/>
+        </w:rPr>
+        <w:t>8. Secret Code</w:t>
+      </w:r>
+    </w:p>
+    <w:p>
+      <w:pPr>
+        <w:pStyle w:val="BodyText"/>
+        <w:widowControl/>
+        <w:numPr>
+          <w:ilvl w:val="0"/>
+          <w:numId w:val="7"/>
+        </w:numPr>
+        <w:suppressAutoHyphens w:val="true"/>
+        <w:overflowPunct w:val="false"/>
+        <w:bidi w:val="0"/>
+        <w:spacing w:lineRule="auto" w:line="276" w:before="0" w:after="0"/>
+        <w:ind w:hanging="340" w:start="397" w:end="0"/>
+        <w:jc w:val="start"/>
+        <w:rPr/>
+      </w:pPr>
+      <w:r>
+        <w:rPr>
+          <w:rStyle w:val="SourceText"/>
+          <w:rFonts w:eastAsia="Noto Serif CJK SC" w:cs="Noto Sans Devanagari"/>
+          <w:color w:val="auto"/>
+          <w:kern w:val="2"/>
+          <w:sz w:val="24"/>
+          <w:szCs w:val="24"/>
+          <w:lang w:val="fr-FR" w:eastAsia="zh-CN" w:bidi="hi-IN"/>
+        </w:rPr>
+        <w:t>From Arduino IDE Open:</w:t>
+      </w:r>
+      <w:r>
+        <w:rPr>
+          <w:rStyle w:val="SourceText"/>
+          <w:color w:val="auto"/>
+          <w:kern w:val="2"/>
+          <w:sz w:val="24"/>
+          <w:szCs w:val="24"/>
+          <w:lang w:val="fr-FR" w:eastAsia="zh-CN" w:bidi="hi-IN"/>
+        </w:rPr>
+        <w:t xml:space="preserve"> </w:t>
+      </w:r>
+      <w:r>
+        <w:rPr>
+          <w:rStyle w:val="SourceText"/>
+          <w:color w:val="auto"/>
+          <w:kern w:val="2"/>
+          <w:sz w:val="22"/>
+          <w:szCs w:val="22"/>
+          <w:lang w:val="fr-FR" w:eastAsia="zh-CN" w:bidi="hi-IN"/>
+        </w:rPr>
+        <w:t>File → Examples → PedroRobot → STEM → A</w:t>
+      </w:r>
+      <w:r>
+        <w:rPr>
+          <w:rStyle w:val="SourceText"/>
+          <w:rFonts w:eastAsia="Noto Serif CJK SC" w:cs="Noto Sans Devanagari"/>
+          <w:color w:val="auto"/>
+          <w:kern w:val="2"/>
+          <w:sz w:val="22"/>
+          <w:szCs w:val="22"/>
+          <w:lang w:val="fr-FR" w:eastAsia="zh-CN" w:bidi="hi-IN"/>
+        </w:rPr>
+        <w:t>ctivitie_8</w:t>
+      </w:r>
+    </w:p>
+    <w:p>
+      <w:pPr>
+        <w:pStyle w:val="BodyText"/>
+        <w:widowControl/>
+        <w:numPr>
+          <w:ilvl w:val="0"/>
+          <w:numId w:val="7"/>
+        </w:numPr>
+        <w:suppressAutoHyphens w:val="true"/>
+        <w:overflowPunct w:val="false"/>
+        <w:bidi w:val="0"/>
+        <w:spacing w:lineRule="auto" w:line="276" w:before="0" w:after="0"/>
+        <w:ind w:hanging="340" w:start="397" w:end="0"/>
+        <w:jc w:val="start"/>
+        <w:rPr/>
+      </w:pPr>
+      <w:r>
+        <w:rPr>
+          <w:rStyle w:val="SourceText"/>
+          <w:rFonts w:eastAsia="Noto Serif CJK SC" w:cs="Noto Sans Devanagari"/>
+          <w:color w:val="auto"/>
+          <w:kern w:val="2"/>
+          <w:sz w:val="24"/>
+          <w:szCs w:val="24"/>
+          <w:lang w:val="fr-FR" w:eastAsia="zh-CN" w:bidi="hi-IN"/>
+        </w:rPr>
+        <w:t>Upload Sketch</w:t>
+      </w:r>
+      <w:r>
+        <w:rPr>
+          <w:rStyle w:val="SourceText"/>
+          <w:rFonts w:eastAsia="Noto Serif CJK SC" w:cs="Noto Sans Devanagari"/>
+          <w:color w:val="auto"/>
+          <w:kern w:val="2"/>
+          <w:sz w:val="24"/>
+          <w:szCs w:val="24"/>
+          <w:lang w:val="fr-FR" w:eastAsia="zh-CN" w:bidi="hi-IN"/>
+        </w:rPr>
+        <w:br/>
+      </w:r>
+    </w:p>
+    <w:p>
+      <w:pPr>
+        <w:sectPr>
+          <w:type w:val="continuous"/>
+          <w:pgSz w:w="11906" w:h="16838"/>
+          <w:pgMar w:left="954" w:right="1031" w:gutter="0" w:header="0" w:top="1134" w:footer="287" w:bottom="1019"/>
+          <w:formProt w:val="false"/>
+          <w:textDirection w:val="lrTb"/>
+          <w:docGrid w:type="default" w:linePitch="600" w:charSpace="32768"/>
+        </w:sectPr>
+      </w:pPr>
+    </w:p>
+    <w:p>
+      <w:pPr>
+        <w:pStyle w:val="PreformattedText"/>
+        <w:ind w:hanging="0" w:start="0" w:end="0"/>
+        <w:rPr/>
+      </w:pPr>
+      <w:bookmarkStart w:id="56" w:name="code-block-viewer_Copy_6"/>
+      <w:bookmarkEnd w:id="56"/>
+      <w:r>
+        <w:rPr/>
+        <w:t>int step = 0;</w:t>
+      </w:r>
+    </w:p>
+    <w:p>
+      <w:pPr>
+        <w:pStyle w:val="PreformattedText"/>
+        <w:rPr/>
+      </w:pPr>
+      <w:r>
+        <w:rPr/>
+        <w:t>void setup() {</w:t>
+      </w:r>
+    </w:p>
+    <w:p>
+      <w:pPr>
+        <w:pStyle w:val="PreformattedText"/>
+        <w:rPr/>
+      </w:pPr>
+      <w:r>
+        <w:rPr/>
+        <w:t xml:space="preserve">  </w:t>
+      </w:r>
+      <w:r>
+        <w:rPr/>
+        <w:t>pinMode(A0, INPUT);</w:t>
+      </w:r>
+    </w:p>
+    <w:p>
+      <w:pPr>
+        <w:pStyle w:val="PreformattedText"/>
+        <w:rPr/>
+      </w:pPr>
+      <w:r>
+        <w:rPr/>
+        <w:t xml:space="preserve">  </w:t>
+      </w:r>
+      <w:r>
+        <w:rPr/>
+        <w:t>pinMode(A1, INPUT);</w:t>
+      </w:r>
+    </w:p>
+    <w:p>
+      <w:pPr>
+        <w:pStyle w:val="PreformattedText"/>
+        <w:rPr/>
+      </w:pPr>
+      <w:r>
+        <w:rPr/>
+        <w:t xml:space="preserve">  </w:t>
+      </w:r>
+      <w:r>
+        <w:rPr/>
+        <w:t>pinMode(A2, INPUT);</w:t>
+      </w:r>
+    </w:p>
+    <w:p>
+      <w:pPr>
+        <w:pStyle w:val="PreformattedText"/>
+        <w:rPr/>
+      </w:pPr>
+      <w:r>
+        <w:rPr/>
+        <w:t xml:space="preserve">  </w:t>
+      </w:r>
+      <w:r>
+        <w:rPr/>
+        <w:t>pinMode(13, OUTPUT);</w:t>
+      </w:r>
+    </w:p>
+    <w:p>
+      <w:pPr>
+        <w:pStyle w:val="PreformattedText"/>
+        <w:rPr/>
+      </w:pPr>
+      <w:r>
+        <w:rPr/>
+        <w:t>}</w:t>
+      </w:r>
+    </w:p>
+    <w:p>
+      <w:pPr>
+        <w:pStyle w:val="PreformattedText"/>
+        <w:rPr/>
+      </w:pPr>
+      <w:r>
+        <w:rPr/>
+        <w:t>void loop() {</w:t>
+      </w:r>
+    </w:p>
+    <w:p>
+      <w:pPr>
+        <w:pStyle w:val="PreformattedText"/>
+        <w:rPr/>
+      </w:pPr>
+      <w:r>
+        <w:rPr/>
+        <w:t xml:space="preserve">  </w:t>
+      </w:r>
+      <w:r>
+        <w:rPr/>
+        <w:t>if (digitalRead(A0) == HIGH &amp;&amp; step == 0) {</w:t>
+      </w:r>
+    </w:p>
+    <w:p>
+      <w:pPr>
+        <w:pStyle w:val="PreformattedText"/>
+        <w:rPr/>
+      </w:pPr>
+      <w:r>
+        <w:rPr/>
+        <w:t xml:space="preserve">    </w:t>
+      </w:r>
+      <w:r>
+        <w:rPr/>
+        <w:t>step = 1; delay(300);</w:t>
+      </w:r>
+    </w:p>
+    <w:p>
+      <w:pPr>
+        <w:pStyle w:val="PreformattedText"/>
+        <w:rPr/>
+      </w:pPr>
+      <w:r>
+        <w:rPr/>
+        <w:t xml:space="preserve">  </w:t>
+      </w:r>
+      <w:r>
+        <w:rPr/>
+        <w:t>}</w:t>
+      </w:r>
+    </w:p>
+    <w:p>
+      <w:pPr>
+        <w:pStyle w:val="PreformattedText"/>
+        <w:rPr/>
+      </w:pPr>
+      <w:r>
+        <w:rPr/>
+        <w:t xml:space="preserve">  </w:t>
+      </w:r>
+      <w:r>
+        <w:rPr/>
+        <w:t>if (digitalRead(A1) == HIGH &amp;&amp; step == 1) {</w:t>
+      </w:r>
+    </w:p>
+    <w:p>
+      <w:pPr>
+        <w:pStyle w:val="PreformattedText"/>
+        <w:rPr/>
+      </w:pPr>
+      <w:r>
+        <w:rPr/>
+        <w:t xml:space="preserve">    </w:t>
+      </w:r>
+      <w:r>
+        <w:rPr/>
+        <w:t>step = 2; delay(300);</w:t>
+      </w:r>
+    </w:p>
+    <w:p>
+      <w:pPr>
+        <w:pStyle w:val="PreformattedText"/>
+        <w:rPr/>
+      </w:pPr>
+      <w:r>
+        <w:rPr/>
+        <w:t xml:space="preserve">  </w:t>
+      </w:r>
+      <w:r>
+        <w:rPr/>
+        <w:t>}</w:t>
+      </w:r>
+    </w:p>
+    <w:p>
+      <w:pPr>
+        <w:pStyle w:val="PreformattedText"/>
+        <w:rPr/>
+      </w:pPr>
+      <w:r>
+        <w:rPr/>
+        <w:t xml:space="preserve">  </w:t>
+      </w:r>
+      <w:r>
+        <w:rPr/>
+        <w:t>if (digitalRead(A2) == HIGH &amp;&amp; step == 2) {</w:t>
+      </w:r>
+    </w:p>
+    <w:p>
+      <w:pPr>
+        <w:pStyle w:val="PreformattedText"/>
+        <w:rPr/>
+      </w:pPr>
+      <w:r>
+        <w:rPr/>
+        <w:t xml:space="preserve">    </w:t>
+      </w:r>
+      <w:r>
+        <w:rPr/>
+        <w:t>digitalWrite(13, HIGH);</w:t>
+      </w:r>
+    </w:p>
+    <w:p>
+      <w:pPr>
+        <w:pStyle w:val="PreformattedText"/>
+        <w:rPr/>
+      </w:pPr>
+      <w:r>
+        <w:rPr/>
+        <w:t xml:space="preserve">  </w:t>
+      </w:r>
+      <w:r>
+        <w:rPr/>
+        <w:t>}</w:t>
+      </w:r>
+    </w:p>
+    <w:p>
+      <w:pPr>
+        <w:pStyle w:val="PreformattedText"/>
+        <w:rPr/>
+      </w:pPr>
+      <w:r>
+        <w:rPr/>
+        <w:t>}</w:t>
+      </w:r>
+    </w:p>
+    <w:p>
+      <w:pPr>
+        <w:sectPr>
+          <w:type w:val="continuous"/>
+          <w:pgSz w:w="11906" w:h="16838"/>
+          <w:pgMar w:left="954" w:right="1031" w:gutter="0" w:header="0" w:top="1134" w:footer="287" w:bottom="1019"/>
+          <w:formProt w:val="false"/>
+          <w:textDirection w:val="lrTb"/>
+          <w:docGrid w:type="default" w:linePitch="600" w:charSpace="32768"/>
+        </w:sectPr>
+      </w:pPr>
+    </w:p>
+    <w:p>
+      <w:pPr>
+        <w:pStyle w:val="BodyText"/>
+        <w:widowControl/>
+        <w:suppressAutoHyphens w:val="true"/>
+        <w:overflowPunct w:val="false"/>
+        <w:bidi w:val="0"/>
+        <w:jc w:val="start"/>
+        <w:rPr>
+          <w:rFonts w:ascii="Liberation Serif" w:hAnsi="Liberation Serif" w:eastAsia="Noto Serif CJK SC" w:cs="Noto Sans Devanagari"/>
+          <w:b/>
+          <w:bCs/>
+          <w:color w:val="auto"/>
+          <w:kern w:val="2"/>
+          <w:sz w:val="26"/>
+          <w:szCs w:val="26"/>
+          <w:lang w:val="fr-FR" w:eastAsia="zh-CN" w:bidi="hi-IN"/>
+        </w:rPr>
+      </w:pPr>
+      <w:bookmarkStart w:id="57" w:name="__RefHeading___Toc28797_2390671122"/>
+      <w:bookmarkEnd w:id="57"/>
+      <w:r>
+        <w:rPr>
+          <w:rFonts w:eastAsia="Noto Serif CJK SC" w:cs="Noto Sans Devanagari"/>
+          <w:b/>
+          <w:bCs/>
+          <w:color w:val="auto"/>
+          <w:kern w:val="2"/>
+          <w:sz w:val="26"/>
+          <w:szCs w:val="26"/>
+          <w:lang w:val="fr-FR" w:eastAsia="zh-CN" w:bidi="hi-IN"/>
+        </w:rPr>
+        <w:t>Mission</w:t>
+      </w:r>
+    </w:p>
+    <w:p>
+      <w:pPr>
+        <w:pStyle w:val="BodyText"/>
+        <w:rPr/>
+      </w:pPr>
+      <w:r>
+        <w:rPr/>
+        <w:t>Unlock the robot using the correct sequence.</w:t>
+      </w:r>
+    </w:p>
+    <w:p>
+      <w:pPr>
+        <w:pStyle w:val="BodyText"/>
+        <w:widowControl/>
+        <w:suppressAutoHyphens w:val="true"/>
+        <w:overflowPunct w:val="false"/>
+        <w:bidi w:val="0"/>
+        <w:jc w:val="start"/>
+        <w:rPr>
+          <w:rFonts w:ascii="Liberation Serif" w:hAnsi="Liberation Serif" w:eastAsia="Noto Serif CJK SC" w:cs="Noto Sans Devanagari"/>
+          <w:b/>
+          <w:bCs/>
+          <w:color w:val="auto"/>
+          <w:kern w:val="2"/>
+          <w:sz w:val="26"/>
+          <w:szCs w:val="26"/>
+          <w:lang w:val="fr-FR" w:eastAsia="zh-CN" w:bidi="hi-IN"/>
+        </w:rPr>
+      </w:pPr>
+      <w:bookmarkStart w:id="58" w:name="__RefHeading___Toc28799_2390671122"/>
+      <w:bookmarkEnd w:id="58"/>
+      <w:r>
+        <w:rPr>
+          <w:rFonts w:eastAsia="Noto Serif CJK SC" w:cs="Noto Sans Devanagari"/>
+          <w:b/>
+          <w:bCs/>
+          <w:color w:val="auto"/>
+          <w:kern w:val="2"/>
+          <w:sz w:val="26"/>
+          <w:szCs w:val="26"/>
+          <w:lang w:val="fr-FR" w:eastAsia="zh-CN" w:bidi="hi-IN"/>
+        </w:rPr>
+        <w:t>Student Actions</w:t>
+      </w:r>
+    </w:p>
+    <w:p>
+      <w:pPr>
+        <w:pStyle w:val="BodyText"/>
+        <w:rPr/>
+      </w:pPr>
+      <w:r>
+        <w:rPr/>
+        <w:t xml:space="preserve">• </w:t>
+      </w:r>
+      <w:r>
+        <w:rPr/>
+        <w:t>Upload the sketch</w:t>
+        <w:br/>
+        <w:t>• Try different button sequences</w:t>
+      </w:r>
+    </w:p>
+    <w:p>
+      <w:pPr>
+        <w:pStyle w:val="BodyText"/>
+        <w:widowControl/>
+        <w:suppressAutoHyphens w:val="true"/>
+        <w:overflowPunct w:val="false"/>
+        <w:bidi w:val="0"/>
+        <w:jc w:val="start"/>
+        <w:rPr>
+          <w:rFonts w:ascii="Liberation Serif" w:hAnsi="Liberation Serif" w:eastAsia="Noto Serif CJK SC" w:cs="Noto Sans Devanagari"/>
+          <w:b/>
+          <w:bCs/>
+          <w:color w:val="auto"/>
+          <w:kern w:val="2"/>
+          <w:sz w:val="26"/>
+          <w:szCs w:val="26"/>
+          <w:lang w:val="fr-FR" w:eastAsia="zh-CN" w:bidi="hi-IN"/>
+        </w:rPr>
+      </w:pPr>
+      <w:bookmarkStart w:id="59" w:name="__RefHeading___Toc28801_2390671122"/>
+      <w:bookmarkEnd w:id="59"/>
+      <w:r>
+        <w:rPr>
+          <w:rFonts w:eastAsia="Noto Serif CJK SC" w:cs="Noto Sans Devanagari"/>
+          <w:b/>
+          <w:bCs/>
+          <w:color w:val="auto"/>
+          <w:kern w:val="2"/>
+          <w:sz w:val="26"/>
+          <w:szCs w:val="26"/>
+          <w:lang w:val="fr-FR" w:eastAsia="zh-CN" w:bidi="hi-IN"/>
+        </w:rPr>
+        <w:t>Observation</w:t>
+      </w:r>
+    </w:p>
+    <w:p>
+      <w:pPr>
+        <w:pStyle w:val="BodyText"/>
+        <w:rPr/>
+      </w:pPr>
+      <w:r>
+        <w:rPr/>
+        <w:t xml:space="preserve">• </w:t>
+      </w:r>
+      <w:r>
+        <w:rPr/>
+        <w:t>Which sequence works?</w:t>
+      </w:r>
+    </w:p>
+    <w:p>
+      <w:pPr>
+        <w:pStyle w:val="BodyText"/>
+        <w:widowControl/>
+        <w:suppressAutoHyphens w:val="true"/>
+        <w:overflowPunct w:val="false"/>
+        <w:bidi w:val="0"/>
+        <w:jc w:val="start"/>
+        <w:rPr>
+          <w:rFonts w:ascii="Liberation Serif" w:hAnsi="Liberation Serif" w:eastAsia="Noto Serif CJK SC" w:cs="Noto Sans Devanagari"/>
+          <w:b/>
+          <w:bCs/>
+          <w:color w:val="auto"/>
+          <w:kern w:val="2"/>
+          <w:sz w:val="26"/>
+          <w:szCs w:val="26"/>
+          <w:lang w:val="fr-FR" w:eastAsia="zh-CN" w:bidi="hi-IN"/>
+        </w:rPr>
+      </w:pPr>
+      <w:bookmarkStart w:id="60" w:name="__RefHeading___Toc28803_2390671122"/>
+      <w:bookmarkEnd w:id="60"/>
+      <w:r>
+        <w:rPr>
+          <w:rFonts w:eastAsia="Noto Serif CJK SC" w:cs="Noto Sans Devanagari"/>
+          <w:b/>
+          <w:bCs/>
+          <w:color w:val="auto"/>
+          <w:kern w:val="2"/>
+          <w:sz w:val="26"/>
+          <w:szCs w:val="26"/>
+          <w:lang w:val="fr-FR" w:eastAsia="zh-CN" w:bidi="hi-IN"/>
+        </w:rPr>
+        <w:t>Experiment</w:t>
+      </w:r>
+    </w:p>
+    <w:p>
+      <w:pPr>
+        <w:pStyle w:val="BodyText"/>
+        <w:rPr/>
+      </w:pPr>
+      <w:r>
+        <w:rPr/>
+        <w:t xml:space="preserve">• </w:t>
+      </w:r>
+      <w:r>
+        <w:rPr/>
+        <w:t>Change the order in the code</w:t>
+        <w:br/>
+        <w:t>• Upload again</w:t>
+      </w:r>
+    </w:p>
+    <w:p>
+      <w:pPr>
+        <w:pStyle w:val="BodyText"/>
+        <w:rPr/>
+      </w:pPr>
+      <w:r>
+        <w:rPr/>
+        <w:t xml:space="preserve">👉 </w:t>
+      </w:r>
+      <w:r>
+        <w:rPr/>
+        <w:t>Can you create your own code?</w:t>
       </w:r>
     </w:p>
     <w:p>
@@ -10096,802 +15314,20 @@
         <w:ind w:hanging="0" w:start="0" w:end="0"/>
         <w:jc w:val="start"/>
         <w:rPr>
-          <w:sz w:val="28"/>
-          <w:szCs w:val="28"/>
-        </w:rPr>
-      </w:pPr>
-      <w:bookmarkStart w:id="11" w:name="__RefHeading___Toc910_332147322"/>
-      <w:bookmarkEnd w:id="11"/>
-      <w:r>
-        <w:rPr>
+          <w:rStyle w:val="Strong"/>
+          <w:b w:val="false"/>
+          <w:bCs w:val="false"/>
           <w:sz w:val="36"/>
           <w:szCs w:val="36"/>
         </w:rPr>
-        <w:t>2. Arduino Programming</w:t>
-      </w:r>
-    </w:p>
-    <w:p>
-      <w:pPr>
-        <w:pStyle w:val="BodyText"/>
-        <w:widowControl/>
-        <w:tabs>
-          <w:tab w:val="clear" w:pos="720"/>
-          <w:tab w:val="left" w:pos="0" w:leader="none"/>
-        </w:tabs>
-        <w:suppressAutoHyphens w:val="true"/>
-        <w:overflowPunct w:val="false"/>
-        <w:bidi w:val="0"/>
-        <w:spacing w:before="0" w:after="26"/>
-        <w:ind w:hanging="0" w:start="0" w:end="0"/>
-        <w:jc w:val="start"/>
-        <w:rPr>
-          <w:sz w:val="28"/>
-          <w:szCs w:val="28"/>
-        </w:rPr>
-      </w:pPr>
-      <w:r>
-        <w:rPr>
-          <w:sz w:val="28"/>
-          <w:szCs w:val="28"/>
-        </w:rPr>
-      </w:r>
-    </w:p>
-    <w:p>
-      <w:pPr>
-        <w:pStyle w:val="BodyText"/>
-        <w:numPr>
-          <w:ilvl w:val="0"/>
-          <w:numId w:val="3"/>
-        </w:numPr>
-        <w:tabs>
-          <w:tab w:val="clear" w:pos="720"/>
-          <w:tab w:val="left" w:pos="0" w:leader="none"/>
-        </w:tabs>
-        <w:spacing w:before="0" w:after="0"/>
-        <w:ind w:hanging="283" w:start="709" w:end="0"/>
-        <w:rPr/>
-      </w:pPr>
-      <w:bookmarkStart w:id="12" w:name="user-content-️-installing-and-uploading-"/>
-      <w:bookmarkEnd w:id="12"/>
-      <w:r>
-        <w:rPr>
-          <w:rStyle w:val="Strong"/>
-        </w:rPr>
-        <w:t>Download and install</w:t>
-      </w:r>
-      <w:r>
-        <w:rPr/>
-        <w:t xml:space="preserve"> the latest version of the </w:t>
-      </w:r>
-      <w:hyperlink r:id="rId8">
-        <w:r>
-          <w:rPr>
-            <w:rStyle w:val="Hyperlink"/>
-          </w:rPr>
-          <w:t>Arduino IDE</w:t>
-        </w:r>
-      </w:hyperlink>
-      <w:r>
-        <w:rPr/>
-        <w:t xml:space="preserve">. </w:t>
-      </w:r>
-    </w:p>
-    <w:p>
-      <w:pPr>
-        <w:pStyle w:val="BodyText"/>
-        <w:numPr>
-          <w:ilvl w:val="0"/>
-          <w:numId w:val="3"/>
-        </w:numPr>
-        <w:tabs>
-          <w:tab w:val="clear" w:pos="720"/>
-          <w:tab w:val="left" w:pos="0" w:leader="none"/>
-        </w:tabs>
-        <w:spacing w:before="0" w:after="0"/>
-        <w:ind w:hanging="283" w:start="709"/>
-        <w:rPr/>
-      </w:pPr>
-      <w:r>
-        <w:rPr>
-          <w:rStyle w:val="Strong"/>
-        </w:rPr>
-        <w:t>Install the required libraries</w:t>
-      </w:r>
-      <w:r>
-        <w:rPr/>
-        <w:t xml:space="preserve"> from the Library Manager: </w:t>
-      </w:r>
-    </w:p>
-    <w:p>
-      <w:pPr>
-        <w:pStyle w:val="BodyText"/>
-        <w:numPr>
-          <w:ilvl w:val="1"/>
-          <w:numId w:val="3"/>
-        </w:numPr>
-        <w:tabs>
-          <w:tab w:val="clear" w:pos="720"/>
-          <w:tab w:val="left" w:pos="0" w:leader="none"/>
-        </w:tabs>
-        <w:spacing w:before="0" w:after="0"/>
-        <w:ind w:hanging="283" w:start="1418"/>
-        <w:rPr/>
-      </w:pPr>
-      <w:r>
-        <w:rPr>
-          <w:rStyle w:val="Strong"/>
-          <w:rFonts w:ascii="Liberation Mono" w:hAnsi="Liberation Mono"/>
-          <w:sz w:val="21"/>
-          <w:szCs w:val="21"/>
-        </w:rPr>
-        <w:t>PedroRobot</w:t>
-      </w:r>
-      <w:r>
-        <w:rPr>
-          <w:rFonts w:ascii="Liberation Mono" w:hAnsi="Liberation Mono"/>
-          <w:sz w:val="21"/>
-          <w:szCs w:val="21"/>
-        </w:rPr>
-        <w:t xml:space="preserve">: Tools → Manage Libraries → search </w:t>
-      </w:r>
-      <w:r>
-        <w:rPr>
-          <w:rStyle w:val="Strong"/>
-          <w:rFonts w:ascii="Liberation Mono" w:hAnsi="Liberation Mono"/>
-          <w:sz w:val="21"/>
-          <w:szCs w:val="21"/>
-        </w:rPr>
-        <w:t>PedroRobot</w:t>
-      </w:r>
-      <w:r>
-        <w:rPr>
-          <w:rFonts w:ascii="Liberation Mono" w:hAnsi="Liberation Mono"/>
-          <w:sz w:val="21"/>
-          <w:szCs w:val="21"/>
-        </w:rPr>
-        <w:t xml:space="preserve"> → Install</w:t>
-      </w:r>
-      <w:r>
-        <w:rPr/>
-        <w:t xml:space="preserve"> </w:t>
-      </w:r>
-    </w:p>
-    <w:p>
-      <w:pPr>
-        <w:pStyle w:val="BodyText"/>
-        <w:numPr>
-          <w:ilvl w:val="1"/>
-          <w:numId w:val="3"/>
-        </w:numPr>
-        <w:tabs>
-          <w:tab w:val="clear" w:pos="720"/>
-          <w:tab w:val="left" w:pos="0" w:leader="none"/>
-        </w:tabs>
-        <w:spacing w:before="0" w:after="0"/>
-        <w:ind w:hanging="283" w:start="1418"/>
-        <w:rPr/>
-      </w:pPr>
-      <w:r>
-        <w:rPr>
-          <w:rStyle w:val="Strong"/>
-          <w:rFonts w:ascii="Liberation Mono" w:hAnsi="Liberation Mono"/>
-          <w:sz w:val="21"/>
-          <w:szCs w:val="21"/>
-        </w:rPr>
-        <w:t>U8glib</w:t>
-      </w:r>
-      <w:r>
-        <w:rPr>
-          <w:rFonts w:ascii="Liberation Mono" w:hAnsi="Liberation Mono"/>
-          <w:sz w:val="21"/>
-          <w:szCs w:val="21"/>
-        </w:rPr>
-        <w:t xml:space="preserve">: Tools → Manage Libraries → search </w:t>
-      </w:r>
-      <w:r>
-        <w:rPr>
-          <w:rStyle w:val="Strong"/>
-          <w:rFonts w:ascii="Liberation Mono" w:hAnsi="Liberation Mono"/>
-          <w:sz w:val="21"/>
-          <w:szCs w:val="21"/>
-        </w:rPr>
-        <w:t>U8glib</w:t>
-      </w:r>
-      <w:r>
-        <w:rPr>
-          <w:rFonts w:ascii="Liberation Mono" w:hAnsi="Liberation Mono"/>
-          <w:sz w:val="21"/>
-          <w:szCs w:val="21"/>
-        </w:rPr>
-        <w:t xml:space="preserve"> → Install</w:t>
-      </w:r>
-      <w:r>
-        <w:rPr/>
-        <w:t xml:space="preserve"> </w:t>
-      </w:r>
-    </w:p>
-    <w:p>
-      <w:pPr>
-        <w:pStyle w:val="BodyText"/>
-        <w:numPr>
-          <w:ilvl w:val="1"/>
-          <w:numId w:val="3"/>
-        </w:numPr>
-        <w:tabs>
-          <w:tab w:val="clear" w:pos="720"/>
-          <w:tab w:val="left" w:pos="0" w:leader="none"/>
-        </w:tabs>
-        <w:spacing w:before="0" w:after="0"/>
-        <w:ind w:hanging="283" w:start="1418"/>
-        <w:rPr/>
-      </w:pPr>
-      <w:r>
-        <w:rPr>
-          <w:rStyle w:val="Strong"/>
-          <w:rFonts w:ascii="Liberation Mono" w:hAnsi="Liberation Mono"/>
-          <w:sz w:val="21"/>
-          <w:szCs w:val="21"/>
-        </w:rPr>
-        <w:t>RF24</w:t>
-      </w:r>
-      <w:r>
-        <w:rPr>
-          <w:rFonts w:ascii="Liberation Mono" w:hAnsi="Liberation Mono"/>
-          <w:sz w:val="21"/>
-          <w:szCs w:val="21"/>
-        </w:rPr>
-        <w:t xml:space="preserve">: Tools → Manage Libraries → search </w:t>
-      </w:r>
-      <w:r>
-        <w:rPr>
-          <w:rStyle w:val="Strong"/>
-          <w:rFonts w:ascii="Liberation Mono" w:hAnsi="Liberation Mono"/>
-          <w:sz w:val="21"/>
-          <w:szCs w:val="21"/>
-        </w:rPr>
-        <w:t>RF24</w:t>
-      </w:r>
-      <w:r>
-        <w:rPr>
-          <w:rFonts w:ascii="Liberation Mono" w:hAnsi="Liberation Mono"/>
-          <w:sz w:val="21"/>
-          <w:szCs w:val="21"/>
-        </w:rPr>
-        <w:t xml:space="preserve"> → Install</w:t>
-      </w:r>
-      <w:r>
-        <w:rPr/>
-        <w:t xml:space="preserve"> </w:t>
-      </w:r>
-    </w:p>
-    <w:p>
-      <w:pPr>
-        <w:pStyle w:val="BodyText"/>
-        <w:numPr>
-          <w:ilvl w:val="0"/>
-          <w:numId w:val="3"/>
-        </w:numPr>
-        <w:tabs>
-          <w:tab w:val="clear" w:pos="720"/>
-          <w:tab w:val="left" w:pos="0" w:leader="none"/>
-        </w:tabs>
-        <w:spacing w:before="0" w:after="0"/>
-        <w:ind w:hanging="283" w:start="709"/>
-        <w:rPr/>
-      </w:pPr>
-      <w:r>
-        <w:rPr>
-          <w:rStyle w:val="Strong"/>
-        </w:rPr>
-        <w:t xml:space="preserve">Insert </w:t>
-      </w:r>
-      <w:r>
-        <w:rPr>
-          <w:rStyle w:val="Strong"/>
+      </w:pPr>
+      <w:r>
+        <w:rPr>
           <w:b w:val="false"/>
           <w:bCs w:val="false"/>
-        </w:rPr>
-        <w:t>the Oled Screen into the Pedro board and</w:t>
-      </w:r>
-      <w:r>
-        <w:rPr>
-          <w:rStyle w:val="Strong"/>
-        </w:rPr>
-        <w:t xml:space="preserve"> Connect</w:t>
-      </w:r>
-      <w:r>
-        <w:rPr/>
-        <w:t xml:space="preserve"> the board to your computer via USB. </w:t>
-      </w:r>
-    </w:p>
-    <w:p>
-      <w:pPr>
-        <w:pStyle w:val="BodyText"/>
-        <w:numPr>
-          <w:ilvl w:val="0"/>
-          <w:numId w:val="3"/>
-        </w:numPr>
-        <w:tabs>
-          <w:tab w:val="clear" w:pos="720"/>
-          <w:tab w:val="left" w:pos="0" w:leader="none"/>
-        </w:tabs>
-        <w:spacing w:before="0" w:after="0"/>
-        <w:ind w:hanging="283" w:start="709"/>
-        <w:rPr/>
-      </w:pPr>
-      <w:r>
-        <w:rPr>
-          <w:rStyle w:val="Strong"/>
-        </w:rPr>
-        <w:t>Select the correct port</w:t>
-      </w:r>
-      <w:r>
-        <w:rPr/>
-        <w:t xml:space="preserve">: </w:t>
-      </w:r>
-    </w:p>
-    <w:p>
-      <w:pPr>
-        <w:pStyle w:val="BodyText"/>
-        <w:numPr>
-          <w:ilvl w:val="1"/>
-          <w:numId w:val="3"/>
-        </w:numPr>
-        <w:tabs>
-          <w:tab w:val="clear" w:pos="720"/>
-          <w:tab w:val="left" w:pos="0" w:leader="none"/>
-        </w:tabs>
-        <w:spacing w:before="0" w:after="0"/>
-        <w:ind w:hanging="283" w:start="1418"/>
-        <w:rPr/>
-      </w:pPr>
-      <w:r>
-        <w:rPr/>
-        <w:t xml:space="preserve">Tools → Select the port that appear when you connect Pedro robot </w:t>
-      </w:r>
-    </w:p>
-    <w:p>
-      <w:pPr>
-        <w:pStyle w:val="BodyText"/>
-        <w:numPr>
-          <w:ilvl w:val="0"/>
-          <w:numId w:val="3"/>
-        </w:numPr>
-        <w:tabs>
-          <w:tab w:val="clear" w:pos="720"/>
-          <w:tab w:val="left" w:pos="0" w:leader="none"/>
-        </w:tabs>
-        <w:spacing w:before="0" w:after="0"/>
-        <w:ind w:hanging="283" w:start="709"/>
-        <w:rPr/>
-      </w:pPr>
-      <w:r>
-        <w:rPr>
-          <w:rStyle w:val="Strong"/>
-        </w:rPr>
-        <w:t>Select the board type</w:t>
-      </w:r>
-      <w:r>
-        <w:rPr/>
-        <w:t xml:space="preserve">: </w:t>
-      </w:r>
-    </w:p>
-    <w:p>
-      <w:pPr>
-        <w:pStyle w:val="BodyText"/>
-        <w:numPr>
-          <w:ilvl w:val="1"/>
-          <w:numId w:val="3"/>
-        </w:numPr>
-        <w:tabs>
-          <w:tab w:val="clear" w:pos="720"/>
-          <w:tab w:val="left" w:pos="0" w:leader="none"/>
-        </w:tabs>
-        <w:spacing w:before="0" w:after="0"/>
-        <w:ind w:hanging="283" w:start="1418"/>
-        <w:rPr/>
-      </w:pPr>
-      <w:r>
-        <w:rPr/>
-        <w:t xml:space="preserve">Tools → Board → Arduino Micro </w:t>
-      </w:r>
-    </w:p>
-    <w:p>
-      <w:pPr>
-        <w:pStyle w:val="BodyText"/>
-        <w:numPr>
-          <w:ilvl w:val="0"/>
-          <w:numId w:val="3"/>
-        </w:numPr>
-        <w:tabs>
-          <w:tab w:val="clear" w:pos="720"/>
-          <w:tab w:val="left" w:pos="0" w:leader="none"/>
-        </w:tabs>
-        <w:spacing w:before="0" w:after="0"/>
-        <w:ind w:hanging="283" w:start="709"/>
-        <w:rPr/>
-      </w:pPr>
-      <w:r>
-        <w:rPr>
-          <w:rStyle w:val="Strong"/>
-        </w:rPr>
-        <w:t>Open the example sketch</w:t>
-      </w:r>
-      <w:r>
-        <w:rPr/>
-        <w:t xml:space="preserve">: </w:t>
-      </w:r>
-    </w:p>
-    <w:p>
-      <w:pPr>
-        <w:pStyle w:val="BodyText"/>
-        <w:numPr>
-          <w:ilvl w:val="1"/>
-          <w:numId w:val="3"/>
-        </w:numPr>
-        <w:tabs>
-          <w:tab w:val="clear" w:pos="720"/>
-          <w:tab w:val="left" w:pos="0" w:leader="none"/>
-        </w:tabs>
-        <w:spacing w:before="0" w:after="0"/>
-        <w:ind w:hanging="283" w:start="1418"/>
-        <w:rPr/>
-      </w:pPr>
-      <w:r>
-        <w:rPr/>
-        <w:t xml:space="preserve">File → Examples → PedroRobot → Pedro </w:t>
-      </w:r>
-    </w:p>
-    <w:p>
-      <w:pPr>
-        <w:pStyle w:val="BodyText"/>
-        <w:numPr>
-          <w:ilvl w:val="0"/>
-          <w:numId w:val="3"/>
-        </w:numPr>
-        <w:tabs>
-          <w:tab w:val="clear" w:pos="720"/>
-          <w:tab w:val="left" w:pos="0" w:leader="none"/>
-        </w:tabs>
-        <w:ind w:hanging="283" w:start="709"/>
-        <w:rPr/>
-      </w:pPr>
-      <w:r>
-        <w:rPr>
-          <w:rStyle w:val="Strong"/>
-        </w:rPr>
-        <w:t>Compile and upload</w:t>
-      </w:r>
-      <w:r>
-        <w:rPr/>
-        <w:t xml:space="preserve"> the sketch to your Pedro board. </w:t>
-      </w:r>
-    </w:p>
-    <w:p>
-      <w:pPr>
-        <w:pStyle w:val="BodyText"/>
-        <w:tabs>
-          <w:tab w:val="clear" w:pos="720"/>
-          <w:tab w:val="left" w:pos="0" w:leader="none"/>
-        </w:tabs>
-        <w:ind w:hanging="0" w:start="709"/>
-        <w:rPr/>
-      </w:pPr>
-      <w:r>
-        <w:rPr/>
-        <w:t xml:space="preserve">✅ </w:t>
-      </w:r>
-      <w:r>
-        <w:rPr>
-          <w:rStyle w:val="Emphasis"/>
-        </w:rPr>
-        <w:t>If everything is correct, Pedro’s OLED screen will display “MANUAL MODE”.</w:t>
-      </w:r>
-    </w:p>
-    <w:p>
-      <w:pPr>
-        <w:pStyle w:val="BodyText"/>
-        <w:tabs>
-          <w:tab w:val="clear" w:pos="720"/>
-          <w:tab w:val="left" w:pos="0" w:leader="none"/>
-        </w:tabs>
-        <w:ind w:hanging="283" w:start="709"/>
-        <w:rPr/>
-      </w:pPr>
-      <w:r>
-        <w:rPr/>
-        <w:drawing>
-          <wp:anchor behindDoc="0" distT="0" distB="0" distL="0" distR="0" simplePos="0" locked="0" layoutInCell="0" allowOverlap="1" relativeHeight="2">
-            <wp:simplePos x="0" y="0"/>
-            <wp:positionH relativeFrom="column">
-              <wp:posOffset>2455545</wp:posOffset>
-            </wp:positionH>
-            <wp:positionV relativeFrom="paragraph">
-              <wp:posOffset>-4445</wp:posOffset>
-            </wp:positionV>
-            <wp:extent cx="1183005" cy="1245870"/>
-            <wp:effectExtent l="0" t="0" r="0" b="0"/>
-            <wp:wrapSquare wrapText="largest"/>
-            <wp:docPr id="35" name="Image25" descr="" title=""/>
-            <wp:cNvGraphicFramePr>
-              <a:graphicFrameLocks xmlns:a="http://schemas.openxmlformats.org/drawingml/2006/main" noChangeAspect="1"/>
-            </wp:cNvGraphicFramePr>
-            <a:graphic xmlns:a="http://schemas.openxmlformats.org/drawingml/2006/main">
-              <a:graphicData uri="http://schemas.openxmlformats.org/drawingml/2006/picture">
-                <pic:pic xmlns:pic="http://schemas.openxmlformats.org/drawingml/2006/picture">
-                  <pic:nvPicPr>
-                    <pic:cNvPr id="35" name="Image25" descr="" title=""/>
-                    <pic:cNvPicPr>
-                      <a:picLocks noChangeAspect="1" noChangeArrowheads="1"/>
-                    </pic:cNvPicPr>
-                  </pic:nvPicPr>
-                  <pic:blipFill>
-                    <a:blip r:embed="rId9"/>
-                    <a:stretch>
-                      <a:fillRect/>
-                    </a:stretch>
-                  </pic:blipFill>
-                  <pic:spPr bwMode="auto">
-                    <a:xfrm>
-                      <a:off x="0" y="0"/>
-                      <a:ext cx="1183005" cy="1245870"/>
-                    </a:xfrm>
-                    <a:prstGeom prst="rect">
-                      <a:avLst/>
-                    </a:prstGeom>
-                  </pic:spPr>
-                </pic:pic>
-              </a:graphicData>
-            </a:graphic>
-          </wp:anchor>
-        </w:drawing>
-      </w:r>
-    </w:p>
-    <w:p>
-      <w:pPr>
-        <w:pStyle w:val="BodyText"/>
-        <w:tabs>
-          <w:tab w:val="clear" w:pos="720"/>
-          <w:tab w:val="left" w:pos="0" w:leader="none"/>
-        </w:tabs>
-        <w:ind w:hanging="283" w:start="709"/>
-        <w:rPr/>
-      </w:pPr>
-      <w:r>
-        <w:rPr/>
-      </w:r>
-    </w:p>
-    <w:p>
-      <w:pPr>
-        <w:pStyle w:val="BodyText"/>
-        <w:tabs>
-          <w:tab w:val="clear" w:pos="720"/>
-          <w:tab w:val="left" w:pos="0" w:leader="none"/>
-        </w:tabs>
-        <w:ind w:hanging="283" w:start="709"/>
-        <w:rPr/>
-      </w:pPr>
-      <w:r>
-        <w:rPr/>
-      </w:r>
-    </w:p>
-    <w:p>
-      <w:pPr>
-        <w:pStyle w:val="BodyText"/>
-        <w:tabs>
-          <w:tab w:val="clear" w:pos="720"/>
-          <w:tab w:val="left" w:pos="0" w:leader="none"/>
-        </w:tabs>
-        <w:ind w:hanging="283" w:start="709"/>
-        <w:rPr/>
-      </w:pPr>
-      <w:r>
-        <w:rPr/>
-      </w:r>
-    </w:p>
-    <w:p>
-      <w:pPr>
-        <w:pStyle w:val="BodyText"/>
-        <w:tabs>
-          <w:tab w:val="clear" w:pos="720"/>
-          <w:tab w:val="left" w:pos="0" w:leader="none"/>
-        </w:tabs>
-        <w:ind w:hanging="283" w:start="709"/>
-        <w:rPr/>
-      </w:pPr>
-      <w:r>
-        <w:rPr/>
-      </w:r>
-    </w:p>
-    <w:p>
-      <w:pPr>
-        <w:pStyle w:val="BodyText"/>
-        <w:numPr>
-          <w:ilvl w:val="0"/>
-          <w:numId w:val="3"/>
-        </w:numPr>
-        <w:tabs>
-          <w:tab w:val="clear" w:pos="720"/>
-          <w:tab w:val="left" w:pos="0" w:leader="none"/>
-        </w:tabs>
-        <w:ind w:hanging="283" w:start="709"/>
-        <w:rPr/>
-      </w:pPr>
-      <w:r>
-        <w:rPr>
-          <w:i w:val="false"/>
-          <w:iCs w:val="false"/>
-          <w:u w:val="none"/>
-        </w:rPr>
-        <w:t xml:space="preserve">Press the button </w:t>
-      </w:r>
-      <w:r>
-        <w:rPr>
-          <w:rStyle w:val="Strong"/>
-          <w:i w:val="false"/>
-          <w:iCs w:val="false"/>
-          <w:u w:val="none"/>
-        </w:rPr>
-        <w:t>A0</w:t>
-      </w:r>
-      <w:r>
-        <w:rPr>
-          <w:i w:val="false"/>
-          <w:iCs w:val="false"/>
-          <w:u w:val="none"/>
-        </w:rPr>
-        <w:t xml:space="preserve"> and observe what happen.</w:t>
-        <w:br/>
-        <w:t>The LED corresponding to the selected servo light on. That button allows you to control each part of the robot. Here is the mapping between the LED ID and the servo ID</w:t>
-      </w:r>
-    </w:p>
-    <w:p>
-      <w:pPr>
-        <w:pStyle w:val="BodyText"/>
-        <w:numPr>
-          <w:ilvl w:val="0"/>
-          <w:numId w:val="7"/>
-        </w:numPr>
-        <w:tabs>
-          <w:tab w:val="clear" w:pos="720"/>
-          <w:tab w:val="left" w:pos="0" w:leader="none"/>
-        </w:tabs>
-        <w:spacing w:before="0" w:after="0"/>
-        <w:jc w:val="start"/>
-        <w:rPr/>
-      </w:pPr>
-      <w:r>
-        <w:rPr>
-          <w:rFonts w:ascii="Liberation Mono" w:hAnsi="Liberation Mono"/>
-          <w:i w:val="false"/>
-          <w:iCs w:val="false"/>
-          <w:u w:val="none"/>
-        </w:rPr>
-        <w:t>LED D13 → servo D5 (Base)</w:t>
-      </w:r>
-    </w:p>
-    <w:p>
-      <w:pPr>
-        <w:pStyle w:val="BodyText"/>
-        <w:numPr>
-          <w:ilvl w:val="0"/>
-          <w:numId w:val="7"/>
-        </w:numPr>
-        <w:tabs>
-          <w:tab w:val="clear" w:pos="720"/>
-          <w:tab w:val="left" w:pos="0" w:leader="none"/>
-        </w:tabs>
-        <w:spacing w:before="0" w:after="0"/>
-        <w:jc w:val="start"/>
-        <w:rPr/>
-      </w:pPr>
-      <w:r>
-        <w:rPr>
-          <w:rFonts w:ascii="Liberation Mono" w:hAnsi="Liberation Mono"/>
-          <w:i w:val="false"/>
-          <w:iCs w:val="false"/>
-          <w:u w:val="none"/>
-        </w:rPr>
-        <w:t>LED D11 → servo D6 (Shoulder)</w:t>
-      </w:r>
-    </w:p>
-    <w:p>
-      <w:pPr>
-        <w:pStyle w:val="BodyText"/>
-        <w:numPr>
-          <w:ilvl w:val="0"/>
-          <w:numId w:val="7"/>
-        </w:numPr>
-        <w:tabs>
-          <w:tab w:val="clear" w:pos="720"/>
-          <w:tab w:val="left" w:pos="0" w:leader="none"/>
-        </w:tabs>
-        <w:spacing w:before="0" w:after="0"/>
-        <w:jc w:val="start"/>
-        <w:rPr/>
-      </w:pPr>
-      <w:r>
-        <w:rPr>
-          <w:rFonts w:ascii="Liberation Mono" w:hAnsi="Liberation Mono"/>
-          <w:i w:val="false"/>
-          <w:iCs w:val="false"/>
-          <w:u w:val="none"/>
-        </w:rPr>
-        <w:t>LED D8  → servo D9 (Elbow)</w:t>
-      </w:r>
-    </w:p>
-    <w:p>
-      <w:pPr>
-        <w:pStyle w:val="BodyText"/>
-        <w:numPr>
-          <w:ilvl w:val="0"/>
-          <w:numId w:val="7"/>
-        </w:numPr>
-        <w:tabs>
-          <w:tab w:val="clear" w:pos="720"/>
-          <w:tab w:val="left" w:pos="0" w:leader="none"/>
-        </w:tabs>
-        <w:spacing w:before="0" w:after="0"/>
-        <w:jc w:val="start"/>
-        <w:rPr>
-          <w:rFonts w:ascii="Liberation Mono" w:hAnsi="Liberation Mono"/>
-        </w:rPr>
-      </w:pPr>
-      <w:r>
-        <w:drawing>
-          <wp:anchor behindDoc="0" distT="0" distB="0" distL="0" distR="0" simplePos="0" locked="0" layoutInCell="0" allowOverlap="1" relativeHeight="65">
-            <wp:simplePos x="0" y="0"/>
-            <wp:positionH relativeFrom="column">
-              <wp:posOffset>1400810</wp:posOffset>
-            </wp:positionH>
-            <wp:positionV relativeFrom="paragraph">
-              <wp:posOffset>367665</wp:posOffset>
-            </wp:positionV>
-            <wp:extent cx="3040380" cy="2604770"/>
-            <wp:effectExtent l="0" t="0" r="0" b="0"/>
-            <wp:wrapTopAndBottom/>
-            <wp:docPr id="36" name="Image35 Copy 1" descr="" title=""/>
-            <wp:cNvGraphicFramePr>
-              <a:graphicFrameLocks xmlns:a="http://schemas.openxmlformats.org/drawingml/2006/main" noChangeAspect="1"/>
-            </wp:cNvGraphicFramePr>
-            <a:graphic xmlns:a="http://schemas.openxmlformats.org/drawingml/2006/main">
-              <a:graphicData uri="http://schemas.openxmlformats.org/drawingml/2006/picture">
-                <pic:pic xmlns:pic="http://schemas.openxmlformats.org/drawingml/2006/picture">
-                  <pic:nvPicPr>
-                    <pic:cNvPr id="36" name="Image35 Copy 1" descr="" title=""/>
-                    <pic:cNvPicPr>
-                      <a:picLocks noChangeAspect="1" noChangeArrowheads="1"/>
-                    </pic:cNvPicPr>
-                  </pic:nvPicPr>
-                  <pic:blipFill>
-                    <a:blip r:embed="rId10"/>
-                    <a:stretch>
-                      <a:fillRect/>
-                    </a:stretch>
-                  </pic:blipFill>
-                  <pic:spPr bwMode="auto">
-                    <a:xfrm>
-                      <a:off x="0" y="0"/>
-                      <a:ext cx="3040380" cy="2604770"/>
-                    </a:xfrm>
-                    <a:prstGeom prst="rect">
-                      <a:avLst/>
-                    </a:prstGeom>
-                  </pic:spPr>
-                </pic:pic>
-              </a:graphicData>
-            </a:graphic>
-          </wp:anchor>
-        </w:drawing>
-      </w:r>
-      <w:r>
-        <w:rPr>
-          <w:rFonts w:ascii="Liberation Mono" w:hAnsi="Liberation Mono"/>
-          <w:i w:val="false"/>
-          <w:iCs w:val="false"/>
-          <w:u w:val="none"/>
-        </w:rPr>
-        <w:t>LED D7  → servo D10 (Gripper)</w:t>
+          <w:sz w:val="36"/>
+          <w:szCs w:val="36"/>
+        </w:rPr>
       </w:r>
     </w:p>
     <w:p>
@@ -10910,8 +15346,8 @@
         <w:jc w:val="start"/>
         <w:rPr/>
       </w:pPr>
-      <w:bookmarkStart w:id="13" w:name="__RefHeading___Toc3728_2564125926"/>
-      <w:bookmarkEnd w:id="13"/>
+      <w:bookmarkStart w:id="61" w:name="__RefHeading___Toc3728_2564125926"/>
+      <w:bookmarkEnd w:id="61"/>
       <w:r>
         <w:rPr>
           <w:rStyle w:val="Strong"/>
@@ -10957,15 +15393,15 @@
       <w:r>
         <w:rPr>
           <w:rStyle w:val="Strong"/>
-          <w:sz w:val="20"/>
-          <w:szCs w:val="20"/>
+          <w:sz w:val="24"/>
+          <w:szCs w:val="24"/>
         </w:rPr>
         <w:t>1. What type of microcontroller powers Pedro?</w:t>
       </w:r>
       <w:r>
         <w:rPr>
-          <w:sz w:val="20"/>
-          <w:szCs w:val="20"/>
+          <w:sz w:val="24"/>
+          <w:szCs w:val="24"/>
         </w:rPr>
         <w:br/>
         <w:t>A) ATmega32U4</w:t>
@@ -10981,15 +15417,15 @@
       <w:r>
         <w:rPr>
           <w:rStyle w:val="Strong"/>
-          <w:sz w:val="20"/>
-          <w:szCs w:val="20"/>
+          <w:sz w:val="24"/>
+          <w:szCs w:val="24"/>
         </w:rPr>
         <w:t>Answer:</w:t>
       </w:r>
       <w:r>
         <w:rPr>
-          <w:sz w:val="20"/>
-          <w:szCs w:val="20"/>
+          <w:sz w:val="24"/>
+          <w:szCs w:val="24"/>
         </w:rPr>
         <w:t xml:space="preserve"> </w:t>
       </w:r>
@@ -11002,15 +15438,15 @@
       <w:r>
         <w:rPr>
           <w:rStyle w:val="Strong"/>
-          <w:sz w:val="20"/>
-          <w:szCs w:val="20"/>
+          <w:sz w:val="24"/>
+          <w:szCs w:val="24"/>
         </w:rPr>
         <w:t>2. What software is required to program Pedro?</w:t>
       </w:r>
       <w:r>
         <w:rPr>
-          <w:sz w:val="20"/>
-          <w:szCs w:val="20"/>
+          <w:sz w:val="24"/>
+          <w:szCs w:val="24"/>
         </w:rPr>
         <w:br/>
         <w:t>A) Visual Studio</w:t>
@@ -11026,15 +15462,15 @@
       <w:r>
         <w:rPr>
           <w:rStyle w:val="Strong"/>
-          <w:sz w:val="20"/>
-          <w:szCs w:val="20"/>
+          <w:sz w:val="24"/>
+          <w:szCs w:val="24"/>
         </w:rPr>
         <w:t>Answer:</w:t>
       </w:r>
       <w:r>
         <w:rPr>
-          <w:sz w:val="20"/>
-          <w:szCs w:val="20"/>
+          <w:sz w:val="24"/>
+          <w:szCs w:val="24"/>
         </w:rPr>
         <w:t xml:space="preserve"> </w:t>
       </w:r>
@@ -11047,15 +15483,15 @@
       <w:r>
         <w:rPr>
           <w:rStyle w:val="Strong"/>
-          <w:sz w:val="20"/>
-          <w:szCs w:val="20"/>
+          <w:sz w:val="24"/>
+          <w:szCs w:val="24"/>
         </w:rPr>
         <w:t>3. What component allows Pedro to communicate wirelessly over long distances?</w:t>
       </w:r>
       <w:r>
         <w:rPr>
-          <w:sz w:val="20"/>
-          <w:szCs w:val="20"/>
+          <w:sz w:val="24"/>
+          <w:szCs w:val="24"/>
         </w:rPr>
         <w:br/>
         <w:t>A) NRF24L01 module</w:t>
@@ -11071,8 +15507,8 @@
       <w:r>
         <w:rPr>
           <w:rStyle w:val="Strong"/>
-          <w:sz w:val="20"/>
-          <w:szCs w:val="20"/>
+          <w:sz w:val="24"/>
+          <w:szCs w:val="24"/>
         </w:rPr>
         <w:t xml:space="preserve">Answer: </w:t>
       </w:r>
@@ -11085,15 +15521,15 @@
       <w:r>
         <w:rPr>
           <w:rStyle w:val="Strong"/>
-          <w:sz w:val="20"/>
-          <w:szCs w:val="20"/>
+          <w:sz w:val="24"/>
+          <w:szCs w:val="24"/>
         </w:rPr>
         <w:t>4. Which module enables Pedro to connect to Wi-Fi ?</w:t>
       </w:r>
       <w:r>
         <w:rPr>
-          <w:sz w:val="20"/>
-          <w:szCs w:val="20"/>
+          <w:sz w:val="24"/>
+          <w:szCs w:val="24"/>
         </w:rPr>
         <w:br/>
         <w:t>A) HC-05 Bluetooth module</w:t>
@@ -11109,15 +15545,15 @@
       <w:r>
         <w:rPr>
           <w:rStyle w:val="Strong"/>
-          <w:sz w:val="20"/>
-          <w:szCs w:val="20"/>
+          <w:sz w:val="24"/>
+          <w:szCs w:val="24"/>
         </w:rPr>
         <w:t>Answer:</w:t>
       </w:r>
       <w:r>
         <w:rPr>
-          <w:sz w:val="20"/>
-          <w:szCs w:val="20"/>
+          <w:sz w:val="24"/>
+          <w:szCs w:val="24"/>
         </w:rPr>
         <w:t xml:space="preserve"> B</w:t>
       </w:r>
@@ -11130,15 +15566,15 @@
       <w:r>
         <w:rPr>
           <w:rStyle w:val="Strong"/>
-          <w:sz w:val="20"/>
-          <w:szCs w:val="20"/>
+          <w:sz w:val="24"/>
+          <w:szCs w:val="24"/>
         </w:rPr>
         <w:t>5. What is the screen resolution of Pedro’s OLED display?</w:t>
       </w:r>
       <w:r>
         <w:rPr>
-          <w:sz w:val="20"/>
-          <w:szCs w:val="20"/>
+          <w:sz w:val="24"/>
+          <w:szCs w:val="24"/>
         </w:rPr>
         <w:br/>
         <w:t>A) 64x64</w:t>
@@ -11154,8 +15590,8 @@
       <w:r>
         <w:rPr>
           <w:rStyle w:val="Strong"/>
-          <w:sz w:val="20"/>
-          <w:szCs w:val="20"/>
+          <w:sz w:val="24"/>
+          <w:szCs w:val="24"/>
         </w:rPr>
         <w:t xml:space="preserve">Answer: </w:t>
       </w:r>
@@ -11171,8 +15607,8 @@
           <w:rFonts w:eastAsia="Noto Serif CJK SC" w:cs="Noto Sans Devanagari"/>
           <w:color w:val="auto"/>
           <w:kern w:val="2"/>
-          <w:sz w:val="20"/>
-          <w:szCs w:val="20"/>
+          <w:sz w:val="24"/>
+          <w:szCs w:val="24"/>
           <w:lang w:val="fr-FR" w:eastAsia="zh-CN" w:bidi="hi-IN"/>
         </w:rPr>
         <w:t>6. Which component represents the “brain” of the Pedro board?</w:t>
@@ -11181,8 +15617,8 @@
         <w:rPr>
           <w:b/>
           <w:bCs/>
-          <w:sz w:val="20"/>
-          <w:szCs w:val="20"/>
+          <w:sz w:val="24"/>
+          <w:szCs w:val="24"/>
         </w:rPr>
         <w:br/>
       </w:r>
@@ -11190,8 +15626,8 @@
         <w:rPr>
           <w:b w:val="false"/>
           <w:bCs w:val="false"/>
-          <w:sz w:val="20"/>
-          <w:szCs w:val="20"/>
+          <w:sz w:val="24"/>
+          <w:szCs w:val="24"/>
         </w:rPr>
         <w:t>A) The OLED Display</w:t>
         <w:br/>
@@ -11206,8 +15642,8 @@
       <w:r>
         <w:rPr>
           <w:rStyle w:val="Strong"/>
-          <w:sz w:val="20"/>
-          <w:szCs w:val="20"/>
+          <w:sz w:val="24"/>
+          <w:szCs w:val="24"/>
         </w:rPr>
         <w:t xml:space="preserve">Answer: </w:t>
       </w:r>
@@ -11221,15 +15657,15 @@
         <w:rPr>
           <w:b/>
           <w:bCs/>
-          <w:sz w:val="20"/>
-          <w:szCs w:val="20"/>
+          <w:sz w:val="24"/>
+          <w:szCs w:val="24"/>
         </w:rPr>
         <w:t>7. What type of display is integrated into the Pedro Board?</w:t>
       </w:r>
       <w:r>
         <w:rPr>
-          <w:sz w:val="20"/>
-          <w:szCs w:val="20"/>
+          <w:sz w:val="24"/>
+          <w:szCs w:val="24"/>
         </w:rPr>
         <w:br/>
         <w:t>A) LCD 16x2</w:t>
@@ -11245,8 +15681,8 @@
       <w:r>
         <w:rPr>
           <w:rStyle w:val="Strong"/>
-          <w:sz w:val="20"/>
-          <w:szCs w:val="20"/>
+          <w:sz w:val="24"/>
+          <w:szCs w:val="24"/>
         </w:rPr>
         <w:t xml:space="preserve">Answer: </w:t>
       </w:r>
@@ -11254,24 +15690,21 @@
     <w:p>
       <w:pPr>
         <w:pStyle w:val="BodyText"/>
-        <w:rPr>
-          <w:sz w:val="20"/>
-          <w:szCs w:val="20"/>
-        </w:rPr>
+        <w:rPr/>
       </w:pPr>
       <w:r>
         <w:rPr>
           <w:b/>
           <w:bCs/>
-          <w:sz w:val="20"/>
-          <w:szCs w:val="20"/>
+          <w:sz w:val="24"/>
+          <w:szCs w:val="24"/>
         </w:rPr>
         <w:t>8. What function does the Micro USB port serve?</w:t>
       </w:r>
       <w:r>
         <w:rPr>
-          <w:sz w:val="20"/>
-          <w:szCs w:val="20"/>
+          <w:sz w:val="24"/>
+          <w:szCs w:val="24"/>
         </w:rPr>
         <w:br/>
         <w:t>A) Power only</w:t>
@@ -11287,8 +15720,8 @@
       <w:r>
         <w:rPr>
           <w:rStyle w:val="Strong"/>
-          <w:sz w:val="20"/>
-          <w:szCs w:val="20"/>
+          <w:sz w:val="24"/>
+          <w:szCs w:val="24"/>
         </w:rPr>
         <w:t xml:space="preserve">Answer: </w:t>
       </w:r>
@@ -11302,15 +15735,15 @@
         <w:rPr>
           <w:b/>
           <w:bCs/>
-          <w:sz w:val="20"/>
-          <w:szCs w:val="20"/>
+          <w:sz w:val="24"/>
+          <w:szCs w:val="24"/>
         </w:rPr>
         <w:t>9. Which module provides WiFi capability?</w:t>
       </w:r>
       <w:r>
         <w:rPr>
-          <w:sz w:val="20"/>
-          <w:szCs w:val="20"/>
+          <w:sz w:val="24"/>
+          <w:szCs w:val="24"/>
         </w:rPr>
         <w:br/>
         <w:t>A) NRF24L01</w:t>
@@ -11326,8 +15759,8 @@
       <w:r>
         <w:rPr>
           <w:rStyle w:val="Strong"/>
-          <w:sz w:val="20"/>
-          <w:szCs w:val="20"/>
+          <w:sz w:val="24"/>
+          <w:szCs w:val="24"/>
         </w:rPr>
         <w:t>Answer:</w:t>
       </w:r>
@@ -11341,15 +15774,15 @@
         <w:rPr>
           <w:b/>
           <w:bCs/>
-          <w:sz w:val="20"/>
-          <w:szCs w:val="20"/>
+          <w:sz w:val="24"/>
+          <w:szCs w:val="24"/>
         </w:rPr>
         <w:t>19. What does the ATmega32u4 allow students to do?</w:t>
       </w:r>
       <w:r>
         <w:rPr>
-          <w:sz w:val="20"/>
-          <w:szCs w:val="20"/>
+          <w:sz w:val="24"/>
+          <w:szCs w:val="24"/>
         </w:rPr>
         <w:br/>
         <w:t>A) Design 3D parts</w:t>
@@ -11365,8 +15798,8 @@
       <w:r>
         <w:rPr>
           <w:rStyle w:val="Strong"/>
-          <w:sz w:val="20"/>
-          <w:szCs w:val="20"/>
+          <w:sz w:val="24"/>
+          <w:szCs w:val="24"/>
         </w:rPr>
         <w:t xml:space="preserve">Answer: </w:t>
       </w:r>
@@ -11380,15 +15813,15 @@
         <w:rPr>
           <w:b/>
           <w:bCs/>
-          <w:sz w:val="20"/>
-          <w:szCs w:val="20"/>
+          <w:sz w:val="24"/>
+          <w:szCs w:val="24"/>
         </w:rPr>
         <w:t>11. Which component shows the battery charge level?</w:t>
       </w:r>
       <w:r>
         <w:rPr>
-          <w:sz w:val="20"/>
-          <w:szCs w:val="20"/>
+          <w:sz w:val="24"/>
+          <w:szCs w:val="24"/>
         </w:rPr>
         <w:br/>
         <w:t>A) LED CR</w:t>
@@ -11404,8 +15837,8 @@
       <w:r>
         <w:rPr>
           <w:rStyle w:val="Strong"/>
-          <w:sz w:val="20"/>
-          <w:szCs w:val="20"/>
+          <w:sz w:val="24"/>
+          <w:szCs w:val="24"/>
         </w:rPr>
         <w:t xml:space="preserve">Answer: </w:t>
       </w:r>
@@ -11419,15 +15852,15 @@
         <w:rPr>
           <w:b/>
           <w:bCs/>
-          <w:sz w:val="20"/>
-          <w:szCs w:val="20"/>
+          <w:sz w:val="24"/>
+          <w:szCs w:val="24"/>
         </w:rPr>
         <w:t>12. What does the LED “CR” indicate?</w:t>
       </w:r>
       <w:r>
         <w:rPr>
-          <w:sz w:val="20"/>
-          <w:szCs w:val="20"/>
+          <w:sz w:val="24"/>
+          <w:szCs w:val="24"/>
         </w:rPr>
         <w:br/>
         <w:t>A) Bluetooth connected</w:t>
@@ -11443,8 +15876,8 @@
       <w:r>
         <w:rPr>
           <w:rStyle w:val="Strong"/>
-          <w:sz w:val="20"/>
-          <w:szCs w:val="20"/>
+          <w:sz w:val="24"/>
+          <w:szCs w:val="24"/>
         </w:rPr>
         <w:t xml:space="preserve">Answer: </w:t>
       </w:r>
@@ -11458,15 +15891,15 @@
         <w:rPr>
           <w:b/>
           <w:bCs/>
-          <w:sz w:val="20"/>
-          <w:szCs w:val="20"/>
+          <w:sz w:val="24"/>
+          <w:szCs w:val="24"/>
         </w:rPr>
         <w:t>13. What switch is used to select between NRF, BT, and WiFi?</w:t>
       </w:r>
       <w:r>
         <w:rPr>
-          <w:sz w:val="20"/>
-          <w:szCs w:val="20"/>
+          <w:sz w:val="24"/>
+          <w:szCs w:val="24"/>
         </w:rPr>
         <w:br/>
         <w:t>A) Power switch</w:t>
@@ -11482,8 +15915,8 @@
       <w:r>
         <w:rPr>
           <w:rStyle w:val="Strong"/>
-          <w:sz w:val="20"/>
-          <w:szCs w:val="20"/>
+          <w:sz w:val="24"/>
+          <w:szCs w:val="24"/>
         </w:rPr>
         <w:t xml:space="preserve">Answer: </w:t>
       </w:r>
@@ -11497,15 +15930,15 @@
         <w:rPr>
           <w:b/>
           <w:bCs/>
-          <w:sz w:val="20"/>
-          <w:szCs w:val="20"/>
+          <w:sz w:val="24"/>
+          <w:szCs w:val="24"/>
         </w:rPr>
         <w:t>14. What is the purpose of the RX/TX pins?</w:t>
       </w:r>
       <w:r>
         <w:rPr>
-          <w:sz w:val="20"/>
-          <w:szCs w:val="20"/>
+          <w:sz w:val="24"/>
+          <w:szCs w:val="24"/>
         </w:rPr>
         <w:br/>
         <w:t>A) Power the LEDs</w:t>
@@ -11521,8 +15954,8 @@
       <w:r>
         <w:rPr>
           <w:rStyle w:val="Strong"/>
-          <w:sz w:val="20"/>
-          <w:szCs w:val="20"/>
+          <w:sz w:val="24"/>
+          <w:szCs w:val="24"/>
         </w:rPr>
         <w:t xml:space="preserve">Answer: </w:t>
       </w:r>
@@ -11536,15 +15969,15 @@
         <w:rPr>
           <w:b/>
           <w:bCs/>
-          <w:sz w:val="20"/>
-          <w:szCs w:val="20"/>
+          <w:sz w:val="24"/>
+          <w:szCs w:val="24"/>
         </w:rPr>
         <w:t>15. What kind of system is the Pedro Board a good example of?</w:t>
       </w:r>
       <w:r>
         <w:rPr>
-          <w:sz w:val="20"/>
-          <w:szCs w:val="20"/>
+          <w:sz w:val="24"/>
+          <w:szCs w:val="24"/>
         </w:rPr>
         <w:br/>
         <w:t>A) Mechanical system</w:t>
@@ -11560,8 +15993,8 @@
       <w:r>
         <w:rPr>
           <w:rStyle w:val="Strong"/>
-          <w:sz w:val="20"/>
-          <w:szCs w:val="20"/>
+          <w:sz w:val="24"/>
+          <w:szCs w:val="24"/>
         </w:rPr>
         <w:t>Answer:</w:t>
       </w:r>
@@ -11610,13 +16043,9 @@
       </w:r>
     </w:p>
     <w:sectPr>
-      <w:footerReference w:type="even" r:id="rId11"/>
-      <w:footerReference w:type="default" r:id="rId12"/>
-      <w:footerReference w:type="first" r:id="rId13"/>
-      <w:type w:val="nextPage"/>
+      <w:type w:val="continuous"/>
       <w:pgSz w:w="11906" w:h="16838"/>
       <w:pgMar w:left="954" w:right="1031" w:gutter="0" w:header="0" w:top="1134" w:footer="287" w:bottom="1019"/>
-      <w:pgNumType w:fmt="decimal"/>
       <w:formProt w:val="false"/>
       <w:textDirection w:val="lrTb"/>
       <w:docGrid w:type="default" w:linePitch="600" w:charSpace="32768"/>
@@ -11647,8 +16076,8 @@
       <w:jc w:val="center"/>
       <w:rPr/>
     </w:pPr>
-    <w:bookmarkStart w:id="14" w:name="PageNumWizard_FOOTER_Default_Page_Style1"/>
-    <w:bookmarkEnd w:id="14"/>
+    <w:bookmarkStart w:id="15" w:name="PageNumWizard_FOOTER_Default_Page_Style1"/>
+    <w:bookmarkEnd w:id="15"/>
     <w:r>
       <w:rPr>
         <w:sz w:val="20"/>
@@ -11675,7 +16104,7 @@
         <w:sz w:val="20"/>
         <w:szCs w:val="20"/>
       </w:rPr>
-      <w:t>11</w:t>
+      <w:t>17</w:t>
     </w:r>
     <w:r>
       <w:rPr>
@@ -11724,7 +16153,7 @@
         <w:sz w:val="20"/>
         <w:szCs w:val="20"/>
       </w:rPr>
-      <w:t>11</w:t>
+      <w:t>17</w:t>
     </w:r>
     <w:r>
       <w:rPr>
@@ -11769,8 +16198,8 @@
       <w:jc w:val="center"/>
       <w:rPr/>
     </w:pPr>
-    <w:bookmarkStart w:id="15" w:name="PageNumWizard_FOOTER_Default_Page_Style1"/>
-    <w:bookmarkEnd w:id="15"/>
+    <w:bookmarkStart w:id="16" w:name="PageNumWizard_FOOTER_Default_Page_Style1"/>
+    <w:bookmarkEnd w:id="16"/>
     <w:r>
       <w:rPr>
         <w:sz w:val="20"/>
@@ -11797,7 +16226,7 @@
         <w:sz w:val="20"/>
         <w:szCs w:val="20"/>
       </w:rPr>
-      <w:t>11</w:t>
+      <w:t>17</w:t>
     </w:r>
     <w:r>
       <w:rPr>
@@ -11846,7 +16275,7 @@
         <w:sz w:val="20"/>
         <w:szCs w:val="20"/>
       </w:rPr>
-      <w:t>11</w:t>
+      <w:t>17</w:t>
     </w:r>
     <w:r>
       <w:rPr>
@@ -11890,125 +16319,6 @@
       <w:start w:val="1"/>
       <w:numFmt w:val="none"/>
       <w:suff w:val="nothing"/>
-      <w:lvlText w:val=""/>
-      <w:lvlJc w:val="start"/>
-      <w:pPr>
-        <w:tabs>
-          <w:tab w:val="num" w:pos="0"/>
-        </w:tabs>
-        <w:ind w:start="0" w:hanging="0"/>
-      </w:pPr>
-    </w:lvl>
-    <w:lvl w:ilvl="1">
-      <w:start w:val="1"/>
-      <w:numFmt w:val="none"/>
-      <w:suff w:val="nothing"/>
-      <w:lvlText w:val=""/>
-      <w:lvlJc w:val="start"/>
-      <w:pPr>
-        <w:tabs>
-          <w:tab w:val="num" w:pos="0"/>
-        </w:tabs>
-        <w:ind w:start="0" w:hanging="0"/>
-      </w:pPr>
-    </w:lvl>
-    <w:lvl w:ilvl="2">
-      <w:start w:val="1"/>
-      <w:numFmt w:val="none"/>
-      <w:suff w:val="nothing"/>
-      <w:lvlText w:val=""/>
-      <w:lvlJc w:val="start"/>
-      <w:pPr>
-        <w:tabs>
-          <w:tab w:val="num" w:pos="0"/>
-        </w:tabs>
-        <w:ind w:start="0" w:hanging="0"/>
-      </w:pPr>
-    </w:lvl>
-    <w:lvl w:ilvl="3">
-      <w:start w:val="1"/>
-      <w:numFmt w:val="none"/>
-      <w:suff w:val="nothing"/>
-      <w:lvlText w:val=""/>
-      <w:lvlJc w:val="start"/>
-      <w:pPr>
-        <w:tabs>
-          <w:tab w:val="num" w:pos="0"/>
-        </w:tabs>
-        <w:ind w:start="0" w:hanging="0"/>
-      </w:pPr>
-    </w:lvl>
-    <w:lvl w:ilvl="4">
-      <w:start w:val="1"/>
-      <w:numFmt w:val="none"/>
-      <w:suff w:val="nothing"/>
-      <w:lvlText w:val=""/>
-      <w:lvlJc w:val="start"/>
-      <w:pPr>
-        <w:tabs>
-          <w:tab w:val="num" w:pos="0"/>
-        </w:tabs>
-        <w:ind w:start="0" w:hanging="0"/>
-      </w:pPr>
-    </w:lvl>
-    <w:lvl w:ilvl="5">
-      <w:start w:val="1"/>
-      <w:numFmt w:val="none"/>
-      <w:suff w:val="nothing"/>
-      <w:lvlText w:val=""/>
-      <w:lvlJc w:val="start"/>
-      <w:pPr>
-        <w:tabs>
-          <w:tab w:val="num" w:pos="0"/>
-        </w:tabs>
-        <w:ind w:start="0" w:hanging="0"/>
-      </w:pPr>
-    </w:lvl>
-    <w:lvl w:ilvl="6">
-      <w:start w:val="1"/>
-      <w:numFmt w:val="none"/>
-      <w:suff w:val="nothing"/>
-      <w:lvlText w:val=""/>
-      <w:lvlJc w:val="start"/>
-      <w:pPr>
-        <w:tabs>
-          <w:tab w:val="num" w:pos="0"/>
-        </w:tabs>
-        <w:ind w:start="0" w:hanging="0"/>
-      </w:pPr>
-    </w:lvl>
-    <w:lvl w:ilvl="7">
-      <w:start w:val="1"/>
-      <w:numFmt w:val="none"/>
-      <w:suff w:val="nothing"/>
-      <w:lvlText w:val=""/>
-      <w:lvlJc w:val="start"/>
-      <w:pPr>
-        <w:tabs>
-          <w:tab w:val="num" w:pos="0"/>
-        </w:tabs>
-        <w:ind w:start="0" w:hanging="0"/>
-      </w:pPr>
-    </w:lvl>
-    <w:lvl w:ilvl="8">
-      <w:start w:val="1"/>
-      <w:numFmt w:val="none"/>
-      <w:suff w:val="nothing"/>
-      <w:lvlText w:val=""/>
-      <w:lvlJc w:val="start"/>
-      <w:pPr>
-        <w:tabs>
-          <w:tab w:val="num" w:pos="0"/>
-        </w:tabs>
-        <w:ind w:start="0" w:hanging="0"/>
-      </w:pPr>
-    </w:lvl>
-  </w:abstractNum>
-  <w:abstractNum w:abstractNumId="2">
-    <w:lvl w:ilvl="0">
-      <w:start w:val="1"/>
-      <w:numFmt w:val="none"/>
-      <w:suff w:val="nothing"/>
       <w:lvlText w:val="%1"/>
       <w:lvlJc w:val="start"/>
       <w:pPr>
@@ -12132,7 +16442,7 @@
       <w:rPr/>
     </w:lvl>
   </w:abstractNum>
-  <w:abstractNum w:abstractNumId="3">
+  <w:abstractNum w:abstractNumId="2">
     <w:lvl w:ilvl="0">
       <w:start w:val="1"/>
       <w:numFmt w:val="decimal"/>
@@ -12148,8 +16458,8 @@
     </w:lvl>
     <w:lvl w:ilvl="1">
       <w:start w:val="1"/>
-      <w:numFmt w:val="bullet"/>
-      <w:lvlText w:val=""/>
+      <w:numFmt w:val="decimal"/>
+      <w:lvlText w:val="%2."/>
       <w:lvlJc w:val="start"/>
       <w:pPr>
         <w:tabs>
@@ -12157,23 +16467,144 @@
         </w:tabs>
         <w:ind w:start="1418" w:hanging="283"/>
       </w:pPr>
+      <w:rPr/>
+    </w:lvl>
+    <w:lvl w:ilvl="2">
+      <w:start w:val="1"/>
+      <w:numFmt w:val="decimal"/>
+      <w:lvlText w:val="%3."/>
+      <w:lvlJc w:val="start"/>
+      <w:pPr>
+        <w:tabs>
+          <w:tab w:val="num" w:pos="2127"/>
+        </w:tabs>
+        <w:ind w:start="2127" w:hanging="283"/>
+      </w:pPr>
+      <w:rPr/>
+    </w:lvl>
+    <w:lvl w:ilvl="3">
+      <w:start w:val="1"/>
+      <w:numFmt w:val="decimal"/>
+      <w:lvlText w:val="%4."/>
+      <w:lvlJc w:val="start"/>
+      <w:pPr>
+        <w:tabs>
+          <w:tab w:val="num" w:pos="2836"/>
+        </w:tabs>
+        <w:ind w:start="2836" w:hanging="283"/>
+      </w:pPr>
+      <w:rPr/>
+    </w:lvl>
+    <w:lvl w:ilvl="4">
+      <w:start w:val="1"/>
+      <w:numFmt w:val="decimal"/>
+      <w:lvlText w:val="%5."/>
+      <w:lvlJc w:val="start"/>
+      <w:pPr>
+        <w:tabs>
+          <w:tab w:val="num" w:pos="3545"/>
+        </w:tabs>
+        <w:ind w:start="3545" w:hanging="283"/>
+      </w:pPr>
+      <w:rPr/>
+    </w:lvl>
+    <w:lvl w:ilvl="5">
+      <w:start w:val="1"/>
+      <w:numFmt w:val="decimal"/>
+      <w:lvlText w:val="%6."/>
+      <w:lvlJc w:val="start"/>
+      <w:pPr>
+        <w:tabs>
+          <w:tab w:val="num" w:pos="4254"/>
+        </w:tabs>
+        <w:ind w:start="4254" w:hanging="283"/>
+      </w:pPr>
+      <w:rPr/>
+    </w:lvl>
+    <w:lvl w:ilvl="6">
+      <w:start w:val="1"/>
+      <w:numFmt w:val="decimal"/>
+      <w:lvlText w:val="%7."/>
+      <w:lvlJc w:val="start"/>
+      <w:pPr>
+        <w:tabs>
+          <w:tab w:val="num" w:pos="4963"/>
+        </w:tabs>
+        <w:ind w:start="4963" w:hanging="283"/>
+      </w:pPr>
+      <w:rPr/>
+    </w:lvl>
+    <w:lvl w:ilvl="7">
+      <w:start w:val="1"/>
+      <w:numFmt w:val="decimal"/>
+      <w:lvlText w:val="%8."/>
+      <w:lvlJc w:val="start"/>
+      <w:pPr>
+        <w:tabs>
+          <w:tab w:val="num" w:pos="5672"/>
+        </w:tabs>
+        <w:ind w:start="5672" w:hanging="283"/>
+      </w:pPr>
+      <w:rPr/>
+    </w:lvl>
+    <w:lvl w:ilvl="8">
+      <w:start w:val="1"/>
+      <w:numFmt w:val="decimal"/>
+      <w:lvlText w:val="%9."/>
+      <w:lvlJc w:val="start"/>
+      <w:pPr>
+        <w:tabs>
+          <w:tab w:val="num" w:pos="6381"/>
+        </w:tabs>
+        <w:ind w:start="6381" w:hanging="283"/>
+      </w:pPr>
+      <w:rPr/>
+    </w:lvl>
+  </w:abstractNum>
+  <w:abstractNum w:abstractNumId="3">
+    <w:lvl w:ilvl="0">
+      <w:start w:val="1"/>
+      <w:numFmt w:val="bullet"/>
+      <w:lvlText w:val=""/>
+      <w:lvlJc w:val="start"/>
+      <w:pPr>
+        <w:tabs>
+          <w:tab w:val="num" w:pos="720"/>
+        </w:tabs>
+        <w:ind w:start="720" w:hanging="360"/>
+      </w:pPr>
       <w:rPr>
         <w:rFonts w:ascii="Symbol" w:hAnsi="Symbol" w:cs="Symbol" w:hint="default"/>
+      </w:rPr>
+    </w:lvl>
+    <w:lvl w:ilvl="1">
+      <w:start w:val="1"/>
+      <w:numFmt w:val="bullet"/>
+      <w:lvlText w:val="◦"/>
+      <w:lvlJc w:val="start"/>
+      <w:pPr>
+        <w:tabs>
+          <w:tab w:val="num" w:pos="1080"/>
+        </w:tabs>
+        <w:ind w:start="1080" w:hanging="360"/>
+      </w:pPr>
+      <w:rPr>
+        <w:rFonts w:ascii="OpenSymbol" w:hAnsi="OpenSymbol" w:cs="OpenSymbol" w:hint="default"/>
       </w:rPr>
     </w:lvl>
     <w:lvl w:ilvl="2">
       <w:start w:val="1"/>
       <w:numFmt w:val="bullet"/>
-      <w:lvlText w:val=""/>
+      <w:lvlText w:val="▪"/>
       <w:lvlJc w:val="start"/>
       <w:pPr>
         <w:tabs>
-          <w:tab w:val="num" w:pos="2127"/>
+          <w:tab w:val="num" w:pos="1440"/>
         </w:tabs>
-        <w:ind w:start="2127" w:hanging="283"/>
+        <w:ind w:start="1440" w:hanging="360"/>
       </w:pPr>
       <w:rPr>
-        <w:rFonts w:ascii="Symbol" w:hAnsi="Symbol" w:cs="Symbol" w:hint="default"/>
+        <w:rFonts w:ascii="OpenSymbol" w:hAnsi="OpenSymbol" w:cs="OpenSymbol" w:hint="default"/>
       </w:rPr>
     </w:lvl>
     <w:lvl w:ilvl="3">
@@ -12183,9 +16614,9 @@
       <w:lvlJc w:val="start"/>
       <w:pPr>
         <w:tabs>
-          <w:tab w:val="num" w:pos="2836"/>
+          <w:tab w:val="num" w:pos="1800"/>
         </w:tabs>
-        <w:ind w:start="2836" w:hanging="283"/>
+        <w:ind w:start="1800" w:hanging="360"/>
       </w:pPr>
       <w:rPr>
         <w:rFonts w:ascii="Symbol" w:hAnsi="Symbol" w:cs="Symbol" w:hint="default"/>
@@ -12194,31 +16625,31 @@
     <w:lvl w:ilvl="4">
       <w:start w:val="1"/>
       <w:numFmt w:val="bullet"/>
-      <w:lvlText w:val=""/>
+      <w:lvlText w:val="◦"/>
       <w:lvlJc w:val="start"/>
       <w:pPr>
         <w:tabs>
-          <w:tab w:val="num" w:pos="3545"/>
+          <w:tab w:val="num" w:pos="2160"/>
         </w:tabs>
-        <w:ind w:start="3545" w:hanging="283"/>
+        <w:ind w:start="2160" w:hanging="360"/>
       </w:pPr>
       <w:rPr>
-        <w:rFonts w:ascii="Symbol" w:hAnsi="Symbol" w:cs="Symbol" w:hint="default"/>
+        <w:rFonts w:ascii="OpenSymbol" w:hAnsi="OpenSymbol" w:cs="OpenSymbol" w:hint="default"/>
       </w:rPr>
     </w:lvl>
     <w:lvl w:ilvl="5">
       <w:start w:val="1"/>
       <w:numFmt w:val="bullet"/>
-      <w:lvlText w:val=""/>
+      <w:lvlText w:val="▪"/>
       <w:lvlJc w:val="start"/>
       <w:pPr>
         <w:tabs>
-          <w:tab w:val="num" w:pos="4254"/>
+          <w:tab w:val="num" w:pos="2520"/>
         </w:tabs>
-        <w:ind w:start="4254" w:hanging="283"/>
+        <w:ind w:start="2520" w:hanging="360"/>
       </w:pPr>
       <w:rPr>
-        <w:rFonts w:ascii="Symbol" w:hAnsi="Symbol" w:cs="Symbol" w:hint="default"/>
+        <w:rFonts w:ascii="OpenSymbol" w:hAnsi="OpenSymbol" w:cs="OpenSymbol" w:hint="default"/>
       </w:rPr>
     </w:lvl>
     <w:lvl w:ilvl="6">
@@ -12228,9 +16659,9 @@
       <w:lvlJc w:val="start"/>
       <w:pPr>
         <w:tabs>
-          <w:tab w:val="num" w:pos="4963"/>
+          <w:tab w:val="num" w:pos="2880"/>
         </w:tabs>
-        <w:ind w:start="4963" w:hanging="283"/>
+        <w:ind w:start="2880" w:hanging="360"/>
       </w:pPr>
       <w:rPr>
         <w:rFonts w:ascii="Symbol" w:hAnsi="Symbol" w:cs="Symbol" w:hint="default"/>
@@ -12239,31 +16670,31 @@
     <w:lvl w:ilvl="7">
       <w:start w:val="1"/>
       <w:numFmt w:val="bullet"/>
-      <w:lvlText w:val=""/>
+      <w:lvlText w:val="◦"/>
       <w:lvlJc w:val="start"/>
       <w:pPr>
         <w:tabs>
-          <w:tab w:val="num" w:pos="5672"/>
+          <w:tab w:val="num" w:pos="3240"/>
         </w:tabs>
-        <w:ind w:start="5672" w:hanging="283"/>
+        <w:ind w:start="3240" w:hanging="360"/>
       </w:pPr>
       <w:rPr>
-        <w:rFonts w:ascii="Symbol" w:hAnsi="Symbol" w:cs="Symbol" w:hint="default"/>
+        <w:rFonts w:ascii="OpenSymbol" w:hAnsi="OpenSymbol" w:cs="OpenSymbol" w:hint="default"/>
       </w:rPr>
     </w:lvl>
     <w:lvl w:ilvl="8">
       <w:start w:val="1"/>
       <w:numFmt w:val="bullet"/>
-      <w:lvlText w:val=""/>
+      <w:lvlText w:val="▪"/>
       <w:lvlJc w:val="start"/>
       <w:pPr>
         <w:tabs>
-          <w:tab w:val="num" w:pos="6381"/>
+          <w:tab w:val="num" w:pos="3600"/>
         </w:tabs>
-        <w:ind w:start="6381" w:hanging="283"/>
+        <w:ind w:start="3600" w:hanging="360"/>
       </w:pPr>
       <w:rPr>
-        <w:rFonts w:ascii="Symbol" w:hAnsi="Symbol" w:cs="Symbol" w:hint="default"/>
+        <w:rFonts w:ascii="OpenSymbol" w:hAnsi="OpenSymbol" w:cs="OpenSymbol" w:hint="default"/>
       </w:rPr>
     </w:lvl>
   </w:abstractNum>
@@ -12275,9 +16706,9 @@
       <w:lvlJc w:val="start"/>
       <w:pPr>
         <w:tabs>
-          <w:tab w:val="num" w:pos="709"/>
+          <w:tab w:val="num" w:pos="786"/>
         </w:tabs>
-        <w:ind w:start="709" w:hanging="283"/>
+        <w:ind w:start="786" w:hanging="360"/>
       </w:pPr>
       <w:rPr>
         <w:rFonts w:ascii="Symbol" w:hAnsi="Symbol" w:cs="Symbol" w:hint="default"/>
@@ -12286,31 +16717,31 @@
     <w:lvl w:ilvl="1">
       <w:start w:val="1"/>
       <w:numFmt w:val="bullet"/>
-      <w:lvlText w:val=""/>
+      <w:lvlText w:val="◦"/>
       <w:lvlJc w:val="start"/>
       <w:pPr>
         <w:tabs>
-          <w:tab w:val="num" w:pos="1418"/>
+          <w:tab w:val="num" w:pos="1146"/>
         </w:tabs>
-        <w:ind w:start="1418" w:hanging="283"/>
+        <w:ind w:start="1146" w:hanging="360"/>
       </w:pPr>
       <w:rPr>
-        <w:rFonts w:ascii="Symbol" w:hAnsi="Symbol" w:cs="Symbol" w:hint="default"/>
+        <w:rFonts w:ascii="OpenSymbol" w:hAnsi="OpenSymbol" w:cs="OpenSymbol" w:hint="default"/>
       </w:rPr>
     </w:lvl>
     <w:lvl w:ilvl="2">
       <w:start w:val="1"/>
       <w:numFmt w:val="bullet"/>
-      <w:lvlText w:val=""/>
+      <w:lvlText w:val="▪"/>
       <w:lvlJc w:val="start"/>
       <w:pPr>
         <w:tabs>
-          <w:tab w:val="num" w:pos="2127"/>
+          <w:tab w:val="num" w:pos="1506"/>
         </w:tabs>
-        <w:ind w:start="2127" w:hanging="283"/>
+        <w:ind w:start="1506" w:hanging="360"/>
       </w:pPr>
       <w:rPr>
-        <w:rFonts w:ascii="Symbol" w:hAnsi="Symbol" w:cs="Symbol" w:hint="default"/>
+        <w:rFonts w:ascii="OpenSymbol" w:hAnsi="OpenSymbol" w:cs="OpenSymbol" w:hint="default"/>
       </w:rPr>
     </w:lvl>
     <w:lvl w:ilvl="3">
@@ -12320,9 +16751,9 @@
       <w:lvlJc w:val="start"/>
       <w:pPr>
         <w:tabs>
-          <w:tab w:val="num" w:pos="2836"/>
+          <w:tab w:val="num" w:pos="1866"/>
         </w:tabs>
-        <w:ind w:start="2836" w:hanging="283"/>
+        <w:ind w:start="1866" w:hanging="360"/>
       </w:pPr>
       <w:rPr>
         <w:rFonts w:ascii="Symbol" w:hAnsi="Symbol" w:cs="Symbol" w:hint="default"/>
@@ -12331,31 +16762,31 @@
     <w:lvl w:ilvl="4">
       <w:start w:val="1"/>
       <w:numFmt w:val="bullet"/>
-      <w:lvlText w:val=""/>
+      <w:lvlText w:val="◦"/>
       <w:lvlJc w:val="start"/>
       <w:pPr>
         <w:tabs>
-          <w:tab w:val="num" w:pos="3545"/>
+          <w:tab w:val="num" w:pos="2226"/>
         </w:tabs>
-        <w:ind w:start="3545" w:hanging="283"/>
+        <w:ind w:start="2226" w:hanging="360"/>
       </w:pPr>
       <w:rPr>
-        <w:rFonts w:ascii="Symbol" w:hAnsi="Symbol" w:cs="Symbol" w:hint="default"/>
+        <w:rFonts w:ascii="OpenSymbol" w:hAnsi="OpenSymbol" w:cs="OpenSymbol" w:hint="default"/>
       </w:rPr>
     </w:lvl>
     <w:lvl w:ilvl="5">
       <w:start w:val="1"/>
       <w:numFmt w:val="bullet"/>
-      <w:lvlText w:val=""/>
+      <w:lvlText w:val="▪"/>
       <w:lvlJc w:val="start"/>
       <w:pPr>
         <w:tabs>
-          <w:tab w:val="num" w:pos="4254"/>
+          <w:tab w:val="num" w:pos="2586"/>
         </w:tabs>
-        <w:ind w:start="4254" w:hanging="283"/>
+        <w:ind w:start="2586" w:hanging="360"/>
       </w:pPr>
       <w:rPr>
-        <w:rFonts w:ascii="Symbol" w:hAnsi="Symbol" w:cs="Symbol" w:hint="default"/>
+        <w:rFonts w:ascii="OpenSymbol" w:hAnsi="OpenSymbol" w:cs="OpenSymbol" w:hint="default"/>
       </w:rPr>
     </w:lvl>
     <w:lvl w:ilvl="6">
@@ -12365,9 +16796,9 @@
       <w:lvlJc w:val="start"/>
       <w:pPr>
         <w:tabs>
-          <w:tab w:val="num" w:pos="4963"/>
+          <w:tab w:val="num" w:pos="2946"/>
         </w:tabs>
-        <w:ind w:start="4963" w:hanging="283"/>
+        <w:ind w:start="2946" w:hanging="360"/>
       </w:pPr>
       <w:rPr>
         <w:rFonts w:ascii="Symbol" w:hAnsi="Symbol" w:cs="Symbol" w:hint="default"/>
@@ -12376,31 +16807,31 @@
     <w:lvl w:ilvl="7">
       <w:start w:val="1"/>
       <w:numFmt w:val="bullet"/>
-      <w:lvlText w:val=""/>
+      <w:lvlText w:val="◦"/>
       <w:lvlJc w:val="start"/>
       <w:pPr>
         <w:tabs>
-          <w:tab w:val="num" w:pos="5672"/>
+          <w:tab w:val="num" w:pos="3306"/>
         </w:tabs>
-        <w:ind w:start="5672" w:hanging="283"/>
+        <w:ind w:start="3306" w:hanging="360"/>
       </w:pPr>
       <w:rPr>
-        <w:rFonts w:ascii="Symbol" w:hAnsi="Symbol" w:cs="Symbol" w:hint="default"/>
+        <w:rFonts w:ascii="OpenSymbol" w:hAnsi="OpenSymbol" w:cs="OpenSymbol" w:hint="default"/>
       </w:rPr>
     </w:lvl>
     <w:lvl w:ilvl="8">
       <w:start w:val="1"/>
       <w:numFmt w:val="bullet"/>
-      <w:lvlText w:val=""/>
+      <w:lvlText w:val="▪"/>
       <w:lvlJc w:val="start"/>
       <w:pPr>
         <w:tabs>
-          <w:tab w:val="num" w:pos="6381"/>
+          <w:tab w:val="num" w:pos="3666"/>
         </w:tabs>
-        <w:ind w:start="6381" w:hanging="283"/>
+        <w:ind w:start="3666" w:hanging="360"/>
       </w:pPr>
       <w:rPr>
-        <w:rFonts w:ascii="Symbol" w:hAnsi="Symbol" w:cs="Symbol" w:hint="default"/>
+        <w:rFonts w:ascii="OpenSymbol" w:hAnsi="OpenSymbol" w:cs="OpenSymbol" w:hint="default"/>
       </w:rPr>
     </w:lvl>
   </w:abstractNum>
@@ -12537,6 +16968,11 @@
       </w:pPr>
       <w:rPr>
         <w:rFonts w:ascii="Symbol" w:hAnsi="Symbol" w:cs="Symbol" w:hint="default"/>
+        <w:sz w:val="24"/>
+        <w:kern w:val="2"/>
+        <w:szCs w:val="24"/>
+        <w:color w:val="auto"/>
+        <w:lang w:val="fr-FR" w:eastAsia="zh-CN" w:bidi="hi-IN"/>
       </w:rPr>
     </w:lvl>
     <w:lvl w:ilvl="1">
@@ -12668,9 +17104,9 @@
       <w:lvlJc w:val="start"/>
       <w:pPr>
         <w:tabs>
-          <w:tab w:val="num" w:pos="1429"/>
+          <w:tab w:val="num" w:pos="720"/>
         </w:tabs>
-        <w:ind w:start="1429" w:hanging="360"/>
+        <w:ind w:start="720" w:hanging="360"/>
       </w:pPr>
       <w:rPr>
         <w:rFonts w:ascii="Symbol" w:hAnsi="Symbol" w:cs="Symbol" w:hint="default"/>
@@ -12683,9 +17119,9 @@
       <w:lvlJc w:val="start"/>
       <w:pPr>
         <w:tabs>
-          <w:tab w:val="num" w:pos="1789"/>
+          <w:tab w:val="num" w:pos="1080"/>
         </w:tabs>
-        <w:ind w:start="1789" w:hanging="360"/>
+        <w:ind w:start="1080" w:hanging="360"/>
       </w:pPr>
       <w:rPr>
         <w:rFonts w:ascii="OpenSymbol" w:hAnsi="OpenSymbol" w:cs="OpenSymbol" w:hint="default"/>
@@ -12698,9 +17134,9 @@
       <w:lvlJc w:val="start"/>
       <w:pPr>
         <w:tabs>
-          <w:tab w:val="num" w:pos="2149"/>
+          <w:tab w:val="num" w:pos="1440"/>
         </w:tabs>
-        <w:ind w:start="2149" w:hanging="360"/>
+        <w:ind w:start="1440" w:hanging="360"/>
       </w:pPr>
       <w:rPr>
         <w:rFonts w:ascii="OpenSymbol" w:hAnsi="OpenSymbol" w:cs="OpenSymbol" w:hint="default"/>
@@ -12713,9 +17149,9 @@
       <w:lvlJc w:val="start"/>
       <w:pPr>
         <w:tabs>
-          <w:tab w:val="num" w:pos="2509"/>
+          <w:tab w:val="num" w:pos="1800"/>
         </w:tabs>
-        <w:ind w:start="2509" w:hanging="360"/>
+        <w:ind w:start="1800" w:hanging="360"/>
       </w:pPr>
       <w:rPr>
         <w:rFonts w:ascii="Symbol" w:hAnsi="Symbol" w:cs="Symbol" w:hint="default"/>
@@ -12728,9 +17164,9 @@
       <w:lvlJc w:val="start"/>
       <w:pPr>
         <w:tabs>
-          <w:tab w:val="num" w:pos="2869"/>
+          <w:tab w:val="num" w:pos="2160"/>
         </w:tabs>
-        <w:ind w:start="2869" w:hanging="360"/>
+        <w:ind w:start="2160" w:hanging="360"/>
       </w:pPr>
       <w:rPr>
         <w:rFonts w:ascii="OpenSymbol" w:hAnsi="OpenSymbol" w:cs="OpenSymbol" w:hint="default"/>
@@ -12743,9 +17179,9 @@
       <w:lvlJc w:val="start"/>
       <w:pPr>
         <w:tabs>
-          <w:tab w:val="num" w:pos="3229"/>
+          <w:tab w:val="num" w:pos="2520"/>
         </w:tabs>
-        <w:ind w:start="3229" w:hanging="360"/>
+        <w:ind w:start="2520" w:hanging="360"/>
       </w:pPr>
       <w:rPr>
         <w:rFonts w:ascii="OpenSymbol" w:hAnsi="OpenSymbol" w:cs="OpenSymbol" w:hint="default"/>
@@ -12758,9 +17194,9 @@
       <w:lvlJc w:val="start"/>
       <w:pPr>
         <w:tabs>
-          <w:tab w:val="num" w:pos="3589"/>
+          <w:tab w:val="num" w:pos="2880"/>
         </w:tabs>
-        <w:ind w:start="3589" w:hanging="360"/>
+        <w:ind w:start="2880" w:hanging="360"/>
       </w:pPr>
       <w:rPr>
         <w:rFonts w:ascii="Symbol" w:hAnsi="Symbol" w:cs="Symbol" w:hint="default"/>
@@ -12773,9 +17209,9 @@
       <w:lvlJc w:val="start"/>
       <w:pPr>
         <w:tabs>
-          <w:tab w:val="num" w:pos="3949"/>
+          <w:tab w:val="num" w:pos="3240"/>
         </w:tabs>
-        <w:ind w:start="3949" w:hanging="360"/>
+        <w:ind w:start="3240" w:hanging="360"/>
       </w:pPr>
       <w:rPr>
         <w:rFonts w:ascii="OpenSymbol" w:hAnsi="OpenSymbol" w:cs="OpenSymbol" w:hint="default"/>
@@ -12788,13 +17224,132 @@
       <w:lvlJc w:val="start"/>
       <w:pPr>
         <w:tabs>
-          <w:tab w:val="num" w:pos="4309"/>
+          <w:tab w:val="num" w:pos="3600"/>
         </w:tabs>
-        <w:ind w:start="4309" w:hanging="360"/>
+        <w:ind w:start="3600" w:hanging="360"/>
       </w:pPr>
       <w:rPr>
         <w:rFonts w:ascii="OpenSymbol" w:hAnsi="OpenSymbol" w:cs="OpenSymbol" w:hint="default"/>
       </w:rPr>
+    </w:lvl>
+  </w:abstractNum>
+  <w:abstractNum w:abstractNumId="8">
+    <w:lvl w:ilvl="0">
+      <w:start w:val="1"/>
+      <w:numFmt w:val="none"/>
+      <w:suff w:val="nothing"/>
+      <w:lvlText w:val=""/>
+      <w:lvlJc w:val="start"/>
+      <w:pPr>
+        <w:tabs>
+          <w:tab w:val="num" w:pos="0"/>
+        </w:tabs>
+        <w:ind w:start="0" w:hanging="0"/>
+      </w:pPr>
+    </w:lvl>
+    <w:lvl w:ilvl="1">
+      <w:start w:val="1"/>
+      <w:numFmt w:val="none"/>
+      <w:suff w:val="nothing"/>
+      <w:lvlText w:val=""/>
+      <w:lvlJc w:val="start"/>
+      <w:pPr>
+        <w:tabs>
+          <w:tab w:val="num" w:pos="0"/>
+        </w:tabs>
+        <w:ind w:start="0" w:hanging="0"/>
+      </w:pPr>
+    </w:lvl>
+    <w:lvl w:ilvl="2">
+      <w:start w:val="1"/>
+      <w:numFmt w:val="none"/>
+      <w:suff w:val="nothing"/>
+      <w:lvlText w:val=""/>
+      <w:lvlJc w:val="start"/>
+      <w:pPr>
+        <w:tabs>
+          <w:tab w:val="num" w:pos="0"/>
+        </w:tabs>
+        <w:ind w:start="0" w:hanging="0"/>
+      </w:pPr>
+    </w:lvl>
+    <w:lvl w:ilvl="3">
+      <w:start w:val="1"/>
+      <w:numFmt w:val="none"/>
+      <w:suff w:val="nothing"/>
+      <w:lvlText w:val=""/>
+      <w:lvlJc w:val="start"/>
+      <w:pPr>
+        <w:tabs>
+          <w:tab w:val="num" w:pos="0"/>
+        </w:tabs>
+        <w:ind w:start="0" w:hanging="0"/>
+      </w:pPr>
+    </w:lvl>
+    <w:lvl w:ilvl="4">
+      <w:start w:val="1"/>
+      <w:numFmt w:val="none"/>
+      <w:suff w:val="nothing"/>
+      <w:lvlText w:val=""/>
+      <w:lvlJc w:val="start"/>
+      <w:pPr>
+        <w:tabs>
+          <w:tab w:val="num" w:pos="0"/>
+        </w:tabs>
+        <w:ind w:start="0" w:hanging="0"/>
+      </w:pPr>
+    </w:lvl>
+    <w:lvl w:ilvl="5">
+      <w:start w:val="1"/>
+      <w:numFmt w:val="none"/>
+      <w:suff w:val="nothing"/>
+      <w:lvlText w:val=""/>
+      <w:lvlJc w:val="start"/>
+      <w:pPr>
+        <w:tabs>
+          <w:tab w:val="num" w:pos="0"/>
+        </w:tabs>
+        <w:ind w:start="0" w:hanging="0"/>
+      </w:pPr>
+    </w:lvl>
+    <w:lvl w:ilvl="6">
+      <w:start w:val="1"/>
+      <w:numFmt w:val="none"/>
+      <w:suff w:val="nothing"/>
+      <w:lvlText w:val=""/>
+      <w:lvlJc w:val="start"/>
+      <w:pPr>
+        <w:tabs>
+          <w:tab w:val="num" w:pos="0"/>
+        </w:tabs>
+        <w:ind w:start="0" w:hanging="0"/>
+      </w:pPr>
+    </w:lvl>
+    <w:lvl w:ilvl="7">
+      <w:start w:val="1"/>
+      <w:numFmt w:val="none"/>
+      <w:suff w:val="nothing"/>
+      <w:lvlText w:val=""/>
+      <w:lvlJc w:val="start"/>
+      <w:pPr>
+        <w:tabs>
+          <w:tab w:val="num" w:pos="0"/>
+        </w:tabs>
+        <w:ind w:start="0" w:hanging="0"/>
+      </w:pPr>
+    </w:lvl>
+    <w:lvl w:ilvl="8">
+      <w:start w:val="1"/>
+      <w:numFmt w:val="none"/>
+      <w:suff w:val="nothing"/>
+      <w:lvlText w:val=""/>
+      <w:lvlJc w:val="start"/>
+      <w:pPr>
+        <w:tabs>
+          <w:tab w:val="num" w:pos="0"/>
+        </w:tabs>
+        <w:ind w:start="0" w:hanging="0"/>
+      </w:pPr>
     </w:lvl>
   </w:abstractNum>
   <w:num w:numId="1">
@@ -12817,6 +17372,9 @@
   </w:num>
   <w:num w:numId="7">
     <w:abstractNumId w:val="7"/>
+  </w:num>
+  <w:num w:numId="8">
+    <w:abstractNumId w:val="8"/>
   </w:num>
 </w:numbering>
 </file>
@@ -12867,7 +17425,7 @@
     <w:pPr>
       <w:numPr>
         <w:ilvl w:val="0"/>
-        <w:numId w:val="2"/>
+        <w:numId w:val="1"/>
       </w:numPr>
       <w:spacing w:before="240" w:after="120"/>
       <w:outlineLvl w:val="0"/>
@@ -12929,7 +17487,7 @@
     <w:pPr>
       <w:numPr>
         <w:ilvl w:val="3"/>
-        <w:numId w:val="2"/>
+        <w:numId w:val="1"/>
       </w:numPr>
       <w:spacing w:before="120" w:after="120"/>
       <w:outlineLvl w:val="3"/>
@@ -12951,7 +17509,7 @@
     <w:pPr>
       <w:numPr>
         <w:ilvl w:val="4"/>
-        <w:numId w:val="2"/>
+        <w:numId w:val="1"/>
       </w:numPr>
       <w:spacing w:before="120" w:after="60"/>
       <w:outlineLvl w:val="4"/>
@@ -13002,6 +17560,20 @@
     <w:name w:val="Index Link"/>
     <w:qFormat/>
     <w:rPr/>
+  </w:style>
+  <w:style w:type="character" w:styleId="SourceText">
+    <w:name w:val="Source Text"/>
+    <w:qFormat/>
+    <w:rPr>
+      <w:rFonts w:ascii="Liberation Mono" w:hAnsi="Liberation Mono" w:eastAsia="Noto Sans Mono CJK SC" w:cs="Liberation Mono"/>
+    </w:rPr>
+  </w:style>
+  <w:style w:type="character" w:styleId="FollowedHyperlink">
+    <w:name w:val="FollowedHyperlink"/>
+    <w:rPr>
+      <w:color w:val="800000"/>
+      <w:u w:val="single"/>
+    </w:rPr>
   </w:style>
   <w:style w:type="paragraph" w:styleId="Heading">
     <w:name w:val="Heading"/>
@@ -13209,6 +17781,31 @@
     </w:pPr>
     <w:rPr/>
   </w:style>
+  <w:style w:type="paragraph" w:styleId="PreformattedText">
+    <w:name w:val="Preformatted Text"/>
+    <w:basedOn w:val="Normal"/>
+    <w:qFormat/>
+    <w:pPr>
+      <w:spacing w:before="0" w:after="0"/>
+    </w:pPr>
+    <w:rPr>
+      <w:rFonts w:ascii="Liberation Mono" w:hAnsi="Liberation Mono" w:eastAsia="Noto Sans Mono CJK SC" w:cs="Liberation Mono"/>
+      <w:sz w:val="20"/>
+      <w:szCs w:val="20"/>
+    </w:rPr>
+  </w:style>
+  <w:style w:type="paragraph" w:styleId="TOC1">
+    <w:name w:val="TOC 1"/>
+    <w:basedOn w:val="Index"/>
+    <w:pPr>
+      <w:tabs>
+        <w:tab w:val="clear" w:pos="720"/>
+        <w:tab w:val="right" w:pos="9921" w:leader="dot"/>
+      </w:tabs>
+      <w:ind w:hanging="0" w:start="0"/>
+    </w:pPr>
+    <w:rPr/>
+  </w:style>
 </w:styles>
 </file>
 

--- a/stem_lessons/Pedro_Lesson_2.docx
+++ b/stem_lessons/Pedro_Lesson_2.docx
@@ -459,7 +459,7 @@
           <w:tab w:val="left" w:pos="0" w:leader="none"/>
         </w:tabs>
         <w:suppressAutoHyphens w:val="true"/>
-        <w:overflowPunct w:val="false"/>
+        <w:overflowPunct w:val="true"/>
         <w:bidi w:val="0"/>
         <w:spacing w:before="0" w:after="26"/>
         <w:jc w:val="start"/>
@@ -517,7 +517,7 @@
           <w:tab w:val="left" w:pos="0" w:leader="none"/>
         </w:tabs>
         <w:suppressAutoHyphens w:val="true"/>
-        <w:overflowPunct w:val="false"/>
+        <w:overflowPunct w:val="true"/>
         <w:bidi w:val="0"/>
         <w:spacing w:before="0" w:after="26"/>
         <w:jc w:val="start"/>
@@ -575,7 +575,7 @@
           <w:tab w:val="left" w:pos="0" w:leader="none"/>
         </w:tabs>
         <w:suppressAutoHyphens w:val="true"/>
-        <w:overflowPunct w:val="false"/>
+        <w:overflowPunct w:val="true"/>
         <w:bidi w:val="0"/>
         <w:spacing w:before="0" w:after="26"/>
         <w:jc w:val="start"/>
@@ -633,7 +633,7 @@
           <w:tab w:val="left" w:pos="0" w:leader="none"/>
         </w:tabs>
         <w:suppressAutoHyphens w:val="true"/>
-        <w:overflowPunct w:val="false"/>
+        <w:overflowPunct w:val="true"/>
         <w:bidi w:val="0"/>
         <w:spacing w:before="0" w:after="26"/>
         <w:jc w:val="start"/>
@@ -671,7 +671,7 @@
           <w:tab w:val="left" w:pos="0" w:leader="none"/>
         </w:tabs>
         <w:suppressAutoHyphens w:val="true"/>
-        <w:overflowPunct w:val="false"/>
+        <w:overflowPunct w:val="true"/>
         <w:bidi w:val="0"/>
         <w:spacing w:before="0" w:after="26"/>
         <w:jc w:val="start"/>
@@ -701,7 +701,7 @@
           <w:tab w:val="left" w:pos="0" w:leader="none"/>
         </w:tabs>
         <w:suppressAutoHyphens w:val="true"/>
-        <w:overflowPunct w:val="false"/>
+        <w:overflowPunct w:val="true"/>
         <w:bidi w:val="0"/>
         <w:spacing w:before="0" w:after="26"/>
         <w:jc w:val="start"/>
@@ -743,7 +743,7 @@
           <w:tab w:val="left" w:pos="0" w:leader="none"/>
         </w:tabs>
         <w:suppressAutoHyphens w:val="true"/>
-        <w:overflowPunct w:val="false"/>
+        <w:overflowPunct w:val="true"/>
         <w:bidi w:val="0"/>
         <w:spacing w:before="0" w:after="26"/>
         <w:jc w:val="start"/>
@@ -777,7 +777,7 @@
           <w:tab w:val="left" w:pos="0" w:leader="none"/>
         </w:tabs>
         <w:suppressAutoHyphens w:val="true"/>
-        <w:overflowPunct w:val="false"/>
+        <w:overflowPunct w:val="true"/>
         <w:bidi w:val="0"/>
         <w:spacing w:before="0" w:after="26"/>
         <w:jc w:val="start"/>
@@ -811,7 +811,7 @@
           <w:tab w:val="left" w:pos="0" w:leader="none"/>
         </w:tabs>
         <w:suppressAutoHyphens w:val="true"/>
-        <w:overflowPunct w:val="false"/>
+        <w:overflowPunct w:val="true"/>
         <w:bidi w:val="0"/>
         <w:spacing w:before="0" w:after="26"/>
         <w:jc w:val="start"/>
@@ -845,7 +845,7 @@
           <w:tab w:val="left" w:pos="0" w:leader="none"/>
         </w:tabs>
         <w:suppressAutoHyphens w:val="true"/>
-        <w:overflowPunct w:val="false"/>
+        <w:overflowPunct w:val="true"/>
         <w:bidi w:val="0"/>
         <w:spacing w:before="0" w:after="26"/>
         <w:jc w:val="start"/>
@@ -879,7 +879,7 @@
           <w:tab w:val="left" w:pos="0" w:leader="none"/>
         </w:tabs>
         <w:suppressAutoHyphens w:val="true"/>
-        <w:overflowPunct w:val="false"/>
+        <w:overflowPunct w:val="true"/>
         <w:bidi w:val="0"/>
         <w:spacing w:before="0" w:after="26"/>
         <w:jc w:val="start"/>
@@ -913,7 +913,7 @@
           <w:tab w:val="left" w:pos="0" w:leader="none"/>
         </w:tabs>
         <w:suppressAutoHyphens w:val="true"/>
-        <w:overflowPunct w:val="false"/>
+        <w:overflowPunct w:val="true"/>
         <w:bidi w:val="0"/>
         <w:spacing w:before="0" w:after="26"/>
         <w:jc w:val="start"/>
@@ -1004,7 +1004,7 @@
           <w:tab w:val="left" w:pos="0" w:leader="none"/>
         </w:tabs>
         <w:suppressAutoHyphens w:val="true"/>
-        <w:overflowPunct w:val="false"/>
+        <w:overflowPunct w:val="true"/>
         <w:bidi w:val="0"/>
         <w:spacing w:before="0" w:after="26"/>
         <w:jc w:val="start"/>
@@ -1038,7 +1038,7 @@
           <w:tab w:val="left" w:pos="0" w:leader="none"/>
         </w:tabs>
         <w:suppressAutoHyphens w:val="true"/>
-        <w:overflowPunct w:val="false"/>
+        <w:overflowPunct w:val="true"/>
         <w:bidi w:val="0"/>
         <w:spacing w:before="0" w:after="26"/>
         <w:jc w:val="start"/>
@@ -1072,7 +1072,7 @@
           <w:tab w:val="left" w:pos="0" w:leader="none"/>
         </w:tabs>
         <w:suppressAutoHyphens w:val="true"/>
-        <w:overflowPunct w:val="false"/>
+        <w:overflowPunct w:val="true"/>
         <w:bidi w:val="0"/>
         <w:spacing w:before="0" w:after="26"/>
         <w:jc w:val="start"/>
@@ -1106,7 +1106,7 @@
           <w:tab w:val="left" w:pos="0" w:leader="none"/>
         </w:tabs>
         <w:suppressAutoHyphens w:val="true"/>
-        <w:overflowPunct w:val="false"/>
+        <w:overflowPunct w:val="true"/>
         <w:bidi w:val="0"/>
         <w:spacing w:before="0" w:after="26"/>
         <w:jc w:val="start"/>
@@ -1168,7 +1168,7 @@
         <w:pStyle w:val="BodyText"/>
         <w:widowControl/>
         <w:suppressAutoHyphens w:val="true"/>
-        <w:overflowPunct w:val="false"/>
+        <w:overflowPunct w:val="true"/>
         <w:bidi w:val="0"/>
         <w:jc w:val="start"/>
         <w:rPr/>
@@ -1199,7 +1199,7 @@
           <w:tab w:val="left" w:pos="0" w:leader="none"/>
         </w:tabs>
         <w:suppressAutoHyphens w:val="true"/>
-        <w:overflowPunct w:val="false"/>
+        <w:overflowPunct w:val="true"/>
         <w:bidi w:val="0"/>
         <w:spacing w:before="0" w:after="26"/>
         <w:jc w:val="start"/>
@@ -1233,7 +1233,7 @@
           <w:tab w:val="left" w:pos="0" w:leader="none"/>
         </w:tabs>
         <w:suppressAutoHyphens w:val="true"/>
-        <w:overflowPunct w:val="false"/>
+        <w:overflowPunct w:val="true"/>
         <w:bidi w:val="0"/>
         <w:spacing w:before="0" w:after="26"/>
         <w:jc w:val="start"/>
@@ -1267,7 +1267,7 @@
           <w:tab w:val="left" w:pos="0" w:leader="none"/>
         </w:tabs>
         <w:suppressAutoHyphens w:val="true"/>
-        <w:overflowPunct w:val="false"/>
+        <w:overflowPunct w:val="true"/>
         <w:bidi w:val="0"/>
         <w:spacing w:before="0" w:after="26"/>
         <w:jc w:val="start"/>
@@ -1301,7 +1301,7 @@
           <w:tab w:val="left" w:pos="0" w:leader="none"/>
         </w:tabs>
         <w:suppressAutoHyphens w:val="true"/>
-        <w:overflowPunct w:val="false"/>
+        <w:overflowPunct w:val="true"/>
         <w:bidi w:val="0"/>
         <w:spacing w:before="0" w:after="26"/>
         <w:jc w:val="start"/>
@@ -1917,15 +1917,7 @@
                 <w:i w:val="false"/>
                 <w:iCs w:val="false"/>
               </w:rPr>
-              <w:t>4.</w:t>
-            </w:r>
-            <w:r>
-              <w:rPr>
-                <w:rStyle w:val="IndexLink"/>
-                <w:i w:val="false"/>
-                <w:iCs w:val="false"/>
-              </w:rPr>
-              <w:t xml:space="preserve"> Button Controls LED</w:t>
+              <w:t>4. Button Controls LED</w:t>
             </w:r>
             <w:r>
               <w:rPr>
@@ -1979,15 +1971,7 @@
                 <w:i w:val="false"/>
                 <w:iCs w:val="false"/>
               </w:rPr>
-              <w:t>6</w:t>
-            </w:r>
-            <w:r>
-              <w:rPr>
-                <w:rStyle w:val="IndexLink"/>
-                <w:i w:val="false"/>
-                <w:iCs w:val="false"/>
-              </w:rPr>
-              <w:t xml:space="preserve">. </w:t>
+              <w:t xml:space="preserve">6. </w:t>
             </w:r>
             <w:r>
               <w:rPr>
@@ -2103,7 +2087,7 @@
           <w:tab w:val="left" w:pos="0" w:leader="none"/>
         </w:tabs>
         <w:suppressAutoHyphens w:val="true"/>
-        <w:overflowPunct w:val="false"/>
+        <w:overflowPunct w:val="true"/>
         <w:bidi w:val="0"/>
         <w:spacing w:before="0" w:after="26"/>
         <w:jc w:val="start"/>
@@ -2141,7 +2125,7 @@
           <w:tab w:val="left" w:pos="0" w:leader="none"/>
         </w:tabs>
         <w:suppressAutoHyphens w:val="true"/>
-        <w:overflowPunct w:val="false"/>
+        <w:overflowPunct w:val="true"/>
         <w:bidi w:val="0"/>
         <w:spacing w:before="0" w:after="26"/>
         <w:jc w:val="start"/>
@@ -2179,7 +2163,7 @@
           <w:tab w:val="left" w:pos="0" w:leader="none"/>
         </w:tabs>
         <w:suppressAutoHyphens w:val="true"/>
-        <w:overflowPunct w:val="false"/>
+        <w:overflowPunct w:val="true"/>
         <w:bidi w:val="0"/>
         <w:spacing w:before="0" w:after="26"/>
         <w:jc w:val="start"/>
@@ -2217,7 +2201,7 @@
           <w:tab w:val="left" w:pos="0" w:leader="none"/>
         </w:tabs>
         <w:suppressAutoHyphens w:val="true"/>
-        <w:overflowPunct w:val="false"/>
+        <w:overflowPunct w:val="true"/>
         <w:bidi w:val="0"/>
         <w:spacing w:before="0" w:after="26"/>
         <w:jc w:val="start"/>
@@ -2255,7 +2239,7 @@
           <w:tab w:val="left" w:pos="0" w:leader="none"/>
         </w:tabs>
         <w:suppressAutoHyphens w:val="true"/>
-        <w:overflowPunct w:val="false"/>
+        <w:overflowPunct w:val="true"/>
         <w:bidi w:val="0"/>
         <w:spacing w:before="0" w:after="26"/>
         <w:jc w:val="start"/>
@@ -2293,7 +2277,7 @@
           <w:tab w:val="left" w:pos="0" w:leader="none"/>
         </w:tabs>
         <w:suppressAutoHyphens w:val="true"/>
-        <w:overflowPunct w:val="false"/>
+        <w:overflowPunct w:val="true"/>
         <w:bidi w:val="0"/>
         <w:spacing w:before="0" w:after="26"/>
         <w:jc w:val="start"/>
@@ -2331,7 +2315,7 @@
           <w:tab w:val="left" w:pos="0" w:leader="none"/>
         </w:tabs>
         <w:suppressAutoHyphens w:val="true"/>
-        <w:overflowPunct w:val="false"/>
+        <w:overflowPunct w:val="true"/>
         <w:bidi w:val="0"/>
         <w:spacing w:before="0" w:after="26"/>
         <w:jc w:val="start"/>
@@ -2369,7 +2353,7 @@
           <w:tab w:val="left" w:pos="0" w:leader="none"/>
         </w:tabs>
         <w:suppressAutoHyphens w:val="true"/>
-        <w:overflowPunct w:val="false"/>
+        <w:overflowPunct w:val="true"/>
         <w:bidi w:val="0"/>
         <w:spacing w:before="0" w:after="26"/>
         <w:jc w:val="start"/>
@@ -2407,7 +2391,7 @@
           <w:tab w:val="left" w:pos="0" w:leader="none"/>
         </w:tabs>
         <w:suppressAutoHyphens w:val="true"/>
-        <w:overflowPunct w:val="false"/>
+        <w:overflowPunct w:val="true"/>
         <w:bidi w:val="0"/>
         <w:spacing w:before="0" w:after="26"/>
         <w:jc w:val="start"/>
@@ -2445,7 +2429,7 @@
           <w:tab w:val="left" w:pos="0" w:leader="none"/>
         </w:tabs>
         <w:suppressAutoHyphens w:val="true"/>
-        <w:overflowPunct w:val="false"/>
+        <w:overflowPunct w:val="true"/>
         <w:bidi w:val="0"/>
         <w:spacing w:before="0" w:after="26"/>
         <w:jc w:val="start"/>
@@ -2483,7 +2467,7 @@
           <w:tab w:val="left" w:pos="0" w:leader="none"/>
         </w:tabs>
         <w:suppressAutoHyphens w:val="true"/>
-        <w:overflowPunct w:val="false"/>
+        <w:overflowPunct w:val="true"/>
         <w:bidi w:val="0"/>
         <w:spacing w:before="0" w:after="26"/>
         <w:jc w:val="start"/>
@@ -2521,7 +2505,7 @@
           <w:tab w:val="left" w:pos="0" w:leader="none"/>
         </w:tabs>
         <w:suppressAutoHyphens w:val="true"/>
-        <w:overflowPunct w:val="false"/>
+        <w:overflowPunct w:val="true"/>
         <w:bidi w:val="0"/>
         <w:spacing w:before="0" w:after="26"/>
         <w:jc w:val="start"/>
@@ -2559,7 +2543,7 @@
           <w:tab w:val="left" w:pos="0" w:leader="none"/>
         </w:tabs>
         <w:suppressAutoHyphens w:val="true"/>
-        <w:overflowPunct w:val="false"/>
+        <w:overflowPunct w:val="true"/>
         <w:bidi w:val="0"/>
         <w:spacing w:before="0" w:after="26"/>
         <w:jc w:val="start"/>
@@ -2597,7 +2581,7 @@
           <w:tab w:val="left" w:pos="0" w:leader="none"/>
         </w:tabs>
         <w:suppressAutoHyphens w:val="true"/>
-        <w:overflowPunct w:val="false"/>
+        <w:overflowPunct w:val="true"/>
         <w:bidi w:val="0"/>
         <w:spacing w:before="0" w:after="26"/>
         <w:jc w:val="start"/>
@@ -2635,7 +2619,7 @@
           <w:tab w:val="left" w:pos="0" w:leader="none"/>
         </w:tabs>
         <w:suppressAutoHyphens w:val="true"/>
-        <w:overflowPunct w:val="false"/>
+        <w:overflowPunct w:val="true"/>
         <w:bidi w:val="0"/>
         <w:spacing w:before="0" w:after="26"/>
         <w:jc w:val="start"/>
@@ -2673,7 +2657,7 @@
           <w:tab w:val="left" w:pos="0" w:leader="none"/>
         </w:tabs>
         <w:suppressAutoHyphens w:val="true"/>
-        <w:overflowPunct w:val="false"/>
+        <w:overflowPunct w:val="true"/>
         <w:bidi w:val="0"/>
         <w:spacing w:before="0" w:after="26"/>
         <w:jc w:val="start"/>
@@ -2711,7 +2695,7 @@
           <w:tab w:val="left" w:pos="0" w:leader="none"/>
         </w:tabs>
         <w:suppressAutoHyphens w:val="true"/>
-        <w:overflowPunct w:val="false"/>
+        <w:overflowPunct w:val="true"/>
         <w:bidi w:val="0"/>
         <w:spacing w:before="0" w:after="26"/>
         <w:jc w:val="start"/>
@@ -2749,7 +2733,7 @@
           <w:tab w:val="left" w:pos="0" w:leader="none"/>
         </w:tabs>
         <w:suppressAutoHyphens w:val="true"/>
-        <w:overflowPunct w:val="false"/>
+        <w:overflowPunct w:val="true"/>
         <w:bidi w:val="0"/>
         <w:spacing w:before="0" w:after="26"/>
         <w:jc w:val="start"/>
@@ -2787,7 +2771,7 @@
           <w:tab w:val="left" w:pos="0" w:leader="none"/>
         </w:tabs>
         <w:suppressAutoHyphens w:val="true"/>
-        <w:overflowPunct w:val="false"/>
+        <w:overflowPunct w:val="true"/>
         <w:bidi w:val="0"/>
         <w:spacing w:before="0" w:after="26"/>
         <w:jc w:val="start"/>
@@ -2825,7 +2809,7 @@
           <w:tab w:val="left" w:pos="0" w:leader="none"/>
         </w:tabs>
         <w:suppressAutoHyphens w:val="true"/>
-        <w:overflowPunct w:val="false"/>
+        <w:overflowPunct w:val="true"/>
         <w:bidi w:val="0"/>
         <w:spacing w:before="0" w:after="26"/>
         <w:jc w:val="start"/>
@@ -2863,7 +2847,7 @@
           <w:tab w:val="left" w:pos="0" w:leader="none"/>
         </w:tabs>
         <w:suppressAutoHyphens w:val="true"/>
-        <w:overflowPunct w:val="false"/>
+        <w:overflowPunct w:val="true"/>
         <w:bidi w:val="0"/>
         <w:spacing w:before="0" w:after="26"/>
         <w:jc w:val="start"/>
@@ -2901,7 +2885,7 @@
           <w:tab w:val="left" w:pos="0" w:leader="none"/>
         </w:tabs>
         <w:suppressAutoHyphens w:val="true"/>
-        <w:overflowPunct w:val="false"/>
+        <w:overflowPunct w:val="true"/>
         <w:bidi w:val="0"/>
         <w:spacing w:before="0" w:after="26"/>
         <w:jc w:val="start"/>
@@ -2939,7 +2923,7 @@
           <w:tab w:val="left" w:pos="0" w:leader="none"/>
         </w:tabs>
         <w:suppressAutoHyphens w:val="true"/>
-        <w:overflowPunct w:val="false"/>
+        <w:overflowPunct w:val="true"/>
         <w:bidi w:val="0"/>
         <w:spacing w:before="0" w:after="26"/>
         <w:jc w:val="start"/>
@@ -2999,7 +2983,7 @@
           <w:tab w:val="left" w:pos="0" w:leader="none"/>
         </w:tabs>
         <w:suppressAutoHyphens w:val="true"/>
-        <w:overflowPunct w:val="false"/>
+        <w:overflowPunct w:val="true"/>
         <w:bidi w:val="0"/>
         <w:spacing w:before="0" w:after="26"/>
         <w:ind w:hanging="0" w:start="0" w:end="0"/>
@@ -3032,7 +3016,7 @@
           <w:tab w:val="left" w:pos="0" w:leader="none"/>
         </w:tabs>
         <w:suppressAutoHyphens w:val="true"/>
-        <w:overflowPunct w:val="false"/>
+        <w:overflowPunct w:val="true"/>
         <w:bidi w:val="0"/>
         <w:spacing w:before="0" w:after="26"/>
         <w:jc w:val="start"/>
@@ -3118,7 +3102,7 @@
           <w:tab w:val="left" w:pos="0" w:leader="none"/>
         </w:tabs>
         <w:suppressAutoHyphens w:val="true"/>
-        <w:overflowPunct w:val="false"/>
+        <w:overflowPunct w:val="true"/>
         <w:bidi w:val="0"/>
         <w:spacing w:before="0" w:after="26"/>
         <w:jc w:val="start"/>
@@ -3156,7 +3140,7 @@
           <w:tab w:val="left" w:pos="0" w:leader="none"/>
         </w:tabs>
         <w:suppressAutoHyphens w:val="true"/>
-        <w:overflowPunct w:val="false"/>
+        <w:overflowPunct w:val="true"/>
         <w:bidi w:val="0"/>
         <w:spacing w:before="0" w:after="26"/>
         <w:jc w:val="start"/>
@@ -3247,7 +3231,7 @@
           <w:tab w:val="left" w:pos="0" w:leader="none"/>
         </w:tabs>
         <w:suppressAutoHyphens w:val="true"/>
-        <w:overflowPunct w:val="false"/>
+        <w:overflowPunct w:val="true"/>
         <w:bidi w:val="0"/>
         <w:spacing w:before="0" w:after="26"/>
         <w:jc w:val="start"/>
@@ -3290,7 +3274,7 @@
           <w:tab w:val="left" w:pos="0" w:leader="none"/>
         </w:tabs>
         <w:suppressAutoHyphens w:val="true"/>
-        <w:overflowPunct w:val="false"/>
+        <w:overflowPunct w:val="true"/>
         <w:bidi w:val="0"/>
         <w:spacing w:before="0" w:after="26"/>
         <w:jc w:val="start"/>
@@ -3324,7 +3308,7 @@
           <w:tab w:val="left" w:pos="0" w:leader="none"/>
         </w:tabs>
         <w:suppressAutoHyphens w:val="true"/>
-        <w:overflowPunct w:val="false"/>
+        <w:overflowPunct w:val="true"/>
         <w:bidi w:val="0"/>
         <w:spacing w:before="0" w:after="26"/>
         <w:jc w:val="start"/>
@@ -3358,7 +3342,7 @@
           <w:tab w:val="left" w:pos="0" w:leader="none"/>
         </w:tabs>
         <w:suppressAutoHyphens w:val="true"/>
-        <w:overflowPunct w:val="false"/>
+        <w:overflowPunct w:val="true"/>
         <w:bidi w:val="0"/>
         <w:spacing w:before="0" w:after="26"/>
         <w:jc w:val="start"/>
@@ -3392,7 +3376,7 @@
           <w:tab w:val="left" w:pos="0" w:leader="none"/>
         </w:tabs>
         <w:suppressAutoHyphens w:val="true"/>
-        <w:overflowPunct w:val="false"/>
+        <w:overflowPunct w:val="true"/>
         <w:bidi w:val="0"/>
         <w:spacing w:before="0" w:after="26"/>
         <w:jc w:val="start"/>
@@ -3426,7 +3410,7 @@
           <w:tab w:val="left" w:pos="0" w:leader="none"/>
         </w:tabs>
         <w:suppressAutoHyphens w:val="true"/>
-        <w:overflowPunct w:val="false"/>
+        <w:overflowPunct w:val="true"/>
         <w:bidi w:val="0"/>
         <w:spacing w:before="0" w:after="26"/>
         <w:jc w:val="start"/>
@@ -3460,7 +3444,7 @@
           <w:tab w:val="left" w:pos="0" w:leader="none"/>
         </w:tabs>
         <w:suppressAutoHyphens w:val="true"/>
-        <w:overflowPunct w:val="false"/>
+        <w:overflowPunct w:val="true"/>
         <w:bidi w:val="0"/>
         <w:spacing w:before="0" w:after="26"/>
         <w:jc w:val="start"/>
@@ -3494,7 +3478,7 @@
           <w:tab w:val="left" w:pos="0" w:leader="none"/>
         </w:tabs>
         <w:suppressAutoHyphens w:val="true"/>
-        <w:overflowPunct w:val="false"/>
+        <w:overflowPunct w:val="true"/>
         <w:bidi w:val="0"/>
         <w:spacing w:before="0" w:after="26"/>
         <w:jc w:val="start"/>
@@ -3528,7 +3512,7 @@
           <w:tab w:val="left" w:pos="0" w:leader="none"/>
         </w:tabs>
         <w:suppressAutoHyphens w:val="true"/>
-        <w:overflowPunct w:val="false"/>
+        <w:overflowPunct w:val="true"/>
         <w:bidi w:val="0"/>
         <w:spacing w:before="0" w:after="26"/>
         <w:jc w:val="start"/>
@@ -3562,7 +3546,7 @@
           <w:tab w:val="left" w:pos="0" w:leader="none"/>
         </w:tabs>
         <w:suppressAutoHyphens w:val="true"/>
-        <w:overflowPunct w:val="false"/>
+        <w:overflowPunct w:val="true"/>
         <w:bidi w:val="0"/>
         <w:spacing w:before="0" w:after="26"/>
         <w:jc w:val="start"/>
@@ -3596,7 +3580,7 @@
           <w:tab w:val="left" w:pos="0" w:leader="none"/>
         </w:tabs>
         <w:suppressAutoHyphens w:val="true"/>
-        <w:overflowPunct w:val="false"/>
+        <w:overflowPunct w:val="true"/>
         <w:bidi w:val="0"/>
         <w:spacing w:before="0" w:after="26"/>
         <w:jc w:val="start"/>
@@ -3630,7 +3614,7 @@
           <w:tab w:val="left" w:pos="0" w:leader="none"/>
         </w:tabs>
         <w:suppressAutoHyphens w:val="true"/>
-        <w:overflowPunct w:val="false"/>
+        <w:overflowPunct w:val="true"/>
         <w:bidi w:val="0"/>
         <w:spacing w:before="0" w:after="26"/>
         <w:jc w:val="start"/>
@@ -3670,7 +3654,7 @@
           <w:tab w:val="left" w:pos="0" w:leader="none"/>
         </w:tabs>
         <w:suppressAutoHyphens w:val="true"/>
-        <w:overflowPunct w:val="false"/>
+        <w:overflowPunct w:val="true"/>
         <w:bidi w:val="0"/>
         <w:spacing w:before="0" w:after="26"/>
         <w:jc w:val="start"/>
@@ -3731,7 +3715,7 @@
           <w:tab w:val="left" w:pos="0" w:leader="none"/>
         </w:tabs>
         <w:suppressAutoHyphens w:val="true"/>
-        <w:overflowPunct w:val="false"/>
+        <w:overflowPunct w:val="true"/>
         <w:bidi w:val="0"/>
         <w:spacing w:before="0" w:after="26"/>
         <w:jc w:val="start"/>
@@ -3807,7 +3791,7 @@
         <w:pStyle w:val="BodyText"/>
         <w:widowControl/>
         <w:suppressAutoHyphens w:val="true"/>
-        <w:overflowPunct w:val="false"/>
+        <w:overflowPunct w:val="true"/>
         <w:bidi w:val="0"/>
         <w:jc w:val="start"/>
         <w:rPr/>
@@ -3827,7 +3811,7 @@
         <w:pStyle w:val="BodyText"/>
         <w:widowControl/>
         <w:suppressAutoHyphens w:val="true"/>
-        <w:overflowPunct w:val="false"/>
+        <w:overflowPunct w:val="true"/>
         <w:bidi w:val="0"/>
         <w:jc w:val="start"/>
         <w:rPr>
@@ -3843,7 +3827,7 @@
         <w:pStyle w:val="BodyText"/>
         <w:widowControl/>
         <w:suppressAutoHyphens w:val="true"/>
-        <w:overflowPunct w:val="false"/>
+        <w:overflowPunct w:val="true"/>
         <w:bidi w:val="0"/>
         <w:jc w:val="start"/>
         <w:rPr>
@@ -3859,7 +3843,7 @@
         <w:pStyle w:val="BodyText"/>
         <w:widowControl/>
         <w:suppressAutoHyphens w:val="true"/>
-        <w:overflowPunct w:val="false"/>
+        <w:overflowPunct w:val="true"/>
         <w:bidi w:val="0"/>
         <w:jc w:val="start"/>
         <w:rPr>
@@ -3875,7 +3859,7 @@
         <w:pStyle w:val="BodyText"/>
         <w:widowControl/>
         <w:suppressAutoHyphens w:val="true"/>
-        <w:overflowPunct w:val="false"/>
+        <w:overflowPunct w:val="true"/>
         <w:bidi w:val="0"/>
         <w:jc w:val="start"/>
         <w:rPr>
@@ -3891,7 +3875,7 @@
         <w:pStyle w:val="BodyText"/>
         <w:widowControl/>
         <w:suppressAutoHyphens w:val="true"/>
-        <w:overflowPunct w:val="false"/>
+        <w:overflowPunct w:val="true"/>
         <w:bidi w:val="0"/>
         <w:jc w:val="start"/>
         <w:rPr>
@@ -3907,7 +3891,7 @@
         <w:pStyle w:val="BodyText"/>
         <w:widowControl/>
         <w:suppressAutoHyphens w:val="true"/>
-        <w:overflowPunct w:val="false"/>
+        <w:overflowPunct w:val="true"/>
         <w:bidi w:val="0"/>
         <w:jc w:val="start"/>
         <w:rPr>
@@ -3923,7 +3907,7 @@
         <w:pStyle w:val="BodyText"/>
         <w:widowControl/>
         <w:suppressAutoHyphens w:val="true"/>
-        <w:overflowPunct w:val="false"/>
+        <w:overflowPunct w:val="true"/>
         <w:bidi w:val="0"/>
         <w:jc w:val="start"/>
         <w:rPr/>
@@ -3944,7 +3928,7 @@
         <w:pStyle w:val="BodyText"/>
         <w:widowControl/>
         <w:suppressAutoHyphens w:val="true"/>
-        <w:overflowPunct w:val="false"/>
+        <w:overflowPunct w:val="true"/>
         <w:bidi w:val="0"/>
         <w:jc w:val="start"/>
         <w:rPr/>
@@ -3978,7 +3962,7 @@
         <w:pStyle w:val="BodyText"/>
         <w:widowControl/>
         <w:suppressAutoHyphens w:val="true"/>
-        <w:overflowPunct w:val="false"/>
+        <w:overflowPunct w:val="true"/>
         <w:bidi w:val="0"/>
         <w:jc w:val="start"/>
         <w:rPr/>
@@ -4003,7 +3987,7 @@
         <w:pStyle w:val="BodyText"/>
         <w:widowControl/>
         <w:suppressAutoHyphens w:val="true"/>
-        <w:overflowPunct w:val="false"/>
+        <w:overflowPunct w:val="true"/>
         <w:bidi w:val="0"/>
         <w:jc w:val="start"/>
         <w:rPr>
@@ -4044,7 +4028,7 @@
           <w:tab w:val="left" w:pos="0" w:leader="none"/>
         </w:tabs>
         <w:suppressAutoHyphens w:val="true"/>
-        <w:overflowPunct w:val="false"/>
+        <w:overflowPunct w:val="true"/>
         <w:bidi w:val="0"/>
         <w:spacing w:before="0" w:after="26"/>
         <w:jc w:val="start"/>
@@ -4106,7 +4090,7 @@
           <w:tab w:val="left" w:pos="0" w:leader="none"/>
         </w:tabs>
         <w:suppressAutoHyphens w:val="true"/>
-        <w:overflowPunct w:val="false"/>
+        <w:overflowPunct w:val="true"/>
         <w:bidi w:val="0"/>
         <w:spacing w:before="0" w:after="26"/>
         <w:jc w:val="start"/>
@@ -4140,7 +4124,7 @@
           <w:tab w:val="left" w:pos="0" w:leader="none"/>
         </w:tabs>
         <w:suppressAutoHyphens w:val="true"/>
-        <w:overflowPunct w:val="false"/>
+        <w:overflowPunct w:val="true"/>
         <w:bidi w:val="0"/>
         <w:spacing w:before="0" w:after="26"/>
         <w:jc w:val="start"/>
@@ -4187,7 +4171,7 @@
           <w:tab w:val="left" w:pos="0" w:leader="none"/>
         </w:tabs>
         <w:suppressAutoHyphens w:val="true"/>
-        <w:overflowPunct w:val="false"/>
+        <w:overflowPunct w:val="true"/>
         <w:bidi w:val="0"/>
         <w:spacing w:before="0" w:after="26"/>
         <w:jc w:val="start"/>
@@ -4221,7 +4205,7 @@
           <w:tab w:val="left" w:pos="0" w:leader="none"/>
         </w:tabs>
         <w:suppressAutoHyphens w:val="true"/>
-        <w:overflowPunct w:val="false"/>
+        <w:overflowPunct w:val="true"/>
         <w:bidi w:val="0"/>
         <w:spacing w:before="0" w:after="26"/>
         <w:jc w:val="start"/>
@@ -4255,7 +4239,7 @@
           <w:tab w:val="left" w:pos="0" w:leader="none"/>
         </w:tabs>
         <w:suppressAutoHyphens w:val="true"/>
-        <w:overflowPunct w:val="false"/>
+        <w:overflowPunct w:val="true"/>
         <w:bidi w:val="0"/>
         <w:spacing w:before="0" w:after="26"/>
         <w:jc w:val="start"/>
@@ -4289,7 +4273,7 @@
           <w:tab w:val="left" w:pos="0" w:leader="none"/>
         </w:tabs>
         <w:suppressAutoHyphens w:val="true"/>
-        <w:overflowPunct w:val="false"/>
+        <w:overflowPunct w:val="true"/>
         <w:bidi w:val="0"/>
         <w:spacing w:before="0" w:after="26"/>
         <w:jc w:val="start"/>
@@ -4323,7 +4307,7 @@
           <w:tab w:val="left" w:pos="0" w:leader="none"/>
         </w:tabs>
         <w:suppressAutoHyphens w:val="true"/>
-        <w:overflowPunct w:val="false"/>
+        <w:overflowPunct w:val="true"/>
         <w:bidi w:val="0"/>
         <w:spacing w:before="0" w:after="26"/>
         <w:jc w:val="start"/>
@@ -4353,7 +4337,7 @@
           <w:tab w:val="left" w:pos="0" w:leader="none"/>
         </w:tabs>
         <w:suppressAutoHyphens w:val="true"/>
-        <w:overflowPunct w:val="false"/>
+        <w:overflowPunct w:val="true"/>
         <w:bidi w:val="0"/>
         <w:spacing w:before="0" w:after="26"/>
         <w:jc w:val="start"/>
@@ -4676,9 +4660,9 @@
       </w:tblPr>
       <w:tblGrid>
         <w:gridCol w:w="1925"/>
-        <w:gridCol w:w="1688"/>
-        <w:gridCol w:w="3136"/>
-        <w:gridCol w:w="3225"/>
+        <w:gridCol w:w="1687"/>
+        <w:gridCol w:w="3138"/>
+        <w:gridCol w:w="3224"/>
       </w:tblGrid>
       <w:tr>
         <w:trPr>
@@ -4753,7 +4737,7 @@
                                 <w:p>
                                   <w:pPr>
                                     <w:pStyle w:val="FrameContents"/>
-                                    <w:overflowPunct w:val="true"/>
+                                    <w:overflowPunct w:val="false"/>
                                     <w:jc w:val="center"/>
                                     <w:rPr>
                                       <w:sz w:val="20"/>
@@ -4790,7 +4774,7 @@
                           <w:p>
                             <w:pPr>
                               <w:pStyle w:val="FrameContents"/>
-                              <w:overflowPunct w:val="true"/>
+                              <w:overflowPunct w:val="false"/>
                               <w:jc w:val="center"/>
                               <w:rPr>
                                 <w:sz w:val="20"/>
@@ -4832,7 +4816,7 @@
         </w:tc>
         <w:tc>
           <w:tcPr>
-            <w:tcW w:w="1688" w:type="dxa"/>
+            <w:tcW w:w="1687" w:type="dxa"/>
             <w:tcBorders>
               <w:top w:val="single" w:sz="4" w:space="0" w:color="000000"/>
               <w:start w:val="single" w:sz="4" w:space="0" w:color="000000"/>
@@ -4899,7 +4883,7 @@
                                 <w:p>
                                   <w:pPr>
                                     <w:pStyle w:val="FrameContents"/>
-                                    <w:overflowPunct w:val="true"/>
+                                    <w:overflowPunct w:val="false"/>
                                     <w:jc w:val="center"/>
                                     <w:rPr>
                                       <w:sz w:val="20"/>
@@ -4936,7 +4920,7 @@
                           <w:p>
                             <w:pPr>
                               <w:pStyle w:val="FrameContents"/>
-                              <w:overflowPunct w:val="true"/>
+                              <w:overflowPunct w:val="false"/>
                               <w:jc w:val="center"/>
                               <w:rPr>
                                 <w:sz w:val="20"/>
@@ -4978,7 +4962,7 @@
         </w:tc>
         <w:tc>
           <w:tcPr>
-            <w:tcW w:w="3136" w:type="dxa"/>
+            <w:tcW w:w="3138" w:type="dxa"/>
             <w:tcBorders>
               <w:top w:val="single" w:sz="4" w:space="0" w:color="000000"/>
               <w:start w:val="single" w:sz="4" w:space="0" w:color="000000"/>
@@ -5045,7 +5029,7 @@
                                 <w:p>
                                   <w:pPr>
                                     <w:pStyle w:val="FrameContents"/>
-                                    <w:overflowPunct w:val="true"/>
+                                    <w:overflowPunct w:val="false"/>
                                     <w:jc w:val="center"/>
                                     <w:rPr>
                                       <w:sz w:val="20"/>
@@ -5082,7 +5066,7 @@
                           <w:p>
                             <w:pPr>
                               <w:pStyle w:val="FrameContents"/>
-                              <w:overflowPunct w:val="true"/>
+                              <w:overflowPunct w:val="false"/>
                               <w:jc w:val="center"/>
                               <w:rPr>
                                 <w:sz w:val="20"/>
@@ -5134,7 +5118,7 @@
         </w:tc>
         <w:tc>
           <w:tcPr>
-            <w:tcW w:w="3225" w:type="dxa"/>
+            <w:tcW w:w="3224" w:type="dxa"/>
             <w:tcBorders>
               <w:top w:val="single" w:sz="4" w:space="0" w:color="000000"/>
               <w:start w:val="single" w:sz="4" w:space="0" w:color="000000"/>
@@ -5202,7 +5186,7 @@
                                 <w:p>
                                   <w:pPr>
                                     <w:pStyle w:val="FrameContents"/>
-                                    <w:overflowPunct w:val="true"/>
+                                    <w:overflowPunct w:val="false"/>
                                     <w:spacing w:lineRule="auto" w:line="240"/>
                                     <w:jc w:val="center"/>
                                     <w:rPr>
@@ -5240,7 +5224,7 @@
                           <w:p>
                             <w:pPr>
                               <w:pStyle w:val="FrameContents"/>
-                              <w:overflowPunct w:val="true"/>
+                              <w:overflowPunct w:val="false"/>
                               <w:spacing w:lineRule="auto" w:line="240"/>
                               <w:jc w:val="center"/>
                               <w:rPr>
@@ -5364,7 +5348,7 @@
                                 <w:p>
                                   <w:pPr>
                                     <w:pStyle w:val="FrameContents"/>
-                                    <w:overflowPunct w:val="true"/>
+                                    <w:overflowPunct w:val="false"/>
                                     <w:jc w:val="center"/>
                                     <w:rPr>
                                       <w:sz w:val="20"/>
@@ -5401,7 +5385,7 @@
                           <w:p>
                             <w:pPr>
                               <w:pStyle w:val="FrameContents"/>
-                              <w:overflowPunct w:val="true"/>
+                              <w:overflowPunct w:val="false"/>
                               <w:jc w:val="center"/>
                               <w:rPr>
                                 <w:sz w:val="20"/>
@@ -5460,7 +5444,7 @@
         </w:tc>
         <w:tc>
           <w:tcPr>
-            <w:tcW w:w="1688" w:type="dxa"/>
+            <w:tcW w:w="1687" w:type="dxa"/>
             <w:tcBorders>
               <w:start w:val="single" w:sz="4" w:space="0" w:color="000000"/>
               <w:bottom w:val="single" w:sz="4" w:space="0" w:color="000000"/>
@@ -5471,7 +5455,7 @@
               <w:pStyle w:val="BodyText"/>
               <w:widowControl/>
               <w:suppressAutoHyphens w:val="true"/>
-              <w:overflowPunct w:val="false"/>
+              <w:overflowPunct w:val="true"/>
               <w:bidi w:val="0"/>
               <w:spacing w:lineRule="auto" w:line="240" w:before="0" w:after="0"/>
               <w:jc w:val="start"/>
@@ -5533,7 +5517,7 @@
                                 <w:p>
                                   <w:pPr>
                                     <w:pStyle w:val="FrameContents"/>
-                                    <w:overflowPunct w:val="true"/>
+                                    <w:overflowPunct w:val="false"/>
                                     <w:jc w:val="center"/>
                                     <w:rPr>
                                       <w:sz w:val="20"/>
@@ -5570,7 +5554,7 @@
                           <w:p>
                             <w:pPr>
                               <w:pStyle w:val="FrameContents"/>
-                              <w:overflowPunct w:val="true"/>
+                              <w:overflowPunct w:val="false"/>
                               <w:jc w:val="center"/>
                               <w:rPr>
                                 <w:sz w:val="20"/>
@@ -5620,7 +5604,7 @@
         </w:tc>
         <w:tc>
           <w:tcPr>
-            <w:tcW w:w="3136" w:type="dxa"/>
+            <w:tcW w:w="3138" w:type="dxa"/>
             <w:tcBorders>
               <w:start w:val="single" w:sz="4" w:space="0" w:color="000000"/>
               <w:bottom w:val="single" w:sz="4" w:space="0" w:color="000000"/>
@@ -5686,7 +5670,7 @@
                                 <w:p>
                                   <w:pPr>
                                     <w:pStyle w:val="FrameContents"/>
-                                    <w:overflowPunct w:val="true"/>
+                                    <w:overflowPunct w:val="false"/>
                                     <w:jc w:val="center"/>
                                     <w:rPr>
                                       <w:sz w:val="20"/>
@@ -5723,7 +5707,7 @@
                           <w:p>
                             <w:pPr>
                               <w:pStyle w:val="FrameContents"/>
-                              <w:overflowPunct w:val="true"/>
+                              <w:overflowPunct w:val="false"/>
                               <w:jc w:val="center"/>
                               <w:rPr>
                                 <w:sz w:val="20"/>
@@ -5765,7 +5749,7 @@
         </w:tc>
         <w:tc>
           <w:tcPr>
-            <w:tcW w:w="3225" w:type="dxa"/>
+            <w:tcW w:w="3224" w:type="dxa"/>
             <w:tcBorders>
               <w:start w:val="single" w:sz="4" w:space="0" w:color="000000"/>
               <w:bottom w:val="single" w:sz="4" w:space="0" w:color="000000"/>
@@ -5830,7 +5814,7 @@
                                 <w:p>
                                   <w:pPr>
                                     <w:pStyle w:val="FrameContents"/>
-                                    <w:overflowPunct w:val="true"/>
+                                    <w:overflowPunct w:val="false"/>
                                     <w:jc w:val="center"/>
                                     <w:rPr>
                                       <w:sz w:val="20"/>
@@ -5867,7 +5851,7 @@
                           <w:p>
                             <w:pPr>
                               <w:pStyle w:val="FrameContents"/>
-                              <w:overflowPunct w:val="true"/>
+                              <w:overflowPunct w:val="false"/>
                               <w:jc w:val="center"/>
                               <w:rPr>
                                 <w:sz w:val="20"/>
@@ -5918,7 +5902,7 @@
           <w:tab w:val="left" w:pos="0" w:leader="none"/>
         </w:tabs>
         <w:suppressAutoHyphens w:val="true"/>
-        <w:overflowPunct w:val="false"/>
+        <w:overflowPunct w:val="true"/>
         <w:bidi w:val="0"/>
         <w:spacing w:before="0" w:after="26"/>
         <w:ind w:hanging="0" w:start="0" w:end="0"/>
@@ -5944,7 +5928,7 @@
           <w:tab w:val="left" w:pos="0" w:leader="none"/>
         </w:tabs>
         <w:suppressAutoHyphens w:val="true"/>
-        <w:overflowPunct w:val="false"/>
+        <w:overflowPunct w:val="true"/>
         <w:bidi w:val="0"/>
         <w:spacing w:before="0" w:after="26"/>
         <w:ind w:hanging="0" w:start="0" w:end="0"/>
@@ -5970,7 +5954,7 @@
           <w:tab w:val="left" w:pos="0" w:leader="none"/>
         </w:tabs>
         <w:suppressAutoHyphens w:val="true"/>
-        <w:overflowPunct w:val="false"/>
+        <w:overflowPunct w:val="true"/>
         <w:bidi w:val="0"/>
         <w:spacing w:before="0" w:after="26"/>
         <w:ind w:hanging="0" w:start="0" w:end="0"/>
@@ -5996,7 +5980,7 @@
           <w:tab w:val="left" w:pos="0" w:leader="none"/>
         </w:tabs>
         <w:suppressAutoHyphens w:val="true"/>
-        <w:overflowPunct w:val="false"/>
+        <w:overflowPunct w:val="true"/>
         <w:bidi w:val="0"/>
         <w:spacing w:before="0" w:after="26"/>
         <w:ind w:hanging="0" w:start="0" w:end="0"/>
@@ -6322,7 +6306,7 @@
           <w:numId w:val="1"/>
         </w:numPr>
         <w:suppressAutoHyphens w:val="true"/>
-        <w:overflowPunct w:val="false"/>
+        <w:overflowPunct w:val="true"/>
         <w:bidi w:val="0"/>
         <w:ind w:hanging="0" w:start="0"/>
         <w:jc w:val="start"/>
@@ -6506,7 +6490,7 @@
                                 <w:p>
                                   <w:pPr>
                                     <w:pStyle w:val="FrameContents"/>
-                                    <w:overflowPunct w:val="true"/>
+                                    <w:overflowPunct w:val="false"/>
                                     <w:jc w:val="center"/>
                                     <w:rPr>
                                       <w:sz w:val="20"/>
@@ -6543,7 +6527,7 @@
                           <w:p>
                             <w:pPr>
                               <w:pStyle w:val="FrameContents"/>
-                              <w:overflowPunct w:val="true"/>
+                              <w:overflowPunct w:val="false"/>
                               <w:jc w:val="center"/>
                               <w:rPr>
                                 <w:sz w:val="20"/>
@@ -6652,7 +6636,7 @@
                                 <w:p>
                                   <w:pPr>
                                     <w:pStyle w:val="FrameContents"/>
-                                    <w:overflowPunct w:val="true"/>
+                                    <w:overflowPunct w:val="false"/>
                                     <w:jc w:val="center"/>
                                     <w:rPr>
                                       <w:sz w:val="20"/>
@@ -6689,7 +6673,7 @@
                           <w:p>
                             <w:pPr>
                               <w:pStyle w:val="FrameContents"/>
-                              <w:overflowPunct w:val="true"/>
+                              <w:overflowPunct w:val="false"/>
                               <w:jc w:val="center"/>
                               <w:rPr>
                                 <w:sz w:val="20"/>
@@ -6798,7 +6782,7 @@
                                 <w:p>
                                   <w:pPr>
                                     <w:pStyle w:val="FrameContents"/>
-                                    <w:overflowPunct w:val="true"/>
+                                    <w:overflowPunct w:val="false"/>
                                     <w:jc w:val="center"/>
                                     <w:rPr>
                                       <w:sz w:val="20"/>
@@ -6835,7 +6819,7 @@
                           <w:p>
                             <w:pPr>
                               <w:pStyle w:val="FrameContents"/>
-                              <w:overflowPunct w:val="true"/>
+                              <w:overflowPunct w:val="false"/>
                               <w:jc w:val="center"/>
                               <w:rPr>
                                 <w:sz w:val="20"/>
@@ -6945,7 +6929,7 @@
                                 <w:p>
                                   <w:pPr>
                                     <w:pStyle w:val="FrameContents"/>
-                                    <w:overflowPunct w:val="true"/>
+                                    <w:overflowPunct w:val="false"/>
                                     <w:jc w:val="center"/>
                                     <w:rPr>
                                       <w:sz w:val="20"/>
@@ -6982,7 +6966,7 @@
                           <w:p>
                             <w:pPr>
                               <w:pStyle w:val="FrameContents"/>
-                              <w:overflowPunct w:val="true"/>
+                              <w:overflowPunct w:val="false"/>
                               <w:jc w:val="center"/>
                               <w:rPr>
                                 <w:sz w:val="20"/>
@@ -7095,7 +7079,7 @@
                                 <w:p>
                                   <w:pPr>
                                     <w:pStyle w:val="FrameContents"/>
-                                    <w:overflowPunct w:val="true"/>
+                                    <w:overflowPunct w:val="false"/>
                                     <w:jc w:val="center"/>
                                     <w:rPr>
                                       <w:sz w:val="20"/>
@@ -7132,7 +7116,7 @@
                           <w:p>
                             <w:pPr>
                               <w:pStyle w:val="FrameContents"/>
-                              <w:overflowPunct w:val="true"/>
+                              <w:overflowPunct w:val="false"/>
                               <w:jc w:val="center"/>
                               <w:rPr>
                                 <w:sz w:val="20"/>
@@ -7240,7 +7224,7 @@
                                 <w:p>
                                   <w:pPr>
                                     <w:pStyle w:val="FrameContents"/>
-                                    <w:overflowPunct w:val="true"/>
+                                    <w:overflowPunct w:val="false"/>
                                     <w:jc w:val="center"/>
                                     <w:rPr>
                                       <w:sz w:val="20"/>
@@ -7277,7 +7261,7 @@
                           <w:p>
                             <w:pPr>
                               <w:pStyle w:val="FrameContents"/>
-                              <w:overflowPunct w:val="true"/>
+                              <w:overflowPunct w:val="false"/>
                               <w:jc w:val="center"/>
                               <w:rPr>
                                 <w:sz w:val="20"/>
@@ -7385,7 +7369,7 @@
                                 <w:p>
                                   <w:pPr>
                                     <w:pStyle w:val="FrameContents"/>
-                                    <w:overflowPunct w:val="true"/>
+                                    <w:overflowPunct w:val="false"/>
                                     <w:jc w:val="center"/>
                                     <w:rPr>
                                       <w:sz w:val="20"/>
@@ -7422,7 +7406,7 @@
                           <w:p>
                             <w:pPr>
                               <w:pStyle w:val="FrameContents"/>
-                              <w:overflowPunct w:val="true"/>
+                              <w:overflowPunct w:val="false"/>
                               <w:jc w:val="center"/>
                               <w:rPr>
                                 <w:sz w:val="20"/>
@@ -7529,7 +7513,7 @@
                                 <w:p>
                                   <w:pPr>
                                     <w:pStyle w:val="FrameContents"/>
-                                    <w:overflowPunct w:val="true"/>
+                                    <w:overflowPunct w:val="false"/>
                                     <w:jc w:val="center"/>
                                     <w:rPr>
                                       <w:sz w:val="20"/>
@@ -7566,7 +7550,7 @@
                           <w:p>
                             <w:pPr>
                               <w:pStyle w:val="FrameContents"/>
-                              <w:overflowPunct w:val="true"/>
+                              <w:overflowPunct w:val="false"/>
                               <w:jc w:val="center"/>
                               <w:rPr>
                                 <w:sz w:val="20"/>
@@ -7679,7 +7663,7 @@
                                 <w:p>
                                   <w:pPr>
                                     <w:pStyle w:val="FrameContents"/>
-                                    <w:overflowPunct w:val="true"/>
+                                    <w:overflowPunct w:val="false"/>
                                     <w:jc w:val="center"/>
                                     <w:rPr>
                                       <w:sz w:val="20"/>
@@ -7716,7 +7700,7 @@
                           <w:p>
                             <w:pPr>
                               <w:pStyle w:val="FrameContents"/>
-                              <w:overflowPunct w:val="true"/>
+                              <w:overflowPunct w:val="false"/>
                               <w:jc w:val="center"/>
                               <w:rPr>
                                 <w:sz w:val="20"/>
@@ -7831,7 +7815,7 @@
                                 <w:p>
                                   <w:pPr>
                                     <w:pStyle w:val="FrameContents"/>
-                                    <w:overflowPunct w:val="true"/>
+                                    <w:overflowPunct w:val="false"/>
                                     <w:jc w:val="center"/>
                                     <w:rPr>
                                       <w:sz w:val="20"/>
@@ -7868,7 +7852,7 @@
                           <w:p>
                             <w:pPr>
                               <w:pStyle w:val="FrameContents"/>
-                              <w:overflowPunct w:val="true"/>
+                              <w:overflowPunct w:val="false"/>
                               <w:jc w:val="center"/>
                               <w:rPr>
                                 <w:sz w:val="20"/>
@@ -7976,7 +7960,7 @@
                                 <w:p>
                                   <w:pPr>
                                     <w:pStyle w:val="FrameContents"/>
-                                    <w:overflowPunct w:val="true"/>
+                                    <w:overflowPunct w:val="false"/>
                                     <w:jc w:val="center"/>
                                     <w:rPr>
                                       <w:sz w:val="20"/>
@@ -8013,7 +7997,7 @@
                           <w:p>
                             <w:pPr>
                               <w:pStyle w:val="FrameContents"/>
-                              <w:overflowPunct w:val="true"/>
+                              <w:overflowPunct w:val="false"/>
                               <w:jc w:val="center"/>
                               <w:rPr>
                                 <w:sz w:val="20"/>
@@ -8120,7 +8104,7 @@
                                 <w:p>
                                   <w:pPr>
                                     <w:pStyle w:val="FrameContents"/>
-                                    <w:overflowPunct w:val="true"/>
+                                    <w:overflowPunct w:val="false"/>
                                     <w:jc w:val="center"/>
                                     <w:rPr>
                                       <w:sz w:val="20"/>
@@ -8157,7 +8141,7 @@
                           <w:p>
                             <w:pPr>
                               <w:pStyle w:val="FrameContents"/>
-                              <w:overflowPunct w:val="true"/>
+                              <w:overflowPunct w:val="false"/>
                               <w:jc w:val="center"/>
                               <w:rPr>
                                 <w:sz w:val="20"/>
@@ -8240,7 +8224,7 @@
           <w:tab w:val="left" w:pos="0" w:leader="none"/>
         </w:tabs>
         <w:suppressAutoHyphens w:val="true"/>
-        <w:overflowPunct w:val="false"/>
+        <w:overflowPunct w:val="true"/>
         <w:bidi w:val="0"/>
         <w:spacing w:before="0" w:after="26"/>
         <w:ind w:hanging="0" w:start="0" w:end="0"/>
@@ -8311,7 +8295,7 @@
           <w:tab w:val="left" w:pos="0" w:leader="none"/>
         </w:tabs>
         <w:suppressAutoHyphens w:val="true"/>
-        <w:overflowPunct w:val="false"/>
+        <w:overflowPunct w:val="true"/>
         <w:bidi w:val="0"/>
         <w:spacing w:before="0" w:after="26"/>
         <w:ind w:hanging="0" w:start="0" w:end="0"/>
@@ -8337,7 +8321,7 @@
           <w:tab w:val="left" w:pos="0" w:leader="none"/>
         </w:tabs>
         <w:suppressAutoHyphens w:val="true"/>
-        <w:overflowPunct w:val="false"/>
+        <w:overflowPunct w:val="true"/>
         <w:bidi w:val="0"/>
         <w:spacing w:before="0" w:after="26"/>
         <w:ind w:hanging="0" w:start="0" w:end="0"/>
@@ -8363,7 +8347,7 @@
           <w:tab w:val="left" w:pos="0" w:leader="none"/>
         </w:tabs>
         <w:suppressAutoHyphens w:val="true"/>
-        <w:overflowPunct w:val="false"/>
+        <w:overflowPunct w:val="true"/>
         <w:bidi w:val="0"/>
         <w:spacing w:before="0" w:after="26"/>
         <w:ind w:hanging="0" w:start="0" w:end="0"/>
@@ -8389,7 +8373,7 @@
           <w:tab w:val="left" w:pos="0" w:leader="none"/>
         </w:tabs>
         <w:suppressAutoHyphens w:val="true"/>
-        <w:overflowPunct w:val="false"/>
+        <w:overflowPunct w:val="true"/>
         <w:bidi w:val="0"/>
         <w:spacing w:before="0" w:after="26"/>
         <w:ind w:hanging="0" w:start="0" w:end="0"/>
@@ -8568,7 +8552,7 @@
           <w:numId w:val="1"/>
         </w:numPr>
         <w:suppressAutoHyphens w:val="true"/>
-        <w:overflowPunct w:val="false"/>
+        <w:overflowPunct w:val="true"/>
         <w:bidi w:val="0"/>
         <w:ind w:hanging="0" w:start="0"/>
         <w:jc w:val="start"/>
@@ -8741,7 +8725,7 @@
                                 <w:p>
                                   <w:pPr>
                                     <w:pStyle w:val="FrameContents"/>
-                                    <w:overflowPunct w:val="true"/>
+                                    <w:overflowPunct w:val="false"/>
                                     <w:jc w:val="center"/>
                                     <w:rPr>
                                       <w:sz w:val="20"/>
@@ -8778,7 +8762,7 @@
                           <w:p>
                             <w:pPr>
                               <w:pStyle w:val="FrameContents"/>
-                              <w:overflowPunct w:val="true"/>
+                              <w:overflowPunct w:val="false"/>
                               <w:jc w:val="center"/>
                               <w:rPr>
                                 <w:sz w:val="20"/>
@@ -8887,7 +8871,7 @@
                                 <w:p>
                                   <w:pPr>
                                     <w:pStyle w:val="FrameContents"/>
-                                    <w:overflowPunct w:val="true"/>
+                                    <w:overflowPunct w:val="false"/>
                                     <w:jc w:val="center"/>
                                     <w:rPr>
                                       <w:sz w:val="20"/>
@@ -8924,7 +8908,7 @@
                           <w:p>
                             <w:pPr>
                               <w:pStyle w:val="FrameContents"/>
-                              <w:overflowPunct w:val="true"/>
+                              <w:overflowPunct w:val="false"/>
                               <w:jc w:val="center"/>
                               <w:rPr>
                                 <w:sz w:val="20"/>
@@ -9033,7 +9017,7 @@
                                 <w:p>
                                   <w:pPr>
                                     <w:pStyle w:val="FrameContents"/>
-                                    <w:overflowPunct w:val="true"/>
+                                    <w:overflowPunct w:val="false"/>
                                     <w:jc w:val="center"/>
                                     <w:rPr>
                                       <w:sz w:val="20"/>
@@ -9070,7 +9054,7 @@
                           <w:p>
                             <w:pPr>
                               <w:pStyle w:val="FrameContents"/>
-                              <w:overflowPunct w:val="true"/>
+                              <w:overflowPunct w:val="false"/>
                               <w:jc w:val="center"/>
                               <w:rPr>
                                 <w:sz w:val="20"/>
@@ -9180,7 +9164,7 @@
                                 <w:p>
                                   <w:pPr>
                                     <w:pStyle w:val="FrameContents"/>
-                                    <w:overflowPunct w:val="true"/>
+                                    <w:overflowPunct w:val="false"/>
                                     <w:jc w:val="center"/>
                                     <w:rPr>
                                       <w:sz w:val="20"/>
@@ -9217,7 +9201,7 @@
                           <w:p>
                             <w:pPr>
                               <w:pStyle w:val="FrameContents"/>
-                              <w:overflowPunct w:val="true"/>
+                              <w:overflowPunct w:val="false"/>
                               <w:jc w:val="center"/>
                               <w:rPr>
                                 <w:sz w:val="20"/>
@@ -9330,7 +9314,7 @@
                                 <w:p>
                                   <w:pPr>
                                     <w:pStyle w:val="FrameContents"/>
-                                    <w:overflowPunct w:val="true"/>
+                                    <w:overflowPunct w:val="false"/>
                                     <w:jc w:val="center"/>
                                     <w:rPr>
                                       <w:sz w:val="20"/>
@@ -9367,7 +9351,7 @@
                           <w:p>
                             <w:pPr>
                               <w:pStyle w:val="FrameContents"/>
-                              <w:overflowPunct w:val="true"/>
+                              <w:overflowPunct w:val="false"/>
                               <w:jc w:val="center"/>
                               <w:rPr>
                                 <w:sz w:val="20"/>
@@ -9475,7 +9459,7 @@
                                 <w:p>
                                   <w:pPr>
                                     <w:pStyle w:val="FrameContents"/>
-                                    <w:overflowPunct w:val="true"/>
+                                    <w:overflowPunct w:val="false"/>
                                     <w:jc w:val="center"/>
                                     <w:rPr>
                                       <w:sz w:val="20"/>
@@ -9512,7 +9496,7 @@
                           <w:p>
                             <w:pPr>
                               <w:pStyle w:val="FrameContents"/>
-                              <w:overflowPunct w:val="true"/>
+                              <w:overflowPunct w:val="false"/>
                               <w:jc w:val="center"/>
                               <w:rPr>
                                 <w:sz w:val="20"/>
@@ -9628,7 +9612,7 @@
                                 <w:p>
                                   <w:pPr>
                                     <w:pStyle w:val="FrameContents"/>
-                                    <w:overflowPunct w:val="true"/>
+                                    <w:overflowPunct w:val="false"/>
                                     <w:jc w:val="center"/>
                                     <w:rPr>
                                       <w:sz w:val="20"/>
@@ -9665,7 +9649,7 @@
                           <w:p>
                             <w:pPr>
                               <w:pStyle w:val="FrameContents"/>
-                              <w:overflowPunct w:val="true"/>
+                              <w:overflowPunct w:val="false"/>
                               <w:jc w:val="center"/>
                               <w:rPr>
                                 <w:sz w:val="20"/>
@@ -9780,7 +9764,7 @@
                                 <w:p>
                                   <w:pPr>
                                     <w:pStyle w:val="FrameContents"/>
-                                    <w:overflowPunct w:val="true"/>
+                                    <w:overflowPunct w:val="false"/>
                                     <w:jc w:val="center"/>
                                     <w:rPr>
                                       <w:sz w:val="20"/>
@@ -9817,7 +9801,7 @@
                           <w:p>
                             <w:pPr>
                               <w:pStyle w:val="FrameContents"/>
-                              <w:overflowPunct w:val="true"/>
+                              <w:overflowPunct w:val="false"/>
                               <w:jc w:val="center"/>
                               <w:rPr>
                                 <w:sz w:val="20"/>
@@ -9938,7 +9922,7 @@
           <w:tab w:val="left" w:pos="0" w:leader="none"/>
         </w:tabs>
         <w:suppressAutoHyphens w:val="true"/>
-        <w:overflowPunct w:val="false"/>
+        <w:overflowPunct w:val="true"/>
         <w:bidi w:val="0"/>
         <w:spacing w:before="0" w:after="26"/>
         <w:ind w:hanging="0" w:start="0" w:end="0"/>
@@ -9964,7 +9948,7 @@
           <w:numId w:val="0"/>
         </w:numPr>
         <w:suppressAutoHyphens w:val="true"/>
-        <w:overflowPunct w:val="false"/>
+        <w:overflowPunct w:val="true"/>
         <w:bidi w:val="0"/>
         <w:spacing w:lineRule="auto" w:line="240" w:before="0" w:after="140"/>
         <w:ind w:hanging="0" w:start="0" w:end="0"/>
@@ -10274,7 +10258,7 @@
           <w:tab w:val="left" w:pos="0" w:leader="none"/>
         </w:tabs>
         <w:suppressAutoHyphens w:val="true"/>
-        <w:overflowPunct w:val="true"/>
+        <w:overflowPunct w:val="false"/>
         <w:bidi w:val="0"/>
         <w:spacing w:before="0" w:after="26"/>
         <w:ind w:hanging="0" w:start="0" w:end="0"/>
@@ -10588,6 +10572,7 @@
     <w:p>
       <w:pPr>
         <w:pStyle w:val="Heading3"/>
+        <w:ind w:hanging="0" w:start="0"/>
         <w:rPr/>
       </w:pPr>
       <w:bookmarkStart w:id="12" w:name="__RefHeading___Toc28805_2390671122"/>
@@ -10853,23 +10838,7 @@
           <w:b/>
           <w:bCs/>
         </w:rPr>
-        <w:t>ACTIVIT</w:t>
-      </w:r>
-      <w:r>
-        <w:rPr>
-          <w:rStyle w:val="Strong"/>
-          <w:b/>
-          <w:bCs/>
-        </w:rPr>
-        <w:t>IES:</w:t>
-      </w:r>
-      <w:r>
-        <w:rPr>
-          <w:rStyle w:val="Strong"/>
-          <w:b/>
-          <w:bCs/>
-        </w:rPr>
-        <w:t xml:space="preserve"> </w:t>
+        <w:t xml:space="preserve">ACTIVITIES: </w:t>
         <w:br/>
       </w:r>
     </w:p>
@@ -10907,7 +10876,10 @@
         </w:rPr>
       </w:pPr>
       <w:r>
-        <w:rPr/>
+        <w:rPr>
+          <w:i w:val="false"/>
+          <w:iCs w:val="false"/>
+        </w:rPr>
       </w:r>
     </w:p>
     <w:p>
@@ -10919,7 +10891,7 @@
           <w:numId w:val="6"/>
         </w:numPr>
         <w:suppressAutoHyphens w:val="true"/>
-        <w:overflowPunct w:val="false"/>
+        <w:overflowPunct w:val="true"/>
         <w:bidi w:val="0"/>
         <w:spacing w:lineRule="auto" w:line="276" w:before="0" w:after="0"/>
         <w:ind w:hanging="340" w:start="340" w:end="0"/>
@@ -10932,45 +10904,33 @@
           <w:rFonts w:eastAsia="Noto Serif CJK SC" w:cs="Noto Sans Devanagari"/>
           <w:color w:val="auto"/>
           <w:kern w:val="2"/>
-          <w:sz w:val="24"/>
-          <w:szCs w:val="24"/>
-          <w:lang w:val="fr-FR" w:eastAsia="zh-CN" w:bidi="hi-IN"/>
-        </w:rPr>
-        <w:t>From Arduino IDE Open:</w:t>
-      </w:r>
-      <w:r>
-        <w:rPr>
-          <w:rStyle w:val="SourceText"/>
-          <w:color w:val="auto"/>
-          <w:kern w:val="2"/>
-          <w:sz w:val="24"/>
-          <w:szCs w:val="24"/>
-          <w:lang w:val="fr-FR" w:eastAsia="zh-CN" w:bidi="hi-IN"/>
-        </w:rPr>
-        <w:t xml:space="preserve"> </w:t>
-      </w:r>
-      <w:r>
-        <w:rPr>
-          <w:rStyle w:val="SourceText"/>
-          <w:color w:val="auto"/>
-          <w:kern w:val="2"/>
           <w:sz w:val="22"/>
           <w:szCs w:val="22"/>
           <w:lang w:val="fr-FR" w:eastAsia="zh-CN" w:bidi="hi-IN"/>
         </w:rPr>
-        <w:t>File → Examples → PedroRobot → STEM → A</w:t>
+        <w:t>From Arduino IDE Open:</w:t>
       </w:r>
       <w:r>
         <w:rPr>
           <w:rStyle w:val="SourceText"/>
-          <w:rFonts w:eastAsia="Noto Serif CJK SC" w:cs="Noto Sans Devanagari"/>
           <w:color w:val="auto"/>
           <w:kern w:val="2"/>
           <w:sz w:val="22"/>
           <w:szCs w:val="22"/>
           <w:lang w:val="fr-FR" w:eastAsia="zh-CN" w:bidi="hi-IN"/>
         </w:rPr>
-        <w:t>ctivitie_1</w:t>
+        <w:t xml:space="preserve"> File → Examples → PedroRobot → STEM → </w:t>
+      </w:r>
+      <w:r>
+        <w:rPr>
+          <w:rStyle w:val="SourceText"/>
+          <w:color w:val="auto"/>
+          <w:kern w:val="2"/>
+          <w:sz w:val="22"/>
+          <w:szCs w:val="22"/>
+          <w:lang w:val="fr-FR" w:eastAsia="zh-CN" w:bidi="hi-IN"/>
+        </w:rPr>
+        <w:t>activity_1</w:t>
       </w:r>
     </w:p>
     <w:p>
@@ -10982,7 +10942,7 @@
           <w:numId w:val="6"/>
         </w:numPr>
         <w:suppressAutoHyphens w:val="true"/>
-        <w:overflowPunct w:val="false"/>
+        <w:overflowPunct w:val="true"/>
         <w:bidi w:val="0"/>
         <w:spacing w:lineRule="auto" w:line="276" w:before="0" w:after="0"/>
         <w:ind w:hanging="340" w:start="340" w:end="0"/>
@@ -10995,8 +10955,8 @@
           <w:rFonts w:eastAsia="Noto Serif CJK SC" w:cs="Noto Sans Devanagari"/>
           <w:color w:val="auto"/>
           <w:kern w:val="2"/>
-          <w:sz w:val="24"/>
-          <w:szCs w:val="24"/>
+          <w:sz w:val="22"/>
+          <w:szCs w:val="22"/>
           <w:lang w:val="fr-FR" w:eastAsia="zh-CN" w:bidi="hi-IN"/>
         </w:rPr>
         <w:t>Upload Sketch</w:t>
@@ -11149,7 +11109,7 @@
         <w:pStyle w:val="BodyText"/>
         <w:widowControl/>
         <w:suppressAutoHyphens w:val="true"/>
-        <w:overflowPunct w:val="false"/>
+        <w:overflowPunct w:val="true"/>
         <w:bidi w:val="0"/>
         <w:jc w:val="start"/>
         <w:rPr>
@@ -11200,7 +11160,7 @@
         <w:pStyle w:val="BodyText"/>
         <w:widowControl/>
         <w:suppressAutoHyphens w:val="true"/>
-        <w:overflowPunct w:val="false"/>
+        <w:overflowPunct w:val="true"/>
         <w:bidi w:val="0"/>
         <w:jc w:val="start"/>
         <w:rPr>
@@ -11251,7 +11211,7 @@
         <w:pStyle w:val="BodyText"/>
         <w:widowControl/>
         <w:suppressAutoHyphens w:val="true"/>
-        <w:overflowPunct w:val="false"/>
+        <w:overflowPunct w:val="true"/>
         <w:bidi w:val="0"/>
         <w:jc w:val="start"/>
         <w:rPr>
@@ -11392,7 +11352,7 @@
           <w:numId w:val="6"/>
         </w:numPr>
         <w:suppressAutoHyphens w:val="true"/>
-        <w:overflowPunct w:val="false"/>
+        <w:overflowPunct w:val="true"/>
         <w:bidi w:val="0"/>
         <w:spacing w:lineRule="auto" w:line="276" w:before="0" w:after="0"/>
         <w:ind w:hanging="340" w:start="340" w:end="0"/>
@@ -11405,45 +11365,33 @@
           <w:rFonts w:eastAsia="Noto Serif CJK SC" w:cs="Noto Sans Devanagari"/>
           <w:color w:val="auto"/>
           <w:kern w:val="2"/>
-          <w:sz w:val="24"/>
-          <w:szCs w:val="24"/>
-          <w:lang w:val="fr-FR" w:eastAsia="zh-CN" w:bidi="hi-IN"/>
-        </w:rPr>
-        <w:t>From Arduino IDE Open:</w:t>
-      </w:r>
-      <w:r>
-        <w:rPr>
-          <w:rStyle w:val="SourceText"/>
-          <w:color w:val="auto"/>
-          <w:kern w:val="2"/>
-          <w:sz w:val="24"/>
-          <w:szCs w:val="24"/>
-          <w:lang w:val="fr-FR" w:eastAsia="zh-CN" w:bidi="hi-IN"/>
-        </w:rPr>
-        <w:t xml:space="preserve"> </w:t>
-      </w:r>
-      <w:r>
-        <w:rPr>
-          <w:rStyle w:val="SourceText"/>
-          <w:color w:val="auto"/>
-          <w:kern w:val="2"/>
           <w:sz w:val="22"/>
           <w:szCs w:val="22"/>
           <w:lang w:val="fr-FR" w:eastAsia="zh-CN" w:bidi="hi-IN"/>
         </w:rPr>
-        <w:t>File → Examples → PedroRobot → STEM → A</w:t>
+        <w:t>From Arduino IDE Open:</w:t>
       </w:r>
       <w:r>
         <w:rPr>
           <w:rStyle w:val="SourceText"/>
-          <w:rFonts w:eastAsia="Noto Serif CJK SC" w:cs="Noto Sans Devanagari"/>
           <w:color w:val="auto"/>
           <w:kern w:val="2"/>
           <w:sz w:val="22"/>
           <w:szCs w:val="22"/>
           <w:lang w:val="fr-FR" w:eastAsia="zh-CN" w:bidi="hi-IN"/>
         </w:rPr>
-        <w:t>ctivitie_2</w:t>
+        <w:t xml:space="preserve"> File → Examples → PedroRobot → STEM → </w:t>
+      </w:r>
+      <w:r>
+        <w:rPr>
+          <w:rStyle w:val="SourceText"/>
+          <w:color w:val="auto"/>
+          <w:kern w:val="2"/>
+          <w:sz w:val="22"/>
+          <w:szCs w:val="22"/>
+          <w:lang w:val="fr-FR" w:eastAsia="zh-CN" w:bidi="hi-IN"/>
+        </w:rPr>
+        <w:t>activity_2</w:t>
       </w:r>
     </w:p>
     <w:p>
@@ -11455,7 +11403,7 @@
           <w:numId w:val="6"/>
         </w:numPr>
         <w:suppressAutoHyphens w:val="true"/>
-        <w:overflowPunct w:val="false"/>
+        <w:overflowPunct w:val="true"/>
         <w:bidi w:val="0"/>
         <w:spacing w:lineRule="auto" w:line="276" w:before="0" w:after="0"/>
         <w:ind w:hanging="340" w:start="340" w:end="0"/>
@@ -11468,8 +11416,8 @@
           <w:rFonts w:eastAsia="Noto Serif CJK SC" w:cs="Noto Sans Devanagari"/>
           <w:color w:val="auto"/>
           <w:kern w:val="2"/>
-          <w:sz w:val="24"/>
-          <w:szCs w:val="24"/>
+          <w:sz w:val="22"/>
+          <w:szCs w:val="22"/>
           <w:lang w:val="fr-FR" w:eastAsia="zh-CN" w:bidi="hi-IN"/>
         </w:rPr>
         <w:t>Upload Sketch</w:t>
@@ -11629,7 +11577,7 @@
         <w:pStyle w:val="BodyText"/>
         <w:widowControl/>
         <w:suppressAutoHyphens w:val="true"/>
-        <w:overflowPunct w:val="false"/>
+        <w:overflowPunct w:val="true"/>
         <w:bidi w:val="0"/>
         <w:jc w:val="start"/>
         <w:rPr>
@@ -11675,7 +11623,7 @@
         <w:pStyle w:val="BodyText"/>
         <w:widowControl/>
         <w:suppressAutoHyphens w:val="true"/>
-        <w:overflowPunct w:val="false"/>
+        <w:overflowPunct w:val="true"/>
         <w:bidi w:val="0"/>
         <w:jc w:val="start"/>
         <w:rPr>
@@ -11726,7 +11674,7 @@
         <w:pStyle w:val="BodyText"/>
         <w:widowControl/>
         <w:suppressAutoHyphens w:val="true"/>
-        <w:overflowPunct w:val="false"/>
+        <w:overflowPunct w:val="true"/>
         <w:bidi w:val="0"/>
         <w:jc w:val="start"/>
         <w:rPr>
@@ -11901,7 +11849,7 @@
           <w:numId w:val="6"/>
         </w:numPr>
         <w:suppressAutoHyphens w:val="true"/>
-        <w:overflowPunct w:val="false"/>
+        <w:overflowPunct w:val="true"/>
         <w:bidi w:val="0"/>
         <w:spacing w:lineRule="auto" w:line="276" w:before="0" w:after="0"/>
         <w:ind w:hanging="340" w:start="340" w:end="0"/>
@@ -11914,33 +11862,33 @@
           <w:rFonts w:eastAsia="Noto Serif CJK SC" w:cs="Noto Sans Devanagari"/>
           <w:color w:val="auto"/>
           <w:kern w:val="2"/>
-          <w:sz w:val="24"/>
-          <w:szCs w:val="24"/>
-          <w:lang w:val="fr-FR" w:eastAsia="zh-CN" w:bidi="hi-IN"/>
-        </w:rPr>
-        <w:t>From Arduino IDE Open:</w:t>
-      </w:r>
-      <w:r>
-        <w:rPr>
-          <w:rStyle w:val="SourceText"/>
-          <w:color w:val="auto"/>
-          <w:kern w:val="2"/>
-          <w:sz w:val="24"/>
-          <w:szCs w:val="24"/>
-          <w:lang w:val="fr-FR" w:eastAsia="zh-CN" w:bidi="hi-IN"/>
-        </w:rPr>
-        <w:t xml:space="preserve"> </w:t>
-      </w:r>
-      <w:r>
-        <w:rPr>
-          <w:rStyle w:val="SourceText"/>
-          <w:color w:val="auto"/>
-          <w:kern w:val="2"/>
           <w:sz w:val="22"/>
           <w:szCs w:val="22"/>
           <w:lang w:val="fr-FR" w:eastAsia="zh-CN" w:bidi="hi-IN"/>
         </w:rPr>
-        <w:t>File → Examples → PedroRobot → STEM → A</w:t>
+        <w:t>From Arduino IDE Open:</w:t>
+      </w:r>
+      <w:r>
+        <w:rPr>
+          <w:rStyle w:val="SourceText"/>
+          <w:color w:val="auto"/>
+          <w:kern w:val="2"/>
+          <w:sz w:val="22"/>
+          <w:szCs w:val="22"/>
+          <w:lang w:val="fr-FR" w:eastAsia="zh-CN" w:bidi="hi-IN"/>
+        </w:rPr>
+        <w:t xml:space="preserve"> File → Examples → PedroRobot → STEM → </w:t>
+      </w:r>
+      <w:r>
+        <w:rPr>
+          <w:rStyle w:val="SourceText"/>
+          <w:color w:val="auto"/>
+          <w:kern w:val="2"/>
+          <w:sz w:val="22"/>
+          <w:szCs w:val="22"/>
+          <w:lang w:val="fr-FR" w:eastAsia="zh-CN" w:bidi="hi-IN"/>
+        </w:rPr>
+        <w:t>a</w:t>
       </w:r>
       <w:r>
         <w:rPr>
@@ -11952,7 +11900,7 @@
           <w:szCs w:val="22"/>
           <w:lang w:val="fr-FR" w:eastAsia="zh-CN" w:bidi="hi-IN"/>
         </w:rPr>
-        <w:t>ctivitie_3</w:t>
+        <w:t>ctivity_3</w:t>
       </w:r>
     </w:p>
     <w:p>
@@ -11964,7 +11912,7 @@
           <w:numId w:val="6"/>
         </w:numPr>
         <w:suppressAutoHyphens w:val="true"/>
-        <w:overflowPunct w:val="false"/>
+        <w:overflowPunct w:val="true"/>
         <w:bidi w:val="0"/>
         <w:spacing w:lineRule="auto" w:line="276" w:before="0" w:after="0"/>
         <w:ind w:hanging="340" w:start="340" w:end="0"/>
@@ -11977,8 +11925,8 @@
           <w:rFonts w:eastAsia="Noto Serif CJK SC" w:cs="Noto Sans Devanagari"/>
           <w:color w:val="auto"/>
           <w:kern w:val="2"/>
-          <w:sz w:val="24"/>
-          <w:szCs w:val="24"/>
+          <w:sz w:val="22"/>
+          <w:szCs w:val="22"/>
           <w:lang w:val="fr-FR" w:eastAsia="zh-CN" w:bidi="hi-IN"/>
         </w:rPr>
         <w:t>Upload Sketch</w:t>
@@ -12190,7 +12138,7 @@
         <w:pStyle w:val="BodyText"/>
         <w:widowControl/>
         <w:suppressAutoHyphens w:val="true"/>
-        <w:overflowPunct w:val="false"/>
+        <w:overflowPunct w:val="true"/>
         <w:bidi w:val="0"/>
         <w:jc w:val="start"/>
         <w:rPr>
@@ -12236,7 +12184,7 @@
         <w:pStyle w:val="BodyText"/>
         <w:widowControl/>
         <w:suppressAutoHyphens w:val="true"/>
-        <w:overflowPunct w:val="false"/>
+        <w:overflowPunct w:val="true"/>
         <w:bidi w:val="0"/>
         <w:jc w:val="start"/>
         <w:rPr>
@@ -12287,7 +12235,7 @@
         <w:pStyle w:val="BodyText"/>
         <w:widowControl/>
         <w:suppressAutoHyphens w:val="true"/>
-        <w:overflowPunct w:val="false"/>
+        <w:overflowPunct w:val="true"/>
         <w:bidi w:val="0"/>
         <w:jc w:val="start"/>
         <w:rPr>
@@ -12476,23 +12424,7 @@
           <w:szCs w:val="28"/>
           <w:lang w:val="fr-FR" w:eastAsia="zh-CN" w:bidi="hi-IN"/>
         </w:rPr>
-        <w:t>4.</w:t>
-      </w:r>
-      <w:r>
-        <w:rPr>
-          <w:rStyle w:val="Strong"/>
-          <w:rFonts w:eastAsia="Noto Serif CJK SC" w:cs="Noto Sans Devanagari" w:ascii="Liberation Serif" w:hAnsi="Liberation Serif"/>
-          <w:b/>
-          <w:bCs/>
-          <w:i w:val="false"/>
-          <w:iCs w:val="false"/>
-          <w:color w:val="auto"/>
-          <w:kern w:val="2"/>
-          <w:sz w:val="28"/>
-          <w:szCs w:val="28"/>
-          <w:lang w:val="fr-FR" w:eastAsia="zh-CN" w:bidi="hi-IN"/>
-        </w:rPr>
-        <w:t xml:space="preserve"> Button Controls LED</w:t>
+        <w:t>4. Button Controls LED</w:t>
       </w:r>
     </w:p>
     <w:p>
@@ -12504,7 +12436,7 @@
           <w:numId w:val="6"/>
         </w:numPr>
         <w:suppressAutoHyphens w:val="true"/>
-        <w:overflowPunct w:val="false"/>
+        <w:overflowPunct w:val="true"/>
         <w:bidi w:val="0"/>
         <w:spacing w:lineRule="auto" w:line="276" w:before="0" w:after="0"/>
         <w:ind w:hanging="340" w:start="340" w:end="0"/>
@@ -12517,33 +12449,33 @@
           <w:rFonts w:eastAsia="Noto Serif CJK SC" w:cs="Noto Sans Devanagari"/>
           <w:color w:val="auto"/>
           <w:kern w:val="2"/>
-          <w:sz w:val="24"/>
-          <w:szCs w:val="24"/>
-          <w:lang w:val="fr-FR" w:eastAsia="zh-CN" w:bidi="hi-IN"/>
-        </w:rPr>
-        <w:t>From Arduino IDE Open:</w:t>
-      </w:r>
-      <w:r>
-        <w:rPr>
-          <w:rStyle w:val="SourceText"/>
-          <w:color w:val="auto"/>
-          <w:kern w:val="2"/>
-          <w:sz w:val="24"/>
-          <w:szCs w:val="24"/>
-          <w:lang w:val="fr-FR" w:eastAsia="zh-CN" w:bidi="hi-IN"/>
-        </w:rPr>
-        <w:t xml:space="preserve"> </w:t>
-      </w:r>
-      <w:r>
-        <w:rPr>
-          <w:rStyle w:val="SourceText"/>
-          <w:color w:val="auto"/>
-          <w:kern w:val="2"/>
           <w:sz w:val="22"/>
           <w:szCs w:val="22"/>
           <w:lang w:val="fr-FR" w:eastAsia="zh-CN" w:bidi="hi-IN"/>
         </w:rPr>
-        <w:t>File → Examples → PedroRobot → STEM → A</w:t>
+        <w:t>From Arduino IDE Open:</w:t>
+      </w:r>
+      <w:r>
+        <w:rPr>
+          <w:rStyle w:val="SourceText"/>
+          <w:color w:val="auto"/>
+          <w:kern w:val="2"/>
+          <w:sz w:val="22"/>
+          <w:szCs w:val="22"/>
+          <w:lang w:val="fr-FR" w:eastAsia="zh-CN" w:bidi="hi-IN"/>
+        </w:rPr>
+        <w:t xml:space="preserve"> File → Examples → PedroRobot → STEM → </w:t>
+      </w:r>
+      <w:r>
+        <w:rPr>
+          <w:rStyle w:val="SourceText"/>
+          <w:color w:val="auto"/>
+          <w:kern w:val="2"/>
+          <w:sz w:val="22"/>
+          <w:szCs w:val="22"/>
+          <w:lang w:val="fr-FR" w:eastAsia="zh-CN" w:bidi="hi-IN"/>
+        </w:rPr>
+        <w:t>a</w:t>
       </w:r>
       <w:r>
         <w:rPr>
@@ -12555,7 +12487,31 @@
           <w:szCs w:val="22"/>
           <w:lang w:val="fr-FR" w:eastAsia="zh-CN" w:bidi="hi-IN"/>
         </w:rPr>
-        <w:t>ctivitie_4</w:t>
+        <w:t>ctivit</w:t>
+      </w:r>
+      <w:r>
+        <w:rPr>
+          <w:rStyle w:val="SourceText"/>
+          <w:rFonts w:eastAsia="Noto Serif CJK SC" w:cs="Noto Sans Devanagari"/>
+          <w:color w:val="auto"/>
+          <w:kern w:val="2"/>
+          <w:sz w:val="22"/>
+          <w:szCs w:val="22"/>
+          <w:lang w:val="fr-FR" w:eastAsia="zh-CN" w:bidi="hi-IN"/>
+        </w:rPr>
+        <w:t>y</w:t>
+      </w:r>
+      <w:r>
+        <w:rPr>
+          <w:rStyle w:val="SourceText"/>
+          <w:rFonts w:eastAsia="Noto Serif CJK SC" w:cs="Noto Sans Devanagari"/>
+          <w:color w:val="auto"/>
+          <w:kern w:val="2"/>
+          <w:sz w:val="22"/>
+          <w:szCs w:val="22"/>
+          <w:lang w:val="fr-FR" w:eastAsia="zh-CN" w:bidi="hi-IN"/>
+        </w:rPr>
+        <w:t>_4</w:t>
       </w:r>
     </w:p>
     <w:p>
@@ -12567,7 +12523,7 @@
           <w:numId w:val="6"/>
         </w:numPr>
         <w:suppressAutoHyphens w:val="true"/>
-        <w:overflowPunct w:val="false"/>
+        <w:overflowPunct w:val="true"/>
         <w:bidi w:val="0"/>
         <w:spacing w:lineRule="auto" w:line="276" w:before="0" w:after="0"/>
         <w:ind w:hanging="340" w:start="340" w:end="0"/>
@@ -12580,8 +12536,8 @@
           <w:rFonts w:eastAsia="Noto Serif CJK SC" w:cs="Noto Sans Devanagari"/>
           <w:color w:val="auto"/>
           <w:kern w:val="2"/>
-          <w:sz w:val="24"/>
-          <w:szCs w:val="24"/>
+          <w:sz w:val="22"/>
+          <w:szCs w:val="22"/>
           <w:lang w:val="fr-FR" w:eastAsia="zh-CN" w:bidi="hi-IN"/>
         </w:rPr>
         <w:t>Upload Sketch</w:t>
@@ -12769,7 +12725,7 @@
         <w:pStyle w:val="BodyText"/>
         <w:widowControl/>
         <w:suppressAutoHyphens w:val="true"/>
-        <w:overflowPunct w:val="false"/>
+        <w:overflowPunct w:val="true"/>
         <w:bidi w:val="0"/>
         <w:jc w:val="start"/>
         <w:rPr>
@@ -12801,7 +12757,7 @@
         <w:pStyle w:val="BodyText"/>
         <w:widowControl/>
         <w:suppressAutoHyphens w:val="true"/>
-        <w:overflowPunct w:val="false"/>
+        <w:overflowPunct w:val="true"/>
         <w:bidi w:val="0"/>
         <w:jc w:val="start"/>
         <w:rPr>
@@ -12846,7 +12802,7 @@
         <w:pStyle w:val="BodyText"/>
         <w:widowControl/>
         <w:suppressAutoHyphens w:val="true"/>
-        <w:overflowPunct w:val="false"/>
+        <w:overflowPunct w:val="true"/>
         <w:bidi w:val="0"/>
         <w:jc w:val="start"/>
         <w:rPr>
@@ -12897,7 +12853,7 @@
         <w:pStyle w:val="BodyText"/>
         <w:widowControl/>
         <w:suppressAutoHyphens w:val="true"/>
-        <w:overflowPunct w:val="false"/>
+        <w:overflowPunct w:val="true"/>
         <w:bidi w:val="0"/>
         <w:jc w:val="start"/>
         <w:rPr>
@@ -12948,7 +12904,7 @@
         <w:pStyle w:val="BodyText"/>
         <w:widowControl/>
         <w:suppressAutoHyphens w:val="true"/>
-        <w:overflowPunct w:val="false"/>
+        <w:overflowPunct w:val="true"/>
         <w:bidi w:val="0"/>
         <w:jc w:val="start"/>
         <w:rPr>
@@ -13070,7 +13026,7 @@
           <w:numId w:val="6"/>
         </w:numPr>
         <w:suppressAutoHyphens w:val="true"/>
-        <w:overflowPunct w:val="false"/>
+        <w:overflowPunct w:val="true"/>
         <w:bidi w:val="0"/>
         <w:spacing w:lineRule="auto" w:line="276" w:before="0" w:after="0"/>
         <w:ind w:hanging="340" w:start="340" w:end="0"/>
@@ -13083,33 +13039,33 @@
           <w:rFonts w:eastAsia="Noto Serif CJK SC" w:cs="Noto Sans Devanagari"/>
           <w:color w:val="auto"/>
           <w:kern w:val="2"/>
-          <w:sz w:val="24"/>
-          <w:szCs w:val="24"/>
-          <w:lang w:val="fr-FR" w:eastAsia="zh-CN" w:bidi="hi-IN"/>
-        </w:rPr>
-        <w:t>From Arduino IDE Open:</w:t>
-      </w:r>
-      <w:r>
-        <w:rPr>
-          <w:rStyle w:val="SourceText"/>
-          <w:color w:val="auto"/>
-          <w:kern w:val="2"/>
-          <w:sz w:val="24"/>
-          <w:szCs w:val="24"/>
-          <w:lang w:val="fr-FR" w:eastAsia="zh-CN" w:bidi="hi-IN"/>
-        </w:rPr>
-        <w:t xml:space="preserve"> </w:t>
-      </w:r>
-      <w:r>
-        <w:rPr>
-          <w:rStyle w:val="SourceText"/>
-          <w:color w:val="auto"/>
-          <w:kern w:val="2"/>
           <w:sz w:val="22"/>
           <w:szCs w:val="22"/>
           <w:lang w:val="fr-FR" w:eastAsia="zh-CN" w:bidi="hi-IN"/>
         </w:rPr>
-        <w:t>File → Examples → PedroRobot → STEM → A</w:t>
+        <w:t>From Arduino IDE Open:</w:t>
+      </w:r>
+      <w:r>
+        <w:rPr>
+          <w:rStyle w:val="SourceText"/>
+          <w:color w:val="auto"/>
+          <w:kern w:val="2"/>
+          <w:sz w:val="22"/>
+          <w:szCs w:val="22"/>
+          <w:lang w:val="fr-FR" w:eastAsia="zh-CN" w:bidi="hi-IN"/>
+        </w:rPr>
+        <w:t xml:space="preserve"> File → Examples → PedroRobot → STEM → </w:t>
+      </w:r>
+      <w:r>
+        <w:rPr>
+          <w:rStyle w:val="SourceText"/>
+          <w:color w:val="auto"/>
+          <w:kern w:val="2"/>
+          <w:sz w:val="22"/>
+          <w:szCs w:val="22"/>
+          <w:lang w:val="fr-FR" w:eastAsia="zh-CN" w:bidi="hi-IN"/>
+        </w:rPr>
+        <w:t>a</w:t>
       </w:r>
       <w:r>
         <w:rPr>
@@ -13121,7 +13077,19 @@
           <w:szCs w:val="22"/>
           <w:lang w:val="fr-FR" w:eastAsia="zh-CN" w:bidi="hi-IN"/>
         </w:rPr>
-        <w:t>ctivitie</w:t>
+        <w:t>ctivit</w:t>
+      </w:r>
+      <w:r>
+        <w:rPr>
+          <w:rStyle w:val="SourceText"/>
+          <w:rFonts w:eastAsia="Noto Serif CJK SC" w:cs="Noto Sans Devanagari"/>
+          <w:color w:val="auto"/>
+          <w:kern w:val="2"/>
+          <w:sz w:val="22"/>
+          <w:szCs w:val="22"/>
+          <w:lang w:val="fr-FR" w:eastAsia="zh-CN" w:bidi="hi-IN"/>
+        </w:rPr>
+        <w:t>y</w:t>
       </w:r>
       <w:r>
         <w:rPr>
@@ -13145,7 +13113,7 @@
           <w:numId w:val="6"/>
         </w:numPr>
         <w:suppressAutoHyphens w:val="true"/>
-        <w:overflowPunct w:val="false"/>
+        <w:overflowPunct w:val="true"/>
         <w:bidi w:val="0"/>
         <w:spacing w:lineRule="auto" w:line="276" w:before="0" w:after="0"/>
         <w:ind w:hanging="340" w:start="340" w:end="0"/>
@@ -13158,8 +13126,8 @@
           <w:rFonts w:eastAsia="Noto Serif CJK SC" w:cs="Noto Sans Devanagari"/>
           <w:color w:val="auto"/>
           <w:kern w:val="2"/>
-          <w:sz w:val="24"/>
-          <w:szCs w:val="24"/>
+          <w:sz w:val="22"/>
+          <w:szCs w:val="22"/>
           <w:lang w:val="fr-FR" w:eastAsia="zh-CN" w:bidi="hi-IN"/>
         </w:rPr>
         <w:t>Upload Sketch</w:t>
@@ -13375,7 +13343,7 @@
         <w:pStyle w:val="BodyText"/>
         <w:widowControl/>
         <w:suppressAutoHyphens w:val="true"/>
-        <w:overflowPunct w:val="false"/>
+        <w:overflowPunct w:val="true"/>
         <w:bidi w:val="0"/>
         <w:jc w:val="start"/>
         <w:rPr>
@@ -13407,7 +13375,7 @@
         <w:pStyle w:val="BodyText"/>
         <w:widowControl/>
         <w:suppressAutoHyphens w:val="true"/>
-        <w:overflowPunct w:val="false"/>
+        <w:overflowPunct w:val="true"/>
         <w:bidi w:val="0"/>
         <w:jc w:val="start"/>
         <w:rPr>
@@ -13452,7 +13420,7 @@
         <w:pStyle w:val="BodyText"/>
         <w:widowControl/>
         <w:suppressAutoHyphens w:val="true"/>
-        <w:overflowPunct w:val="false"/>
+        <w:overflowPunct w:val="true"/>
         <w:bidi w:val="0"/>
         <w:jc w:val="start"/>
         <w:rPr>
@@ -13503,7 +13471,7 @@
         <w:pStyle w:val="BodyText"/>
         <w:widowControl/>
         <w:suppressAutoHyphens w:val="true"/>
-        <w:overflowPunct w:val="false"/>
+        <w:overflowPunct w:val="true"/>
         <w:bidi w:val="0"/>
         <w:jc w:val="start"/>
         <w:rPr>
@@ -13552,7 +13520,7 @@
         <w:pStyle w:val="BodyText"/>
         <w:widowControl/>
         <w:suppressAutoHyphens w:val="true"/>
-        <w:overflowPunct w:val="false"/>
+        <w:overflowPunct w:val="true"/>
         <w:bidi w:val="0"/>
         <w:jc w:val="start"/>
         <w:rPr>
@@ -13633,19 +13601,7 @@
           <w:sz w:val="28"/>
           <w:szCs w:val="28"/>
         </w:rPr>
-        <w:t>6</w:t>
-      </w:r>
-      <w:r>
-        <w:rPr>
-          <w:rStyle w:val="Strong"/>
-          <w:b/>
-          <w:bCs/>
-          <w:i w:val="false"/>
-          <w:iCs w:val="false"/>
-          <w:sz w:val="28"/>
-          <w:szCs w:val="28"/>
-        </w:rPr>
-        <w:t xml:space="preserve">. </w:t>
+        <w:t xml:space="preserve">6. </w:t>
       </w:r>
       <w:r>
         <w:rPr>
@@ -13677,7 +13633,7 @@
           <w:numId w:val="7"/>
         </w:numPr>
         <w:suppressAutoHyphens w:val="true"/>
-        <w:overflowPunct w:val="false"/>
+        <w:overflowPunct w:val="true"/>
         <w:bidi w:val="0"/>
         <w:spacing w:lineRule="auto" w:line="276" w:before="0" w:after="0"/>
         <w:ind w:hanging="340" w:start="397" w:end="0"/>
@@ -13690,33 +13646,33 @@
           <w:rFonts w:eastAsia="Noto Serif CJK SC" w:cs="Noto Sans Devanagari"/>
           <w:color w:val="auto"/>
           <w:kern w:val="2"/>
-          <w:sz w:val="24"/>
-          <w:szCs w:val="24"/>
-          <w:lang w:val="fr-FR" w:eastAsia="zh-CN" w:bidi="hi-IN"/>
-        </w:rPr>
-        <w:t>From Arduino IDE Open:</w:t>
-      </w:r>
-      <w:r>
-        <w:rPr>
-          <w:rStyle w:val="SourceText"/>
-          <w:color w:val="auto"/>
-          <w:kern w:val="2"/>
-          <w:sz w:val="24"/>
-          <w:szCs w:val="24"/>
-          <w:lang w:val="fr-FR" w:eastAsia="zh-CN" w:bidi="hi-IN"/>
-        </w:rPr>
-        <w:t xml:space="preserve"> </w:t>
-      </w:r>
-      <w:r>
-        <w:rPr>
-          <w:rStyle w:val="SourceText"/>
-          <w:color w:val="auto"/>
-          <w:kern w:val="2"/>
           <w:sz w:val="22"/>
           <w:szCs w:val="22"/>
           <w:lang w:val="fr-FR" w:eastAsia="zh-CN" w:bidi="hi-IN"/>
         </w:rPr>
-        <w:t>File → Examples → PedroRobot → STEM → A</w:t>
+        <w:t>From Arduino IDE Open:</w:t>
+      </w:r>
+      <w:r>
+        <w:rPr>
+          <w:rStyle w:val="SourceText"/>
+          <w:color w:val="auto"/>
+          <w:kern w:val="2"/>
+          <w:sz w:val="22"/>
+          <w:szCs w:val="22"/>
+          <w:lang w:val="fr-FR" w:eastAsia="zh-CN" w:bidi="hi-IN"/>
+        </w:rPr>
+        <w:t xml:space="preserve"> File → Examples → PedroRobot → STEM → </w:t>
+      </w:r>
+      <w:r>
+        <w:rPr>
+          <w:rStyle w:val="SourceText"/>
+          <w:color w:val="auto"/>
+          <w:kern w:val="2"/>
+          <w:sz w:val="22"/>
+          <w:szCs w:val="22"/>
+          <w:lang w:val="fr-FR" w:eastAsia="zh-CN" w:bidi="hi-IN"/>
+        </w:rPr>
+        <w:t>a</w:t>
       </w:r>
       <w:r>
         <w:rPr>
@@ -13728,7 +13684,31 @@
           <w:szCs w:val="22"/>
           <w:lang w:val="fr-FR" w:eastAsia="zh-CN" w:bidi="hi-IN"/>
         </w:rPr>
-        <w:t>ctivitie_6</w:t>
+        <w:t>ctivit</w:t>
+      </w:r>
+      <w:r>
+        <w:rPr>
+          <w:rStyle w:val="SourceText"/>
+          <w:rFonts w:eastAsia="Noto Serif CJK SC" w:cs="Noto Sans Devanagari"/>
+          <w:color w:val="auto"/>
+          <w:kern w:val="2"/>
+          <w:sz w:val="22"/>
+          <w:szCs w:val="22"/>
+          <w:lang w:val="fr-FR" w:eastAsia="zh-CN" w:bidi="hi-IN"/>
+        </w:rPr>
+        <w:t>y</w:t>
+      </w:r>
+      <w:r>
+        <w:rPr>
+          <w:rStyle w:val="SourceText"/>
+          <w:rFonts w:eastAsia="Noto Serif CJK SC" w:cs="Noto Sans Devanagari"/>
+          <w:color w:val="auto"/>
+          <w:kern w:val="2"/>
+          <w:sz w:val="22"/>
+          <w:szCs w:val="22"/>
+          <w:lang w:val="fr-FR" w:eastAsia="zh-CN" w:bidi="hi-IN"/>
+        </w:rPr>
+        <w:t>_6</w:t>
       </w:r>
     </w:p>
     <w:p>
@@ -13740,7 +13720,7 @@
           <w:numId w:val="7"/>
         </w:numPr>
         <w:suppressAutoHyphens w:val="true"/>
-        <w:overflowPunct w:val="false"/>
+        <w:overflowPunct w:val="true"/>
         <w:bidi w:val="0"/>
         <w:spacing w:before="0" w:after="0"/>
         <w:ind w:hanging="340" w:start="397" w:end="0"/>
@@ -13753,8 +13733,8 @@
           <w:rFonts w:eastAsia="Noto Serif CJK SC" w:cs="Noto Sans Devanagari"/>
           <w:color w:val="auto"/>
           <w:kern w:val="2"/>
-          <w:sz w:val="24"/>
-          <w:szCs w:val="24"/>
+          <w:sz w:val="22"/>
+          <w:szCs w:val="22"/>
           <w:lang w:val="fr-FR" w:eastAsia="zh-CN" w:bidi="hi-IN"/>
         </w:rPr>
         <w:t>Upload Sketch</w:t>
@@ -13964,7 +13944,7 @@
         <w:pStyle w:val="BodyText"/>
         <w:widowControl/>
         <w:suppressAutoHyphens w:val="true"/>
-        <w:overflowPunct w:val="false"/>
+        <w:overflowPunct w:val="true"/>
         <w:bidi w:val="0"/>
         <w:jc w:val="start"/>
         <w:rPr>
@@ -14012,7 +13992,7 @@
         <w:pStyle w:val="BodyText"/>
         <w:widowControl/>
         <w:suppressAutoHyphens w:val="true"/>
-        <w:overflowPunct w:val="false"/>
+        <w:overflowPunct w:val="true"/>
         <w:bidi w:val="0"/>
         <w:jc w:val="start"/>
         <w:rPr>
@@ -14063,7 +14043,7 @@
         <w:pStyle w:val="BodyText"/>
         <w:widowControl/>
         <w:suppressAutoHyphens w:val="true"/>
-        <w:overflowPunct w:val="false"/>
+        <w:overflowPunct w:val="true"/>
         <w:bidi w:val="0"/>
         <w:jc w:val="start"/>
         <w:rPr>
@@ -14112,7 +14092,7 @@
         <w:pStyle w:val="BodyText"/>
         <w:widowControl/>
         <w:suppressAutoHyphens w:val="true"/>
-        <w:overflowPunct w:val="false"/>
+        <w:overflowPunct w:val="true"/>
         <w:bidi w:val="0"/>
         <w:jc w:val="start"/>
         <w:rPr>
@@ -14209,7 +14189,7 @@
           <w:numId w:val="7"/>
         </w:numPr>
         <w:suppressAutoHyphens w:val="true"/>
-        <w:overflowPunct w:val="false"/>
+        <w:overflowPunct w:val="true"/>
         <w:bidi w:val="0"/>
         <w:spacing w:lineRule="auto" w:line="276" w:before="0" w:after="0"/>
         <w:ind w:hanging="340" w:start="397" w:end="0"/>
@@ -14222,33 +14202,33 @@
           <w:rFonts w:eastAsia="Noto Serif CJK SC" w:cs="Noto Sans Devanagari"/>
           <w:color w:val="auto"/>
           <w:kern w:val="2"/>
-          <w:sz w:val="24"/>
-          <w:szCs w:val="24"/>
-          <w:lang w:val="fr-FR" w:eastAsia="zh-CN" w:bidi="hi-IN"/>
-        </w:rPr>
-        <w:t>From Arduino IDE Open:</w:t>
-      </w:r>
-      <w:r>
-        <w:rPr>
-          <w:rStyle w:val="SourceText"/>
-          <w:color w:val="auto"/>
-          <w:kern w:val="2"/>
-          <w:sz w:val="24"/>
-          <w:szCs w:val="24"/>
-          <w:lang w:val="fr-FR" w:eastAsia="zh-CN" w:bidi="hi-IN"/>
-        </w:rPr>
-        <w:t xml:space="preserve"> </w:t>
-      </w:r>
-      <w:r>
-        <w:rPr>
-          <w:rStyle w:val="SourceText"/>
-          <w:color w:val="auto"/>
-          <w:kern w:val="2"/>
           <w:sz w:val="22"/>
           <w:szCs w:val="22"/>
           <w:lang w:val="fr-FR" w:eastAsia="zh-CN" w:bidi="hi-IN"/>
         </w:rPr>
-        <w:t>File → Examples → PedroRobot → STEM → A</w:t>
+        <w:t>From Arduino IDE Open:</w:t>
+      </w:r>
+      <w:r>
+        <w:rPr>
+          <w:rStyle w:val="SourceText"/>
+          <w:color w:val="auto"/>
+          <w:kern w:val="2"/>
+          <w:sz w:val="22"/>
+          <w:szCs w:val="22"/>
+          <w:lang w:val="fr-FR" w:eastAsia="zh-CN" w:bidi="hi-IN"/>
+        </w:rPr>
+        <w:t xml:space="preserve"> File → Examples → PedroRobot → STEM → </w:t>
+      </w:r>
+      <w:r>
+        <w:rPr>
+          <w:rStyle w:val="SourceText"/>
+          <w:color w:val="auto"/>
+          <w:kern w:val="2"/>
+          <w:sz w:val="22"/>
+          <w:szCs w:val="22"/>
+          <w:lang w:val="fr-FR" w:eastAsia="zh-CN" w:bidi="hi-IN"/>
+        </w:rPr>
+        <w:t>a</w:t>
       </w:r>
       <w:r>
         <w:rPr>
@@ -14260,7 +14240,31 @@
           <w:szCs w:val="22"/>
           <w:lang w:val="fr-FR" w:eastAsia="zh-CN" w:bidi="hi-IN"/>
         </w:rPr>
-        <w:t>ctivitie_7</w:t>
+        <w:t>ctivit</w:t>
+      </w:r>
+      <w:r>
+        <w:rPr>
+          <w:rStyle w:val="SourceText"/>
+          <w:rFonts w:eastAsia="Noto Serif CJK SC" w:cs="Noto Sans Devanagari"/>
+          <w:color w:val="auto"/>
+          <w:kern w:val="2"/>
+          <w:sz w:val="22"/>
+          <w:szCs w:val="22"/>
+          <w:lang w:val="fr-FR" w:eastAsia="zh-CN" w:bidi="hi-IN"/>
+        </w:rPr>
+        <w:t>y</w:t>
+      </w:r>
+      <w:r>
+        <w:rPr>
+          <w:rStyle w:val="SourceText"/>
+          <w:rFonts w:eastAsia="Noto Serif CJK SC" w:cs="Noto Sans Devanagari"/>
+          <w:color w:val="auto"/>
+          <w:kern w:val="2"/>
+          <w:sz w:val="22"/>
+          <w:szCs w:val="22"/>
+          <w:lang w:val="fr-FR" w:eastAsia="zh-CN" w:bidi="hi-IN"/>
+        </w:rPr>
+        <w:t>_7</w:t>
       </w:r>
     </w:p>
     <w:p>
@@ -14272,7 +14276,7 @@
           <w:numId w:val="7"/>
         </w:numPr>
         <w:suppressAutoHyphens w:val="true"/>
-        <w:overflowPunct w:val="false"/>
+        <w:overflowPunct w:val="true"/>
         <w:bidi w:val="0"/>
         <w:spacing w:lineRule="auto" w:line="276" w:before="0" w:after="0"/>
         <w:ind w:hanging="340" w:start="397" w:end="0"/>
@@ -14285,8 +14289,8 @@
           <w:rFonts w:eastAsia="Noto Serif CJK SC" w:cs="Noto Sans Devanagari"/>
           <w:color w:val="auto"/>
           <w:kern w:val="2"/>
-          <w:sz w:val="24"/>
-          <w:szCs w:val="24"/>
+          <w:sz w:val="22"/>
+          <w:szCs w:val="22"/>
           <w:lang w:val="fr-FR" w:eastAsia="zh-CN" w:bidi="hi-IN"/>
         </w:rPr>
         <w:t>Upload Sketch</w:t>
@@ -14460,7 +14464,7 @@
         <w:pStyle w:val="BodyText"/>
         <w:widowControl/>
         <w:suppressAutoHyphens w:val="true"/>
-        <w:overflowPunct w:val="false"/>
+        <w:overflowPunct w:val="true"/>
         <w:bidi w:val="0"/>
         <w:jc w:val="start"/>
         <w:rPr>
@@ -14505,7 +14509,7 @@
         <w:pStyle w:val="BodyText"/>
         <w:widowControl/>
         <w:suppressAutoHyphens w:val="true"/>
-        <w:overflowPunct w:val="false"/>
+        <w:overflowPunct w:val="true"/>
         <w:bidi w:val="0"/>
         <w:jc w:val="start"/>
         <w:rPr>
@@ -14556,7 +14560,7 @@
         <w:pStyle w:val="BodyText"/>
         <w:widowControl/>
         <w:suppressAutoHyphens w:val="true"/>
-        <w:overflowPunct w:val="false"/>
+        <w:overflowPunct w:val="true"/>
         <w:bidi w:val="0"/>
         <w:jc w:val="start"/>
         <w:rPr>
@@ -14605,7 +14609,7 @@
         <w:pStyle w:val="BodyText"/>
         <w:widowControl/>
         <w:suppressAutoHyphens w:val="true"/>
-        <w:overflowPunct w:val="false"/>
+        <w:overflowPunct w:val="true"/>
         <w:bidi w:val="0"/>
         <w:jc w:val="start"/>
         <w:rPr>
@@ -14707,7 +14711,7 @@
           <w:numId w:val="7"/>
         </w:numPr>
         <w:suppressAutoHyphens w:val="true"/>
-        <w:overflowPunct w:val="false"/>
+        <w:overflowPunct w:val="true"/>
         <w:bidi w:val="0"/>
         <w:spacing w:lineRule="auto" w:line="276" w:before="0" w:after="0"/>
         <w:ind w:hanging="340" w:start="397" w:end="0"/>
@@ -14720,33 +14724,33 @@
           <w:rFonts w:eastAsia="Noto Serif CJK SC" w:cs="Noto Sans Devanagari"/>
           <w:color w:val="auto"/>
           <w:kern w:val="2"/>
-          <w:sz w:val="24"/>
-          <w:szCs w:val="24"/>
-          <w:lang w:val="fr-FR" w:eastAsia="zh-CN" w:bidi="hi-IN"/>
-        </w:rPr>
-        <w:t>From Arduino IDE Open:</w:t>
-      </w:r>
-      <w:r>
-        <w:rPr>
-          <w:rStyle w:val="SourceText"/>
-          <w:color w:val="auto"/>
-          <w:kern w:val="2"/>
-          <w:sz w:val="24"/>
-          <w:szCs w:val="24"/>
-          <w:lang w:val="fr-FR" w:eastAsia="zh-CN" w:bidi="hi-IN"/>
-        </w:rPr>
-        <w:t xml:space="preserve"> </w:t>
-      </w:r>
-      <w:r>
-        <w:rPr>
-          <w:rStyle w:val="SourceText"/>
-          <w:color w:val="auto"/>
-          <w:kern w:val="2"/>
           <w:sz w:val="22"/>
           <w:szCs w:val="22"/>
           <w:lang w:val="fr-FR" w:eastAsia="zh-CN" w:bidi="hi-IN"/>
         </w:rPr>
-        <w:t>File → Examples → PedroRobot → STEM → A</w:t>
+        <w:t>From Arduino IDE Open:</w:t>
+      </w:r>
+      <w:r>
+        <w:rPr>
+          <w:rStyle w:val="SourceText"/>
+          <w:color w:val="auto"/>
+          <w:kern w:val="2"/>
+          <w:sz w:val="22"/>
+          <w:szCs w:val="22"/>
+          <w:lang w:val="fr-FR" w:eastAsia="zh-CN" w:bidi="hi-IN"/>
+        </w:rPr>
+        <w:t xml:space="preserve"> File → Examples → PedroRobot → STEM → </w:t>
+      </w:r>
+      <w:r>
+        <w:rPr>
+          <w:rStyle w:val="SourceText"/>
+          <w:color w:val="auto"/>
+          <w:kern w:val="2"/>
+          <w:sz w:val="22"/>
+          <w:szCs w:val="22"/>
+          <w:lang w:val="fr-FR" w:eastAsia="zh-CN" w:bidi="hi-IN"/>
+        </w:rPr>
+        <w:t>a</w:t>
       </w:r>
       <w:r>
         <w:rPr>
@@ -14758,7 +14762,31 @@
           <w:szCs w:val="22"/>
           <w:lang w:val="fr-FR" w:eastAsia="zh-CN" w:bidi="hi-IN"/>
         </w:rPr>
-        <w:t>ctivitie_8</w:t>
+        <w:t>ctivit</w:t>
+      </w:r>
+      <w:r>
+        <w:rPr>
+          <w:rStyle w:val="SourceText"/>
+          <w:rFonts w:eastAsia="Noto Serif CJK SC" w:cs="Noto Sans Devanagari"/>
+          <w:color w:val="auto"/>
+          <w:kern w:val="2"/>
+          <w:sz w:val="22"/>
+          <w:szCs w:val="22"/>
+          <w:lang w:val="fr-FR" w:eastAsia="zh-CN" w:bidi="hi-IN"/>
+        </w:rPr>
+        <w:t>y</w:t>
+      </w:r>
+      <w:r>
+        <w:rPr>
+          <w:rStyle w:val="SourceText"/>
+          <w:rFonts w:eastAsia="Noto Serif CJK SC" w:cs="Noto Sans Devanagari"/>
+          <w:color w:val="auto"/>
+          <w:kern w:val="2"/>
+          <w:sz w:val="22"/>
+          <w:szCs w:val="22"/>
+          <w:lang w:val="fr-FR" w:eastAsia="zh-CN" w:bidi="hi-IN"/>
+        </w:rPr>
+        <w:t>_8</w:t>
       </w:r>
     </w:p>
     <w:p>
@@ -14770,7 +14798,7 @@
           <w:numId w:val="7"/>
         </w:numPr>
         <w:suppressAutoHyphens w:val="true"/>
-        <w:overflowPunct w:val="false"/>
+        <w:overflowPunct w:val="true"/>
         <w:bidi w:val="0"/>
         <w:spacing w:lineRule="auto" w:line="276" w:before="0" w:after="0"/>
         <w:ind w:hanging="340" w:start="397" w:end="0"/>
@@ -14783,8 +14811,8 @@
           <w:rFonts w:eastAsia="Noto Serif CJK SC" w:cs="Noto Sans Devanagari"/>
           <w:color w:val="auto"/>
           <w:kern w:val="2"/>
-          <w:sz w:val="24"/>
-          <w:szCs w:val="24"/>
+          <w:sz w:val="22"/>
+          <w:szCs w:val="22"/>
           <w:lang w:val="fr-FR" w:eastAsia="zh-CN" w:bidi="hi-IN"/>
         </w:rPr>
         <w:t>Upload Sketch</w:t>
@@ -15066,7 +15094,7 @@
         <w:pStyle w:val="BodyText"/>
         <w:widowControl/>
         <w:suppressAutoHyphens w:val="true"/>
-        <w:overflowPunct w:val="false"/>
+        <w:overflowPunct w:val="true"/>
         <w:bidi w:val="0"/>
         <w:jc w:val="start"/>
         <w:rPr>
@@ -15080,6 +15108,29 @@
           <w:lang w:val="fr-FR" w:eastAsia="zh-CN" w:bidi="hi-IN"/>
         </w:rPr>
       </w:pPr>
+      <w:r>
+        <w:rPr/>
+      </w:r>
+    </w:p>
+    <w:p>
+      <w:pPr>
+        <w:pStyle w:val="BodyText"/>
+        <w:widowControl/>
+        <w:suppressAutoHyphens w:val="true"/>
+        <w:overflowPunct w:val="true"/>
+        <w:bidi w:val="0"/>
+        <w:jc w:val="start"/>
+        <w:rPr>
+          <w:rFonts w:ascii="Liberation Serif" w:hAnsi="Liberation Serif" w:eastAsia="Noto Serif CJK SC" w:cs="Noto Sans Devanagari"/>
+          <w:b/>
+          <w:bCs/>
+          <w:color w:val="auto"/>
+          <w:kern w:val="2"/>
+          <w:sz w:val="26"/>
+          <w:szCs w:val="26"/>
+          <w:lang w:val="fr-FR" w:eastAsia="zh-CN" w:bidi="hi-IN"/>
+        </w:rPr>
+      </w:pPr>
       <w:bookmarkStart w:id="57" w:name="__RefHeading___Toc28797_2390671122"/>
       <w:bookmarkEnd w:id="57"/>
       <w:r>
@@ -15111,7 +15162,7 @@
         <w:pStyle w:val="BodyText"/>
         <w:widowControl/>
         <w:suppressAutoHyphens w:val="true"/>
-        <w:overflowPunct w:val="false"/>
+        <w:overflowPunct w:val="true"/>
         <w:bidi w:val="0"/>
         <w:jc w:val="start"/>
         <w:rPr>
@@ -15162,7 +15213,7 @@
         <w:pStyle w:val="BodyText"/>
         <w:widowControl/>
         <w:suppressAutoHyphens w:val="true"/>
-        <w:overflowPunct w:val="false"/>
+        <w:overflowPunct w:val="true"/>
         <w:bidi w:val="0"/>
         <w:jc w:val="start"/>
         <w:rPr>
@@ -15211,7 +15262,7 @@
         <w:pStyle w:val="BodyText"/>
         <w:widowControl/>
         <w:suppressAutoHyphens w:val="true"/>
-        <w:overflowPunct w:val="false"/>
+        <w:overflowPunct w:val="true"/>
         <w:bidi w:val="0"/>
         <w:jc w:val="start"/>
         <w:rPr>
@@ -15308,7 +15359,7 @@
           <w:tab w:val="left" w:pos="0" w:leader="none"/>
         </w:tabs>
         <w:suppressAutoHyphens w:val="true"/>
-        <w:overflowPunct w:val="false"/>
+        <w:overflowPunct w:val="true"/>
         <w:bidi w:val="0"/>
         <w:spacing w:before="0" w:after="26"/>
         <w:ind w:hanging="0" w:start="0" w:end="0"/>
@@ -15339,7 +15390,7 @@
           <w:tab w:val="left" w:pos="0" w:leader="none"/>
         </w:tabs>
         <w:suppressAutoHyphens w:val="true"/>
-        <w:overflowPunct w:val="false"/>
+        <w:overflowPunct w:val="true"/>
         <w:bidi w:val="0"/>
         <w:spacing w:before="0" w:after="26"/>
         <w:ind w:hanging="0" w:start="0" w:end="0"/>
@@ -17403,7 +17454,7 @@
     <w:pPr>
       <w:widowControl/>
       <w:suppressAutoHyphens w:val="true"/>
-      <w:overflowPunct w:val="false"/>
+      <w:overflowPunct w:val="true"/>
       <w:bidi w:val="0"/>
       <w:spacing w:before="0" w:after="0"/>
       <w:jc w:val="start"/>

--- a/stem_lessons/Pedro_Lesson_2.docx
+++ b/stem_lessons/Pedro_Lesson_2.docx
@@ -369,23 +369,19 @@
         <w:spacing w:before="200" w:after="120"/>
         <w:ind w:hanging="0" w:start="0"/>
         <w:jc w:val="center"/>
-        <w:rPr/>
-      </w:pPr>
-      <w:r>
-        <w:rPr>
-          <w:rStyle w:val="Strong"/>
+        <w:rPr>
+          <w:rStyle w:val="Strong"/>
+          <w:b w:val="false"/>
+          <w:bCs w:val="false"/>
+          <w:i/>
           <w:i/>
           <w:iCs/>
           <w:sz w:val="20"/>
           <w:szCs w:val="20"/>
         </w:rPr>
-        <w:t>PDF Tricks</w:t>
-        <w:br/>
-        <w:t>(</w:t>
-      </w:r>
-      <w:r>
-        <w:rPr>
-          <w:rStyle w:val="Strong"/>
+      </w:pPr>
+      <w:r>
+        <w:rPr>
           <w:b w:val="false"/>
           <w:bCs w:val="false"/>
           <w:i/>
@@ -393,35 +389,6 @@
           <w:sz w:val="20"/>
           <w:szCs w:val="20"/>
         </w:rPr>
-        <w:t xml:space="preserve">To make sure the PDF file that opens in your browser shows the most up-to-date version, </w:t>
-        <w:br/>
-        <w:t>add a version query to the URL, like this:</w:t>
-        <w:br/>
-        <w:t>https://almtzr.github.io/PedroSTEM/stem_lessons/Pedro_Lesson_2.pdf?</w:t>
-      </w:r>
-      <w:r>
-        <w:rPr>
-          <w:rStyle w:val="Strong"/>
-          <w:b/>
-          <w:bCs/>
-          <w:i/>
-          <w:iCs/>
-          <w:sz w:val="20"/>
-          <w:szCs w:val="20"/>
-        </w:rPr>
-        <w:t>v=2</w:t>
-      </w:r>
-      <w:r>
-        <w:rPr>
-          <w:rStyle w:val="Strong"/>
-          <w:b w:val="false"/>
-          <w:bCs w:val="false"/>
-          <w:i/>
-          <w:iCs/>
-          <w:sz w:val="20"/>
-          <w:szCs w:val="20"/>
-        </w:rPr>
-        <w:t>)</w:t>
       </w:r>
     </w:p>
     <w:p>
@@ -4660,9 +4627,9 @@
       </w:tblPr>
       <w:tblGrid>
         <w:gridCol w:w="1925"/>
-        <w:gridCol w:w="1687"/>
-        <w:gridCol w:w="3138"/>
-        <w:gridCol w:w="3224"/>
+        <w:gridCol w:w="1685"/>
+        <w:gridCol w:w="3142"/>
+        <w:gridCol w:w="3222"/>
       </w:tblGrid>
       <w:tr>
         <w:trPr>
@@ -4816,7 +4783,7 @@
         </w:tc>
         <w:tc>
           <w:tcPr>
-            <w:tcW w:w="1687" w:type="dxa"/>
+            <w:tcW w:w="1685" w:type="dxa"/>
             <w:tcBorders>
               <w:top w:val="single" w:sz="4" w:space="0" w:color="000000"/>
               <w:start w:val="single" w:sz="4" w:space="0" w:color="000000"/>
@@ -4962,7 +4929,7 @@
         </w:tc>
         <w:tc>
           <w:tcPr>
-            <w:tcW w:w="3138" w:type="dxa"/>
+            <w:tcW w:w="3142" w:type="dxa"/>
             <w:tcBorders>
               <w:top w:val="single" w:sz="4" w:space="0" w:color="000000"/>
               <w:start w:val="single" w:sz="4" w:space="0" w:color="000000"/>
@@ -5118,7 +5085,7 @@
         </w:tc>
         <w:tc>
           <w:tcPr>
-            <w:tcW w:w="3224" w:type="dxa"/>
+            <w:tcW w:w="3222" w:type="dxa"/>
             <w:tcBorders>
               <w:top w:val="single" w:sz="4" w:space="0" w:color="000000"/>
               <w:start w:val="single" w:sz="4" w:space="0" w:color="000000"/>
@@ -5444,7 +5411,7 @@
         </w:tc>
         <w:tc>
           <w:tcPr>
-            <w:tcW w:w="1687" w:type="dxa"/>
+            <w:tcW w:w="1685" w:type="dxa"/>
             <w:tcBorders>
               <w:start w:val="single" w:sz="4" w:space="0" w:color="000000"/>
               <w:bottom w:val="single" w:sz="4" w:space="0" w:color="000000"/>
@@ -5604,7 +5571,7 @@
         </w:tc>
         <w:tc>
           <w:tcPr>
-            <w:tcW w:w="3138" w:type="dxa"/>
+            <w:tcW w:w="3142" w:type="dxa"/>
             <w:tcBorders>
               <w:start w:val="single" w:sz="4" w:space="0" w:color="000000"/>
               <w:bottom w:val="single" w:sz="4" w:space="0" w:color="000000"/>
@@ -5749,7 +5716,7 @@
         </w:tc>
         <w:tc>
           <w:tcPr>
-            <w:tcW w:w="3224" w:type="dxa"/>
+            <w:tcW w:w="3222" w:type="dxa"/>
             <w:tcBorders>
               <w:start w:val="single" w:sz="4" w:space="0" w:color="000000"/>
               <w:bottom w:val="single" w:sz="4" w:space="0" w:color="000000"/>
@@ -10919,18 +10886,7 @@
           <w:szCs w:val="22"/>
           <w:lang w:val="fr-FR" w:eastAsia="zh-CN" w:bidi="hi-IN"/>
         </w:rPr>
-        <w:t xml:space="preserve"> File → Examples → PedroRobot → STEM → </w:t>
-      </w:r>
-      <w:r>
-        <w:rPr>
-          <w:rStyle w:val="SourceText"/>
-          <w:color w:val="auto"/>
-          <w:kern w:val="2"/>
-          <w:sz w:val="22"/>
-          <w:szCs w:val="22"/>
-          <w:lang w:val="fr-FR" w:eastAsia="zh-CN" w:bidi="hi-IN"/>
-        </w:rPr>
-        <w:t>activity_1</w:t>
+        <w:t xml:space="preserve"> File → Examples → PedroRobot → STEM → activity_1</w:t>
       </w:r>
     </w:p>
     <w:p>
@@ -11380,18 +11336,7 @@
           <w:szCs w:val="22"/>
           <w:lang w:val="fr-FR" w:eastAsia="zh-CN" w:bidi="hi-IN"/>
         </w:rPr>
-        <w:t xml:space="preserve"> File → Examples → PedroRobot → STEM → </w:t>
-      </w:r>
-      <w:r>
-        <w:rPr>
-          <w:rStyle w:val="SourceText"/>
-          <w:color w:val="auto"/>
-          <w:kern w:val="2"/>
-          <w:sz w:val="22"/>
-          <w:szCs w:val="22"/>
-          <w:lang w:val="fr-FR" w:eastAsia="zh-CN" w:bidi="hi-IN"/>
-        </w:rPr>
-        <w:t>activity_2</w:t>
+        <w:t xml:space="preserve"> File → Examples → PedroRobot → STEM → activity_2</w:t>
       </w:r>
     </w:p>
     <w:p>
@@ -11877,18 +11822,7 @@
           <w:szCs w:val="22"/>
           <w:lang w:val="fr-FR" w:eastAsia="zh-CN" w:bidi="hi-IN"/>
         </w:rPr>
-        <w:t xml:space="preserve"> File → Examples → PedroRobot → STEM → </w:t>
-      </w:r>
-      <w:r>
-        <w:rPr>
-          <w:rStyle w:val="SourceText"/>
-          <w:color w:val="auto"/>
-          <w:kern w:val="2"/>
-          <w:sz w:val="22"/>
-          <w:szCs w:val="22"/>
-          <w:lang w:val="fr-FR" w:eastAsia="zh-CN" w:bidi="hi-IN"/>
-        </w:rPr>
-        <w:t>a</w:t>
+        <w:t xml:space="preserve"> File → Examples → PedroRobot → STEM → a</w:t>
       </w:r>
       <w:r>
         <w:rPr>
@@ -12464,54 +12398,19 @@
           <w:szCs w:val="22"/>
           <w:lang w:val="fr-FR" w:eastAsia="zh-CN" w:bidi="hi-IN"/>
         </w:rPr>
-        <w:t xml:space="preserve"> File → Examples → PedroRobot → STEM → </w:t>
+        <w:t xml:space="preserve"> File → Examples → PedroRobot → STEM → a</w:t>
       </w:r>
       <w:r>
         <w:rPr>
           <w:rStyle w:val="SourceText"/>
+          <w:rFonts w:eastAsia="Noto Serif CJK SC" w:cs="Noto Sans Devanagari"/>
           <w:color w:val="auto"/>
           <w:kern w:val="2"/>
           <w:sz w:val="22"/>
           <w:szCs w:val="22"/>
           <w:lang w:val="fr-FR" w:eastAsia="zh-CN" w:bidi="hi-IN"/>
         </w:rPr>
-        <w:t>a</w:t>
-      </w:r>
-      <w:r>
-        <w:rPr>
-          <w:rStyle w:val="SourceText"/>
-          <w:rFonts w:eastAsia="Noto Serif CJK SC" w:cs="Noto Sans Devanagari"/>
-          <w:color w:val="auto"/>
-          <w:kern w:val="2"/>
-          <w:sz w:val="22"/>
-          <w:szCs w:val="22"/>
-          <w:lang w:val="fr-FR" w:eastAsia="zh-CN" w:bidi="hi-IN"/>
-        </w:rPr>
-        <w:t>ctivit</w:t>
-      </w:r>
-      <w:r>
-        <w:rPr>
-          <w:rStyle w:val="SourceText"/>
-          <w:rFonts w:eastAsia="Noto Serif CJK SC" w:cs="Noto Sans Devanagari"/>
-          <w:color w:val="auto"/>
-          <w:kern w:val="2"/>
-          <w:sz w:val="22"/>
-          <w:szCs w:val="22"/>
-          <w:lang w:val="fr-FR" w:eastAsia="zh-CN" w:bidi="hi-IN"/>
-        </w:rPr>
-        <w:t>y</w:t>
-      </w:r>
-      <w:r>
-        <w:rPr>
-          <w:rStyle w:val="SourceText"/>
-          <w:rFonts w:eastAsia="Noto Serif CJK SC" w:cs="Noto Sans Devanagari"/>
-          <w:color w:val="auto"/>
-          <w:kern w:val="2"/>
-          <w:sz w:val="22"/>
-          <w:szCs w:val="22"/>
-          <w:lang w:val="fr-FR" w:eastAsia="zh-CN" w:bidi="hi-IN"/>
-        </w:rPr>
-        <w:t>_4</w:t>
+        <w:t>ctivity_4</w:t>
       </w:r>
     </w:p>
     <w:p>
@@ -13054,54 +12953,19 @@
           <w:szCs w:val="22"/>
           <w:lang w:val="fr-FR" w:eastAsia="zh-CN" w:bidi="hi-IN"/>
         </w:rPr>
-        <w:t xml:space="preserve"> File → Examples → PedroRobot → STEM → </w:t>
+        <w:t xml:space="preserve"> File → Examples → PedroRobot → STEM → a</w:t>
       </w:r>
       <w:r>
         <w:rPr>
           <w:rStyle w:val="SourceText"/>
+          <w:rFonts w:eastAsia="Noto Serif CJK SC" w:cs="Noto Sans Devanagari"/>
           <w:color w:val="auto"/>
           <w:kern w:val="2"/>
           <w:sz w:val="22"/>
           <w:szCs w:val="22"/>
           <w:lang w:val="fr-FR" w:eastAsia="zh-CN" w:bidi="hi-IN"/>
         </w:rPr>
-        <w:t>a</w:t>
-      </w:r>
-      <w:r>
-        <w:rPr>
-          <w:rStyle w:val="SourceText"/>
-          <w:rFonts w:eastAsia="Noto Serif CJK SC" w:cs="Noto Sans Devanagari"/>
-          <w:color w:val="auto"/>
-          <w:kern w:val="2"/>
-          <w:sz w:val="22"/>
-          <w:szCs w:val="22"/>
-          <w:lang w:val="fr-FR" w:eastAsia="zh-CN" w:bidi="hi-IN"/>
-        </w:rPr>
-        <w:t>ctivit</w:t>
-      </w:r>
-      <w:r>
-        <w:rPr>
-          <w:rStyle w:val="SourceText"/>
-          <w:rFonts w:eastAsia="Noto Serif CJK SC" w:cs="Noto Sans Devanagari"/>
-          <w:color w:val="auto"/>
-          <w:kern w:val="2"/>
-          <w:sz w:val="22"/>
-          <w:szCs w:val="22"/>
-          <w:lang w:val="fr-FR" w:eastAsia="zh-CN" w:bidi="hi-IN"/>
-        </w:rPr>
-        <w:t>y</w:t>
-      </w:r>
-      <w:r>
-        <w:rPr>
-          <w:rStyle w:val="SourceText"/>
-          <w:rFonts w:eastAsia="Noto Serif CJK SC" w:cs="Noto Sans Devanagari"/>
-          <w:color w:val="auto"/>
-          <w:kern w:val="2"/>
-          <w:sz w:val="22"/>
-          <w:szCs w:val="22"/>
-          <w:lang w:val="fr-FR" w:eastAsia="zh-CN" w:bidi="hi-IN"/>
-        </w:rPr>
-        <w:t>_5</w:t>
+        <w:t>ctivity_5</w:t>
       </w:r>
     </w:p>
     <w:p>
@@ -13661,54 +13525,19 @@
           <w:szCs w:val="22"/>
           <w:lang w:val="fr-FR" w:eastAsia="zh-CN" w:bidi="hi-IN"/>
         </w:rPr>
-        <w:t xml:space="preserve"> File → Examples → PedroRobot → STEM → </w:t>
+        <w:t xml:space="preserve"> File → Examples → PedroRobot → STEM → a</w:t>
       </w:r>
       <w:r>
         <w:rPr>
           <w:rStyle w:val="SourceText"/>
+          <w:rFonts w:eastAsia="Noto Serif CJK SC" w:cs="Noto Sans Devanagari"/>
           <w:color w:val="auto"/>
           <w:kern w:val="2"/>
           <w:sz w:val="22"/>
           <w:szCs w:val="22"/>
           <w:lang w:val="fr-FR" w:eastAsia="zh-CN" w:bidi="hi-IN"/>
         </w:rPr>
-        <w:t>a</w:t>
-      </w:r>
-      <w:r>
-        <w:rPr>
-          <w:rStyle w:val="SourceText"/>
-          <w:rFonts w:eastAsia="Noto Serif CJK SC" w:cs="Noto Sans Devanagari"/>
-          <w:color w:val="auto"/>
-          <w:kern w:val="2"/>
-          <w:sz w:val="22"/>
-          <w:szCs w:val="22"/>
-          <w:lang w:val="fr-FR" w:eastAsia="zh-CN" w:bidi="hi-IN"/>
-        </w:rPr>
-        <w:t>ctivit</w:t>
-      </w:r>
-      <w:r>
-        <w:rPr>
-          <w:rStyle w:val="SourceText"/>
-          <w:rFonts w:eastAsia="Noto Serif CJK SC" w:cs="Noto Sans Devanagari"/>
-          <w:color w:val="auto"/>
-          <w:kern w:val="2"/>
-          <w:sz w:val="22"/>
-          <w:szCs w:val="22"/>
-          <w:lang w:val="fr-FR" w:eastAsia="zh-CN" w:bidi="hi-IN"/>
-        </w:rPr>
-        <w:t>y</w:t>
-      </w:r>
-      <w:r>
-        <w:rPr>
-          <w:rStyle w:val="SourceText"/>
-          <w:rFonts w:eastAsia="Noto Serif CJK SC" w:cs="Noto Sans Devanagari"/>
-          <w:color w:val="auto"/>
-          <w:kern w:val="2"/>
-          <w:sz w:val="22"/>
-          <w:szCs w:val="22"/>
-          <w:lang w:val="fr-FR" w:eastAsia="zh-CN" w:bidi="hi-IN"/>
-        </w:rPr>
-        <w:t>_6</w:t>
+        <w:t>ctivity_6</w:t>
       </w:r>
     </w:p>
     <w:p>
@@ -14217,54 +14046,19 @@
           <w:szCs w:val="22"/>
           <w:lang w:val="fr-FR" w:eastAsia="zh-CN" w:bidi="hi-IN"/>
         </w:rPr>
-        <w:t xml:space="preserve"> File → Examples → PedroRobot → STEM → </w:t>
+        <w:t xml:space="preserve"> File → Examples → PedroRobot → STEM → a</w:t>
       </w:r>
       <w:r>
         <w:rPr>
           <w:rStyle w:val="SourceText"/>
+          <w:rFonts w:eastAsia="Noto Serif CJK SC" w:cs="Noto Sans Devanagari"/>
           <w:color w:val="auto"/>
           <w:kern w:val="2"/>
           <w:sz w:val="22"/>
           <w:szCs w:val="22"/>
           <w:lang w:val="fr-FR" w:eastAsia="zh-CN" w:bidi="hi-IN"/>
         </w:rPr>
-        <w:t>a</w:t>
-      </w:r>
-      <w:r>
-        <w:rPr>
-          <w:rStyle w:val="SourceText"/>
-          <w:rFonts w:eastAsia="Noto Serif CJK SC" w:cs="Noto Sans Devanagari"/>
-          <w:color w:val="auto"/>
-          <w:kern w:val="2"/>
-          <w:sz w:val="22"/>
-          <w:szCs w:val="22"/>
-          <w:lang w:val="fr-FR" w:eastAsia="zh-CN" w:bidi="hi-IN"/>
-        </w:rPr>
-        <w:t>ctivit</w:t>
-      </w:r>
-      <w:r>
-        <w:rPr>
-          <w:rStyle w:val="SourceText"/>
-          <w:rFonts w:eastAsia="Noto Serif CJK SC" w:cs="Noto Sans Devanagari"/>
-          <w:color w:val="auto"/>
-          <w:kern w:val="2"/>
-          <w:sz w:val="22"/>
-          <w:szCs w:val="22"/>
-          <w:lang w:val="fr-FR" w:eastAsia="zh-CN" w:bidi="hi-IN"/>
-        </w:rPr>
-        <w:t>y</w:t>
-      </w:r>
-      <w:r>
-        <w:rPr>
-          <w:rStyle w:val="SourceText"/>
-          <w:rFonts w:eastAsia="Noto Serif CJK SC" w:cs="Noto Sans Devanagari"/>
-          <w:color w:val="auto"/>
-          <w:kern w:val="2"/>
-          <w:sz w:val="22"/>
-          <w:szCs w:val="22"/>
-          <w:lang w:val="fr-FR" w:eastAsia="zh-CN" w:bidi="hi-IN"/>
-        </w:rPr>
-        <w:t>_7</w:t>
+        <w:t>ctivity_7</w:t>
       </w:r>
     </w:p>
     <w:p>
@@ -14739,54 +14533,19 @@
           <w:szCs w:val="22"/>
           <w:lang w:val="fr-FR" w:eastAsia="zh-CN" w:bidi="hi-IN"/>
         </w:rPr>
-        <w:t xml:space="preserve"> File → Examples → PedroRobot → STEM → </w:t>
+        <w:t xml:space="preserve"> File → Examples → PedroRobot → STEM → a</w:t>
       </w:r>
       <w:r>
         <w:rPr>
           <w:rStyle w:val="SourceText"/>
+          <w:rFonts w:eastAsia="Noto Serif CJK SC" w:cs="Noto Sans Devanagari"/>
           <w:color w:val="auto"/>
           <w:kern w:val="2"/>
           <w:sz w:val="22"/>
           <w:szCs w:val="22"/>
           <w:lang w:val="fr-FR" w:eastAsia="zh-CN" w:bidi="hi-IN"/>
         </w:rPr>
-        <w:t>a</w:t>
-      </w:r>
-      <w:r>
-        <w:rPr>
-          <w:rStyle w:val="SourceText"/>
-          <w:rFonts w:eastAsia="Noto Serif CJK SC" w:cs="Noto Sans Devanagari"/>
-          <w:color w:val="auto"/>
-          <w:kern w:val="2"/>
-          <w:sz w:val="22"/>
-          <w:szCs w:val="22"/>
-          <w:lang w:val="fr-FR" w:eastAsia="zh-CN" w:bidi="hi-IN"/>
-        </w:rPr>
-        <w:t>ctivit</w:t>
-      </w:r>
-      <w:r>
-        <w:rPr>
-          <w:rStyle w:val="SourceText"/>
-          <w:rFonts w:eastAsia="Noto Serif CJK SC" w:cs="Noto Sans Devanagari"/>
-          <w:color w:val="auto"/>
-          <w:kern w:val="2"/>
-          <w:sz w:val="22"/>
-          <w:szCs w:val="22"/>
-          <w:lang w:val="fr-FR" w:eastAsia="zh-CN" w:bidi="hi-IN"/>
-        </w:rPr>
-        <w:t>y</w:t>
-      </w:r>
-      <w:r>
-        <w:rPr>
-          <w:rStyle w:val="SourceText"/>
-          <w:rFonts w:eastAsia="Noto Serif CJK SC" w:cs="Noto Sans Devanagari"/>
-          <w:color w:val="auto"/>
-          <w:kern w:val="2"/>
-          <w:sz w:val="22"/>
-          <w:szCs w:val="22"/>
-          <w:lang w:val="fr-FR" w:eastAsia="zh-CN" w:bidi="hi-IN"/>
-        </w:rPr>
-        <w:t>_8</w:t>
+        <w:t>ctivity_8</w:t>
       </w:r>
     </w:p>
     <w:p>
@@ -15109,7 +14868,16 @@
         </w:rPr>
       </w:pPr>
       <w:r>
-        <w:rPr/>
+        <w:rPr>
+          <w:rFonts w:eastAsia="Noto Serif CJK SC" w:cs="Noto Sans Devanagari"/>
+          <w:b/>
+          <w:bCs/>
+          <w:color w:val="auto"/>
+          <w:kern w:val="2"/>
+          <w:sz w:val="26"/>
+          <w:szCs w:val="26"/>
+          <w:lang w:val="fr-FR" w:eastAsia="zh-CN" w:bidi="hi-IN"/>
+        </w:rPr>
       </w:r>
     </w:p>
     <w:p>
